--- a/paper/phishing_paper_draft.docx
+++ b/paper/phishing_paper_draft.docx
@@ -588,6 +588,66 @@
           <w:szCs w:val="20"/>
         </w:rPr>
         <w:t xml:space="preserve">S(u) = min( Σ wᵢ · δᵢ(u),  100 )</w:t>
+      </w:r>
+    </w:p>
+    <w:p>
+      <w:pPr>
+        <w:spacing w:after="40" w:before="120"/>
+        <w:jc w:val="center"/>
+      </w:pPr>
+      <w:r>
+        <w:drawing>
+          <wp:inline distT="0" distB="0" distL="0" distR="0">
+            <wp:extent cx="2857500" cy="2876550"/>
+            <wp:effectExtent t="0" r="0" b="0" l="0"/>
+            <wp:docPr id="1" name="" descr="" title=""/>
+            <wp:cNvGraphicFramePr>
+              <a:graphicFrameLocks xmlns:a="http://schemas.openxmlformats.org/drawingml/2006/main" noChangeAspect="1"/>
+            </wp:cNvGraphicFramePr>
+            <a:graphic xmlns:a="http://schemas.openxmlformats.org/drawingml/2006/main">
+              <a:graphicData uri="http://schemas.openxmlformats.org/drawingml/2006/picture">
+                <pic:pic xmlns:pic="http://schemas.openxmlformats.org/drawingml/2006/picture">
+                  <pic:nvPicPr>
+                    <pic:cNvPr id="0" name="" descr=""/>
+                    <pic:cNvPicPr>
+                      <a:picLocks noChangeAspect="1" noChangeArrowheads="1"/>
+                    </pic:cNvPicPr>
+                  </pic:nvPicPr>
+                  <pic:blipFill>
+                    <a:blip r:embed="rId7" cstate="none"/>
+                    <a:srcRect/>
+                    <a:stretch>
+                      <a:fillRect/>
+                    </a:stretch>
+                  </pic:blipFill>
+                  <pic:spPr bwMode="auto">
+                    <a:xfrm>
+                      <a:off x="0" y="0"/>
+                      <a:ext cx="2857500" cy="2876550"/>
+                    </a:xfrm>
+                    <a:prstGeom prst="rect">
+                      <a:avLst/>
+                    </a:prstGeom>
+                  </pic:spPr>
+                </pic:pic>
+              </a:graphicData>
+            </a:graphic>
+          </wp:inline>
+        </w:drawing>
+      </w:r>
+    </w:p>
+    <w:p>
+      <w:pPr>
+        <w:spacing w:after="140"/>
+        <w:jc w:val="left"/>
+      </w:pPr>
+      <w:r>
+        <w:rPr>
+          <w:rFonts w:ascii="Times New Roman" w:cs="Times New Roman" w:eastAsia="Times New Roman" w:hAnsi="Times New Roman"/>
+          <w:sz w:val="16"/>
+          <w:szCs w:val="16"/>
+        </w:rPr>
+        <w:t xml:space="preserve">Fig. 1.  Detection pipeline. Lexical and structural rules contribute weights to a single bounded score, which is banded and returned together with the identity of every rule that fired.</w:t>
       </w:r>
     </w:p>
     <w:p>
@@ -1696,6 +1756,66 @@
           <w:szCs w:val="20"/>
         </w:rPr>
         <w:t xml:space="preserve">The detector returns, alongside the score and band, the identity and weight of every rule that fired. A verdict is therefore not a bare label but an itemised account: a user sees which terms matched and what each contributed. This property is a consequence of the additive design rather than a post hoc attribution method, and it holds exactly rather than approximately.</w:t>
+      </w:r>
+    </w:p>
+    <w:p>
+      <w:pPr>
+        <w:spacing w:after="40" w:before="120"/>
+        <w:jc w:val="center"/>
+      </w:pPr>
+      <w:r>
+        <w:drawing>
+          <wp:inline distT="0" distB="0" distL="0" distR="0">
+            <wp:extent cx="3143250" cy="2533650"/>
+            <wp:effectExtent t="0" r="0" b="0" l="0"/>
+            <wp:docPr id="1" name="" descr="" title=""/>
+            <wp:cNvGraphicFramePr>
+              <a:graphicFrameLocks xmlns:a="http://schemas.openxmlformats.org/drawingml/2006/main" noChangeAspect="1"/>
+            </wp:cNvGraphicFramePr>
+            <a:graphic xmlns:a="http://schemas.openxmlformats.org/drawingml/2006/main">
+              <a:graphicData uri="http://schemas.openxmlformats.org/drawingml/2006/picture">
+                <pic:pic xmlns:pic="http://schemas.openxmlformats.org/drawingml/2006/picture">
+                  <pic:nvPicPr>
+                    <pic:cNvPr id="0" name="" descr=""/>
+                    <pic:cNvPicPr>
+                      <a:picLocks noChangeAspect="1" noChangeArrowheads="1"/>
+                    </pic:cNvPicPr>
+                  </pic:nvPicPr>
+                  <pic:blipFill>
+                    <a:blip r:embed="rId8" cstate="none"/>
+                    <a:srcRect/>
+                    <a:stretch>
+                      <a:fillRect/>
+                    </a:stretch>
+                  </pic:blipFill>
+                  <pic:spPr bwMode="auto">
+                    <a:xfrm>
+                      <a:off x="0" y="0"/>
+                      <a:ext cx="3143250" cy="2533650"/>
+                    </a:xfrm>
+                    <a:prstGeom prst="rect">
+                      <a:avLst/>
+                    </a:prstGeom>
+                  </pic:spPr>
+                </pic:pic>
+              </a:graphicData>
+            </a:graphic>
+          </wp:inline>
+        </w:drawing>
+      </w:r>
+    </w:p>
+    <w:p>
+      <w:pPr>
+        <w:spacing w:after="140"/>
+        <w:jc w:val="left"/>
+      </w:pPr>
+      <w:r>
+        <w:rPr>
+          <w:rFonts w:ascii="Times New Roman" w:cs="Times New Roman" w:eastAsia="Times New Roman" w:hAnsi="Times New Roman"/>
+          <w:sz w:val="16"/>
+          <w:szCs w:val="16"/>
+        </w:rPr>
+        <w:t xml:space="preserve">Fig. 2.  Dashboard classifying a URL that combines English lures with the Hindi/Telugu terms suraksha and khata. The verdict is accompanied by every rule that fired and its weight, which sum to the reported score.</w:t>
       </w:r>
     </w:p>
     <w:p>
@@ -5481,6 +5601,99 @@
           <w:szCs w:val="16"/>
         </w:rPr>
         <w:t xml:space="preserve">Fill from results/match_mode.csv.</w:t>
+      </w:r>
+    </w:p>
+    <w:p>
+      <w:pPr>
+        <w:shd w:fill="FFF2CC" w:color="auto" w:val="clear"/>
+        <w:spacing w:after="40" w:before="120"/>
+        <w:jc w:val="center"/>
+      </w:pPr>
+      <w:r>
+        <w:rPr>
+          <w:rFonts w:ascii="Times New Roman" w:cs="Times New Roman" w:eastAsia="Times New Roman" w:hAnsi="Times New Roman"/>
+          <w:i/>
+          <w:iCs/>
+          <w:sz w:val="16"/>
+          <w:szCs w:val="16"/>
+        </w:rPr>
+        <w:t xml:space="preserve">[ fig3_threshold_sweep.png not generated yet — run python paper/make_figures.py ]</w:t>
+      </w:r>
+    </w:p>
+    <w:p>
+      <w:pPr>
+        <w:spacing w:after="140"/>
+        <w:jc w:val="left"/>
+      </w:pPr>
+      <w:r>
+        <w:rPr>
+          <w:rFonts w:ascii="Times New Roman" w:cs="Times New Roman" w:eastAsia="Times New Roman" w:hAnsi="Times New Roman"/>
+          <w:sz w:val="16"/>
+          <w:szCs w:val="16"/>
+        </w:rPr>
+        <w:t xml:space="preserve">Fig. 3.  Precision, recall and F1 across the full threshold range. The dotted line marks the operating threshold of 60.</w:t>
+      </w:r>
+    </w:p>
+    <w:p>
+      <w:pPr>
+        <w:shd w:fill="FFF2CC" w:color="auto" w:val="clear"/>
+        <w:spacing w:after="40" w:before="120"/>
+        <w:jc w:val="center"/>
+      </w:pPr>
+      <w:r>
+        <w:rPr>
+          <w:rFonts w:ascii="Times New Roman" w:cs="Times New Roman" w:eastAsia="Times New Roman" w:hAnsi="Times New Roman"/>
+          <w:i/>
+          <w:iCs/>
+          <w:sz w:val="16"/>
+          <w:szCs w:val="16"/>
+        </w:rPr>
+        <w:t xml:space="preserve">[ fig4_ablation.png not generated yet — run python paper/make_figures.py ]</w:t>
+      </w:r>
+    </w:p>
+    <w:p>
+      <w:pPr>
+        <w:spacing w:after="140"/>
+        <w:jc w:val="left"/>
+      </w:pPr>
+      <w:r>
+        <w:rPr>
+          <w:rFonts w:ascii="Times New Roman" w:cs="Times New Roman" w:eastAsia="Times New Roman" w:hAnsi="Times New Roman"/>
+          <w:sz w:val="16"/>
+          <w:szCs w:val="16"/>
+        </w:rPr>
+        <w:t xml:space="preserve">Fig. 4.  Rule-group ablation. The gap between the full rule set and the vocabulary-only variant is the contribution of the multilingual terms.</w:t>
+      </w:r>
+    </w:p>
+    <w:p>
+      <w:pPr>
+        <w:shd w:fill="FFF2CC" w:color="auto" w:val="clear"/>
+        <w:spacing w:after="40" w:before="120"/>
+        <w:jc w:val="center"/>
+      </w:pPr>
+      <w:r>
+        <w:rPr>
+          <w:rFonts w:ascii="Times New Roman" w:cs="Times New Roman" w:eastAsia="Times New Roman" w:hAnsi="Times New Roman"/>
+          <w:i/>
+          <w:iCs/>
+          <w:sz w:val="16"/>
+          <w:szCs w:val="16"/>
+        </w:rPr>
+        <w:t xml:space="preserve">[ fig5_per_rule.png not generated yet — run python paper/make_figures.py ]</w:t>
+      </w:r>
+    </w:p>
+    <w:p>
+      <w:pPr>
+        <w:spacing w:after="140"/>
+        <w:jc w:val="left"/>
+      </w:pPr>
+      <w:r>
+        <w:rPr>
+          <w:rFonts w:ascii="Times New Roman" w:cs="Times New Roman" w:eastAsia="Times New Roman" w:hAnsi="Times New Roman"/>
+          <w:sz w:val="16"/>
+          <w:szCs w:val="16"/>
+        </w:rPr>
+        <w:t xml:space="preserve">Fig. 5.  Firing rate of each rule within each class. A rule that fires often on legitimate URLs is a source of false positives.</w:t>
       </w:r>
     </w:p>
     <w:p>

--- a/paper/phishing_paper_draft.docx
+++ b/paper/phishing_paper_draft.docx
@@ -148,7 +148,7 @@
       <w:pPr>
         <w:sectPr>
           <w:pgSz w:w="12240" w:h="15840" w:orient="portrait"/>
-          <w:pgMar w:top="1080" w:right="1080" w:bottom="1080" w:left="1080" w:header="708" w:footer="708" w:gutter="0"/>
+          <w:pgMar w:top="900" w:right="720" w:bottom="280" w:left="720" w:header="708" w:footer="708" w:gutter="0"/>
           <w:pgNumType/>
           <w:cols w:num="1"/>
           <w:docGrid w:linePitch="360"/>
@@ -280,7 +280,7 @@
           <w:sz w:val="20"/>
           <w:szCs w:val="20"/>
         </w:rPr>
-        <w:t xml:space="preserve">Keywords—</w:t>
+        <w:t xml:space="preserve">Index Terms—</w:t>
       </w:r>
       <w:r>
         <w:rPr>
@@ -598,7 +598,7 @@
       <w:r>
         <w:drawing>
           <wp:inline distT="0" distB="0" distL="0" distR="0">
-            <wp:extent cx="2857500" cy="2876550"/>
+            <wp:extent cx="2857500" cy="2743200"/>
             <wp:effectExtent t="0" r="0" b="0" l="0"/>
             <wp:docPr id="1" name="" descr="" title=""/>
             <wp:cNvGraphicFramePr>
@@ -623,7 +623,7 @@
                   <pic:spPr bwMode="auto">
                     <a:xfrm>
                       <a:off x="0" y="0"/>
-                      <a:ext cx="2857500" cy="2876550"/>
+                      <a:ext cx="2857500" cy="2743200"/>
                     </a:xfrm>
                     <a:prstGeom prst="rect">
                       <a:avLst/>
@@ -695,7 +695,21 @@
     </w:p>
     <w:p>
       <w:pPr>
-        <w:spacing w:after="60" w:before="100"/>
+        <w:spacing w:after="0" w:before="140"/>
+        <w:jc w:val="center"/>
+      </w:pPr>
+      <w:r>
+        <w:rPr>
+          <w:rFonts w:ascii="Times New Roman" w:cs="Times New Roman" w:eastAsia="Times New Roman" w:hAnsi="Times New Roman"/>
+          <w:sz w:val="16"/>
+          <w:szCs w:val="16"/>
+        </w:rPr>
+        <w:t xml:space="preserve">TABLE I</w:t>
+      </w:r>
+    </w:p>
+    <w:p>
+      <w:pPr>
+        <w:spacing w:after="60" w:before="0"/>
         <w:jc w:val="center"/>
       </w:pPr>
       <w:r>
@@ -705,12 +719,12 @@
           <w:sz w:val="16"/>
           <w:szCs w:val="16"/>
         </w:rPr>
-        <w:t xml:space="preserve">Table I.  Multilingual phishing vocabulary</w:t>
+        <w:t xml:space="preserve">Multilingual Phishing Vocabulary</w:t>
       </w:r>
     </w:p>
     <w:tbl>
       <w:tblPr>
-        <w:tblW w:type="dxa" w:w="4870"/>
+        <w:tblW w:type="dxa" w:w="5230"/>
         <w:tblBorders>
           <w:top w:val="single" w:color="000000" w:sz="4"/>
           <w:left w:val="none"/>
@@ -721,9 +735,9 @@
         </w:tblBorders>
       </w:tblPr>
       <w:tblGrid>
-        <w:gridCol w:w="900"/>
-        <w:gridCol w:w="380"/>
-        <w:gridCol w:w="3590"/>
+        <w:gridCol w:w="960"/>
+        <w:gridCol w:w="400"/>
+        <w:gridCol w:w="3870"/>
       </w:tblGrid>
       <w:tr>
         <w:trPr>
@@ -731,7 +745,7 @@
         </w:trPr>
         <w:tc>
           <w:tcPr>
-            <w:tcW w:type="dxa" w:w="900"/>
+            <w:tcW w:type="dxa" w:w="960"/>
             <w:shd w:fill="E8E8E8" w:color="auto" w:val="clear"/>
             <w:tcMar>
               <w:top w:type="dxa" w:w="40"/>
@@ -760,7 +774,7 @@
         </w:tc>
         <w:tc>
           <w:tcPr>
-            <w:tcW w:type="dxa" w:w="380"/>
+            <w:tcW w:type="dxa" w:w="400"/>
             <w:shd w:fill="E8E8E8" w:color="auto" w:val="clear"/>
             <w:tcMar>
               <w:top w:type="dxa" w:w="40"/>
@@ -789,7 +803,7 @@
         </w:tc>
         <w:tc>
           <w:tcPr>
-            <w:tcW w:type="dxa" w:w="3590"/>
+            <w:tcW w:type="dxa" w:w="3870"/>
             <w:shd w:fill="E8E8E8" w:color="auto" w:val="clear"/>
             <w:tcMar>
               <w:top w:type="dxa" w:w="40"/>
@@ -823,7 +837,7 @@
         </w:trPr>
         <w:tc>
           <w:tcPr>
-            <w:tcW w:type="dxa" w:w="900"/>
+            <w:tcW w:type="dxa" w:w="960"/>
             <w:tcMar>
               <w:top w:type="dxa" w:w="40"/>
               <w:left w:type="dxa" w:w="80"/>
@@ -851,7 +865,7 @@
         </w:tc>
         <w:tc>
           <w:tcPr>
-            <w:tcW w:type="dxa" w:w="380"/>
+            <w:tcW w:type="dxa" w:w="400"/>
             <w:tcMar>
               <w:top w:type="dxa" w:w="40"/>
               <w:left w:type="dxa" w:w="80"/>
@@ -879,7 +893,7 @@
         </w:tc>
         <w:tc>
           <w:tcPr>
-            <w:tcW w:type="dxa" w:w="3590"/>
+            <w:tcW w:type="dxa" w:w="3870"/>
             <w:tcMar>
               <w:top w:type="dxa" w:w="40"/>
               <w:left w:type="dxa" w:w="80"/>
@@ -912,7 +926,7 @@
         </w:trPr>
         <w:tc>
           <w:tcPr>
-            <w:tcW w:type="dxa" w:w="900"/>
+            <w:tcW w:type="dxa" w:w="960"/>
             <w:tcMar>
               <w:top w:type="dxa" w:w="40"/>
               <w:left w:type="dxa" w:w="80"/>
@@ -940,7 +954,7 @@
         </w:tc>
         <w:tc>
           <w:tcPr>
-            <w:tcW w:type="dxa" w:w="380"/>
+            <w:tcW w:type="dxa" w:w="400"/>
             <w:tcMar>
               <w:top w:type="dxa" w:w="40"/>
               <w:left w:type="dxa" w:w="80"/>
@@ -968,7 +982,7 @@
         </w:tc>
         <w:tc>
           <w:tcPr>
-            <w:tcW w:type="dxa" w:w="3590"/>
+            <w:tcW w:type="dxa" w:w="3870"/>
             <w:tcMar>
               <w:top w:type="dxa" w:w="40"/>
               <w:left w:type="dxa" w:w="80"/>
@@ -1001,7 +1015,7 @@
         </w:trPr>
         <w:tc>
           <w:tcPr>
-            <w:tcW w:type="dxa" w:w="900"/>
+            <w:tcW w:type="dxa" w:w="960"/>
             <w:tcMar>
               <w:top w:type="dxa" w:w="40"/>
               <w:left w:type="dxa" w:w="80"/>
@@ -1029,7 +1043,7 @@
         </w:tc>
         <w:tc>
           <w:tcPr>
-            <w:tcW w:type="dxa" w:w="380"/>
+            <w:tcW w:type="dxa" w:w="400"/>
             <w:tcMar>
               <w:top w:type="dxa" w:w="40"/>
               <w:left w:type="dxa" w:w="80"/>
@@ -1057,7 +1071,7 @@
         </w:tc>
         <w:tc>
           <w:tcPr>
-            <w:tcW w:type="dxa" w:w="3590"/>
+            <w:tcW w:type="dxa" w:w="3870"/>
             <w:tcMar>
               <w:top w:type="dxa" w:w="40"/>
               <w:left w:type="dxa" w:w="80"/>
@@ -1090,7 +1104,7 @@
         </w:trPr>
         <w:tc>
           <w:tcPr>
-            <w:tcW w:type="dxa" w:w="900"/>
+            <w:tcW w:type="dxa" w:w="960"/>
             <w:tcMar>
               <w:top w:type="dxa" w:w="40"/>
               <w:left w:type="dxa" w:w="80"/>
@@ -1118,7 +1132,7 @@
         </w:tc>
         <w:tc>
           <w:tcPr>
-            <w:tcW w:type="dxa" w:w="380"/>
+            <w:tcW w:type="dxa" w:w="400"/>
             <w:tcMar>
               <w:top w:type="dxa" w:w="40"/>
               <w:left w:type="dxa" w:w="80"/>
@@ -1146,7 +1160,7 @@
         </w:tc>
         <w:tc>
           <w:tcPr>
-            <w:tcW w:type="dxa" w:w="3590"/>
+            <w:tcW w:type="dxa" w:w="3870"/>
             <w:tcMar>
               <w:top w:type="dxa" w:w="40"/>
               <w:left w:type="dxa" w:w="80"/>
@@ -1205,7 +1219,21 @@
     </w:p>
     <w:p>
       <w:pPr>
-        <w:spacing w:after="60" w:before="100"/>
+        <w:spacing w:after="0" w:before="140"/>
+        <w:jc w:val="center"/>
+      </w:pPr>
+      <w:r>
+        <w:rPr>
+          <w:rFonts w:ascii="Times New Roman" w:cs="Times New Roman" w:eastAsia="Times New Roman" w:hAnsi="Times New Roman"/>
+          <w:sz w:val="16"/>
+          <w:szCs w:val="16"/>
+        </w:rPr>
+        <w:t xml:space="preserve">TABLE II</w:t>
+      </w:r>
+    </w:p>
+    <w:p>
+      <w:pPr>
+        <w:spacing w:after="60" w:before="0"/>
         <w:jc w:val="center"/>
       </w:pPr>
       <w:r>
@@ -1215,12 +1243,12 @@
           <w:sz w:val="16"/>
           <w:szCs w:val="16"/>
         </w:rPr>
-        <w:t xml:space="preserve">Table II.  Rule weights</w:t>
+        <w:t xml:space="preserve">Rule Weights and Thresholds</w:t>
       </w:r>
     </w:p>
     <w:tbl>
       <w:tblPr>
-        <w:tblW w:type="dxa" w:w="4870"/>
+        <w:tblW w:type="dxa" w:w="5230"/>
         <w:tblBorders>
           <w:top w:val="single" w:color="000000" w:sz="4"/>
           <w:left w:val="none"/>
@@ -1231,9 +1259,9 @@
         </w:tblBorders>
       </w:tblPr>
       <w:tblGrid>
-        <w:gridCol w:w="1350"/>
-        <w:gridCol w:w="2320"/>
-        <w:gridCol w:w="1200"/>
+        <w:gridCol w:w="1450"/>
+        <w:gridCol w:w="2490"/>
+        <w:gridCol w:w="1290"/>
       </w:tblGrid>
       <w:tr>
         <w:trPr>
@@ -1241,7 +1269,7 @@
         </w:trPr>
         <w:tc>
           <w:tcPr>
-            <w:tcW w:type="dxa" w:w="1350"/>
+            <w:tcW w:type="dxa" w:w="1450"/>
             <w:shd w:fill="E8E8E8" w:color="auto" w:val="clear"/>
             <w:tcMar>
               <w:top w:type="dxa" w:w="40"/>
@@ -1270,7 +1298,7 @@
         </w:tc>
         <w:tc>
           <w:tcPr>
-            <w:tcW w:type="dxa" w:w="2320"/>
+            <w:tcW w:type="dxa" w:w="2490"/>
             <w:shd w:fill="E8E8E8" w:color="auto" w:val="clear"/>
             <w:tcMar>
               <w:top w:type="dxa" w:w="40"/>
@@ -1299,7 +1327,7 @@
         </w:tc>
         <w:tc>
           <w:tcPr>
-            <w:tcW w:type="dxa" w:w="1200"/>
+            <w:tcW w:type="dxa" w:w="1290"/>
             <w:shd w:fill="E8E8E8" w:color="auto" w:val="clear"/>
             <w:tcMar>
               <w:top w:type="dxa" w:w="40"/>
@@ -1333,7 +1361,7 @@
         </w:trPr>
         <w:tc>
           <w:tcPr>
-            <w:tcW w:type="dxa" w:w="1350"/>
+            <w:tcW w:type="dxa" w:w="1450"/>
             <w:tcMar>
               <w:top w:type="dxa" w:w="40"/>
               <w:left w:type="dxa" w:w="80"/>
@@ -1361,7 +1389,7 @@
         </w:tc>
         <w:tc>
           <w:tcPr>
-            <w:tcW w:type="dxa" w:w="2320"/>
+            <w:tcW w:type="dxa" w:w="2490"/>
             <w:tcMar>
               <w:top w:type="dxa" w:w="40"/>
               <w:left w:type="dxa" w:w="80"/>
@@ -1389,7 +1417,7 @@
         </w:tc>
         <w:tc>
           <w:tcPr>
-            <w:tcW w:type="dxa" w:w="1200"/>
+            <w:tcW w:type="dxa" w:w="1290"/>
             <w:tcMar>
               <w:top w:type="dxa" w:w="40"/>
               <w:left w:type="dxa" w:w="80"/>
@@ -1422,7 +1450,7 @@
         </w:trPr>
         <w:tc>
           <w:tcPr>
-            <w:tcW w:type="dxa" w:w="1350"/>
+            <w:tcW w:type="dxa" w:w="1450"/>
             <w:tcMar>
               <w:top w:type="dxa" w:w="40"/>
               <w:left w:type="dxa" w:w="80"/>
@@ -1450,7 +1478,7 @@
         </w:tc>
         <w:tc>
           <w:tcPr>
-            <w:tcW w:type="dxa" w:w="2320"/>
+            <w:tcW w:type="dxa" w:w="2490"/>
             <w:tcMar>
               <w:top w:type="dxa" w:w="40"/>
               <w:left w:type="dxa" w:w="80"/>
@@ -1478,7 +1506,7 @@
         </w:tc>
         <w:tc>
           <w:tcPr>
-            <w:tcW w:type="dxa" w:w="1200"/>
+            <w:tcW w:type="dxa" w:w="1290"/>
             <w:tcMar>
               <w:top w:type="dxa" w:w="40"/>
               <w:left w:type="dxa" w:w="80"/>
@@ -1511,7 +1539,7 @@
         </w:trPr>
         <w:tc>
           <w:tcPr>
-            <w:tcW w:type="dxa" w:w="1350"/>
+            <w:tcW w:type="dxa" w:w="1450"/>
             <w:tcMar>
               <w:top w:type="dxa" w:w="40"/>
               <w:left w:type="dxa" w:w="80"/>
@@ -1539,7 +1567,7 @@
         </w:tc>
         <w:tc>
           <w:tcPr>
-            <w:tcW w:type="dxa" w:w="2320"/>
+            <w:tcW w:type="dxa" w:w="2490"/>
             <w:tcMar>
               <w:top w:type="dxa" w:w="40"/>
               <w:left w:type="dxa" w:w="80"/>
@@ -1567,7 +1595,7 @@
         </w:tc>
         <w:tc>
           <w:tcPr>
-            <w:tcW w:type="dxa" w:w="1200"/>
+            <w:tcW w:type="dxa" w:w="1290"/>
             <w:tcMar>
               <w:top w:type="dxa" w:w="40"/>
               <w:left w:type="dxa" w:w="80"/>
@@ -1600,7 +1628,7 @@
         </w:trPr>
         <w:tc>
           <w:tcPr>
-            <w:tcW w:type="dxa" w:w="1350"/>
+            <w:tcW w:type="dxa" w:w="1450"/>
             <w:tcMar>
               <w:top w:type="dxa" w:w="40"/>
               <w:left w:type="dxa" w:w="80"/>
@@ -1628,7 +1656,7 @@
         </w:tc>
         <w:tc>
           <w:tcPr>
-            <w:tcW w:type="dxa" w:w="2320"/>
+            <w:tcW w:type="dxa" w:w="2490"/>
             <w:tcMar>
               <w:top w:type="dxa" w:w="40"/>
               <w:left w:type="dxa" w:w="80"/>
@@ -1656,7 +1684,7 @@
         </w:tc>
         <w:tc>
           <w:tcPr>
-            <w:tcW w:type="dxa" w:w="1200"/>
+            <w:tcW w:type="dxa" w:w="1290"/>
             <w:tcMar>
               <w:top w:type="dxa" w:w="40"/>
               <w:left w:type="dxa" w:w="80"/>
@@ -1766,7 +1794,7 @@
       <w:r>
         <w:drawing>
           <wp:inline distT="0" distB="0" distL="0" distR="0">
-            <wp:extent cx="3143250" cy="2533650"/>
+            <wp:extent cx="3276600" cy="2638425"/>
             <wp:effectExtent t="0" r="0" b="0" l="0"/>
             <wp:docPr id="1" name="" descr="" title=""/>
             <wp:cNvGraphicFramePr>
@@ -1791,7 +1819,7 @@
                   <pic:spPr bwMode="auto">
                     <a:xfrm>
                       <a:off x="0" y="0"/>
-                      <a:ext cx="3143250" cy="2533650"/>
+                      <a:ext cx="3276600" cy="2638425"/>
                     </a:xfrm>
                     <a:prstGeom prst="rect">
                       <a:avLst/>
@@ -1907,7 +1935,21 @@
     </w:p>
     <w:p>
       <w:pPr>
-        <w:spacing w:after="60" w:before="100"/>
+        <w:spacing w:after="0" w:before="140"/>
+        <w:jc w:val="center"/>
+      </w:pPr>
+      <w:r>
+        <w:rPr>
+          <w:rFonts w:ascii="Times New Roman" w:cs="Times New Roman" w:eastAsia="Times New Roman" w:hAnsi="Times New Roman"/>
+          <w:sz w:val="16"/>
+          <w:szCs w:val="16"/>
+        </w:rPr>
+        <w:t xml:space="preserve">TABLE III</w:t>
+      </w:r>
+    </w:p>
+    <w:p>
+      <w:pPr>
+        <w:spacing w:after="60" w:before="0"/>
         <w:jc w:val="center"/>
       </w:pPr>
       <w:r>
@@ -1917,12 +1959,12 @@
           <w:sz w:val="16"/>
           <w:szCs w:val="16"/>
         </w:rPr>
-        <w:t xml:space="preserve">Table III.  Defects identified and corrected</w:t>
+        <w:t xml:space="preserve">Defects Identified and Corrected in the Prototype</w:t>
       </w:r>
     </w:p>
     <w:tbl>
       <w:tblPr>
-        <w:tblW w:type="dxa" w:w="4870"/>
+        <w:tblW w:type="dxa" w:w="5230"/>
         <w:tblBorders>
           <w:top w:val="single" w:color="000000" w:sz="4"/>
           <w:left w:val="none"/>
@@ -1933,9 +1975,9 @@
         </w:tblBorders>
       </w:tblPr>
       <w:tblGrid>
-        <w:gridCol w:w="420"/>
-        <w:gridCol w:w="1950"/>
-        <w:gridCol w:w="2500"/>
+        <w:gridCol w:w="450"/>
+        <w:gridCol w:w="2095"/>
+        <w:gridCol w:w="2685"/>
       </w:tblGrid>
       <w:tr>
         <w:trPr>
@@ -1943,7 +1985,7 @@
         </w:trPr>
         <w:tc>
           <w:tcPr>
-            <w:tcW w:type="dxa" w:w="420"/>
+            <w:tcW w:type="dxa" w:w="450"/>
             <w:shd w:fill="E8E8E8" w:color="auto" w:val="clear"/>
             <w:tcMar>
               <w:top w:type="dxa" w:w="40"/>
@@ -1972,7 +2014,7 @@
         </w:tc>
         <w:tc>
           <w:tcPr>
-            <w:tcW w:type="dxa" w:w="1950"/>
+            <w:tcW w:type="dxa" w:w="2095"/>
             <w:shd w:fill="E8E8E8" w:color="auto" w:val="clear"/>
             <w:tcMar>
               <w:top w:type="dxa" w:w="40"/>
@@ -2001,7 +2043,7 @@
         </w:tc>
         <w:tc>
           <w:tcPr>
-            <w:tcW w:type="dxa" w:w="2500"/>
+            <w:tcW w:type="dxa" w:w="2685"/>
             <w:shd w:fill="E8E8E8" w:color="auto" w:val="clear"/>
             <w:tcMar>
               <w:top w:type="dxa" w:w="40"/>
@@ -2035,7 +2077,7 @@
         </w:trPr>
         <w:tc>
           <w:tcPr>
-            <w:tcW w:type="dxa" w:w="420"/>
+            <w:tcW w:type="dxa" w:w="450"/>
             <w:tcMar>
               <w:top w:type="dxa" w:w="40"/>
               <w:left w:type="dxa" w:w="80"/>
@@ -2063,7 +2105,7 @@
         </w:tc>
         <w:tc>
           <w:tcPr>
-            <w:tcW w:type="dxa" w:w="1950"/>
+            <w:tcW w:type="dxa" w:w="2095"/>
             <w:tcMar>
               <w:top w:type="dxa" w:w="40"/>
               <w:left w:type="dxa" w:w="80"/>
@@ -2091,7 +2133,7 @@
         </w:tc>
         <w:tc>
           <w:tcPr>
-            <w:tcW w:type="dxa" w:w="2500"/>
+            <w:tcW w:type="dxa" w:w="2685"/>
             <w:tcMar>
               <w:top w:type="dxa" w:w="40"/>
               <w:left w:type="dxa" w:w="80"/>
@@ -2124,7 +2166,7 @@
         </w:trPr>
         <w:tc>
           <w:tcPr>
-            <w:tcW w:type="dxa" w:w="420"/>
+            <w:tcW w:type="dxa" w:w="450"/>
             <w:tcMar>
               <w:top w:type="dxa" w:w="40"/>
               <w:left w:type="dxa" w:w="80"/>
@@ -2152,7 +2194,7 @@
         </w:tc>
         <w:tc>
           <w:tcPr>
-            <w:tcW w:type="dxa" w:w="1950"/>
+            <w:tcW w:type="dxa" w:w="2095"/>
             <w:tcMar>
               <w:top w:type="dxa" w:w="40"/>
               <w:left w:type="dxa" w:w="80"/>
@@ -2180,7 +2222,7 @@
         </w:tc>
         <w:tc>
           <w:tcPr>
-            <w:tcW w:type="dxa" w:w="2500"/>
+            <w:tcW w:type="dxa" w:w="2685"/>
             <w:tcMar>
               <w:top w:type="dxa" w:w="40"/>
               <w:left w:type="dxa" w:w="80"/>
@@ -2213,7 +2255,7 @@
         </w:trPr>
         <w:tc>
           <w:tcPr>
-            <w:tcW w:type="dxa" w:w="420"/>
+            <w:tcW w:type="dxa" w:w="450"/>
             <w:tcMar>
               <w:top w:type="dxa" w:w="40"/>
               <w:left w:type="dxa" w:w="80"/>
@@ -2241,7 +2283,7 @@
         </w:tc>
         <w:tc>
           <w:tcPr>
-            <w:tcW w:type="dxa" w:w="1950"/>
+            <w:tcW w:type="dxa" w:w="2095"/>
             <w:tcMar>
               <w:top w:type="dxa" w:w="40"/>
               <w:left w:type="dxa" w:w="80"/>
@@ -2269,7 +2311,7 @@
         </w:tc>
         <w:tc>
           <w:tcPr>
-            <w:tcW w:type="dxa" w:w="2500"/>
+            <w:tcW w:type="dxa" w:w="2685"/>
             <w:tcMar>
               <w:top w:type="dxa" w:w="40"/>
               <w:left w:type="dxa" w:w="80"/>
@@ -2302,7 +2344,7 @@
         </w:trPr>
         <w:tc>
           <w:tcPr>
-            <w:tcW w:type="dxa" w:w="420"/>
+            <w:tcW w:type="dxa" w:w="450"/>
             <w:tcMar>
               <w:top w:type="dxa" w:w="40"/>
               <w:left w:type="dxa" w:w="80"/>
@@ -2330,7 +2372,7 @@
         </w:tc>
         <w:tc>
           <w:tcPr>
-            <w:tcW w:type="dxa" w:w="1950"/>
+            <w:tcW w:type="dxa" w:w="2095"/>
             <w:tcMar>
               <w:top w:type="dxa" w:w="40"/>
               <w:left w:type="dxa" w:w="80"/>
@@ -2358,7 +2400,7 @@
         </w:tc>
         <w:tc>
           <w:tcPr>
-            <w:tcW w:type="dxa" w:w="2500"/>
+            <w:tcW w:type="dxa" w:w="2685"/>
             <w:tcMar>
               <w:top w:type="dxa" w:w="40"/>
               <w:left w:type="dxa" w:w="80"/>
@@ -2391,7 +2433,7 @@
         </w:trPr>
         <w:tc>
           <w:tcPr>
-            <w:tcW w:type="dxa" w:w="420"/>
+            <w:tcW w:type="dxa" w:w="450"/>
             <w:tcMar>
               <w:top w:type="dxa" w:w="40"/>
               <w:left w:type="dxa" w:w="80"/>
@@ -2419,7 +2461,7 @@
         </w:tc>
         <w:tc>
           <w:tcPr>
-            <w:tcW w:type="dxa" w:w="1950"/>
+            <w:tcW w:type="dxa" w:w="2095"/>
             <w:tcMar>
               <w:top w:type="dxa" w:w="40"/>
               <w:left w:type="dxa" w:w="80"/>
@@ -2447,7 +2489,7 @@
         </w:tc>
         <w:tc>
           <w:tcPr>
-            <w:tcW w:type="dxa" w:w="2500"/>
+            <w:tcW w:type="dxa" w:w="2685"/>
             <w:tcMar>
               <w:top w:type="dxa" w:w="40"/>
               <w:left w:type="dxa" w:w="80"/>
@@ -2480,7 +2522,7 @@
         </w:trPr>
         <w:tc>
           <w:tcPr>
-            <w:tcW w:type="dxa" w:w="420"/>
+            <w:tcW w:type="dxa" w:w="450"/>
             <w:tcMar>
               <w:top w:type="dxa" w:w="40"/>
               <w:left w:type="dxa" w:w="80"/>
@@ -2508,7 +2550,7 @@
         </w:tc>
         <w:tc>
           <w:tcPr>
-            <w:tcW w:type="dxa" w:w="1950"/>
+            <w:tcW w:type="dxa" w:w="2095"/>
             <w:tcMar>
               <w:top w:type="dxa" w:w="40"/>
               <w:left w:type="dxa" w:w="80"/>
@@ -2536,7 +2578,7 @@
         </w:tc>
         <w:tc>
           <w:tcPr>
-            <w:tcW w:type="dxa" w:w="2500"/>
+            <w:tcW w:type="dxa" w:w="2685"/>
             <w:tcMar>
               <w:top w:type="dxa" w:w="40"/>
               <w:left w:type="dxa" w:w="80"/>
@@ -2569,7 +2611,7 @@
         </w:trPr>
         <w:tc>
           <w:tcPr>
-            <w:tcW w:type="dxa" w:w="420"/>
+            <w:tcW w:type="dxa" w:w="450"/>
             <w:tcMar>
               <w:top w:type="dxa" w:w="40"/>
               <w:left w:type="dxa" w:w="80"/>
@@ -2597,7 +2639,7 @@
         </w:tc>
         <w:tc>
           <w:tcPr>
-            <w:tcW w:type="dxa" w:w="1950"/>
+            <w:tcW w:type="dxa" w:w="2095"/>
             <w:tcMar>
               <w:top w:type="dxa" w:w="40"/>
               <w:left w:type="dxa" w:w="80"/>
@@ -2625,7 +2667,7 @@
         </w:tc>
         <w:tc>
           <w:tcPr>
-            <w:tcW w:type="dxa" w:w="2500"/>
+            <w:tcW w:type="dxa" w:w="2685"/>
             <w:tcMar>
               <w:top w:type="dxa" w:w="40"/>
               <w:left w:type="dxa" w:w="80"/>
@@ -2860,7 +2902,21 @@
     </w:p>
     <w:p>
       <w:pPr>
-        <w:spacing w:after="60" w:before="100"/>
+        <w:spacing w:after="0" w:before="140"/>
+        <w:jc w:val="center"/>
+      </w:pPr>
+      <w:r>
+        <w:rPr>
+          <w:rFonts w:ascii="Times New Roman" w:cs="Times New Roman" w:eastAsia="Times New Roman" w:hAnsi="Times New Roman"/>
+          <w:sz w:val="16"/>
+          <w:szCs w:val="16"/>
+        </w:rPr>
+        <w:t xml:space="preserve">TABLE IV</w:t>
+      </w:r>
+    </w:p>
+    <w:p>
+      <w:pPr>
+        <w:spacing w:after="60" w:before="0"/>
         <w:jc w:val="center"/>
       </w:pPr>
       <w:r>
@@ -2870,12 +2926,12 @@
           <w:sz w:val="16"/>
           <w:szCs w:val="16"/>
         </w:rPr>
-        <w:t xml:space="preserve">Table IV.  Dataset composition</w:t>
+        <w:t xml:space="preserve">Dataset Composition</w:t>
       </w:r>
     </w:p>
     <w:tbl>
       <w:tblPr>
-        <w:tblW w:type="dxa" w:w="4870"/>
+        <w:tblW w:type="dxa" w:w="5230"/>
         <w:tblBorders>
           <w:top w:val="single" w:color="000000" w:sz="4"/>
           <w:left w:val="none"/>
@@ -2886,8 +2942,8 @@
         </w:tblBorders>
       </w:tblPr>
       <w:tblGrid>
-        <w:gridCol w:w="3070"/>
-        <w:gridCol w:w="1800"/>
+        <w:gridCol w:w="3300"/>
+        <w:gridCol w:w="1930"/>
       </w:tblGrid>
       <w:tr>
         <w:trPr>
@@ -2895,7 +2951,7 @@
         </w:trPr>
         <w:tc>
           <w:tcPr>
-            <w:tcW w:type="dxa" w:w="3070"/>
+            <w:tcW w:type="dxa" w:w="3300"/>
             <w:shd w:fill="E8E8E8" w:color="auto" w:val="clear"/>
             <w:tcMar>
               <w:top w:type="dxa" w:w="40"/>
@@ -2924,7 +2980,7 @@
         </w:tc>
         <w:tc>
           <w:tcPr>
-            <w:tcW w:type="dxa" w:w="1800"/>
+            <w:tcW w:type="dxa" w:w="1930"/>
             <w:shd w:fill="E8E8E8" w:color="auto" w:val="clear"/>
             <w:tcMar>
               <w:top w:type="dxa" w:w="40"/>
@@ -2958,7 +3014,7 @@
         </w:trPr>
         <w:tc>
           <w:tcPr>
-            <w:tcW w:type="dxa" w:w="3070"/>
+            <w:tcW w:type="dxa" w:w="3300"/>
             <w:tcMar>
               <w:top w:type="dxa" w:w="40"/>
               <w:left w:type="dxa" w:w="80"/>
@@ -2986,7 +3042,7 @@
         </w:tc>
         <w:tc>
           <w:tcPr>
-            <w:tcW w:type="dxa" w:w="1800"/>
+            <w:tcW w:type="dxa" w:w="1930"/>
             <w:tcMar>
               <w:top w:type="dxa" w:w="40"/>
               <w:left w:type="dxa" w:w="80"/>
@@ -3019,7 +3075,7 @@
         </w:trPr>
         <w:tc>
           <w:tcPr>
-            <w:tcW w:type="dxa" w:w="3070"/>
+            <w:tcW w:type="dxa" w:w="3300"/>
             <w:tcMar>
               <w:top w:type="dxa" w:w="40"/>
               <w:left w:type="dxa" w:w="80"/>
@@ -3047,7 +3103,7 @@
         </w:tc>
         <w:tc>
           <w:tcPr>
-            <w:tcW w:type="dxa" w:w="1800"/>
+            <w:tcW w:type="dxa" w:w="1930"/>
             <w:tcMar>
               <w:top w:type="dxa" w:w="40"/>
               <w:left w:type="dxa" w:w="80"/>
@@ -3080,7 +3136,7 @@
         </w:trPr>
         <w:tc>
           <w:tcPr>
-            <w:tcW w:type="dxa" w:w="3070"/>
+            <w:tcW w:type="dxa" w:w="3300"/>
             <w:tcMar>
               <w:top w:type="dxa" w:w="40"/>
               <w:left w:type="dxa" w:w="80"/>
@@ -3108,7 +3164,7 @@
         </w:tc>
         <w:tc>
           <w:tcPr>
-            <w:tcW w:type="dxa" w:w="1800"/>
+            <w:tcW w:type="dxa" w:w="1930"/>
             <w:tcMar>
               <w:top w:type="dxa" w:w="40"/>
               <w:left w:type="dxa" w:w="80"/>
@@ -3141,7 +3197,7 @@
         </w:trPr>
         <w:tc>
           <w:tcPr>
-            <w:tcW w:type="dxa" w:w="3070"/>
+            <w:tcW w:type="dxa" w:w="3300"/>
             <w:tcMar>
               <w:top w:type="dxa" w:w="40"/>
               <w:left w:type="dxa" w:w="80"/>
@@ -3169,7 +3225,7 @@
         </w:tc>
         <w:tc>
           <w:tcPr>
-            <w:tcW w:type="dxa" w:w="1800"/>
+            <w:tcW w:type="dxa" w:w="1930"/>
             <w:tcMar>
               <w:top w:type="dxa" w:w="40"/>
               <w:left w:type="dxa" w:w="80"/>
@@ -3202,7 +3258,7 @@
         </w:trPr>
         <w:tc>
           <w:tcPr>
-            <w:tcW w:type="dxa" w:w="3070"/>
+            <w:tcW w:type="dxa" w:w="3300"/>
             <w:tcMar>
               <w:top w:type="dxa" w:w="40"/>
               <w:left w:type="dxa" w:w="80"/>
@@ -3230,7 +3286,7 @@
         </w:tc>
         <w:tc>
           <w:tcPr>
-            <w:tcW w:type="dxa" w:w="1800"/>
+            <w:tcW w:type="dxa" w:w="1930"/>
             <w:tcMar>
               <w:top w:type="dxa" w:w="40"/>
               <w:left w:type="dxa" w:w="80"/>
@@ -3263,7 +3319,7 @@
         </w:trPr>
         <w:tc>
           <w:tcPr>
-            <w:tcW w:type="dxa" w:w="3070"/>
+            <w:tcW w:type="dxa" w:w="3300"/>
             <w:tcMar>
               <w:top w:type="dxa" w:w="40"/>
               <w:left w:type="dxa" w:w="80"/>
@@ -3291,7 +3347,7 @@
         </w:tc>
         <w:tc>
           <w:tcPr>
-            <w:tcW w:type="dxa" w:w="1800"/>
+            <w:tcW w:type="dxa" w:w="1930"/>
             <w:tcMar>
               <w:top w:type="dxa" w:w="40"/>
               <w:left w:type="dxa" w:w="80"/>
@@ -3324,7 +3380,7 @@
         </w:trPr>
         <w:tc>
           <w:tcPr>
-            <w:tcW w:type="dxa" w:w="3070"/>
+            <w:tcW w:type="dxa" w:w="3300"/>
             <w:tcMar>
               <w:top w:type="dxa" w:w="40"/>
               <w:left w:type="dxa" w:w="80"/>
@@ -3352,7 +3408,7 @@
         </w:tc>
         <w:tc>
           <w:tcPr>
-            <w:tcW w:type="dxa" w:w="1800"/>
+            <w:tcW w:type="dxa" w:w="1930"/>
             <w:tcMar>
               <w:top w:type="dxa" w:w="40"/>
               <w:left w:type="dxa" w:w="80"/>
@@ -3385,7 +3441,7 @@
         </w:trPr>
         <w:tc>
           <w:tcPr>
-            <w:tcW w:type="dxa" w:w="3070"/>
+            <w:tcW w:type="dxa" w:w="3300"/>
             <w:tcMar>
               <w:top w:type="dxa" w:w="40"/>
               <w:left w:type="dxa" w:w="80"/>
@@ -3413,7 +3469,7 @@
         </w:tc>
         <w:tc>
           <w:tcPr>
-            <w:tcW w:type="dxa" w:w="1800"/>
+            <w:tcW w:type="dxa" w:w="1930"/>
             <w:tcMar>
               <w:top w:type="dxa" w:w="40"/>
               <w:left w:type="dxa" w:w="80"/>
@@ -3459,7 +3515,21 @@
     </w:p>
     <w:p>
       <w:pPr>
-        <w:spacing w:after="60" w:before="100"/>
+        <w:spacing w:after="0" w:before="140"/>
+        <w:jc w:val="center"/>
+      </w:pPr>
+      <w:r>
+        <w:rPr>
+          <w:rFonts w:ascii="Times New Roman" w:cs="Times New Roman" w:eastAsia="Times New Roman" w:hAnsi="Times New Roman"/>
+          <w:sz w:val="16"/>
+          <w:szCs w:val="16"/>
+        </w:rPr>
+        <w:t xml:space="preserve">TABLE V</w:t>
+      </w:r>
+    </w:p>
+    <w:p>
+      <w:pPr>
+        <w:spacing w:after="60" w:before="0"/>
         <w:jc w:val="center"/>
       </w:pPr>
       <w:r>
@@ -3469,12 +3539,12 @@
           <w:sz w:val="16"/>
           <w:szCs w:val="16"/>
         </w:rPr>
-        <w:t xml:space="preserve">Table V.  Artifact diagnostic</w:t>
+        <w:t xml:space="preserve">Construction Artifact Diagnostic</w:t>
       </w:r>
     </w:p>
     <w:tbl>
       <w:tblPr>
-        <w:tblW w:type="dxa" w:w="4870"/>
+        <w:tblW w:type="dxa" w:w="5230"/>
         <w:tblBorders>
           <w:top w:val="single" w:color="000000" w:sz="4"/>
           <w:left w:val="none"/>
@@ -3485,9 +3555,9 @@
         </w:tblBorders>
       </w:tblPr>
       <w:tblGrid>
-        <w:gridCol w:w="2270"/>
-        <w:gridCol w:w="1300"/>
-        <w:gridCol w:w="1300"/>
+        <w:gridCol w:w="2430"/>
+        <w:gridCol w:w="1400"/>
+        <w:gridCol w:w="1400"/>
       </w:tblGrid>
       <w:tr>
         <w:trPr>
@@ -3495,7 +3565,7 @@
         </w:trPr>
         <w:tc>
           <w:tcPr>
-            <w:tcW w:type="dxa" w:w="2270"/>
+            <w:tcW w:type="dxa" w:w="2430"/>
             <w:shd w:fill="E8E8E8" w:color="auto" w:val="clear"/>
             <w:tcMar>
               <w:top w:type="dxa" w:w="40"/>
@@ -3524,7 +3594,7 @@
         </w:tc>
         <w:tc>
           <w:tcPr>
-            <w:tcW w:type="dxa" w:w="1300"/>
+            <w:tcW w:type="dxa" w:w="1400"/>
             <w:shd w:fill="E8E8E8" w:color="auto" w:val="clear"/>
             <w:tcMar>
               <w:top w:type="dxa" w:w="40"/>
@@ -3553,7 +3623,7 @@
         </w:tc>
         <w:tc>
           <w:tcPr>
-            <w:tcW w:type="dxa" w:w="1300"/>
+            <w:tcW w:type="dxa" w:w="1400"/>
             <w:shd w:fill="E8E8E8" w:color="auto" w:val="clear"/>
             <w:tcMar>
               <w:top w:type="dxa" w:w="40"/>
@@ -3587,7 +3657,7 @@
         </w:trPr>
         <w:tc>
           <w:tcPr>
-            <w:tcW w:type="dxa" w:w="2270"/>
+            <w:tcW w:type="dxa" w:w="2430"/>
             <w:tcMar>
               <w:top w:type="dxa" w:w="40"/>
               <w:left w:type="dxa" w:w="80"/>
@@ -3615,7 +3685,7 @@
         </w:tc>
         <w:tc>
           <w:tcPr>
-            <w:tcW w:type="dxa" w:w="1300"/>
+            <w:tcW w:type="dxa" w:w="1400"/>
             <w:tcMar>
               <w:top w:type="dxa" w:w="40"/>
               <w:left w:type="dxa" w:w="80"/>
@@ -3643,7 +3713,7 @@
         </w:tc>
         <w:tc>
           <w:tcPr>
-            <w:tcW w:type="dxa" w:w="1300"/>
+            <w:tcW w:type="dxa" w:w="1400"/>
             <w:tcMar>
               <w:top w:type="dxa" w:w="40"/>
               <w:left w:type="dxa" w:w="80"/>
@@ -3676,7 +3746,7 @@
         </w:trPr>
         <w:tc>
           <w:tcPr>
-            <w:tcW w:type="dxa" w:w="2270"/>
+            <w:tcW w:type="dxa" w:w="2430"/>
             <w:tcMar>
               <w:top w:type="dxa" w:w="40"/>
               <w:left w:type="dxa" w:w="80"/>
@@ -3704,7 +3774,7 @@
         </w:tc>
         <w:tc>
           <w:tcPr>
-            <w:tcW w:type="dxa" w:w="1300"/>
+            <w:tcW w:type="dxa" w:w="1400"/>
             <w:tcMar>
               <w:top w:type="dxa" w:w="40"/>
               <w:left w:type="dxa" w:w="80"/>
@@ -3732,7 +3802,7 @@
         </w:tc>
         <w:tc>
           <w:tcPr>
-            <w:tcW w:type="dxa" w:w="1300"/>
+            <w:tcW w:type="dxa" w:w="1400"/>
             <w:tcMar>
               <w:top w:type="dxa" w:w="40"/>
               <w:left w:type="dxa" w:w="80"/>
@@ -3765,7 +3835,7 @@
         </w:trPr>
         <w:tc>
           <w:tcPr>
-            <w:tcW w:type="dxa" w:w="2270"/>
+            <w:tcW w:type="dxa" w:w="2430"/>
             <w:tcMar>
               <w:top w:type="dxa" w:w="40"/>
               <w:left w:type="dxa" w:w="80"/>
@@ -3793,7 +3863,7 @@
         </w:tc>
         <w:tc>
           <w:tcPr>
-            <w:tcW w:type="dxa" w:w="1300"/>
+            <w:tcW w:type="dxa" w:w="1400"/>
             <w:tcMar>
               <w:top w:type="dxa" w:w="40"/>
               <w:left w:type="dxa" w:w="80"/>
@@ -3821,7 +3891,7 @@
         </w:tc>
         <w:tc>
           <w:tcPr>
-            <w:tcW w:type="dxa" w:w="1300"/>
+            <w:tcW w:type="dxa" w:w="1400"/>
             <w:tcMar>
               <w:top w:type="dxa" w:w="40"/>
               <w:left w:type="dxa" w:w="80"/>
@@ -3940,7 +4010,21 @@
     </w:p>
     <w:p>
       <w:pPr>
-        <w:spacing w:after="60" w:before="100"/>
+        <w:spacing w:after="0" w:before="140"/>
+        <w:jc w:val="center"/>
+      </w:pPr>
+      <w:r>
+        <w:rPr>
+          <w:rFonts w:ascii="Times New Roman" w:cs="Times New Roman" w:eastAsia="Times New Roman" w:hAnsi="Times New Roman"/>
+          <w:sz w:val="16"/>
+          <w:szCs w:val="16"/>
+        </w:rPr>
+        <w:t xml:space="preserve">TABLE VI</w:t>
+      </w:r>
+    </w:p>
+    <w:p>
+      <w:pPr>
+        <w:spacing w:after="60" w:before="0"/>
         <w:jc w:val="center"/>
       </w:pPr>
       <w:r>
@@ -3950,12 +4034,12 @@
           <w:sz w:val="16"/>
           <w:szCs w:val="16"/>
         </w:rPr>
-        <w:t xml:space="preserve">Table VI.  Classification performance at threshold 60</w:t>
+        <w:t xml:space="preserve">Classification Performance at Threshold 60</w:t>
       </w:r>
     </w:p>
     <w:tbl>
       <w:tblPr>
-        <w:tblW w:type="dxa" w:w="4870"/>
+        <w:tblW w:type="dxa" w:w="5230"/>
         <w:tblBorders>
           <w:top w:val="single" w:color="000000" w:sz="4"/>
           <w:left w:val="none"/>
@@ -3966,8 +4050,8 @@
         </w:tblBorders>
       </w:tblPr>
       <w:tblGrid>
-        <w:gridCol w:w="2570"/>
-        <w:gridCol w:w="2300"/>
+        <w:gridCol w:w="2760"/>
+        <w:gridCol w:w="2470"/>
       </w:tblGrid>
       <w:tr>
         <w:trPr>
@@ -3975,7 +4059,7 @@
         </w:trPr>
         <w:tc>
           <w:tcPr>
-            <w:tcW w:type="dxa" w:w="2570"/>
+            <w:tcW w:type="dxa" w:w="2760"/>
             <w:shd w:fill="E8E8E8" w:color="auto" w:val="clear"/>
             <w:tcMar>
               <w:top w:type="dxa" w:w="40"/>
@@ -4004,7 +4088,7 @@
         </w:tc>
         <w:tc>
           <w:tcPr>
-            <w:tcW w:type="dxa" w:w="2300"/>
+            <w:tcW w:type="dxa" w:w="2470"/>
             <w:shd w:fill="E8E8E8" w:color="auto" w:val="clear"/>
             <w:tcMar>
               <w:top w:type="dxa" w:w="40"/>
@@ -4038,7 +4122,7 @@
         </w:trPr>
         <w:tc>
           <w:tcPr>
-            <w:tcW w:type="dxa" w:w="2570"/>
+            <w:tcW w:type="dxa" w:w="2760"/>
             <w:tcMar>
               <w:top w:type="dxa" w:w="40"/>
               <w:left w:type="dxa" w:w="80"/>
@@ -4066,7 +4150,7 @@
         </w:tc>
         <w:tc>
           <w:tcPr>
-            <w:tcW w:type="dxa" w:w="2300"/>
+            <w:tcW w:type="dxa" w:w="2470"/>
             <w:tcMar>
               <w:top w:type="dxa" w:w="40"/>
               <w:left w:type="dxa" w:w="80"/>
@@ -4099,7 +4183,7 @@
         </w:trPr>
         <w:tc>
           <w:tcPr>
-            <w:tcW w:type="dxa" w:w="2570"/>
+            <w:tcW w:type="dxa" w:w="2760"/>
             <w:tcMar>
               <w:top w:type="dxa" w:w="40"/>
               <w:left w:type="dxa" w:w="80"/>
@@ -4127,7 +4211,7 @@
         </w:tc>
         <w:tc>
           <w:tcPr>
-            <w:tcW w:type="dxa" w:w="2300"/>
+            <w:tcW w:type="dxa" w:w="2470"/>
             <w:tcMar>
               <w:top w:type="dxa" w:w="40"/>
               <w:left w:type="dxa" w:w="80"/>
@@ -4160,7 +4244,7 @@
         </w:trPr>
         <w:tc>
           <w:tcPr>
-            <w:tcW w:type="dxa" w:w="2570"/>
+            <w:tcW w:type="dxa" w:w="2760"/>
             <w:tcMar>
               <w:top w:type="dxa" w:w="40"/>
               <w:left w:type="dxa" w:w="80"/>
@@ -4188,7 +4272,7 @@
         </w:tc>
         <w:tc>
           <w:tcPr>
-            <w:tcW w:type="dxa" w:w="2300"/>
+            <w:tcW w:type="dxa" w:w="2470"/>
             <w:tcMar>
               <w:top w:type="dxa" w:w="40"/>
               <w:left w:type="dxa" w:w="80"/>
@@ -4221,7 +4305,7 @@
         </w:trPr>
         <w:tc>
           <w:tcPr>
-            <w:tcW w:type="dxa" w:w="2570"/>
+            <w:tcW w:type="dxa" w:w="2760"/>
             <w:tcMar>
               <w:top w:type="dxa" w:w="40"/>
               <w:left w:type="dxa" w:w="80"/>
@@ -4249,7 +4333,7 @@
         </w:tc>
         <w:tc>
           <w:tcPr>
-            <w:tcW w:type="dxa" w:w="2300"/>
+            <w:tcW w:type="dxa" w:w="2470"/>
             <w:tcMar>
               <w:top w:type="dxa" w:w="40"/>
               <w:left w:type="dxa" w:w="80"/>
@@ -4282,7 +4366,7 @@
         </w:trPr>
         <w:tc>
           <w:tcPr>
-            <w:tcW w:type="dxa" w:w="2570"/>
+            <w:tcW w:type="dxa" w:w="2760"/>
             <w:tcMar>
               <w:top w:type="dxa" w:w="40"/>
               <w:left w:type="dxa" w:w="80"/>
@@ -4310,7 +4394,7 @@
         </w:tc>
         <w:tc>
           <w:tcPr>
-            <w:tcW w:type="dxa" w:w="2300"/>
+            <w:tcW w:type="dxa" w:w="2470"/>
             <w:tcMar>
               <w:top w:type="dxa" w:w="40"/>
               <w:left w:type="dxa" w:w="80"/>
@@ -4343,7 +4427,7 @@
         </w:trPr>
         <w:tc>
           <w:tcPr>
-            <w:tcW w:type="dxa" w:w="2570"/>
+            <w:tcW w:type="dxa" w:w="2760"/>
             <w:tcMar>
               <w:top w:type="dxa" w:w="40"/>
               <w:left w:type="dxa" w:w="80"/>
@@ -4371,7 +4455,7 @@
         </w:tc>
         <w:tc>
           <w:tcPr>
-            <w:tcW w:type="dxa" w:w="2300"/>
+            <w:tcW w:type="dxa" w:w="2470"/>
             <w:tcMar>
               <w:top w:type="dxa" w:w="40"/>
               <w:left w:type="dxa" w:w="80"/>
@@ -4404,7 +4488,7 @@
         </w:trPr>
         <w:tc>
           <w:tcPr>
-            <w:tcW w:type="dxa" w:w="2570"/>
+            <w:tcW w:type="dxa" w:w="2760"/>
             <w:tcMar>
               <w:top w:type="dxa" w:w="40"/>
               <w:left w:type="dxa" w:w="80"/>
@@ -4432,7 +4516,7 @@
         </w:tc>
         <w:tc>
           <w:tcPr>
-            <w:tcW w:type="dxa" w:w="2300"/>
+            <w:tcW w:type="dxa" w:w="2470"/>
             <w:tcMar>
               <w:top w:type="dxa" w:w="40"/>
               <w:left w:type="dxa" w:w="80"/>
@@ -4478,7 +4562,21 @@
     </w:p>
     <w:p>
       <w:pPr>
-        <w:spacing w:after="60" w:before="100"/>
+        <w:spacing w:after="0" w:before="140"/>
+        <w:jc w:val="center"/>
+      </w:pPr>
+      <w:r>
+        <w:rPr>
+          <w:rFonts w:ascii="Times New Roman" w:cs="Times New Roman" w:eastAsia="Times New Roman" w:hAnsi="Times New Roman"/>
+          <w:sz w:val="16"/>
+          <w:szCs w:val="16"/>
+        </w:rPr>
+        <w:t xml:space="preserve">TABLE VII</w:t>
+      </w:r>
+    </w:p>
+    <w:p>
+      <w:pPr>
+        <w:spacing w:after="60" w:before="0"/>
         <w:jc w:val="center"/>
       </w:pPr>
       <w:r>
@@ -4488,12 +4586,12 @@
           <w:sz w:val="16"/>
           <w:szCs w:val="16"/>
         </w:rPr>
-        <w:t xml:space="preserve">Table VII.  Rule-group ablation</w:t>
+        <w:t xml:space="preserve">Rule-Group Ablation</w:t>
       </w:r>
     </w:p>
     <w:tbl>
       <w:tblPr>
-        <w:tblW w:type="dxa" w:w="4870"/>
+        <w:tblW w:type="dxa" w:w="5230"/>
         <w:tblBorders>
           <w:top w:val="single" w:color="000000" w:sz="4"/>
           <w:left w:val="none"/>
@@ -4504,11 +4602,11 @@
         </w:tblBorders>
       </w:tblPr>
       <w:tblGrid>
-        <w:gridCol w:w="1770"/>
-        <w:gridCol w:w="780"/>
-        <w:gridCol w:w="780"/>
-        <w:gridCol w:w="780"/>
-        <w:gridCol w:w="760"/>
+        <w:gridCol w:w="1900"/>
+        <w:gridCol w:w="840"/>
+        <w:gridCol w:w="840"/>
+        <w:gridCol w:w="840"/>
+        <w:gridCol w:w="810"/>
       </w:tblGrid>
       <w:tr>
         <w:trPr>
@@ -4516,7 +4614,7 @@
         </w:trPr>
         <w:tc>
           <w:tcPr>
-            <w:tcW w:type="dxa" w:w="1770"/>
+            <w:tcW w:type="dxa" w:w="1900"/>
             <w:shd w:fill="E8E8E8" w:color="auto" w:val="clear"/>
             <w:tcMar>
               <w:top w:type="dxa" w:w="40"/>
@@ -4545,7 +4643,7 @@
         </w:tc>
         <w:tc>
           <w:tcPr>
-            <w:tcW w:type="dxa" w:w="780"/>
+            <w:tcW w:type="dxa" w:w="840"/>
             <w:shd w:fill="E8E8E8" w:color="auto" w:val="clear"/>
             <w:tcMar>
               <w:top w:type="dxa" w:w="40"/>
@@ -4574,7 +4672,7 @@
         </w:tc>
         <w:tc>
           <w:tcPr>
-            <w:tcW w:type="dxa" w:w="780"/>
+            <w:tcW w:type="dxa" w:w="840"/>
             <w:shd w:fill="E8E8E8" w:color="auto" w:val="clear"/>
             <w:tcMar>
               <w:top w:type="dxa" w:w="40"/>
@@ -4603,7 +4701,7 @@
         </w:tc>
         <w:tc>
           <w:tcPr>
-            <w:tcW w:type="dxa" w:w="780"/>
+            <w:tcW w:type="dxa" w:w="840"/>
             <w:shd w:fill="E8E8E8" w:color="auto" w:val="clear"/>
             <w:tcMar>
               <w:top w:type="dxa" w:w="40"/>
@@ -4632,7 +4730,7 @@
         </w:tc>
         <w:tc>
           <w:tcPr>
-            <w:tcW w:type="dxa" w:w="760"/>
+            <w:tcW w:type="dxa" w:w="810"/>
             <w:shd w:fill="E8E8E8" w:color="auto" w:val="clear"/>
             <w:tcMar>
               <w:top w:type="dxa" w:w="40"/>
@@ -4666,7 +4764,7 @@
         </w:trPr>
         <w:tc>
           <w:tcPr>
-            <w:tcW w:type="dxa" w:w="1770"/>
+            <w:tcW w:type="dxa" w:w="1900"/>
             <w:tcMar>
               <w:top w:type="dxa" w:w="40"/>
               <w:left w:type="dxa" w:w="80"/>
@@ -4694,7 +4792,7 @@
         </w:tc>
         <w:tc>
           <w:tcPr>
-            <w:tcW w:type="dxa" w:w="780"/>
+            <w:tcW w:type="dxa" w:w="840"/>
             <w:tcMar>
               <w:top w:type="dxa" w:w="40"/>
               <w:left w:type="dxa" w:w="80"/>
@@ -4722,7 +4820,7 @@
         </w:tc>
         <w:tc>
           <w:tcPr>
-            <w:tcW w:type="dxa" w:w="780"/>
+            <w:tcW w:type="dxa" w:w="840"/>
             <w:tcMar>
               <w:top w:type="dxa" w:w="40"/>
               <w:left w:type="dxa" w:w="80"/>
@@ -4750,7 +4848,7 @@
         </w:tc>
         <w:tc>
           <w:tcPr>
-            <w:tcW w:type="dxa" w:w="780"/>
+            <w:tcW w:type="dxa" w:w="840"/>
             <w:tcMar>
               <w:top w:type="dxa" w:w="40"/>
               <w:left w:type="dxa" w:w="80"/>
@@ -4778,7 +4876,7 @@
         </w:tc>
         <w:tc>
           <w:tcPr>
-            <w:tcW w:type="dxa" w:w="760"/>
+            <w:tcW w:type="dxa" w:w="810"/>
             <w:tcMar>
               <w:top w:type="dxa" w:w="40"/>
               <w:left w:type="dxa" w:w="80"/>
@@ -4811,7 +4909,7 @@
         </w:trPr>
         <w:tc>
           <w:tcPr>
-            <w:tcW w:type="dxa" w:w="1770"/>
+            <w:tcW w:type="dxa" w:w="1900"/>
             <w:tcMar>
               <w:top w:type="dxa" w:w="40"/>
               <w:left w:type="dxa" w:w="80"/>
@@ -4839,7 +4937,7 @@
         </w:tc>
         <w:tc>
           <w:tcPr>
-            <w:tcW w:type="dxa" w:w="780"/>
+            <w:tcW w:type="dxa" w:w="840"/>
             <w:tcMar>
               <w:top w:type="dxa" w:w="40"/>
               <w:left w:type="dxa" w:w="80"/>
@@ -4867,7 +4965,7 @@
         </w:tc>
         <w:tc>
           <w:tcPr>
-            <w:tcW w:type="dxa" w:w="780"/>
+            <w:tcW w:type="dxa" w:w="840"/>
             <w:tcMar>
               <w:top w:type="dxa" w:w="40"/>
               <w:left w:type="dxa" w:w="80"/>
@@ -4895,7 +4993,7 @@
         </w:tc>
         <w:tc>
           <w:tcPr>
-            <w:tcW w:type="dxa" w:w="780"/>
+            <w:tcW w:type="dxa" w:w="840"/>
             <w:tcMar>
               <w:top w:type="dxa" w:w="40"/>
               <w:left w:type="dxa" w:w="80"/>
@@ -4923,7 +5021,7 @@
         </w:tc>
         <w:tc>
           <w:tcPr>
-            <w:tcW w:type="dxa" w:w="760"/>
+            <w:tcW w:type="dxa" w:w="810"/>
             <w:tcMar>
               <w:top w:type="dxa" w:w="40"/>
               <w:left w:type="dxa" w:w="80"/>
@@ -4956,7 +5054,7 @@
         </w:trPr>
         <w:tc>
           <w:tcPr>
-            <w:tcW w:type="dxa" w:w="1770"/>
+            <w:tcW w:type="dxa" w:w="1900"/>
             <w:tcMar>
               <w:top w:type="dxa" w:w="40"/>
               <w:left w:type="dxa" w:w="80"/>
@@ -4984,7 +5082,7 @@
         </w:tc>
         <w:tc>
           <w:tcPr>
-            <w:tcW w:type="dxa" w:w="780"/>
+            <w:tcW w:type="dxa" w:w="840"/>
             <w:tcMar>
               <w:top w:type="dxa" w:w="40"/>
               <w:left w:type="dxa" w:w="80"/>
@@ -5012,7 +5110,7 @@
         </w:tc>
         <w:tc>
           <w:tcPr>
-            <w:tcW w:type="dxa" w:w="780"/>
+            <w:tcW w:type="dxa" w:w="840"/>
             <w:tcMar>
               <w:top w:type="dxa" w:w="40"/>
               <w:left w:type="dxa" w:w="80"/>
@@ -5040,7 +5138,7 @@
         </w:tc>
         <w:tc>
           <w:tcPr>
-            <w:tcW w:type="dxa" w:w="780"/>
+            <w:tcW w:type="dxa" w:w="840"/>
             <w:tcMar>
               <w:top w:type="dxa" w:w="40"/>
               <w:left w:type="dxa" w:w="80"/>
@@ -5068,7 +5166,7 @@
         </w:tc>
         <w:tc>
           <w:tcPr>
-            <w:tcW w:type="dxa" w:w="760"/>
+            <w:tcW w:type="dxa" w:w="810"/>
             <w:tcMar>
               <w:top w:type="dxa" w:w="40"/>
               <w:left w:type="dxa" w:w="80"/>
@@ -5114,7 +5212,21 @@
     </w:p>
     <w:p>
       <w:pPr>
-        <w:spacing w:after="60" w:before="100"/>
+        <w:spacing w:after="0" w:before="140"/>
+        <w:jc w:val="center"/>
+      </w:pPr>
+      <w:r>
+        <w:rPr>
+          <w:rFonts w:ascii="Times New Roman" w:cs="Times New Roman" w:eastAsia="Times New Roman" w:hAnsi="Times New Roman"/>
+          <w:sz w:val="16"/>
+          <w:szCs w:val="16"/>
+        </w:rPr>
+        <w:t xml:space="preserve">TABLE VIII</w:t>
+      </w:r>
+    </w:p>
+    <w:p>
+      <w:pPr>
+        <w:spacing w:after="60" w:before="0"/>
         <w:jc w:val="center"/>
       </w:pPr>
       <w:r>
@@ -5124,12 +5236,12 @@
           <w:sz w:val="16"/>
           <w:szCs w:val="16"/>
         </w:rPr>
-        <w:t xml:space="preserve">Table VIII.  Substring versus token matching</w:t>
+        <w:t xml:space="preserve">Substring Against Token Matching</w:t>
       </w:r>
     </w:p>
     <w:tbl>
       <w:tblPr>
-        <w:tblW w:type="dxa" w:w="4870"/>
+        <w:tblW w:type="dxa" w:w="5230"/>
         <w:tblBorders>
           <w:top w:val="single" w:color="000000" w:sz="4"/>
           <w:left w:val="none"/>
@@ -5140,11 +5252,11 @@
         </w:tblBorders>
       </w:tblPr>
       <w:tblGrid>
-        <w:gridCol w:w="1770"/>
-        <w:gridCol w:w="780"/>
-        <w:gridCol w:w="780"/>
-        <w:gridCol w:w="780"/>
-        <w:gridCol w:w="760"/>
+        <w:gridCol w:w="1900"/>
+        <w:gridCol w:w="840"/>
+        <w:gridCol w:w="840"/>
+        <w:gridCol w:w="840"/>
+        <w:gridCol w:w="810"/>
       </w:tblGrid>
       <w:tr>
         <w:trPr>
@@ -5152,7 +5264,7 @@
         </w:trPr>
         <w:tc>
           <w:tcPr>
-            <w:tcW w:type="dxa" w:w="1770"/>
+            <w:tcW w:type="dxa" w:w="1900"/>
             <w:shd w:fill="E8E8E8" w:color="auto" w:val="clear"/>
             <w:tcMar>
               <w:top w:type="dxa" w:w="40"/>
@@ -5181,7 +5293,7 @@
         </w:tc>
         <w:tc>
           <w:tcPr>
-            <w:tcW w:type="dxa" w:w="780"/>
+            <w:tcW w:type="dxa" w:w="840"/>
             <w:shd w:fill="E8E8E8" w:color="auto" w:val="clear"/>
             <w:tcMar>
               <w:top w:type="dxa" w:w="40"/>
@@ -5210,7 +5322,7 @@
         </w:tc>
         <w:tc>
           <w:tcPr>
-            <w:tcW w:type="dxa" w:w="780"/>
+            <w:tcW w:type="dxa" w:w="840"/>
             <w:shd w:fill="E8E8E8" w:color="auto" w:val="clear"/>
             <w:tcMar>
               <w:top w:type="dxa" w:w="40"/>
@@ -5239,7 +5351,7 @@
         </w:tc>
         <w:tc>
           <w:tcPr>
-            <w:tcW w:type="dxa" w:w="780"/>
+            <w:tcW w:type="dxa" w:w="840"/>
             <w:shd w:fill="E8E8E8" w:color="auto" w:val="clear"/>
             <w:tcMar>
               <w:top w:type="dxa" w:w="40"/>
@@ -5268,7 +5380,7 @@
         </w:tc>
         <w:tc>
           <w:tcPr>
-            <w:tcW w:type="dxa" w:w="760"/>
+            <w:tcW w:type="dxa" w:w="810"/>
             <w:shd w:fill="E8E8E8" w:color="auto" w:val="clear"/>
             <w:tcMar>
               <w:top w:type="dxa" w:w="40"/>
@@ -5302,7 +5414,7 @@
         </w:trPr>
         <w:tc>
           <w:tcPr>
-            <w:tcW w:type="dxa" w:w="1770"/>
+            <w:tcW w:type="dxa" w:w="1900"/>
             <w:tcMar>
               <w:top w:type="dxa" w:w="40"/>
               <w:left w:type="dxa" w:w="80"/>
@@ -5330,7 +5442,7 @@
         </w:tc>
         <w:tc>
           <w:tcPr>
-            <w:tcW w:type="dxa" w:w="780"/>
+            <w:tcW w:type="dxa" w:w="840"/>
             <w:tcMar>
               <w:top w:type="dxa" w:w="40"/>
               <w:left w:type="dxa" w:w="80"/>
@@ -5358,7 +5470,7 @@
         </w:tc>
         <w:tc>
           <w:tcPr>
-            <w:tcW w:type="dxa" w:w="780"/>
+            <w:tcW w:type="dxa" w:w="840"/>
             <w:tcMar>
               <w:top w:type="dxa" w:w="40"/>
               <w:left w:type="dxa" w:w="80"/>
@@ -5386,7 +5498,7 @@
         </w:tc>
         <w:tc>
           <w:tcPr>
-            <w:tcW w:type="dxa" w:w="780"/>
+            <w:tcW w:type="dxa" w:w="840"/>
             <w:tcMar>
               <w:top w:type="dxa" w:w="40"/>
               <w:left w:type="dxa" w:w="80"/>
@@ -5414,7 +5526,7 @@
         </w:tc>
         <w:tc>
           <w:tcPr>
-            <w:tcW w:type="dxa" w:w="760"/>
+            <w:tcW w:type="dxa" w:w="810"/>
             <w:tcMar>
               <w:top w:type="dxa" w:w="40"/>
               <w:left w:type="dxa" w:w="80"/>
@@ -5447,7 +5559,7 @@
         </w:trPr>
         <w:tc>
           <w:tcPr>
-            <w:tcW w:type="dxa" w:w="1770"/>
+            <w:tcW w:type="dxa" w:w="1900"/>
             <w:tcMar>
               <w:top w:type="dxa" w:w="40"/>
               <w:left w:type="dxa" w:w="80"/>
@@ -5475,7 +5587,7 @@
         </w:tc>
         <w:tc>
           <w:tcPr>
-            <w:tcW w:type="dxa" w:w="780"/>
+            <w:tcW w:type="dxa" w:w="840"/>
             <w:tcMar>
               <w:top w:type="dxa" w:w="40"/>
               <w:left w:type="dxa" w:w="80"/>
@@ -5503,7 +5615,7 @@
         </w:tc>
         <w:tc>
           <w:tcPr>
-            <w:tcW w:type="dxa" w:w="780"/>
+            <w:tcW w:type="dxa" w:w="840"/>
             <w:tcMar>
               <w:top w:type="dxa" w:w="40"/>
               <w:left w:type="dxa" w:w="80"/>
@@ -5531,7 +5643,7 @@
         </w:tc>
         <w:tc>
           <w:tcPr>
-            <w:tcW w:type="dxa" w:w="780"/>
+            <w:tcW w:type="dxa" w:w="840"/>
             <w:tcMar>
               <w:top w:type="dxa" w:w="40"/>
               <w:left w:type="dxa" w:w="80"/>
@@ -5559,7 +5671,7 @@
         </w:tc>
         <w:tc>
           <w:tcPr>
-            <w:tcW w:type="dxa" w:w="760"/>
+            <w:tcW w:type="dxa" w:w="810"/>
             <w:tcMar>
               <w:top w:type="dxa" w:w="40"/>
               <w:left w:type="dxa" w:w="80"/>
@@ -5900,6 +6012,35 @@
           <w:sz w:val="20"/>
           <w:szCs w:val="20"/>
         </w:rPr>
+        <w:t xml:space="preserve">Acknowledgment</w:t>
+      </w:r>
+    </w:p>
+    <w:p>
+      <w:pPr>
+        <w:spacing w:after="80"/>
+        <w:jc w:val="both"/>
+      </w:pPr>
+      <w:r>
+        <w:rPr>
+          <w:rFonts w:ascii="Times New Roman" w:cs="Times New Roman" w:eastAsia="Times New Roman" w:hAnsi="Times New Roman"/>
+          <w:sz w:val="20"/>
+          <w:szCs w:val="20"/>
+        </w:rPr>
+        <w:t xml:space="preserve">The authors thank the Department of Data Science and Cyber Security, Karunya Institute of Technology and Sciences, for guidance and support, and acknowledge OpenPhish and the Tranco project, whose public feeds made the evaluation in this paper possible, together with the maintainers of the Public Suffix List.</w:t>
+      </w:r>
+    </w:p>
+    <w:p>
+      <w:pPr>
+        <w:spacing w:after="120" w:before="240"/>
+        <w:jc w:val="center"/>
+      </w:pPr>
+      <w:r>
+        <w:rPr>
+          <w:rFonts w:ascii="Times New Roman" w:cs="Times New Roman" w:eastAsia="Times New Roman" w:hAnsi="Times New Roman"/>
+          <w:smallCaps/>
+          <w:sz w:val="20"/>
+          <w:szCs w:val="20"/>
+        </w:rPr>
         <w:t xml:space="preserve">References</w:t>
       </w:r>
     </w:p>
@@ -6145,8 +6286,8 @@
     </w:p>
     <w:sectPr>
       <w:type w:val="continuous"/>
-      <w:pgSz w:w="11906" w:h="16838" w:orient="portrait"/>
-      <w:pgMar w:top="1440" w:right="1440" w:bottom="1440" w:left="1440" w:header="708" w:footer="708" w:gutter="0"/>
+      <w:pgSz w:w="12240" w:h="15840" w:orient="portrait"/>
+      <w:pgMar w:top="900" w:right="720" w:bottom="280" w:left="720" w:header="708" w:footer="708" w:gutter="0"/>
       <w:pgNumType/>
       <w:cols w:space="340" w:num="2" w:equalWidth="true"/>
       <w:docGrid w:linePitch="360"/>

--- a/paper/phishing_paper_draft.docx
+++ b/paper/phishing_paper_draft.docx
@@ -1794,7 +1794,7 @@
       <w:r>
         <w:drawing>
           <wp:inline distT="0" distB="0" distL="0" distR="0">
-            <wp:extent cx="3276600" cy="2638425"/>
+            <wp:extent cx="3276600" cy="2619375"/>
             <wp:effectExtent t="0" r="0" b="0" l="0"/>
             <wp:docPr id="1" name="" descr="" title=""/>
             <wp:cNvGraphicFramePr>
@@ -1819,7 +1819,7 @@
                   <pic:spPr bwMode="auto">
                     <a:xfrm>
                       <a:off x="0" y="0"/>
-                      <a:ext cx="3276600" cy="2638425"/>
+                      <a:ext cx="3276600" cy="2619375"/>
                     </a:xfrm>
                     <a:prstGeom prst="rect">
                       <a:avLst/>
@@ -1843,7 +1843,187 @@
           <w:sz w:val="16"/>
           <w:szCs w:val="16"/>
         </w:rPr>
-        <w:t xml:space="preserve">Fig. 2.  Dashboard classifying a URL that combines English lures with the Hindi/Telugu terms suraksha and khata. The verdict is accompanied by every rule that fired and its weight, which sum to the reported score.</w:t>
+        <w:t xml:space="preserve">Fig. 2.  Dashboard classifying a phishing URL that combines English lures with the Hindi/Telugu terms suraksha and khata. The verdict is accompanied by every rule that fired and its weight, and those weights sum to the reported score of 90.</w:t>
+      </w:r>
+    </w:p>
+    <w:p>
+      <w:pPr>
+        <w:spacing w:after="40" w:before="120"/>
+        <w:jc w:val="center"/>
+      </w:pPr>
+      <w:r>
+        <w:drawing>
+          <wp:inline distT="0" distB="0" distL="0" distR="0">
+            <wp:extent cx="3276600" cy="1943100"/>
+            <wp:effectExtent t="0" r="0" b="0" l="0"/>
+            <wp:docPr id="1" name="" descr="" title=""/>
+            <wp:cNvGraphicFramePr>
+              <a:graphicFrameLocks xmlns:a="http://schemas.openxmlformats.org/drawingml/2006/main" noChangeAspect="1"/>
+            </wp:cNvGraphicFramePr>
+            <a:graphic xmlns:a="http://schemas.openxmlformats.org/drawingml/2006/main">
+              <a:graphicData uri="http://schemas.openxmlformats.org/drawingml/2006/picture">
+                <pic:pic xmlns:pic="http://schemas.openxmlformats.org/drawingml/2006/picture">
+                  <pic:nvPicPr>
+                    <pic:cNvPr id="0" name="" descr=""/>
+                    <pic:cNvPicPr>
+                      <a:picLocks noChangeAspect="1" noChangeArrowheads="1"/>
+                    </pic:cNvPicPr>
+                  </pic:nvPicPr>
+                  <pic:blipFill>
+                    <a:blip r:embed="rId9" cstate="none"/>
+                    <a:srcRect/>
+                    <a:stretch>
+                      <a:fillRect/>
+                    </a:stretch>
+                  </pic:blipFill>
+                  <pic:spPr bwMode="auto">
+                    <a:xfrm>
+                      <a:off x="0" y="0"/>
+                      <a:ext cx="3276600" cy="1943100"/>
+                    </a:xfrm>
+                    <a:prstGeom prst="rect">
+                      <a:avLst/>
+                    </a:prstGeom>
+                  </pic:spPr>
+                </pic:pic>
+              </a:graphicData>
+            </a:graphic>
+          </wp:inline>
+        </w:drawing>
+      </w:r>
+    </w:p>
+    <w:p>
+      <w:pPr>
+        <w:spacing w:after="140"/>
+        <w:jc w:val="left"/>
+      </w:pPr>
+      <w:r>
+        <w:rPr>
+          <w:rFonts w:ascii="Times New Roman" w:cs="Times New Roman" w:eastAsia="Times New Roman" w:hAnsi="Times New Roman"/>
+          <w:sz w:val="16"/>
+          <w:szCs w:val="16"/>
+        </w:rPr>
+        <w:t xml:space="preserve">Fig. 3.  The same interface on a legitimate URL. Only long_url fires, giving a score of 10 and a Low Risk band. The single fired rule is still itemised, so a user can see that the score reflects length alone and no phishing vocabulary was matched.</w:t>
+      </w:r>
+    </w:p>
+    <w:p>
+      <w:pPr>
+        <w:spacing w:after="40" w:before="120"/>
+        <w:jc w:val="center"/>
+      </w:pPr>
+      <w:r>
+        <w:drawing>
+          <wp:inline distT="0" distB="0" distL="0" distR="0">
+            <wp:extent cx="3276600" cy="1409700"/>
+            <wp:effectExtent t="0" r="0" b="0" l="0"/>
+            <wp:docPr id="1" name="" descr="" title=""/>
+            <wp:cNvGraphicFramePr>
+              <a:graphicFrameLocks xmlns:a="http://schemas.openxmlformats.org/drawingml/2006/main" noChangeAspect="1"/>
+            </wp:cNvGraphicFramePr>
+            <a:graphic xmlns:a="http://schemas.openxmlformats.org/drawingml/2006/main">
+              <a:graphicData uri="http://schemas.openxmlformats.org/drawingml/2006/picture">
+                <pic:pic xmlns:pic="http://schemas.openxmlformats.org/drawingml/2006/picture">
+                  <pic:nvPicPr>
+                    <pic:cNvPr id="0" name="" descr=""/>
+                    <pic:cNvPicPr>
+                      <a:picLocks noChangeAspect="1" noChangeArrowheads="1"/>
+                    </pic:cNvPicPr>
+                  </pic:nvPicPr>
+                  <pic:blipFill>
+                    <a:blip r:embed="rId10" cstate="none"/>
+                    <a:srcRect/>
+                    <a:stretch>
+                      <a:fillRect/>
+                    </a:stretch>
+                  </pic:blipFill>
+                  <pic:spPr bwMode="auto">
+                    <a:xfrm>
+                      <a:off x="0" y="0"/>
+                      <a:ext cx="3276600" cy="1409700"/>
+                    </a:xfrm>
+                    <a:prstGeom prst="rect">
+                      <a:avLst/>
+                    </a:prstGeom>
+                  </pic:spPr>
+                </pic:pic>
+              </a:graphicData>
+            </a:graphic>
+          </wp:inline>
+        </w:drawing>
+      </w:r>
+    </w:p>
+    <w:p>
+      <w:pPr>
+        <w:spacing w:after="140"/>
+        <w:jc w:val="left"/>
+      </w:pPr>
+      <w:r>
+        <w:rPr>
+          <w:rFonts w:ascii="Times New Roman" w:cs="Times New Roman" w:eastAsia="Times New Roman" w:hAnsi="Times New Roman"/>
+          <w:sz w:val="16"/>
+          <w:szCs w:val="16"/>
+        </w:rPr>
+        <w:t xml:space="preserve">Fig. 4.  Command-line output for the same two URLs. The command-line and dashboard front-ends call one scoring module, so their verdicts agree by construction; before the consolidation described in Section IV-A they did not.</w:t>
+      </w:r>
+    </w:p>
+    <w:p>
+      <w:pPr>
+        <w:spacing w:after="40" w:before="120"/>
+        <w:jc w:val="center"/>
+      </w:pPr>
+      <w:r>
+        <w:drawing>
+          <wp:inline distT="0" distB="0" distL="0" distR="0">
+            <wp:extent cx="3276600" cy="2781300"/>
+            <wp:effectExtent t="0" r="0" b="0" l="0"/>
+            <wp:docPr id="1" name="" descr="" title=""/>
+            <wp:cNvGraphicFramePr>
+              <a:graphicFrameLocks xmlns:a="http://schemas.openxmlformats.org/drawingml/2006/main" noChangeAspect="1"/>
+            </wp:cNvGraphicFramePr>
+            <a:graphic xmlns:a="http://schemas.openxmlformats.org/drawingml/2006/main">
+              <a:graphicData uri="http://schemas.openxmlformats.org/drawingml/2006/picture">
+                <pic:pic xmlns:pic="http://schemas.openxmlformats.org/drawingml/2006/picture">
+                  <pic:nvPicPr>
+                    <pic:cNvPr id="0" name="" descr=""/>
+                    <pic:cNvPicPr>
+                      <a:picLocks noChangeAspect="1" noChangeArrowheads="1"/>
+                    </pic:cNvPicPr>
+                  </pic:nvPicPr>
+                  <pic:blipFill>
+                    <a:blip r:embed="rId11" cstate="none"/>
+                    <a:srcRect/>
+                    <a:stretch>
+                      <a:fillRect/>
+                    </a:stretch>
+                  </pic:blipFill>
+                  <pic:spPr bwMode="auto">
+                    <a:xfrm>
+                      <a:off x="0" y="0"/>
+                      <a:ext cx="3276600" cy="2781300"/>
+                    </a:xfrm>
+                    <a:prstGeom prst="rect">
+                      <a:avLst/>
+                    </a:prstGeom>
+                  </pic:spPr>
+                </pic:pic>
+              </a:graphicData>
+            </a:graphic>
+          </wp:inline>
+        </w:drawing>
+      </w:r>
+    </w:p>
+    <w:p>
+      <w:pPr>
+        <w:spacing w:after="140"/>
+        <w:jc w:val="left"/>
+      </w:pPr>
+      <w:r>
+        <w:rPr>
+          <w:rFonts w:ascii="Times New Roman" w:cs="Times New Roman" w:eastAsia="Times New Roman" w:hAnsi="Times New Roman"/>
+          <w:sz w:val="16"/>
+          <w:szCs w:val="16"/>
+        </w:rPr>
+        <w:t xml:space="preserve">Fig. 5.  The accompanying file-integrity tool, which computes MD5, SHA-1 or SHA-256 digests and compares a generated digest against a reference. It is independent of the detector and is included for completeness.</w:t>
       </w:r>
     </w:p>
     <w:p>
@@ -5729,7 +5909,7 @@
           <w:sz w:val="16"/>
           <w:szCs w:val="16"/>
         </w:rPr>
-        <w:t xml:space="preserve">[ fig3_threshold_sweep.png not generated yet — run python paper/make_figures.py ]</w:t>
+        <w:t xml:space="preserve">[ fig6_threshold_sweep.png not generated yet — run python paper/make_figures.py ]</w:t>
       </w:r>
     </w:p>
     <w:p>
@@ -5743,7 +5923,7 @@
           <w:sz w:val="16"/>
           <w:szCs w:val="16"/>
         </w:rPr>
-        <w:t xml:space="preserve">Fig. 3.  Precision, recall and F1 across the full threshold range. The dotted line marks the operating threshold of 60.</w:t>
+        <w:t xml:space="preserve">Fig. 6.  Precision, recall and F1 across the full threshold range. The dotted line marks the operating threshold of 60.</w:t>
       </w:r>
     </w:p>
     <w:p>
@@ -5760,7 +5940,7 @@
           <w:sz w:val="16"/>
           <w:szCs w:val="16"/>
         </w:rPr>
-        <w:t xml:space="preserve">[ fig4_ablation.png not generated yet — run python paper/make_figures.py ]</w:t>
+        <w:t xml:space="preserve">[ fig7_ablation.png not generated yet — run python paper/make_figures.py ]</w:t>
       </w:r>
     </w:p>
     <w:p>
@@ -5774,7 +5954,7 @@
           <w:sz w:val="16"/>
           <w:szCs w:val="16"/>
         </w:rPr>
-        <w:t xml:space="preserve">Fig. 4.  Rule-group ablation. The gap between the full rule set and the vocabulary-only variant is the contribution of the multilingual terms.</w:t>
+        <w:t xml:space="preserve">Fig. 7.  Rule-group ablation. The gap between the full rule set and the vocabulary-only variant is the contribution of the multilingual terms.</w:t>
       </w:r>
     </w:p>
     <w:p>
@@ -5791,7 +5971,7 @@
           <w:sz w:val="16"/>
           <w:szCs w:val="16"/>
         </w:rPr>
-        <w:t xml:space="preserve">[ fig5_per_rule.png not generated yet — run python paper/make_figures.py ]</w:t>
+        <w:t xml:space="preserve">[ fig8_per_rule.png not generated yet — run python paper/make_figures.py ]</w:t>
       </w:r>
     </w:p>
     <w:p>
@@ -5805,7 +5985,7 @@
           <w:sz w:val="16"/>
           <w:szCs w:val="16"/>
         </w:rPr>
-        <w:t xml:space="preserve">Fig. 5.  Firing rate of each rule within each class. A rule that fires often on legitimate URLs is a source of false positives.</w:t>
+        <w:t xml:space="preserve">Fig. 8.  Firing rate of each rule within each class. A rule that fires often on legitimate URLs is a source of false positives.</w:t>
       </w:r>
     </w:p>
     <w:p>

--- a/paper/phishing_paper_draft.docx
+++ b/paper/phishing_paper_draft.docx
@@ -547,21 +547,6 @@
     </w:p>
     <w:p>
       <w:pPr>
-        <w:spacing w:after="80" w:before="160"/>
-      </w:pPr>
-      <w:r>
-        <w:rPr>
-          <w:rFonts w:ascii="Times New Roman" w:cs="Times New Roman" w:eastAsia="Times New Roman" w:hAnsi="Times New Roman"/>
-          <w:i/>
-          <w:iCs/>
-          <w:sz w:val="20"/>
-          <w:szCs w:val="20"/>
-        </w:rPr>
-        <w:t xml:space="preserve">A.  Scoring function</w:t>
-      </w:r>
-    </w:p>
-    <w:p>
-      <w:pPr>
         <w:spacing w:after="80"/>
         <w:jc w:val="both"/>
       </w:pPr>
@@ -571,23 +556,7 @@
           <w:sz w:val="20"/>
           <w:szCs w:val="20"/>
         </w:rPr>
-        <w:t xml:space="preserve">The detector maps a URL to a bounded integer score. Each rule that matches contributes a fixed weight, weights are summed, and the total is clamped to a maximum of 100:</w:t>
-      </w:r>
-    </w:p>
-    <w:p>
-      <w:pPr>
-        <w:spacing w:after="100" w:before="100"/>
-        <w:jc w:val="center"/>
-      </w:pPr>
-      <w:r>
-        <w:rPr>
-          <w:rFonts w:ascii="Times New Roman" w:cs="Times New Roman" w:eastAsia="Times New Roman" w:hAnsi="Times New Roman"/>
-          <w:i/>
-          <w:iCs/>
-          <w:sz w:val="20"/>
-          <w:szCs w:val="20"/>
-        </w:rPr>
-        <w:t xml:space="preserve">S(u) = min( Σ wᵢ · δᵢ(u),  100 )</w:t>
+        <w:t xml:space="preserve">The system is organised in four layers over a shared test suite (Fig. 1). Every interface calls one scoring module, so a URL receives one verdict whichever front-end asked; the dataset pipeline and evaluation harness sit beneath it and are exercised by the same tests.</w:t>
       </w:r>
     </w:p>
     <w:p>
@@ -598,7 +567,7 @@
       <w:r>
         <w:drawing>
           <wp:inline distT="0" distB="0" distL="0" distR="0">
-            <wp:extent cx="2857500" cy="2743200"/>
+            <wp:extent cx="3276600" cy="3895725"/>
             <wp:effectExtent t="0" r="0" b="0" l="0"/>
             <wp:docPr id="1" name="" descr="" title=""/>
             <wp:cNvGraphicFramePr>
@@ -623,7 +592,7 @@
                   <pic:spPr bwMode="auto">
                     <a:xfrm>
                       <a:off x="0" y="0"/>
-                      <a:ext cx="2857500" cy="2743200"/>
+                      <a:ext cx="3276600" cy="3895725"/>
                     </a:xfrm>
                     <a:prstGeom prst="rect">
                       <a:avLst/>
@@ -647,7 +616,22 @@
           <w:sz w:val="16"/>
           <w:szCs w:val="16"/>
         </w:rPr>
-        <w:t xml:space="preserve">Fig. 1.  Detection pipeline. Lexical and structural rules contribute weights to a single bounded score, which is banded and returned together with the identity of every rule that fired.</w:t>
+        <w:t xml:space="preserve">Fig. 1.  Project architecture. Every interface calls one scoring module, so a URL has one verdict whichever front-end asked. The data pipeline and the evaluation harness sit below it and are exercised by the same test suite; the cross-cutting column attaches to every layer and is owned by none.</w:t>
+      </w:r>
+    </w:p>
+    <w:p>
+      <w:pPr>
+        <w:spacing w:after="80" w:before="160"/>
+      </w:pPr>
+      <w:r>
+        <w:rPr>
+          <w:rFonts w:ascii="Times New Roman" w:cs="Times New Roman" w:eastAsia="Times New Roman" w:hAnsi="Times New Roman"/>
+          <w:i/>
+          <w:iCs/>
+          <w:sz w:val="20"/>
+          <w:szCs w:val="20"/>
+        </w:rPr>
+        <w:t xml:space="preserve">A.  Scoring function</w:t>
       </w:r>
     </w:p>
     <w:p>
@@ -661,12 +645,13 @@
           <w:sz w:val="20"/>
           <w:szCs w:val="20"/>
         </w:rPr>
-        <w:t xml:space="preserve">where δᵢ(u) is 1 when rule i fires on URL u and 0 otherwise, and wᵢ is that rule's weight. The formulation is intentionally additive and monotone: no rule can reduce another's contribution, so the effect of any single term on the outcome is inspectable in isolation. Both the clamped score and the unclamped sum are retained, the latter so that the reported weights always reconcile with the total.</w:t>
-      </w:r>
-    </w:p>
-    <w:p>
-      <w:pPr>
-        <w:spacing w:after="80" w:before="160"/>
+        <w:t xml:space="preserve">The detector maps a URL to a bounded integer score. Each rule that matches contributes a fixed weight, weights are summed, and the total is clamped to a maximum of 100:</w:t>
+      </w:r>
+    </w:p>
+    <w:p>
+      <w:pPr>
+        <w:spacing w:after="100" w:before="100"/>
+        <w:jc w:val="center"/>
       </w:pPr>
       <w:r>
         <w:rPr>
@@ -676,1114 +661,7 @@
           <w:sz w:val="20"/>
           <w:szCs w:val="20"/>
         </w:rPr>
-        <w:t xml:space="preserve">B.  Multilingual vocabulary</w:t>
-      </w:r>
-    </w:p>
-    <w:p>
-      <w:pPr>
-        <w:spacing w:after="80"/>
-        <w:jc w:val="both"/>
-      </w:pPr>
-      <w:r>
-        <w:rPr>
-          <w:rFonts w:ascii="Times New Roman" w:cs="Times New Roman" w:eastAsia="Times New Roman" w:hAnsi="Times New Roman"/>
-          <w:sz w:val="20"/>
-          <w:szCs w:val="20"/>
-        </w:rPr>
-        <w:t xml:space="preserve">The lexical component matches a 33-term vocabulary of transliterated phishing lures across four languages. Terms were selected for semantic roles that recur in phishing lures: account, verification, security, urgency and financial instruments. Each matched term contributes a weight of 10. The vocabulary is deduplicated, so a term shared between languages, such as khata and suraksha in Hindi and Telugu, contributes once rather than twice.</w:t>
-      </w:r>
-    </w:p>
-    <w:p>
-      <w:pPr>
-        <w:spacing w:after="0" w:before="140"/>
-        <w:jc w:val="center"/>
-      </w:pPr>
-      <w:r>
-        <w:rPr>
-          <w:rFonts w:ascii="Times New Roman" w:cs="Times New Roman" w:eastAsia="Times New Roman" w:hAnsi="Times New Roman"/>
-          <w:sz w:val="16"/>
-          <w:szCs w:val="16"/>
-        </w:rPr>
-        <w:t xml:space="preserve">TABLE I</w:t>
-      </w:r>
-    </w:p>
-    <w:p>
-      <w:pPr>
-        <w:spacing w:after="60" w:before="0"/>
-        <w:jc w:val="center"/>
-      </w:pPr>
-      <w:r>
-        <w:rPr>
-          <w:rFonts w:ascii="Times New Roman" w:cs="Times New Roman" w:eastAsia="Times New Roman" w:hAnsi="Times New Roman"/>
-          <w:smallCaps/>
-          <w:sz w:val="16"/>
-          <w:szCs w:val="16"/>
-        </w:rPr>
-        <w:t xml:space="preserve">Multilingual Phishing Vocabulary</w:t>
-      </w:r>
-    </w:p>
-    <w:tbl>
-      <w:tblPr>
-        <w:tblW w:type="dxa" w:w="5230"/>
-        <w:tblBorders>
-          <w:top w:val="single" w:color="000000" w:sz="4"/>
-          <w:left w:val="none"/>
-          <w:bottom w:val="single" w:color="000000" w:sz="4"/>
-          <w:right w:val="none"/>
-          <w:insideH w:val="single" w:color="999999" w:sz="2"/>
-          <w:insideV w:val="none"/>
-        </w:tblBorders>
-      </w:tblPr>
-      <w:tblGrid>
-        <w:gridCol w:w="960"/>
-        <w:gridCol w:w="400"/>
-        <w:gridCol w:w="3870"/>
-      </w:tblGrid>
-      <w:tr>
-        <w:trPr>
-          <w:tblHeader/>
-        </w:trPr>
-        <w:tc>
-          <w:tcPr>
-            <w:tcW w:type="dxa" w:w="960"/>
-            <w:shd w:fill="E8E8E8" w:color="auto" w:val="clear"/>
-            <w:tcMar>
-              <w:top w:type="dxa" w:w="40"/>
-              <w:left w:type="dxa" w:w="80"/>
-              <w:bottom w:type="dxa" w:w="40"/>
-              <w:right w:type="dxa" w:w="80"/>
-            </w:tcMar>
-          </w:tcPr>
-          <w:p>
-            <w:pPr>
-              <w:jc w:val="left"/>
-            </w:pPr>
-            <w:r>
-              <w:rPr>
-                <w:rFonts w:ascii="Times New Roman" w:cs="Times New Roman" w:eastAsia="Times New Roman" w:hAnsi="Times New Roman"/>
-                <w:b/>
-                <w:bCs/>
-                <w:i w:val="false"/>
-                <w:iCs w:val="false"/>
-                <w:sz w:val="16"/>
-                <w:szCs w:val="16"/>
-              </w:rPr>
-              <w:t xml:space="preserve">Language</w:t>
-            </w:r>
-          </w:p>
-        </w:tc>
-        <w:tc>
-          <w:tcPr>
-            <w:tcW w:type="dxa" w:w="400"/>
-            <w:shd w:fill="E8E8E8" w:color="auto" w:val="clear"/>
-            <w:tcMar>
-              <w:top w:type="dxa" w:w="40"/>
-              <w:left w:type="dxa" w:w="80"/>
-              <w:bottom w:type="dxa" w:w="40"/>
-              <w:right w:type="dxa" w:w="80"/>
-            </w:tcMar>
-          </w:tcPr>
-          <w:p>
-            <w:pPr>
-              <w:jc w:val="center"/>
-            </w:pPr>
-            <w:r>
-              <w:rPr>
-                <w:rFonts w:ascii="Times New Roman" w:cs="Times New Roman" w:eastAsia="Times New Roman" w:hAnsi="Times New Roman"/>
-                <w:b/>
-                <w:bCs/>
-                <w:i w:val="false"/>
-                <w:iCs w:val="false"/>
-                <w:sz w:val="16"/>
-                <w:szCs w:val="16"/>
-              </w:rPr>
-              <w:t xml:space="preserve">n</w:t>
-            </w:r>
-          </w:p>
-        </w:tc>
-        <w:tc>
-          <w:tcPr>
-            <w:tcW w:type="dxa" w:w="3870"/>
-            <w:shd w:fill="E8E8E8" w:color="auto" w:val="clear"/>
-            <w:tcMar>
-              <w:top w:type="dxa" w:w="40"/>
-              <w:left w:type="dxa" w:w="80"/>
-              <w:bottom w:type="dxa" w:w="40"/>
-              <w:right w:type="dxa" w:w="80"/>
-            </w:tcMar>
-          </w:tcPr>
-          <w:p>
-            <w:pPr>
-              <w:jc w:val="left"/>
-            </w:pPr>
-            <w:r>
-              <w:rPr>
-                <w:rFonts w:ascii="Times New Roman" w:cs="Times New Roman" w:eastAsia="Times New Roman" w:hAnsi="Times New Roman"/>
-                <w:b/>
-                <w:bCs/>
-                <w:i w:val="false"/>
-                <w:iCs w:val="false"/>
-                <w:sz w:val="16"/>
-                <w:szCs w:val="16"/>
-              </w:rPr>
-              <w:t xml:space="preserve">Terms</w:t>
-            </w:r>
-          </w:p>
-        </w:tc>
-      </w:tr>
-      <w:tr>
-        <w:trPr>
-          <w:tblHeader w:val="false"/>
-        </w:trPr>
-        <w:tc>
-          <w:tcPr>
-            <w:tcW w:type="dxa" w:w="960"/>
-            <w:tcMar>
-              <w:top w:type="dxa" w:w="40"/>
-              <w:left w:type="dxa" w:w="80"/>
-              <w:bottom w:type="dxa" w:w="40"/>
-              <w:right w:type="dxa" w:w="80"/>
-            </w:tcMar>
-          </w:tcPr>
-          <w:p>
-            <w:pPr>
-              <w:jc w:val="left"/>
-            </w:pPr>
-            <w:r>
-              <w:rPr>
-                <w:rFonts w:ascii="Times New Roman" w:cs="Times New Roman" w:eastAsia="Times New Roman" w:hAnsi="Times New Roman"/>
-                <w:b w:val="false"/>
-                <w:bCs w:val="false"/>
-                <w:i w:val="false"/>
-                <w:iCs w:val="false"/>
-                <w:sz w:val="16"/>
-                <w:szCs w:val="16"/>
-              </w:rPr>
-              <w:t xml:space="preserve">English</w:t>
-            </w:r>
-          </w:p>
-        </w:tc>
-        <w:tc>
-          <w:tcPr>
-            <w:tcW w:type="dxa" w:w="400"/>
-            <w:tcMar>
-              <w:top w:type="dxa" w:w="40"/>
-              <w:left w:type="dxa" w:w="80"/>
-              <w:bottom w:type="dxa" w:w="40"/>
-              <w:right w:type="dxa" w:w="80"/>
-            </w:tcMar>
-          </w:tcPr>
-          <w:p>
-            <w:pPr>
-              <w:jc w:val="center"/>
-            </w:pPr>
-            <w:r>
-              <w:rPr>
-                <w:rFonts w:ascii="Times New Roman" w:cs="Times New Roman" w:eastAsia="Times New Roman" w:hAnsi="Times New Roman"/>
-                <w:b w:val="false"/>
-                <w:bCs w:val="false"/>
-                <w:i w:val="false"/>
-                <w:iCs w:val="false"/>
-                <w:sz w:val="16"/>
-                <w:szCs w:val="16"/>
-              </w:rPr>
-              <w:t xml:space="preserve">9</w:t>
-            </w:r>
-          </w:p>
-        </w:tc>
-        <w:tc>
-          <w:tcPr>
-            <w:tcW w:type="dxa" w:w="3870"/>
-            <w:tcMar>
-              <w:top w:type="dxa" w:w="40"/>
-              <w:left w:type="dxa" w:w="80"/>
-              <w:bottom w:type="dxa" w:w="40"/>
-              <w:right w:type="dxa" w:w="80"/>
-            </w:tcMar>
-          </w:tcPr>
-          <w:p>
-            <w:pPr>
-              <w:jc w:val="left"/>
-            </w:pPr>
-            <w:r>
-              <w:rPr>
-                <w:rFonts w:ascii="Times New Roman" w:cs="Times New Roman" w:eastAsia="Times New Roman" w:hAnsi="Times New Roman"/>
-                <w:b w:val="false"/>
-                <w:bCs w:val="false"/>
-                <w:i w:val="false"/>
-                <w:iCs w:val="false"/>
-                <w:sz w:val="16"/>
-                <w:szCs w:val="16"/>
-              </w:rPr>
-              <w:t xml:space="preserve">login, verify, secure, account, update, bank, otp, signin, password</w:t>
-            </w:r>
-          </w:p>
-        </w:tc>
-      </w:tr>
-      <w:tr>
-        <w:trPr>
-          <w:tblHeader w:val="false"/>
-        </w:trPr>
-        <w:tc>
-          <w:tcPr>
-            <w:tcW w:type="dxa" w:w="960"/>
-            <w:tcMar>
-              <w:top w:type="dxa" w:w="40"/>
-              <w:left w:type="dxa" w:w="80"/>
-              <w:bottom w:type="dxa" w:w="40"/>
-              <w:right w:type="dxa" w:w="80"/>
-            </w:tcMar>
-          </w:tcPr>
-          <w:p>
-            <w:pPr>
-              <w:jc w:val="left"/>
-            </w:pPr>
-            <w:r>
-              <w:rPr>
-                <w:rFonts w:ascii="Times New Roman" w:cs="Times New Roman" w:eastAsia="Times New Roman" w:hAnsi="Times New Roman"/>
-                <w:b w:val="false"/>
-                <w:bCs w:val="false"/>
-                <w:i w:val="false"/>
-                <w:iCs w:val="false"/>
-                <w:sz w:val="16"/>
-                <w:szCs w:val="16"/>
-              </w:rPr>
-              <w:t xml:space="preserve">Hindi</w:t>
-            </w:r>
-          </w:p>
-        </w:tc>
-        <w:tc>
-          <w:tcPr>
-            <w:tcW w:type="dxa" w:w="400"/>
-            <w:tcMar>
-              <w:top w:type="dxa" w:w="40"/>
-              <w:left w:type="dxa" w:w="80"/>
-              <w:bottom w:type="dxa" w:w="40"/>
-              <w:right w:type="dxa" w:w="80"/>
-            </w:tcMar>
-          </w:tcPr>
-          <w:p>
-            <w:pPr>
-              <w:jc w:val="center"/>
-            </w:pPr>
-            <w:r>
-              <w:rPr>
-                <w:rFonts w:ascii="Times New Roman" w:cs="Times New Roman" w:eastAsia="Times New Roman" w:hAnsi="Times New Roman"/>
-                <w:b w:val="false"/>
-                <w:bCs w:val="false"/>
-                <w:i w:val="false"/>
-                <w:iCs w:val="false"/>
-                <w:sz w:val="16"/>
-                <w:szCs w:val="16"/>
-              </w:rPr>
-              <w:t xml:space="preserve">11</w:t>
-            </w:r>
-          </w:p>
-        </w:tc>
-        <w:tc>
-          <w:tcPr>
-            <w:tcW w:type="dxa" w:w="3870"/>
-            <w:tcMar>
-              <w:top w:type="dxa" w:w="40"/>
-              <w:left w:type="dxa" w:w="80"/>
-              <w:bottom w:type="dxa" w:w="40"/>
-              <w:right w:type="dxa" w:w="80"/>
-            </w:tcMar>
-          </w:tcPr>
-          <w:p>
-            <w:pPr>
-              <w:jc w:val="left"/>
-            </w:pPr>
-            <w:r>
-              <w:rPr>
-                <w:rFonts w:ascii="Times New Roman" w:cs="Times New Roman" w:eastAsia="Times New Roman" w:hAnsi="Times New Roman"/>
-                <w:b w:val="false"/>
-                <w:bCs w:val="false"/>
-                <w:i w:val="false"/>
-                <w:iCs w:val="false"/>
-                <w:sz w:val="16"/>
-                <w:szCs w:val="16"/>
-              </w:rPr>
-              <w:t xml:space="preserve">kyc, aadhaar, pan, banking, verifyotp, suraksha, khata, jaanch, satyapan, turant, seva</w:t>
-            </w:r>
-          </w:p>
-        </w:tc>
-      </w:tr>
-      <w:tr>
-        <w:trPr>
-          <w:tblHeader w:val="false"/>
-        </w:trPr>
-        <w:tc>
-          <w:tcPr>
-            <w:tcW w:type="dxa" w:w="960"/>
-            <w:tcMar>
-              <w:top w:type="dxa" w:w="40"/>
-              <w:left w:type="dxa" w:w="80"/>
-              <w:bottom w:type="dxa" w:w="40"/>
-              <w:right w:type="dxa" w:w="80"/>
-            </w:tcMar>
-          </w:tcPr>
-          <w:p>
-            <w:pPr>
-              <w:jc w:val="left"/>
-            </w:pPr>
-            <w:r>
-              <w:rPr>
-                <w:rFonts w:ascii="Times New Roman" w:cs="Times New Roman" w:eastAsia="Times New Roman" w:hAnsi="Times New Roman"/>
-                <w:b w:val="false"/>
-                <w:bCs w:val="false"/>
-                <w:i w:val="false"/>
-                <w:iCs w:val="false"/>
-                <w:sz w:val="16"/>
-                <w:szCs w:val="16"/>
-              </w:rPr>
-              <w:t xml:space="preserve">Tamil</w:t>
-            </w:r>
-          </w:p>
-        </w:tc>
-        <w:tc>
-          <w:tcPr>
-            <w:tcW w:type="dxa" w:w="400"/>
-            <w:tcMar>
-              <w:top w:type="dxa" w:w="40"/>
-              <w:left w:type="dxa" w:w="80"/>
-              <w:bottom w:type="dxa" w:w="40"/>
-              <w:right w:type="dxa" w:w="80"/>
-            </w:tcMar>
-          </w:tcPr>
-          <w:p>
-            <w:pPr>
-              <w:jc w:val="center"/>
-            </w:pPr>
-            <w:r>
-              <w:rPr>
-                <w:rFonts w:ascii="Times New Roman" w:cs="Times New Roman" w:eastAsia="Times New Roman" w:hAnsi="Times New Roman"/>
-                <w:b w:val="false"/>
-                <w:bCs w:val="false"/>
-                <w:i w:val="false"/>
-                <w:iCs w:val="false"/>
-                <w:sz w:val="16"/>
-                <w:szCs w:val="16"/>
-              </w:rPr>
-              <w:t xml:space="preserve">9</w:t>
-            </w:r>
-          </w:p>
-        </w:tc>
-        <w:tc>
-          <w:tcPr>
-            <w:tcW w:type="dxa" w:w="3870"/>
-            <w:tcMar>
-              <w:top w:type="dxa" w:w="40"/>
-              <w:left w:type="dxa" w:w="80"/>
-              <w:bottom w:type="dxa" w:w="40"/>
-              <w:right w:type="dxa" w:w="80"/>
-            </w:tcMar>
-          </w:tcPr>
-          <w:p>
-            <w:pPr>
-              <w:jc w:val="left"/>
-            </w:pPr>
-            <w:r>
-              <w:rPr>
-                <w:rFonts w:ascii="Times New Roman" w:cs="Times New Roman" w:eastAsia="Times New Roman" w:hAnsi="Times New Roman"/>
-                <w:b w:val="false"/>
-                <w:bCs w:val="false"/>
-                <w:i w:val="false"/>
-                <w:iCs w:val="false"/>
-                <w:sz w:val="16"/>
-                <w:szCs w:val="16"/>
-              </w:rPr>
-              <w:t xml:space="preserve">vangi, kanakku, urudhi, puduppi, paathukaappu, seyal, udanadi, otpverify, bankupdate</w:t>
-            </w:r>
-          </w:p>
-        </w:tc>
-      </w:tr>
-      <w:tr>
-        <w:trPr>
-          <w:tblHeader w:val="false"/>
-        </w:trPr>
-        <w:tc>
-          <w:tcPr>
-            <w:tcW w:type="dxa" w:w="960"/>
-            <w:tcMar>
-              <w:top w:type="dxa" w:w="40"/>
-              <w:left w:type="dxa" w:w="80"/>
-              <w:bottom w:type="dxa" w:w="40"/>
-              <w:right w:type="dxa" w:w="80"/>
-            </w:tcMar>
-          </w:tcPr>
-          <w:p>
-            <w:pPr>
-              <w:jc w:val="left"/>
-            </w:pPr>
-            <w:r>
-              <w:rPr>
-                <w:rFonts w:ascii="Times New Roman" w:cs="Times New Roman" w:eastAsia="Times New Roman" w:hAnsi="Times New Roman"/>
-                <w:b w:val="false"/>
-                <w:bCs w:val="false"/>
-                <w:i w:val="false"/>
-                <w:iCs w:val="false"/>
-                <w:sz w:val="16"/>
-                <w:szCs w:val="16"/>
-              </w:rPr>
-              <w:t xml:space="preserve">Telugu</w:t>
-            </w:r>
-          </w:p>
-        </w:tc>
-        <w:tc>
-          <w:tcPr>
-            <w:tcW w:type="dxa" w:w="400"/>
-            <w:tcMar>
-              <w:top w:type="dxa" w:w="40"/>
-              <w:left w:type="dxa" w:w="80"/>
-              <w:bottom w:type="dxa" w:w="40"/>
-              <w:right w:type="dxa" w:w="80"/>
-            </w:tcMar>
-          </w:tcPr>
-          <w:p>
-            <w:pPr>
-              <w:jc w:val="center"/>
-            </w:pPr>
-            <w:r>
-              <w:rPr>
-                <w:rFonts w:ascii="Times New Roman" w:cs="Times New Roman" w:eastAsia="Times New Roman" w:hAnsi="Times New Roman"/>
-                <w:b w:val="false"/>
-                <w:bCs w:val="false"/>
-                <w:i w:val="false"/>
-                <w:iCs w:val="false"/>
-                <w:sz w:val="16"/>
-                <w:szCs w:val="16"/>
-              </w:rPr>
-              <w:t xml:space="preserve">4</w:t>
-            </w:r>
-          </w:p>
-        </w:tc>
-        <w:tc>
-          <w:tcPr>
-            <w:tcW w:type="dxa" w:w="3870"/>
-            <w:tcMar>
-              <w:top w:type="dxa" w:w="40"/>
-              <w:left w:type="dxa" w:w="80"/>
-              <w:bottom w:type="dxa" w:w="40"/>
-              <w:right w:type="dxa" w:w="80"/>
-            </w:tcMar>
-          </w:tcPr>
-          <w:p>
-            <w:pPr>
-              <w:jc w:val="left"/>
-            </w:pPr>
-            <w:r>
-              <w:rPr>
-                <w:rFonts w:ascii="Times New Roman" w:cs="Times New Roman" w:eastAsia="Times New Roman" w:hAnsi="Times New Roman"/>
-                <w:b w:val="false"/>
-                <w:bCs w:val="false"/>
-                <w:i w:val="false"/>
-                <w:iCs w:val="false"/>
-                <w:sz w:val="16"/>
-                <w:szCs w:val="16"/>
-              </w:rPr>
-              <w:t xml:space="preserve">dhruvikarinchu, vaddi, runam, podupukhata</w:t>
-            </w:r>
-          </w:p>
-        </w:tc>
-      </w:tr>
-    </w:tbl>
-    <w:p>
-      <w:pPr>
-        <w:spacing w:after="80" w:before="160"/>
-      </w:pPr>
-      <w:r>
-        <w:rPr>
-          <w:rFonts w:ascii="Times New Roman" w:cs="Times New Roman" w:eastAsia="Times New Roman" w:hAnsi="Times New Roman"/>
-          <w:i/>
-          <w:iCs/>
-          <w:sz w:val="20"/>
-          <w:szCs w:val="20"/>
-        </w:rPr>
-        <w:t xml:space="preserve">C.  Structural rules</w:t>
-      </w:r>
-    </w:p>
-    <w:p>
-      <w:pPr>
-        <w:spacing w:after="80"/>
-        <w:jc w:val="both"/>
-      </w:pPr>
-      <w:r>
-        <w:rPr>
-          <w:rFonts w:ascii="Times New Roman" w:cs="Times New Roman" w:eastAsia="Times New Roman" w:hAnsi="Times New Roman"/>
-          <w:sz w:val="20"/>
-          <w:szCs w:val="20"/>
-        </w:rPr>
-        <w:t xml:space="preserve">Four structural indicators complement the vocabulary. Their weights and thresholds are given in Table II. The at-sign carries double weight because, in a URL, everything preceding it in the authority component is discarded by the browser, making it a direct mechanism for disguising the true host rather than a statistical correlate of one.</w:t>
-      </w:r>
-    </w:p>
-    <w:p>
-      <w:pPr>
-        <w:spacing w:after="0" w:before="140"/>
-        <w:jc w:val="center"/>
-      </w:pPr>
-      <w:r>
-        <w:rPr>
-          <w:rFonts w:ascii="Times New Roman" w:cs="Times New Roman" w:eastAsia="Times New Roman" w:hAnsi="Times New Roman"/>
-          <w:sz w:val="16"/>
-          <w:szCs w:val="16"/>
-        </w:rPr>
-        <w:t xml:space="preserve">TABLE II</w:t>
-      </w:r>
-    </w:p>
-    <w:p>
-      <w:pPr>
-        <w:spacing w:after="60" w:before="0"/>
-        <w:jc w:val="center"/>
-      </w:pPr>
-      <w:r>
-        <w:rPr>
-          <w:rFonts w:ascii="Times New Roman" w:cs="Times New Roman" w:eastAsia="Times New Roman" w:hAnsi="Times New Roman"/>
-          <w:smallCaps/>
-          <w:sz w:val="16"/>
-          <w:szCs w:val="16"/>
-        </w:rPr>
-        <w:t xml:space="preserve">Rule Weights and Thresholds</w:t>
-      </w:r>
-    </w:p>
-    <w:tbl>
-      <w:tblPr>
-        <w:tblW w:type="dxa" w:w="5230"/>
-        <w:tblBorders>
-          <w:top w:val="single" w:color="000000" w:sz="4"/>
-          <w:left w:val="none"/>
-          <w:bottom w:val="single" w:color="000000" w:sz="4"/>
-          <w:right w:val="none"/>
-          <w:insideH w:val="single" w:color="999999" w:sz="2"/>
-          <w:insideV w:val="none"/>
-        </w:tblBorders>
-      </w:tblPr>
-      <w:tblGrid>
-        <w:gridCol w:w="1450"/>
-        <w:gridCol w:w="2490"/>
-        <w:gridCol w:w="1290"/>
-      </w:tblGrid>
-      <w:tr>
-        <w:trPr>
-          <w:tblHeader/>
-        </w:trPr>
-        <w:tc>
-          <w:tcPr>
-            <w:tcW w:type="dxa" w:w="1450"/>
-            <w:shd w:fill="E8E8E8" w:color="auto" w:val="clear"/>
-            <w:tcMar>
-              <w:top w:type="dxa" w:w="40"/>
-              <w:left w:type="dxa" w:w="80"/>
-              <w:bottom w:type="dxa" w:w="40"/>
-              <w:right w:type="dxa" w:w="80"/>
-            </w:tcMar>
-          </w:tcPr>
-          <w:p>
-            <w:pPr>
-              <w:jc w:val="left"/>
-            </w:pPr>
-            <w:r>
-              <w:rPr>
-                <w:rFonts w:ascii="Times New Roman" w:cs="Times New Roman" w:eastAsia="Times New Roman" w:hAnsi="Times New Roman"/>
-                <w:b/>
-                <w:bCs/>
-                <w:i w:val="false"/>
-                <w:iCs w:val="false"/>
-                <w:sz w:val="16"/>
-                <w:szCs w:val="16"/>
-              </w:rPr>
-              <w:t xml:space="preserve">Rule</w:t>
-            </w:r>
-          </w:p>
-        </w:tc>
-        <w:tc>
-          <w:tcPr>
-            <w:tcW w:type="dxa" w:w="2490"/>
-            <w:shd w:fill="E8E8E8" w:color="auto" w:val="clear"/>
-            <w:tcMar>
-              <w:top w:type="dxa" w:w="40"/>
-              <w:left w:type="dxa" w:w="80"/>
-              <w:bottom w:type="dxa" w:w="40"/>
-              <w:right w:type="dxa" w:w="80"/>
-            </w:tcMar>
-          </w:tcPr>
-          <w:p>
-            <w:pPr>
-              <w:jc w:val="left"/>
-            </w:pPr>
-            <w:r>
-              <w:rPr>
-                <w:rFonts w:ascii="Times New Roman" w:cs="Times New Roman" w:eastAsia="Times New Roman" w:hAnsi="Times New Roman"/>
-                <w:b/>
-                <w:bCs/>
-                <w:i w:val="false"/>
-                <w:iCs w:val="false"/>
-                <w:sz w:val="16"/>
-                <w:szCs w:val="16"/>
-              </w:rPr>
-              <w:t xml:space="preserve">Condition</w:t>
-            </w:r>
-          </w:p>
-        </w:tc>
-        <w:tc>
-          <w:tcPr>
-            <w:tcW w:type="dxa" w:w="1290"/>
-            <w:shd w:fill="E8E8E8" w:color="auto" w:val="clear"/>
-            <w:tcMar>
-              <w:top w:type="dxa" w:w="40"/>
-              <w:left w:type="dxa" w:w="80"/>
-              <w:bottom w:type="dxa" w:w="40"/>
-              <w:right w:type="dxa" w:w="80"/>
-            </w:tcMar>
-          </w:tcPr>
-          <w:p>
-            <w:pPr>
-              <w:jc w:val="center"/>
-            </w:pPr>
-            <w:r>
-              <w:rPr>
-                <w:rFonts w:ascii="Times New Roman" w:cs="Times New Roman" w:eastAsia="Times New Roman" w:hAnsi="Times New Roman"/>
-                <w:b/>
-                <w:bCs/>
-                <w:i w:val="false"/>
-                <w:iCs w:val="false"/>
-                <w:sz w:val="16"/>
-                <w:szCs w:val="16"/>
-              </w:rPr>
-              <w:t xml:space="preserve">Weight</w:t>
-            </w:r>
-          </w:p>
-        </w:tc>
-      </w:tr>
-      <w:tr>
-        <w:trPr>
-          <w:tblHeader w:val="false"/>
-        </w:trPr>
-        <w:tc>
-          <w:tcPr>
-            <w:tcW w:type="dxa" w:w="1450"/>
-            <w:tcMar>
-              <w:top w:type="dxa" w:w="40"/>
-              <w:left w:type="dxa" w:w="80"/>
-              <w:bottom w:type="dxa" w:w="40"/>
-              <w:right w:type="dxa" w:w="80"/>
-            </w:tcMar>
-          </w:tcPr>
-          <w:p>
-            <w:pPr>
-              <w:jc w:val="left"/>
-            </w:pPr>
-            <w:r>
-              <w:rPr>
-                <w:rFonts w:ascii="Times New Roman" w:cs="Times New Roman" w:eastAsia="Times New Roman" w:hAnsi="Times New Roman"/>
-                <w:b w:val="false"/>
-                <w:bCs w:val="false"/>
-                <w:i w:val="false"/>
-                <w:iCs w:val="false"/>
-                <w:sz w:val="16"/>
-                <w:szCs w:val="16"/>
-              </w:rPr>
-              <w:t xml:space="preserve">keyword</w:t>
-            </w:r>
-          </w:p>
-        </w:tc>
-        <w:tc>
-          <w:tcPr>
-            <w:tcW w:type="dxa" w:w="2490"/>
-            <w:tcMar>
-              <w:top w:type="dxa" w:w="40"/>
-              <w:left w:type="dxa" w:w="80"/>
-              <w:bottom w:type="dxa" w:w="40"/>
-              <w:right w:type="dxa" w:w="80"/>
-            </w:tcMar>
-          </w:tcPr>
-          <w:p>
-            <w:pPr>
-              <w:jc w:val="left"/>
-            </w:pPr>
-            <w:r>
-              <w:rPr>
-                <w:rFonts w:ascii="Times New Roman" w:cs="Times New Roman" w:eastAsia="Times New Roman" w:hAnsi="Times New Roman"/>
-                <w:b w:val="false"/>
-                <w:bCs w:val="false"/>
-                <w:i w:val="false"/>
-                <w:iCs w:val="false"/>
-                <w:sz w:val="16"/>
-                <w:szCs w:val="16"/>
-              </w:rPr>
-              <w:t xml:space="preserve">vocabulary term present</w:t>
-            </w:r>
-          </w:p>
-        </w:tc>
-        <w:tc>
-          <w:tcPr>
-            <w:tcW w:type="dxa" w:w="1290"/>
-            <w:tcMar>
-              <w:top w:type="dxa" w:w="40"/>
-              <w:left w:type="dxa" w:w="80"/>
-              <w:bottom w:type="dxa" w:w="40"/>
-              <w:right w:type="dxa" w:w="80"/>
-            </w:tcMar>
-          </w:tcPr>
-          <w:p>
-            <w:pPr>
-              <w:jc w:val="center"/>
-            </w:pPr>
-            <w:r>
-              <w:rPr>
-                <w:rFonts w:ascii="Times New Roman" w:cs="Times New Roman" w:eastAsia="Times New Roman" w:hAnsi="Times New Roman"/>
-                <w:b w:val="false"/>
-                <w:bCs w:val="false"/>
-                <w:i w:val="false"/>
-                <w:iCs w:val="false"/>
-                <w:sz w:val="16"/>
-                <w:szCs w:val="16"/>
-              </w:rPr>
-              <w:t xml:space="preserve">10 each</w:t>
-            </w:r>
-          </w:p>
-        </w:tc>
-      </w:tr>
-      <w:tr>
-        <w:trPr>
-          <w:tblHeader w:val="false"/>
-        </w:trPr>
-        <w:tc>
-          <w:tcPr>
-            <w:tcW w:type="dxa" w:w="1450"/>
-            <w:tcMar>
-              <w:top w:type="dxa" w:w="40"/>
-              <w:left w:type="dxa" w:w="80"/>
-              <w:bottom w:type="dxa" w:w="40"/>
-              <w:right w:type="dxa" w:w="80"/>
-            </w:tcMar>
-          </w:tcPr>
-          <w:p>
-            <w:pPr>
-              <w:jc w:val="left"/>
-            </w:pPr>
-            <w:r>
-              <w:rPr>
-                <w:rFonts w:ascii="Times New Roman" w:cs="Times New Roman" w:eastAsia="Times New Roman" w:hAnsi="Times New Roman"/>
-                <w:b w:val="false"/>
-                <w:bCs w:val="false"/>
-                <w:i w:val="false"/>
-                <w:iCs w:val="false"/>
-                <w:sz w:val="16"/>
-                <w:szCs w:val="16"/>
-              </w:rPr>
-              <w:t xml:space="preserve">long_url</w:t>
-            </w:r>
-          </w:p>
-        </w:tc>
-        <w:tc>
-          <w:tcPr>
-            <w:tcW w:type="dxa" w:w="2490"/>
-            <w:tcMar>
-              <w:top w:type="dxa" w:w="40"/>
-              <w:left w:type="dxa" w:w="80"/>
-              <w:bottom w:type="dxa" w:w="40"/>
-              <w:right w:type="dxa" w:w="80"/>
-            </w:tcMar>
-          </w:tcPr>
-          <w:p>
-            <w:pPr>
-              <w:jc w:val="left"/>
-            </w:pPr>
-            <w:r>
-              <w:rPr>
-                <w:rFonts w:ascii="Times New Roman" w:cs="Times New Roman" w:eastAsia="Times New Roman" w:hAnsi="Times New Roman"/>
-                <w:b w:val="false"/>
-                <w:bCs w:val="false"/>
-                <w:i w:val="false"/>
-                <w:iCs w:val="false"/>
-                <w:sz w:val="16"/>
-                <w:szCs w:val="16"/>
-              </w:rPr>
-              <w:t xml:space="preserve">length &gt; 30 characters</w:t>
-            </w:r>
-          </w:p>
-        </w:tc>
-        <w:tc>
-          <w:tcPr>
-            <w:tcW w:type="dxa" w:w="1290"/>
-            <w:tcMar>
-              <w:top w:type="dxa" w:w="40"/>
-              <w:left w:type="dxa" w:w="80"/>
-              <w:bottom w:type="dxa" w:w="40"/>
-              <w:right w:type="dxa" w:w="80"/>
-            </w:tcMar>
-          </w:tcPr>
-          <w:p>
-            <w:pPr>
-              <w:jc w:val="center"/>
-            </w:pPr>
-            <w:r>
-              <w:rPr>
-                <w:rFonts w:ascii="Times New Roman" w:cs="Times New Roman" w:eastAsia="Times New Roman" w:hAnsi="Times New Roman"/>
-                <w:b w:val="false"/>
-                <w:bCs w:val="false"/>
-                <w:i w:val="false"/>
-                <w:iCs w:val="false"/>
-                <w:sz w:val="16"/>
-                <w:szCs w:val="16"/>
-              </w:rPr>
-              <w:t xml:space="preserve">10</w:t>
-            </w:r>
-          </w:p>
-        </w:tc>
-      </w:tr>
-      <w:tr>
-        <w:trPr>
-          <w:tblHeader w:val="false"/>
-        </w:trPr>
-        <w:tc>
-          <w:tcPr>
-            <w:tcW w:type="dxa" w:w="1450"/>
-            <w:tcMar>
-              <w:top w:type="dxa" w:w="40"/>
-              <w:left w:type="dxa" w:w="80"/>
-              <w:bottom w:type="dxa" w:w="40"/>
-              <w:right w:type="dxa" w:w="80"/>
-            </w:tcMar>
-          </w:tcPr>
-          <w:p>
-            <w:pPr>
-              <w:jc w:val="left"/>
-            </w:pPr>
-            <w:r>
-              <w:rPr>
-                <w:rFonts w:ascii="Times New Roman" w:cs="Times New Roman" w:eastAsia="Times New Roman" w:hAnsi="Times New Roman"/>
-                <w:b w:val="false"/>
-                <w:bCs w:val="false"/>
-                <w:i w:val="false"/>
-                <w:iCs w:val="false"/>
-                <w:sz w:val="16"/>
-                <w:szCs w:val="16"/>
-              </w:rPr>
-              <w:t xml:space="preserve">at_symbol</w:t>
-            </w:r>
-          </w:p>
-        </w:tc>
-        <w:tc>
-          <w:tcPr>
-            <w:tcW w:type="dxa" w:w="2490"/>
-            <w:tcMar>
-              <w:top w:type="dxa" w:w="40"/>
-              <w:left w:type="dxa" w:w="80"/>
-              <w:bottom w:type="dxa" w:w="40"/>
-              <w:right w:type="dxa" w:w="80"/>
-            </w:tcMar>
-          </w:tcPr>
-          <w:p>
-            <w:pPr>
-              <w:jc w:val="left"/>
-            </w:pPr>
-            <w:r>
-              <w:rPr>
-                <w:rFonts w:ascii="Times New Roman" w:cs="Times New Roman" w:eastAsia="Times New Roman" w:hAnsi="Times New Roman"/>
-                <w:b w:val="false"/>
-                <w:bCs w:val="false"/>
-                <w:i w:val="false"/>
-                <w:iCs w:val="false"/>
-                <w:sz w:val="16"/>
-                <w:szCs w:val="16"/>
-              </w:rPr>
-              <w:t xml:space="preserve">'@' present</w:t>
-            </w:r>
-          </w:p>
-        </w:tc>
-        <w:tc>
-          <w:tcPr>
-            <w:tcW w:type="dxa" w:w="1290"/>
-            <w:tcMar>
-              <w:top w:type="dxa" w:w="40"/>
-              <w:left w:type="dxa" w:w="80"/>
-              <w:bottom w:type="dxa" w:w="40"/>
-              <w:right w:type="dxa" w:w="80"/>
-            </w:tcMar>
-          </w:tcPr>
-          <w:p>
-            <w:pPr>
-              <w:jc w:val="center"/>
-            </w:pPr>
-            <w:r>
-              <w:rPr>
-                <w:rFonts w:ascii="Times New Roman" w:cs="Times New Roman" w:eastAsia="Times New Roman" w:hAnsi="Times New Roman"/>
-                <w:b w:val="false"/>
-                <w:bCs w:val="false"/>
-                <w:i w:val="false"/>
-                <w:iCs w:val="false"/>
-                <w:sz w:val="16"/>
-                <w:szCs w:val="16"/>
-              </w:rPr>
-              <w:t xml:space="preserve">20</w:t>
-            </w:r>
-          </w:p>
-        </w:tc>
-      </w:tr>
-      <w:tr>
-        <w:trPr>
-          <w:tblHeader w:val="false"/>
-        </w:trPr>
-        <w:tc>
-          <w:tcPr>
-            <w:tcW w:type="dxa" w:w="1450"/>
-            <w:tcMar>
-              <w:top w:type="dxa" w:w="40"/>
-              <w:left w:type="dxa" w:w="80"/>
-              <w:bottom w:type="dxa" w:w="40"/>
-              <w:right w:type="dxa" w:w="80"/>
-            </w:tcMar>
-          </w:tcPr>
-          <w:p>
-            <w:pPr>
-              <w:jc w:val="left"/>
-            </w:pPr>
-            <w:r>
-              <w:rPr>
-                <w:rFonts w:ascii="Times New Roman" w:cs="Times New Roman" w:eastAsia="Times New Roman" w:hAnsi="Times New Roman"/>
-                <w:b w:val="false"/>
-                <w:bCs w:val="false"/>
-                <w:i w:val="false"/>
-                <w:iCs w:val="false"/>
-                <w:sz w:val="16"/>
-                <w:szCs w:val="16"/>
-              </w:rPr>
-              <w:t xml:space="preserve">many_dots</w:t>
-            </w:r>
-          </w:p>
-        </w:tc>
-        <w:tc>
-          <w:tcPr>
-            <w:tcW w:type="dxa" w:w="2490"/>
-            <w:tcMar>
-              <w:top w:type="dxa" w:w="40"/>
-              <w:left w:type="dxa" w:w="80"/>
-              <w:bottom w:type="dxa" w:w="40"/>
-              <w:right w:type="dxa" w:w="80"/>
-            </w:tcMar>
-          </w:tcPr>
-          <w:p>
-            <w:pPr>
-              <w:jc w:val="left"/>
-            </w:pPr>
-            <w:r>
-              <w:rPr>
-                <w:rFonts w:ascii="Times New Roman" w:cs="Times New Roman" w:eastAsia="Times New Roman" w:hAnsi="Times New Roman"/>
-                <w:b w:val="false"/>
-                <w:bCs w:val="false"/>
-                <w:i w:val="false"/>
-                <w:iCs w:val="false"/>
-                <w:sz w:val="16"/>
-                <w:szCs w:val="16"/>
-              </w:rPr>
-              <w:t xml:space="preserve">more than 3 dots</w:t>
-            </w:r>
-          </w:p>
-        </w:tc>
-        <w:tc>
-          <w:tcPr>
-            <w:tcW w:type="dxa" w:w="1290"/>
-            <w:tcMar>
-              <w:top w:type="dxa" w:w="40"/>
-              <w:left w:type="dxa" w:w="80"/>
-              <w:bottom w:type="dxa" w:w="40"/>
-              <w:right w:type="dxa" w:w="80"/>
-            </w:tcMar>
-          </w:tcPr>
-          <w:p>
-            <w:pPr>
-              <w:jc w:val="center"/>
-            </w:pPr>
-            <w:r>
-              <w:rPr>
-                <w:rFonts w:ascii="Times New Roman" w:cs="Times New Roman" w:eastAsia="Times New Roman" w:hAnsi="Times New Roman"/>
-                <w:b w:val="false"/>
-                <w:bCs w:val="false"/>
-                <w:i w:val="false"/>
-                <w:iCs w:val="false"/>
-                <w:sz w:val="16"/>
-                <w:szCs w:val="16"/>
-              </w:rPr>
-              <w:t xml:space="preserve">10</w:t>
-            </w:r>
-          </w:p>
-        </w:tc>
-      </w:tr>
-    </w:tbl>
-    <w:p>
-      <w:pPr>
-        <w:spacing w:after="120" w:before="60"/>
-        <w:jc w:val="left"/>
-      </w:pPr>
-      <w:r>
-        <w:rPr>
-          <w:rFonts w:ascii="Times New Roman" w:cs="Times New Roman" w:eastAsia="Times New Roman" w:hAnsi="Times New Roman"/>
-          <w:i/>
-          <w:iCs/>
-          <w:sz w:val="16"/>
-          <w:szCs w:val="16"/>
-        </w:rPr>
-        <w:t xml:space="preserve">Weights are inherited unchanged from the prototype system so that the refactored detector remains behaviourally comparable to it.</w:t>
-      </w:r>
-    </w:p>
-    <w:p>
-      <w:pPr>
-        <w:spacing w:after="80" w:before="160"/>
-      </w:pPr>
-      <w:r>
-        <w:rPr>
-          <w:rFonts w:ascii="Times New Roman" w:cs="Times New Roman" w:eastAsia="Times New Roman" w:hAnsi="Times New Roman"/>
-          <w:i/>
-          <w:iCs/>
-          <w:sz w:val="20"/>
-          <w:szCs w:val="20"/>
-        </w:rPr>
-        <w:t xml:space="preserve">D.  Risk bands</w:t>
-      </w:r>
-    </w:p>
-    <w:p>
-      <w:pPr>
-        <w:spacing w:after="80"/>
-        <w:jc w:val="both"/>
-      </w:pPr>
-      <w:r>
-        <w:rPr>
-          <w:rFonts w:ascii="Times New Roman" w:cs="Times New Roman" w:eastAsia="Times New Roman" w:hAnsi="Times New Roman"/>
-          <w:sz w:val="20"/>
-          <w:szCs w:val="20"/>
-        </w:rPr>
-        <w:t xml:space="preserve">The score is mapped to three bands: Low Risk below 30, Medium Risk from 30 to 59, and High Risk at 60 and above. The High Risk boundary is the operating threshold used for binary classification in Section VI. Because the threshold is a free parameter rather than a property of the method, Section VII reports a sweep across its full range rather than defending the default in isolation.</w:t>
-      </w:r>
-    </w:p>
-    <w:p>
-      <w:pPr>
-        <w:spacing w:after="80" w:before="160"/>
-      </w:pPr>
-      <w:r>
-        <w:rPr>
-          <w:rFonts w:ascii="Times New Roman" w:cs="Times New Roman" w:eastAsia="Times New Roman" w:hAnsi="Times New Roman"/>
-          <w:i/>
-          <w:iCs/>
-          <w:sz w:val="20"/>
-          <w:szCs w:val="20"/>
-        </w:rPr>
-        <w:t xml:space="preserve">E.  Explainability</w:t>
-      </w:r>
-    </w:p>
-    <w:p>
-      <w:pPr>
-        <w:spacing w:after="80"/>
-        <w:jc w:val="both"/>
-      </w:pPr>
-      <w:r>
-        <w:rPr>
-          <w:rFonts w:ascii="Times New Roman" w:cs="Times New Roman" w:eastAsia="Times New Roman" w:hAnsi="Times New Roman"/>
-          <w:sz w:val="20"/>
-          <w:szCs w:val="20"/>
-        </w:rPr>
-        <w:t xml:space="preserve">The detector returns, alongside the score and band, the identity and weight of every rule that fired. A verdict is therefore not a bare label but an itemised account: a user sees which terms matched and what each contributed. This property is a consequence of the additive design rather than a post hoc attribution method, and it holds exactly rather than approximately.</w:t>
+        <w:t xml:space="preserve">S(u) = min( Σ wᵢ · δᵢ(u),  100 )</w:t>
       </w:r>
     </w:p>
     <w:p>
@@ -1794,7 +672,7 @@
       <w:r>
         <w:drawing>
           <wp:inline distT="0" distB="0" distL="0" distR="0">
-            <wp:extent cx="3276600" cy="2619375"/>
+            <wp:extent cx="2857500" cy="2743200"/>
             <wp:effectExtent t="0" r="0" b="0" l="0"/>
             <wp:docPr id="1" name="" descr="" title=""/>
             <wp:cNvGraphicFramePr>
@@ -1819,7 +697,7 @@
                   <pic:spPr bwMode="auto">
                     <a:xfrm>
                       <a:off x="0" y="0"/>
-                      <a:ext cx="3276600" cy="2619375"/>
+                      <a:ext cx="2857500" cy="2743200"/>
                     </a:xfrm>
                     <a:prstGeom prst="rect">
                       <a:avLst/>
@@ -1843,7 +721,1143 @@
           <w:sz w:val="16"/>
           <w:szCs w:val="16"/>
         </w:rPr>
-        <w:t xml:space="preserve">Fig. 2.  Dashboard classifying a phishing URL that combines English lures with the Hindi/Telugu terms suraksha and khata. The verdict is accompanied by every rule that fired and its weight, and those weights sum to the reported score of 90.</w:t>
+        <w:t xml:space="preserve">Fig. 2.  Detection pipeline. Lexical and structural rules contribute weights to a single bounded score, which is banded and returned together with the identity of every rule that fired.</w:t>
+      </w:r>
+    </w:p>
+    <w:p>
+      <w:pPr>
+        <w:spacing w:after="80"/>
+        <w:jc w:val="both"/>
+      </w:pPr>
+      <w:r>
+        <w:rPr>
+          <w:rFonts w:ascii="Times New Roman" w:cs="Times New Roman" w:eastAsia="Times New Roman" w:hAnsi="Times New Roman"/>
+          <w:sz w:val="20"/>
+          <w:szCs w:val="20"/>
+        </w:rPr>
+        <w:t xml:space="preserve">where δᵢ(u) is 1 when rule i fires on URL u and 0 otherwise, and wᵢ is that rule's weight. The formulation is intentionally additive and monotone: no rule can reduce another's contribution, so the effect of any single term on the outcome is inspectable in isolation. Both the clamped score and the unclamped sum are retained, the latter so that the reported weights always reconcile with the total.</w:t>
+      </w:r>
+    </w:p>
+    <w:p>
+      <w:pPr>
+        <w:spacing w:after="80" w:before="160"/>
+      </w:pPr>
+      <w:r>
+        <w:rPr>
+          <w:rFonts w:ascii="Times New Roman" w:cs="Times New Roman" w:eastAsia="Times New Roman" w:hAnsi="Times New Roman"/>
+          <w:i/>
+          <w:iCs/>
+          <w:sz w:val="20"/>
+          <w:szCs w:val="20"/>
+        </w:rPr>
+        <w:t xml:space="preserve">B.  Multilingual vocabulary</w:t>
+      </w:r>
+    </w:p>
+    <w:p>
+      <w:pPr>
+        <w:spacing w:after="80"/>
+        <w:jc w:val="both"/>
+      </w:pPr>
+      <w:r>
+        <w:rPr>
+          <w:rFonts w:ascii="Times New Roman" w:cs="Times New Roman" w:eastAsia="Times New Roman" w:hAnsi="Times New Roman"/>
+          <w:sz w:val="20"/>
+          <w:szCs w:val="20"/>
+        </w:rPr>
+        <w:t xml:space="preserve">The lexical component matches a 33-term vocabulary of transliterated phishing lures across four languages. Terms were selected for semantic roles that recur in phishing lures: account, verification, security, urgency and financial instruments. Each matched term contributes a weight of 10. The vocabulary is deduplicated, so a term shared between languages, such as khata and suraksha in Hindi and Telugu, contributes once rather than twice.</w:t>
+      </w:r>
+    </w:p>
+    <w:p>
+      <w:pPr>
+        <w:spacing w:after="0" w:before="140"/>
+        <w:jc w:val="center"/>
+      </w:pPr>
+      <w:r>
+        <w:rPr>
+          <w:rFonts w:ascii="Times New Roman" w:cs="Times New Roman" w:eastAsia="Times New Roman" w:hAnsi="Times New Roman"/>
+          <w:sz w:val="16"/>
+          <w:szCs w:val="16"/>
+        </w:rPr>
+        <w:t xml:space="preserve">TABLE I</w:t>
+      </w:r>
+    </w:p>
+    <w:p>
+      <w:pPr>
+        <w:spacing w:after="60" w:before="0"/>
+        <w:jc w:val="center"/>
+      </w:pPr>
+      <w:r>
+        <w:rPr>
+          <w:rFonts w:ascii="Times New Roman" w:cs="Times New Roman" w:eastAsia="Times New Roman" w:hAnsi="Times New Roman"/>
+          <w:smallCaps/>
+          <w:sz w:val="16"/>
+          <w:szCs w:val="16"/>
+        </w:rPr>
+        <w:t xml:space="preserve">Multilingual Phishing Vocabulary</w:t>
+      </w:r>
+    </w:p>
+    <w:tbl>
+      <w:tblPr>
+        <w:tblW w:type="dxa" w:w="5230"/>
+        <w:tblBorders>
+          <w:top w:val="single" w:color="000000" w:sz="4"/>
+          <w:left w:val="none"/>
+          <w:bottom w:val="single" w:color="000000" w:sz="4"/>
+          <w:right w:val="none"/>
+          <w:insideH w:val="single" w:color="999999" w:sz="2"/>
+          <w:insideV w:val="none"/>
+        </w:tblBorders>
+      </w:tblPr>
+      <w:tblGrid>
+        <w:gridCol w:w="960"/>
+        <w:gridCol w:w="400"/>
+        <w:gridCol w:w="3870"/>
+      </w:tblGrid>
+      <w:tr>
+        <w:trPr>
+          <w:tblHeader/>
+        </w:trPr>
+        <w:tc>
+          <w:tcPr>
+            <w:tcW w:type="dxa" w:w="960"/>
+            <w:shd w:fill="E8E8E8" w:color="auto" w:val="clear"/>
+            <w:tcMar>
+              <w:top w:type="dxa" w:w="40"/>
+              <w:left w:type="dxa" w:w="80"/>
+              <w:bottom w:type="dxa" w:w="40"/>
+              <w:right w:type="dxa" w:w="80"/>
+            </w:tcMar>
+          </w:tcPr>
+          <w:p>
+            <w:pPr>
+              <w:jc w:val="left"/>
+            </w:pPr>
+            <w:r>
+              <w:rPr>
+                <w:rFonts w:ascii="Times New Roman" w:cs="Times New Roman" w:eastAsia="Times New Roman" w:hAnsi="Times New Roman"/>
+                <w:b/>
+                <w:bCs/>
+                <w:i w:val="false"/>
+                <w:iCs w:val="false"/>
+                <w:sz w:val="16"/>
+                <w:szCs w:val="16"/>
+              </w:rPr>
+              <w:t xml:space="preserve">Language</w:t>
+            </w:r>
+          </w:p>
+        </w:tc>
+        <w:tc>
+          <w:tcPr>
+            <w:tcW w:type="dxa" w:w="400"/>
+            <w:shd w:fill="E8E8E8" w:color="auto" w:val="clear"/>
+            <w:tcMar>
+              <w:top w:type="dxa" w:w="40"/>
+              <w:left w:type="dxa" w:w="80"/>
+              <w:bottom w:type="dxa" w:w="40"/>
+              <w:right w:type="dxa" w:w="80"/>
+            </w:tcMar>
+          </w:tcPr>
+          <w:p>
+            <w:pPr>
+              <w:jc w:val="center"/>
+            </w:pPr>
+            <w:r>
+              <w:rPr>
+                <w:rFonts w:ascii="Times New Roman" w:cs="Times New Roman" w:eastAsia="Times New Roman" w:hAnsi="Times New Roman"/>
+                <w:b/>
+                <w:bCs/>
+                <w:i w:val="false"/>
+                <w:iCs w:val="false"/>
+                <w:sz w:val="16"/>
+                <w:szCs w:val="16"/>
+              </w:rPr>
+              <w:t xml:space="preserve">n</w:t>
+            </w:r>
+          </w:p>
+        </w:tc>
+        <w:tc>
+          <w:tcPr>
+            <w:tcW w:type="dxa" w:w="3870"/>
+            <w:shd w:fill="E8E8E8" w:color="auto" w:val="clear"/>
+            <w:tcMar>
+              <w:top w:type="dxa" w:w="40"/>
+              <w:left w:type="dxa" w:w="80"/>
+              <w:bottom w:type="dxa" w:w="40"/>
+              <w:right w:type="dxa" w:w="80"/>
+            </w:tcMar>
+          </w:tcPr>
+          <w:p>
+            <w:pPr>
+              <w:jc w:val="left"/>
+            </w:pPr>
+            <w:r>
+              <w:rPr>
+                <w:rFonts w:ascii="Times New Roman" w:cs="Times New Roman" w:eastAsia="Times New Roman" w:hAnsi="Times New Roman"/>
+                <w:b/>
+                <w:bCs/>
+                <w:i w:val="false"/>
+                <w:iCs w:val="false"/>
+                <w:sz w:val="16"/>
+                <w:szCs w:val="16"/>
+              </w:rPr>
+              <w:t xml:space="preserve">Terms</w:t>
+            </w:r>
+          </w:p>
+        </w:tc>
+      </w:tr>
+      <w:tr>
+        <w:trPr>
+          <w:tblHeader w:val="false"/>
+        </w:trPr>
+        <w:tc>
+          <w:tcPr>
+            <w:tcW w:type="dxa" w:w="960"/>
+            <w:tcMar>
+              <w:top w:type="dxa" w:w="40"/>
+              <w:left w:type="dxa" w:w="80"/>
+              <w:bottom w:type="dxa" w:w="40"/>
+              <w:right w:type="dxa" w:w="80"/>
+            </w:tcMar>
+          </w:tcPr>
+          <w:p>
+            <w:pPr>
+              <w:jc w:val="left"/>
+            </w:pPr>
+            <w:r>
+              <w:rPr>
+                <w:rFonts w:ascii="Times New Roman" w:cs="Times New Roman" w:eastAsia="Times New Roman" w:hAnsi="Times New Roman"/>
+                <w:b w:val="false"/>
+                <w:bCs w:val="false"/>
+                <w:i w:val="false"/>
+                <w:iCs w:val="false"/>
+                <w:sz w:val="16"/>
+                <w:szCs w:val="16"/>
+              </w:rPr>
+              <w:t xml:space="preserve">English</w:t>
+            </w:r>
+          </w:p>
+        </w:tc>
+        <w:tc>
+          <w:tcPr>
+            <w:tcW w:type="dxa" w:w="400"/>
+            <w:tcMar>
+              <w:top w:type="dxa" w:w="40"/>
+              <w:left w:type="dxa" w:w="80"/>
+              <w:bottom w:type="dxa" w:w="40"/>
+              <w:right w:type="dxa" w:w="80"/>
+            </w:tcMar>
+          </w:tcPr>
+          <w:p>
+            <w:pPr>
+              <w:jc w:val="center"/>
+            </w:pPr>
+            <w:r>
+              <w:rPr>
+                <w:rFonts w:ascii="Times New Roman" w:cs="Times New Roman" w:eastAsia="Times New Roman" w:hAnsi="Times New Roman"/>
+                <w:b w:val="false"/>
+                <w:bCs w:val="false"/>
+                <w:i w:val="false"/>
+                <w:iCs w:val="false"/>
+                <w:sz w:val="16"/>
+                <w:szCs w:val="16"/>
+              </w:rPr>
+              <w:t xml:space="preserve">9</w:t>
+            </w:r>
+          </w:p>
+        </w:tc>
+        <w:tc>
+          <w:tcPr>
+            <w:tcW w:type="dxa" w:w="3870"/>
+            <w:tcMar>
+              <w:top w:type="dxa" w:w="40"/>
+              <w:left w:type="dxa" w:w="80"/>
+              <w:bottom w:type="dxa" w:w="40"/>
+              <w:right w:type="dxa" w:w="80"/>
+            </w:tcMar>
+          </w:tcPr>
+          <w:p>
+            <w:pPr>
+              <w:jc w:val="left"/>
+            </w:pPr>
+            <w:r>
+              <w:rPr>
+                <w:rFonts w:ascii="Times New Roman" w:cs="Times New Roman" w:eastAsia="Times New Roman" w:hAnsi="Times New Roman"/>
+                <w:b w:val="false"/>
+                <w:bCs w:val="false"/>
+                <w:i w:val="false"/>
+                <w:iCs w:val="false"/>
+                <w:sz w:val="16"/>
+                <w:szCs w:val="16"/>
+              </w:rPr>
+              <w:t xml:space="preserve">login, verify, secure, account, update, bank, otp, signin, password</w:t>
+            </w:r>
+          </w:p>
+        </w:tc>
+      </w:tr>
+      <w:tr>
+        <w:trPr>
+          <w:tblHeader w:val="false"/>
+        </w:trPr>
+        <w:tc>
+          <w:tcPr>
+            <w:tcW w:type="dxa" w:w="960"/>
+            <w:tcMar>
+              <w:top w:type="dxa" w:w="40"/>
+              <w:left w:type="dxa" w:w="80"/>
+              <w:bottom w:type="dxa" w:w="40"/>
+              <w:right w:type="dxa" w:w="80"/>
+            </w:tcMar>
+          </w:tcPr>
+          <w:p>
+            <w:pPr>
+              <w:jc w:val="left"/>
+            </w:pPr>
+            <w:r>
+              <w:rPr>
+                <w:rFonts w:ascii="Times New Roman" w:cs="Times New Roman" w:eastAsia="Times New Roman" w:hAnsi="Times New Roman"/>
+                <w:b w:val="false"/>
+                <w:bCs w:val="false"/>
+                <w:i w:val="false"/>
+                <w:iCs w:val="false"/>
+                <w:sz w:val="16"/>
+                <w:szCs w:val="16"/>
+              </w:rPr>
+              <w:t xml:space="preserve">Hindi</w:t>
+            </w:r>
+          </w:p>
+        </w:tc>
+        <w:tc>
+          <w:tcPr>
+            <w:tcW w:type="dxa" w:w="400"/>
+            <w:tcMar>
+              <w:top w:type="dxa" w:w="40"/>
+              <w:left w:type="dxa" w:w="80"/>
+              <w:bottom w:type="dxa" w:w="40"/>
+              <w:right w:type="dxa" w:w="80"/>
+            </w:tcMar>
+          </w:tcPr>
+          <w:p>
+            <w:pPr>
+              <w:jc w:val="center"/>
+            </w:pPr>
+            <w:r>
+              <w:rPr>
+                <w:rFonts w:ascii="Times New Roman" w:cs="Times New Roman" w:eastAsia="Times New Roman" w:hAnsi="Times New Roman"/>
+                <w:b w:val="false"/>
+                <w:bCs w:val="false"/>
+                <w:i w:val="false"/>
+                <w:iCs w:val="false"/>
+                <w:sz w:val="16"/>
+                <w:szCs w:val="16"/>
+              </w:rPr>
+              <w:t xml:space="preserve">11</w:t>
+            </w:r>
+          </w:p>
+        </w:tc>
+        <w:tc>
+          <w:tcPr>
+            <w:tcW w:type="dxa" w:w="3870"/>
+            <w:tcMar>
+              <w:top w:type="dxa" w:w="40"/>
+              <w:left w:type="dxa" w:w="80"/>
+              <w:bottom w:type="dxa" w:w="40"/>
+              <w:right w:type="dxa" w:w="80"/>
+            </w:tcMar>
+          </w:tcPr>
+          <w:p>
+            <w:pPr>
+              <w:jc w:val="left"/>
+            </w:pPr>
+            <w:r>
+              <w:rPr>
+                <w:rFonts w:ascii="Times New Roman" w:cs="Times New Roman" w:eastAsia="Times New Roman" w:hAnsi="Times New Roman"/>
+                <w:b w:val="false"/>
+                <w:bCs w:val="false"/>
+                <w:i w:val="false"/>
+                <w:iCs w:val="false"/>
+                <w:sz w:val="16"/>
+                <w:szCs w:val="16"/>
+              </w:rPr>
+              <w:t xml:space="preserve">kyc, aadhaar, pan, banking, verifyotp, suraksha, khata, jaanch, satyapan, turant, seva</w:t>
+            </w:r>
+          </w:p>
+        </w:tc>
+      </w:tr>
+      <w:tr>
+        <w:trPr>
+          <w:tblHeader w:val="false"/>
+        </w:trPr>
+        <w:tc>
+          <w:tcPr>
+            <w:tcW w:type="dxa" w:w="960"/>
+            <w:tcMar>
+              <w:top w:type="dxa" w:w="40"/>
+              <w:left w:type="dxa" w:w="80"/>
+              <w:bottom w:type="dxa" w:w="40"/>
+              <w:right w:type="dxa" w:w="80"/>
+            </w:tcMar>
+          </w:tcPr>
+          <w:p>
+            <w:pPr>
+              <w:jc w:val="left"/>
+            </w:pPr>
+            <w:r>
+              <w:rPr>
+                <w:rFonts w:ascii="Times New Roman" w:cs="Times New Roman" w:eastAsia="Times New Roman" w:hAnsi="Times New Roman"/>
+                <w:b w:val="false"/>
+                <w:bCs w:val="false"/>
+                <w:i w:val="false"/>
+                <w:iCs w:val="false"/>
+                <w:sz w:val="16"/>
+                <w:szCs w:val="16"/>
+              </w:rPr>
+              <w:t xml:space="preserve">Tamil</w:t>
+            </w:r>
+          </w:p>
+        </w:tc>
+        <w:tc>
+          <w:tcPr>
+            <w:tcW w:type="dxa" w:w="400"/>
+            <w:tcMar>
+              <w:top w:type="dxa" w:w="40"/>
+              <w:left w:type="dxa" w:w="80"/>
+              <w:bottom w:type="dxa" w:w="40"/>
+              <w:right w:type="dxa" w:w="80"/>
+            </w:tcMar>
+          </w:tcPr>
+          <w:p>
+            <w:pPr>
+              <w:jc w:val="center"/>
+            </w:pPr>
+            <w:r>
+              <w:rPr>
+                <w:rFonts w:ascii="Times New Roman" w:cs="Times New Roman" w:eastAsia="Times New Roman" w:hAnsi="Times New Roman"/>
+                <w:b w:val="false"/>
+                <w:bCs w:val="false"/>
+                <w:i w:val="false"/>
+                <w:iCs w:val="false"/>
+                <w:sz w:val="16"/>
+                <w:szCs w:val="16"/>
+              </w:rPr>
+              <w:t xml:space="preserve">9</w:t>
+            </w:r>
+          </w:p>
+        </w:tc>
+        <w:tc>
+          <w:tcPr>
+            <w:tcW w:type="dxa" w:w="3870"/>
+            <w:tcMar>
+              <w:top w:type="dxa" w:w="40"/>
+              <w:left w:type="dxa" w:w="80"/>
+              <w:bottom w:type="dxa" w:w="40"/>
+              <w:right w:type="dxa" w:w="80"/>
+            </w:tcMar>
+          </w:tcPr>
+          <w:p>
+            <w:pPr>
+              <w:jc w:val="left"/>
+            </w:pPr>
+            <w:r>
+              <w:rPr>
+                <w:rFonts w:ascii="Times New Roman" w:cs="Times New Roman" w:eastAsia="Times New Roman" w:hAnsi="Times New Roman"/>
+                <w:b w:val="false"/>
+                <w:bCs w:val="false"/>
+                <w:i w:val="false"/>
+                <w:iCs w:val="false"/>
+                <w:sz w:val="16"/>
+                <w:szCs w:val="16"/>
+              </w:rPr>
+              <w:t xml:space="preserve">vangi, kanakku, urudhi, puduppi, paathukaappu, seyal, udanadi, otpverify, bankupdate</w:t>
+            </w:r>
+          </w:p>
+        </w:tc>
+      </w:tr>
+      <w:tr>
+        <w:trPr>
+          <w:tblHeader w:val="false"/>
+        </w:trPr>
+        <w:tc>
+          <w:tcPr>
+            <w:tcW w:type="dxa" w:w="960"/>
+            <w:tcMar>
+              <w:top w:type="dxa" w:w="40"/>
+              <w:left w:type="dxa" w:w="80"/>
+              <w:bottom w:type="dxa" w:w="40"/>
+              <w:right w:type="dxa" w:w="80"/>
+            </w:tcMar>
+          </w:tcPr>
+          <w:p>
+            <w:pPr>
+              <w:jc w:val="left"/>
+            </w:pPr>
+            <w:r>
+              <w:rPr>
+                <w:rFonts w:ascii="Times New Roman" w:cs="Times New Roman" w:eastAsia="Times New Roman" w:hAnsi="Times New Roman"/>
+                <w:b w:val="false"/>
+                <w:bCs w:val="false"/>
+                <w:i w:val="false"/>
+                <w:iCs w:val="false"/>
+                <w:sz w:val="16"/>
+                <w:szCs w:val="16"/>
+              </w:rPr>
+              <w:t xml:space="preserve">Telugu</w:t>
+            </w:r>
+          </w:p>
+        </w:tc>
+        <w:tc>
+          <w:tcPr>
+            <w:tcW w:type="dxa" w:w="400"/>
+            <w:tcMar>
+              <w:top w:type="dxa" w:w="40"/>
+              <w:left w:type="dxa" w:w="80"/>
+              <w:bottom w:type="dxa" w:w="40"/>
+              <w:right w:type="dxa" w:w="80"/>
+            </w:tcMar>
+          </w:tcPr>
+          <w:p>
+            <w:pPr>
+              <w:jc w:val="center"/>
+            </w:pPr>
+            <w:r>
+              <w:rPr>
+                <w:rFonts w:ascii="Times New Roman" w:cs="Times New Roman" w:eastAsia="Times New Roman" w:hAnsi="Times New Roman"/>
+                <w:b w:val="false"/>
+                <w:bCs w:val="false"/>
+                <w:i w:val="false"/>
+                <w:iCs w:val="false"/>
+                <w:sz w:val="16"/>
+                <w:szCs w:val="16"/>
+              </w:rPr>
+              <w:t xml:space="preserve">4</w:t>
+            </w:r>
+          </w:p>
+        </w:tc>
+        <w:tc>
+          <w:tcPr>
+            <w:tcW w:type="dxa" w:w="3870"/>
+            <w:tcMar>
+              <w:top w:type="dxa" w:w="40"/>
+              <w:left w:type="dxa" w:w="80"/>
+              <w:bottom w:type="dxa" w:w="40"/>
+              <w:right w:type="dxa" w:w="80"/>
+            </w:tcMar>
+          </w:tcPr>
+          <w:p>
+            <w:pPr>
+              <w:jc w:val="left"/>
+            </w:pPr>
+            <w:r>
+              <w:rPr>
+                <w:rFonts w:ascii="Times New Roman" w:cs="Times New Roman" w:eastAsia="Times New Roman" w:hAnsi="Times New Roman"/>
+                <w:b w:val="false"/>
+                <w:bCs w:val="false"/>
+                <w:i w:val="false"/>
+                <w:iCs w:val="false"/>
+                <w:sz w:val="16"/>
+                <w:szCs w:val="16"/>
+              </w:rPr>
+              <w:t xml:space="preserve">dhruvikarinchu, vaddi, runam, podupukhata</w:t>
+            </w:r>
+          </w:p>
+        </w:tc>
+      </w:tr>
+    </w:tbl>
+    <w:p>
+      <w:pPr>
+        <w:spacing w:after="80" w:before="160"/>
+      </w:pPr>
+      <w:r>
+        <w:rPr>
+          <w:rFonts w:ascii="Times New Roman" w:cs="Times New Roman" w:eastAsia="Times New Roman" w:hAnsi="Times New Roman"/>
+          <w:i/>
+          <w:iCs/>
+          <w:sz w:val="20"/>
+          <w:szCs w:val="20"/>
+        </w:rPr>
+        <w:t xml:space="preserve">C.  Structural rules</w:t>
+      </w:r>
+    </w:p>
+    <w:p>
+      <w:pPr>
+        <w:spacing w:after="80"/>
+        <w:jc w:val="both"/>
+      </w:pPr>
+      <w:r>
+        <w:rPr>
+          <w:rFonts w:ascii="Times New Roman" w:cs="Times New Roman" w:eastAsia="Times New Roman" w:hAnsi="Times New Roman"/>
+          <w:sz w:val="20"/>
+          <w:szCs w:val="20"/>
+        </w:rPr>
+        <w:t xml:space="preserve">Four structural indicators complement the vocabulary. Their weights and thresholds are given in Table II. The at-sign carries double weight because, in a URL, everything preceding it in the authority component is discarded by the browser, making it a direct mechanism for disguising the true host rather than a statistical correlate of one.</w:t>
+      </w:r>
+    </w:p>
+    <w:p>
+      <w:pPr>
+        <w:spacing w:after="0" w:before="140"/>
+        <w:jc w:val="center"/>
+      </w:pPr>
+      <w:r>
+        <w:rPr>
+          <w:rFonts w:ascii="Times New Roman" w:cs="Times New Roman" w:eastAsia="Times New Roman" w:hAnsi="Times New Roman"/>
+          <w:sz w:val="16"/>
+          <w:szCs w:val="16"/>
+        </w:rPr>
+        <w:t xml:space="preserve">TABLE II</w:t>
+      </w:r>
+    </w:p>
+    <w:p>
+      <w:pPr>
+        <w:spacing w:after="60" w:before="0"/>
+        <w:jc w:val="center"/>
+      </w:pPr>
+      <w:r>
+        <w:rPr>
+          <w:rFonts w:ascii="Times New Roman" w:cs="Times New Roman" w:eastAsia="Times New Roman" w:hAnsi="Times New Roman"/>
+          <w:smallCaps/>
+          <w:sz w:val="16"/>
+          <w:szCs w:val="16"/>
+        </w:rPr>
+        <w:t xml:space="preserve">Rule Weights and Thresholds</w:t>
+      </w:r>
+    </w:p>
+    <w:tbl>
+      <w:tblPr>
+        <w:tblW w:type="dxa" w:w="5230"/>
+        <w:tblBorders>
+          <w:top w:val="single" w:color="000000" w:sz="4"/>
+          <w:left w:val="none"/>
+          <w:bottom w:val="single" w:color="000000" w:sz="4"/>
+          <w:right w:val="none"/>
+          <w:insideH w:val="single" w:color="999999" w:sz="2"/>
+          <w:insideV w:val="none"/>
+        </w:tblBorders>
+      </w:tblPr>
+      <w:tblGrid>
+        <w:gridCol w:w="1450"/>
+        <w:gridCol w:w="2490"/>
+        <w:gridCol w:w="1290"/>
+      </w:tblGrid>
+      <w:tr>
+        <w:trPr>
+          <w:tblHeader/>
+        </w:trPr>
+        <w:tc>
+          <w:tcPr>
+            <w:tcW w:type="dxa" w:w="1450"/>
+            <w:shd w:fill="E8E8E8" w:color="auto" w:val="clear"/>
+            <w:tcMar>
+              <w:top w:type="dxa" w:w="40"/>
+              <w:left w:type="dxa" w:w="80"/>
+              <w:bottom w:type="dxa" w:w="40"/>
+              <w:right w:type="dxa" w:w="80"/>
+            </w:tcMar>
+          </w:tcPr>
+          <w:p>
+            <w:pPr>
+              <w:jc w:val="left"/>
+            </w:pPr>
+            <w:r>
+              <w:rPr>
+                <w:rFonts w:ascii="Times New Roman" w:cs="Times New Roman" w:eastAsia="Times New Roman" w:hAnsi="Times New Roman"/>
+                <w:b/>
+                <w:bCs/>
+                <w:i w:val="false"/>
+                <w:iCs w:val="false"/>
+                <w:sz w:val="16"/>
+                <w:szCs w:val="16"/>
+              </w:rPr>
+              <w:t xml:space="preserve">Rule</w:t>
+            </w:r>
+          </w:p>
+        </w:tc>
+        <w:tc>
+          <w:tcPr>
+            <w:tcW w:type="dxa" w:w="2490"/>
+            <w:shd w:fill="E8E8E8" w:color="auto" w:val="clear"/>
+            <w:tcMar>
+              <w:top w:type="dxa" w:w="40"/>
+              <w:left w:type="dxa" w:w="80"/>
+              <w:bottom w:type="dxa" w:w="40"/>
+              <w:right w:type="dxa" w:w="80"/>
+            </w:tcMar>
+          </w:tcPr>
+          <w:p>
+            <w:pPr>
+              <w:jc w:val="left"/>
+            </w:pPr>
+            <w:r>
+              <w:rPr>
+                <w:rFonts w:ascii="Times New Roman" w:cs="Times New Roman" w:eastAsia="Times New Roman" w:hAnsi="Times New Roman"/>
+                <w:b/>
+                <w:bCs/>
+                <w:i w:val="false"/>
+                <w:iCs w:val="false"/>
+                <w:sz w:val="16"/>
+                <w:szCs w:val="16"/>
+              </w:rPr>
+              <w:t xml:space="preserve">Condition</w:t>
+            </w:r>
+          </w:p>
+        </w:tc>
+        <w:tc>
+          <w:tcPr>
+            <w:tcW w:type="dxa" w:w="1290"/>
+            <w:shd w:fill="E8E8E8" w:color="auto" w:val="clear"/>
+            <w:tcMar>
+              <w:top w:type="dxa" w:w="40"/>
+              <w:left w:type="dxa" w:w="80"/>
+              <w:bottom w:type="dxa" w:w="40"/>
+              <w:right w:type="dxa" w:w="80"/>
+            </w:tcMar>
+          </w:tcPr>
+          <w:p>
+            <w:pPr>
+              <w:jc w:val="center"/>
+            </w:pPr>
+            <w:r>
+              <w:rPr>
+                <w:rFonts w:ascii="Times New Roman" w:cs="Times New Roman" w:eastAsia="Times New Roman" w:hAnsi="Times New Roman"/>
+                <w:b/>
+                <w:bCs/>
+                <w:i w:val="false"/>
+                <w:iCs w:val="false"/>
+                <w:sz w:val="16"/>
+                <w:szCs w:val="16"/>
+              </w:rPr>
+              <w:t xml:space="preserve">Weight</w:t>
+            </w:r>
+          </w:p>
+        </w:tc>
+      </w:tr>
+      <w:tr>
+        <w:trPr>
+          <w:tblHeader w:val="false"/>
+        </w:trPr>
+        <w:tc>
+          <w:tcPr>
+            <w:tcW w:type="dxa" w:w="1450"/>
+            <w:tcMar>
+              <w:top w:type="dxa" w:w="40"/>
+              <w:left w:type="dxa" w:w="80"/>
+              <w:bottom w:type="dxa" w:w="40"/>
+              <w:right w:type="dxa" w:w="80"/>
+            </w:tcMar>
+          </w:tcPr>
+          <w:p>
+            <w:pPr>
+              <w:jc w:val="left"/>
+            </w:pPr>
+            <w:r>
+              <w:rPr>
+                <w:rFonts w:ascii="Times New Roman" w:cs="Times New Roman" w:eastAsia="Times New Roman" w:hAnsi="Times New Roman"/>
+                <w:b w:val="false"/>
+                <w:bCs w:val="false"/>
+                <w:i w:val="false"/>
+                <w:iCs w:val="false"/>
+                <w:sz w:val="16"/>
+                <w:szCs w:val="16"/>
+              </w:rPr>
+              <w:t xml:space="preserve">keyword</w:t>
+            </w:r>
+          </w:p>
+        </w:tc>
+        <w:tc>
+          <w:tcPr>
+            <w:tcW w:type="dxa" w:w="2490"/>
+            <w:tcMar>
+              <w:top w:type="dxa" w:w="40"/>
+              <w:left w:type="dxa" w:w="80"/>
+              <w:bottom w:type="dxa" w:w="40"/>
+              <w:right w:type="dxa" w:w="80"/>
+            </w:tcMar>
+          </w:tcPr>
+          <w:p>
+            <w:pPr>
+              <w:jc w:val="left"/>
+            </w:pPr>
+            <w:r>
+              <w:rPr>
+                <w:rFonts w:ascii="Times New Roman" w:cs="Times New Roman" w:eastAsia="Times New Roman" w:hAnsi="Times New Roman"/>
+                <w:b w:val="false"/>
+                <w:bCs w:val="false"/>
+                <w:i w:val="false"/>
+                <w:iCs w:val="false"/>
+                <w:sz w:val="16"/>
+                <w:szCs w:val="16"/>
+              </w:rPr>
+              <w:t xml:space="preserve">vocabulary term present</w:t>
+            </w:r>
+          </w:p>
+        </w:tc>
+        <w:tc>
+          <w:tcPr>
+            <w:tcW w:type="dxa" w:w="1290"/>
+            <w:tcMar>
+              <w:top w:type="dxa" w:w="40"/>
+              <w:left w:type="dxa" w:w="80"/>
+              <w:bottom w:type="dxa" w:w="40"/>
+              <w:right w:type="dxa" w:w="80"/>
+            </w:tcMar>
+          </w:tcPr>
+          <w:p>
+            <w:pPr>
+              <w:jc w:val="center"/>
+            </w:pPr>
+            <w:r>
+              <w:rPr>
+                <w:rFonts w:ascii="Times New Roman" w:cs="Times New Roman" w:eastAsia="Times New Roman" w:hAnsi="Times New Roman"/>
+                <w:b w:val="false"/>
+                <w:bCs w:val="false"/>
+                <w:i w:val="false"/>
+                <w:iCs w:val="false"/>
+                <w:sz w:val="16"/>
+                <w:szCs w:val="16"/>
+              </w:rPr>
+              <w:t xml:space="preserve">10 each</w:t>
+            </w:r>
+          </w:p>
+        </w:tc>
+      </w:tr>
+      <w:tr>
+        <w:trPr>
+          <w:tblHeader w:val="false"/>
+        </w:trPr>
+        <w:tc>
+          <w:tcPr>
+            <w:tcW w:type="dxa" w:w="1450"/>
+            <w:tcMar>
+              <w:top w:type="dxa" w:w="40"/>
+              <w:left w:type="dxa" w:w="80"/>
+              <w:bottom w:type="dxa" w:w="40"/>
+              <w:right w:type="dxa" w:w="80"/>
+            </w:tcMar>
+          </w:tcPr>
+          <w:p>
+            <w:pPr>
+              <w:jc w:val="left"/>
+            </w:pPr>
+            <w:r>
+              <w:rPr>
+                <w:rFonts w:ascii="Times New Roman" w:cs="Times New Roman" w:eastAsia="Times New Roman" w:hAnsi="Times New Roman"/>
+                <w:b w:val="false"/>
+                <w:bCs w:val="false"/>
+                <w:i w:val="false"/>
+                <w:iCs w:val="false"/>
+                <w:sz w:val="16"/>
+                <w:szCs w:val="16"/>
+              </w:rPr>
+              <w:t xml:space="preserve">long_url</w:t>
+            </w:r>
+          </w:p>
+        </w:tc>
+        <w:tc>
+          <w:tcPr>
+            <w:tcW w:type="dxa" w:w="2490"/>
+            <w:tcMar>
+              <w:top w:type="dxa" w:w="40"/>
+              <w:left w:type="dxa" w:w="80"/>
+              <w:bottom w:type="dxa" w:w="40"/>
+              <w:right w:type="dxa" w:w="80"/>
+            </w:tcMar>
+          </w:tcPr>
+          <w:p>
+            <w:pPr>
+              <w:jc w:val="left"/>
+            </w:pPr>
+            <w:r>
+              <w:rPr>
+                <w:rFonts w:ascii="Times New Roman" w:cs="Times New Roman" w:eastAsia="Times New Roman" w:hAnsi="Times New Roman"/>
+                <w:b w:val="false"/>
+                <w:bCs w:val="false"/>
+                <w:i w:val="false"/>
+                <w:iCs w:val="false"/>
+                <w:sz w:val="16"/>
+                <w:szCs w:val="16"/>
+              </w:rPr>
+              <w:t xml:space="preserve">length &gt; 30 characters</w:t>
+            </w:r>
+          </w:p>
+        </w:tc>
+        <w:tc>
+          <w:tcPr>
+            <w:tcW w:type="dxa" w:w="1290"/>
+            <w:tcMar>
+              <w:top w:type="dxa" w:w="40"/>
+              <w:left w:type="dxa" w:w="80"/>
+              <w:bottom w:type="dxa" w:w="40"/>
+              <w:right w:type="dxa" w:w="80"/>
+            </w:tcMar>
+          </w:tcPr>
+          <w:p>
+            <w:pPr>
+              <w:jc w:val="center"/>
+            </w:pPr>
+            <w:r>
+              <w:rPr>
+                <w:rFonts w:ascii="Times New Roman" w:cs="Times New Roman" w:eastAsia="Times New Roman" w:hAnsi="Times New Roman"/>
+                <w:b w:val="false"/>
+                <w:bCs w:val="false"/>
+                <w:i w:val="false"/>
+                <w:iCs w:val="false"/>
+                <w:sz w:val="16"/>
+                <w:szCs w:val="16"/>
+              </w:rPr>
+              <w:t xml:space="preserve">10</w:t>
+            </w:r>
+          </w:p>
+        </w:tc>
+      </w:tr>
+      <w:tr>
+        <w:trPr>
+          <w:tblHeader w:val="false"/>
+        </w:trPr>
+        <w:tc>
+          <w:tcPr>
+            <w:tcW w:type="dxa" w:w="1450"/>
+            <w:tcMar>
+              <w:top w:type="dxa" w:w="40"/>
+              <w:left w:type="dxa" w:w="80"/>
+              <w:bottom w:type="dxa" w:w="40"/>
+              <w:right w:type="dxa" w:w="80"/>
+            </w:tcMar>
+          </w:tcPr>
+          <w:p>
+            <w:pPr>
+              <w:jc w:val="left"/>
+            </w:pPr>
+            <w:r>
+              <w:rPr>
+                <w:rFonts w:ascii="Times New Roman" w:cs="Times New Roman" w:eastAsia="Times New Roman" w:hAnsi="Times New Roman"/>
+                <w:b w:val="false"/>
+                <w:bCs w:val="false"/>
+                <w:i w:val="false"/>
+                <w:iCs w:val="false"/>
+                <w:sz w:val="16"/>
+                <w:szCs w:val="16"/>
+              </w:rPr>
+              <w:t xml:space="preserve">at_symbol</w:t>
+            </w:r>
+          </w:p>
+        </w:tc>
+        <w:tc>
+          <w:tcPr>
+            <w:tcW w:type="dxa" w:w="2490"/>
+            <w:tcMar>
+              <w:top w:type="dxa" w:w="40"/>
+              <w:left w:type="dxa" w:w="80"/>
+              <w:bottom w:type="dxa" w:w="40"/>
+              <w:right w:type="dxa" w:w="80"/>
+            </w:tcMar>
+          </w:tcPr>
+          <w:p>
+            <w:pPr>
+              <w:jc w:val="left"/>
+            </w:pPr>
+            <w:r>
+              <w:rPr>
+                <w:rFonts w:ascii="Times New Roman" w:cs="Times New Roman" w:eastAsia="Times New Roman" w:hAnsi="Times New Roman"/>
+                <w:b w:val="false"/>
+                <w:bCs w:val="false"/>
+                <w:i w:val="false"/>
+                <w:iCs w:val="false"/>
+                <w:sz w:val="16"/>
+                <w:szCs w:val="16"/>
+              </w:rPr>
+              <w:t xml:space="preserve">'@' present</w:t>
+            </w:r>
+          </w:p>
+        </w:tc>
+        <w:tc>
+          <w:tcPr>
+            <w:tcW w:type="dxa" w:w="1290"/>
+            <w:tcMar>
+              <w:top w:type="dxa" w:w="40"/>
+              <w:left w:type="dxa" w:w="80"/>
+              <w:bottom w:type="dxa" w:w="40"/>
+              <w:right w:type="dxa" w:w="80"/>
+            </w:tcMar>
+          </w:tcPr>
+          <w:p>
+            <w:pPr>
+              <w:jc w:val="center"/>
+            </w:pPr>
+            <w:r>
+              <w:rPr>
+                <w:rFonts w:ascii="Times New Roman" w:cs="Times New Roman" w:eastAsia="Times New Roman" w:hAnsi="Times New Roman"/>
+                <w:b w:val="false"/>
+                <w:bCs w:val="false"/>
+                <w:i w:val="false"/>
+                <w:iCs w:val="false"/>
+                <w:sz w:val="16"/>
+                <w:szCs w:val="16"/>
+              </w:rPr>
+              <w:t xml:space="preserve">20</w:t>
+            </w:r>
+          </w:p>
+        </w:tc>
+      </w:tr>
+      <w:tr>
+        <w:trPr>
+          <w:tblHeader w:val="false"/>
+        </w:trPr>
+        <w:tc>
+          <w:tcPr>
+            <w:tcW w:type="dxa" w:w="1450"/>
+            <w:tcMar>
+              <w:top w:type="dxa" w:w="40"/>
+              <w:left w:type="dxa" w:w="80"/>
+              <w:bottom w:type="dxa" w:w="40"/>
+              <w:right w:type="dxa" w:w="80"/>
+            </w:tcMar>
+          </w:tcPr>
+          <w:p>
+            <w:pPr>
+              <w:jc w:val="left"/>
+            </w:pPr>
+            <w:r>
+              <w:rPr>
+                <w:rFonts w:ascii="Times New Roman" w:cs="Times New Roman" w:eastAsia="Times New Roman" w:hAnsi="Times New Roman"/>
+                <w:b w:val="false"/>
+                <w:bCs w:val="false"/>
+                <w:i w:val="false"/>
+                <w:iCs w:val="false"/>
+                <w:sz w:val="16"/>
+                <w:szCs w:val="16"/>
+              </w:rPr>
+              <w:t xml:space="preserve">many_dots</w:t>
+            </w:r>
+          </w:p>
+        </w:tc>
+        <w:tc>
+          <w:tcPr>
+            <w:tcW w:type="dxa" w:w="2490"/>
+            <w:tcMar>
+              <w:top w:type="dxa" w:w="40"/>
+              <w:left w:type="dxa" w:w="80"/>
+              <w:bottom w:type="dxa" w:w="40"/>
+              <w:right w:type="dxa" w:w="80"/>
+            </w:tcMar>
+          </w:tcPr>
+          <w:p>
+            <w:pPr>
+              <w:jc w:val="left"/>
+            </w:pPr>
+            <w:r>
+              <w:rPr>
+                <w:rFonts w:ascii="Times New Roman" w:cs="Times New Roman" w:eastAsia="Times New Roman" w:hAnsi="Times New Roman"/>
+                <w:b w:val="false"/>
+                <w:bCs w:val="false"/>
+                <w:i w:val="false"/>
+                <w:iCs w:val="false"/>
+                <w:sz w:val="16"/>
+                <w:szCs w:val="16"/>
+              </w:rPr>
+              <w:t xml:space="preserve">more than 3 dots</w:t>
+            </w:r>
+          </w:p>
+        </w:tc>
+        <w:tc>
+          <w:tcPr>
+            <w:tcW w:type="dxa" w:w="1290"/>
+            <w:tcMar>
+              <w:top w:type="dxa" w:w="40"/>
+              <w:left w:type="dxa" w:w="80"/>
+              <w:bottom w:type="dxa" w:w="40"/>
+              <w:right w:type="dxa" w:w="80"/>
+            </w:tcMar>
+          </w:tcPr>
+          <w:p>
+            <w:pPr>
+              <w:jc w:val="center"/>
+            </w:pPr>
+            <w:r>
+              <w:rPr>
+                <w:rFonts w:ascii="Times New Roman" w:cs="Times New Roman" w:eastAsia="Times New Roman" w:hAnsi="Times New Roman"/>
+                <w:b w:val="false"/>
+                <w:bCs w:val="false"/>
+                <w:i w:val="false"/>
+                <w:iCs w:val="false"/>
+                <w:sz w:val="16"/>
+                <w:szCs w:val="16"/>
+              </w:rPr>
+              <w:t xml:space="preserve">10</w:t>
+            </w:r>
+          </w:p>
+        </w:tc>
+      </w:tr>
+    </w:tbl>
+    <w:p>
+      <w:pPr>
+        <w:spacing w:after="120" w:before="60"/>
+        <w:jc w:val="left"/>
+      </w:pPr>
+      <w:r>
+        <w:rPr>
+          <w:rFonts w:ascii="Times New Roman" w:cs="Times New Roman" w:eastAsia="Times New Roman" w:hAnsi="Times New Roman"/>
+          <w:i/>
+          <w:iCs/>
+          <w:sz w:val="16"/>
+          <w:szCs w:val="16"/>
+        </w:rPr>
+        <w:t xml:space="preserve">Weights are inherited unchanged from the prototype system so that the refactored detector remains behaviourally comparable to it.</w:t>
+      </w:r>
+    </w:p>
+    <w:p>
+      <w:pPr>
+        <w:spacing w:after="80" w:before="160"/>
+      </w:pPr>
+      <w:r>
+        <w:rPr>
+          <w:rFonts w:ascii="Times New Roman" w:cs="Times New Roman" w:eastAsia="Times New Roman" w:hAnsi="Times New Roman"/>
+          <w:i/>
+          <w:iCs/>
+          <w:sz w:val="20"/>
+          <w:szCs w:val="20"/>
+        </w:rPr>
+        <w:t xml:space="preserve">D.  Risk bands</w:t>
+      </w:r>
+    </w:p>
+    <w:p>
+      <w:pPr>
+        <w:spacing w:after="80"/>
+        <w:jc w:val="both"/>
+      </w:pPr>
+      <w:r>
+        <w:rPr>
+          <w:rFonts w:ascii="Times New Roman" w:cs="Times New Roman" w:eastAsia="Times New Roman" w:hAnsi="Times New Roman"/>
+          <w:sz w:val="20"/>
+          <w:szCs w:val="20"/>
+        </w:rPr>
+        <w:t xml:space="preserve">The score is mapped to three bands: Low Risk below 30, Medium Risk from 30 to 59, and High Risk at 60 and above. The High Risk boundary is the operating threshold used for binary classification in Section VI. Because the threshold is a free parameter rather than a property of the method, Section VII reports a sweep across its full range rather than defending the default in isolation.</w:t>
+      </w:r>
+    </w:p>
+    <w:p>
+      <w:pPr>
+        <w:spacing w:after="80" w:before="160"/>
+      </w:pPr>
+      <w:r>
+        <w:rPr>
+          <w:rFonts w:ascii="Times New Roman" w:cs="Times New Roman" w:eastAsia="Times New Roman" w:hAnsi="Times New Roman"/>
+          <w:i/>
+          <w:iCs/>
+          <w:sz w:val="20"/>
+          <w:szCs w:val="20"/>
+        </w:rPr>
+        <w:t xml:space="preserve">E.  Explainability</w:t>
+      </w:r>
+    </w:p>
+    <w:p>
+      <w:pPr>
+        <w:spacing w:after="80"/>
+        <w:jc w:val="both"/>
+      </w:pPr>
+      <w:r>
+        <w:rPr>
+          <w:rFonts w:ascii="Times New Roman" w:cs="Times New Roman" w:eastAsia="Times New Roman" w:hAnsi="Times New Roman"/>
+          <w:sz w:val="20"/>
+          <w:szCs w:val="20"/>
+        </w:rPr>
+        <w:t xml:space="preserve">The detector returns, alongside the score and band, the identity and weight of every rule that fired. A verdict is therefore not a bare label but an itemised account: a user sees which terms matched and what each contributed. This property is a consequence of the additive design rather than a post hoc attribution method, and it holds exactly rather than approximately.</w:t>
       </w:r>
     </w:p>
     <w:p>
@@ -1854,7 +1868,7 @@
       <w:r>
         <w:drawing>
           <wp:inline distT="0" distB="0" distL="0" distR="0">
-            <wp:extent cx="3276600" cy="1943100"/>
+            <wp:extent cx="3276600" cy="2619375"/>
             <wp:effectExtent t="0" r="0" b="0" l="0"/>
             <wp:docPr id="1" name="" descr="" title=""/>
             <wp:cNvGraphicFramePr>
@@ -1879,7 +1893,7 @@
                   <pic:spPr bwMode="auto">
                     <a:xfrm>
                       <a:off x="0" y="0"/>
-                      <a:ext cx="3276600" cy="1943100"/>
+                      <a:ext cx="3276600" cy="2619375"/>
                     </a:xfrm>
                     <a:prstGeom prst="rect">
                       <a:avLst/>
@@ -1903,7 +1917,7 @@
           <w:sz w:val="16"/>
           <w:szCs w:val="16"/>
         </w:rPr>
-        <w:t xml:space="preserve">Fig. 3.  The same interface on a legitimate URL. Only long_url fires, giving a score of 10 and a Low Risk band. The single fired rule is still itemised, so a user can see that the score reflects length alone and no phishing vocabulary was matched.</w:t>
+        <w:t xml:space="preserve">Fig. 3.  Dashboard classifying a phishing URL that combines English lures with the Hindi/Telugu terms suraksha and khata. The verdict is accompanied by every rule that fired and its weight, and those weights sum to the reported score of 90.</w:t>
       </w:r>
     </w:p>
     <w:p>
@@ -1914,7 +1928,7 @@
       <w:r>
         <w:drawing>
           <wp:inline distT="0" distB="0" distL="0" distR="0">
-            <wp:extent cx="3276600" cy="1409700"/>
+            <wp:extent cx="3276600" cy="1943100"/>
             <wp:effectExtent t="0" r="0" b="0" l="0"/>
             <wp:docPr id="1" name="" descr="" title=""/>
             <wp:cNvGraphicFramePr>
@@ -1939,7 +1953,7 @@
                   <pic:spPr bwMode="auto">
                     <a:xfrm>
                       <a:off x="0" y="0"/>
-                      <a:ext cx="3276600" cy="1409700"/>
+                      <a:ext cx="3276600" cy="1943100"/>
                     </a:xfrm>
                     <a:prstGeom prst="rect">
                       <a:avLst/>
@@ -1963,7 +1977,7 @@
           <w:sz w:val="16"/>
           <w:szCs w:val="16"/>
         </w:rPr>
-        <w:t xml:space="preserve">Fig. 4.  Command-line output for the same two URLs. The command-line and dashboard front-ends call one scoring module, so their verdicts agree by construction; before the consolidation described in Section IV-A they did not.</w:t>
+        <w:t xml:space="preserve">Fig. 4.  The same interface on a legitimate URL. Only long_url fires, giving a score of 10 and a Low Risk band. The single fired rule is still itemised, so a user can see that the score reflects length alone and no phishing vocabulary was matched.</w:t>
       </w:r>
     </w:p>
     <w:p>
@@ -1974,7 +1988,7 @@
       <w:r>
         <w:drawing>
           <wp:inline distT="0" distB="0" distL="0" distR="0">
-            <wp:extent cx="3276600" cy="2781300"/>
+            <wp:extent cx="3276600" cy="1409700"/>
             <wp:effectExtent t="0" r="0" b="0" l="0"/>
             <wp:docPr id="1" name="" descr="" title=""/>
             <wp:cNvGraphicFramePr>
@@ -1999,6 +2013,66 @@
                   <pic:spPr bwMode="auto">
                     <a:xfrm>
                       <a:off x="0" y="0"/>
+                      <a:ext cx="3276600" cy="1409700"/>
+                    </a:xfrm>
+                    <a:prstGeom prst="rect">
+                      <a:avLst/>
+                    </a:prstGeom>
+                  </pic:spPr>
+                </pic:pic>
+              </a:graphicData>
+            </a:graphic>
+          </wp:inline>
+        </w:drawing>
+      </w:r>
+    </w:p>
+    <w:p>
+      <w:pPr>
+        <w:spacing w:after="140"/>
+        <w:jc w:val="left"/>
+      </w:pPr>
+      <w:r>
+        <w:rPr>
+          <w:rFonts w:ascii="Times New Roman" w:cs="Times New Roman" w:eastAsia="Times New Roman" w:hAnsi="Times New Roman"/>
+          <w:sz w:val="16"/>
+          <w:szCs w:val="16"/>
+        </w:rPr>
+        <w:t xml:space="preserve">Fig. 5.  Command-line output for the same two URLs. The command-line and dashboard front-ends call one scoring module, so their verdicts agree by construction; before the consolidation described in Section IV-A they did not.</w:t>
+      </w:r>
+    </w:p>
+    <w:p>
+      <w:pPr>
+        <w:spacing w:after="40" w:before="120"/>
+        <w:jc w:val="center"/>
+      </w:pPr>
+      <w:r>
+        <w:drawing>
+          <wp:inline distT="0" distB="0" distL="0" distR="0">
+            <wp:extent cx="3276600" cy="2781300"/>
+            <wp:effectExtent t="0" r="0" b="0" l="0"/>
+            <wp:docPr id="1" name="" descr="" title=""/>
+            <wp:cNvGraphicFramePr>
+              <a:graphicFrameLocks xmlns:a="http://schemas.openxmlformats.org/drawingml/2006/main" noChangeAspect="1"/>
+            </wp:cNvGraphicFramePr>
+            <a:graphic xmlns:a="http://schemas.openxmlformats.org/drawingml/2006/main">
+              <a:graphicData uri="http://schemas.openxmlformats.org/drawingml/2006/picture">
+                <pic:pic xmlns:pic="http://schemas.openxmlformats.org/drawingml/2006/picture">
+                  <pic:nvPicPr>
+                    <pic:cNvPr id="0" name="" descr=""/>
+                    <pic:cNvPicPr>
+                      <a:picLocks noChangeAspect="1" noChangeArrowheads="1"/>
+                    </pic:cNvPicPr>
+                  </pic:nvPicPr>
+                  <pic:blipFill>
+                    <a:blip r:embed="rId12" cstate="none"/>
+                    <a:srcRect/>
+                    <a:stretch>
+                      <a:fillRect/>
+                    </a:stretch>
+                  </pic:blipFill>
+                  <pic:spPr bwMode="auto">
+                    <a:xfrm>
+                      <a:off x="0" y="0"/>
                       <a:ext cx="3276600" cy="2781300"/>
                     </a:xfrm>
                     <a:prstGeom prst="rect">
@@ -2023,7 +2097,7 @@
           <w:sz w:val="16"/>
           <w:szCs w:val="16"/>
         </w:rPr>
-        <w:t xml:space="preserve">Fig. 5.  The accompanying file-integrity tool, which computes MD5, SHA-1 or SHA-256 digests and compares a generated digest against a reference. It is independent of the detector and is included for completeness.</w:t>
+        <w:t xml:space="preserve">Fig. 6.  The accompanying file-integrity tool, which computes MD5, SHA-1 or SHA-256 digests and compares a generated digest against a reference. It is independent of the detector and is included for completeness.</w:t>
       </w:r>
     </w:p>
     <w:p>
@@ -5923,7 +5997,7 @@
           <w:sz w:val="16"/>
           <w:szCs w:val="16"/>
         </w:rPr>
-        <w:t xml:space="preserve">Fig. 6.  Precision, recall and F1 across the full threshold range. The dotted line marks the operating threshold of 60.</w:t>
+        <w:t xml:space="preserve">Fig. 7.  Precision, recall and F1 across the full threshold range. The dotted line marks the operating threshold of 60.</w:t>
       </w:r>
     </w:p>
     <w:p>
@@ -5954,7 +6028,7 @@
           <w:sz w:val="16"/>
           <w:szCs w:val="16"/>
         </w:rPr>
-        <w:t xml:space="preserve">Fig. 7.  Rule-group ablation. The gap between the full rule set and the vocabulary-only variant is the contribution of the multilingual terms.</w:t>
+        <w:t xml:space="preserve">Fig. 8.  Rule-group ablation. The gap between the full rule set and the vocabulary-only variant is the contribution of the multilingual terms.</w:t>
       </w:r>
     </w:p>
     <w:p>
@@ -5985,7 +6059,7 @@
           <w:sz w:val="16"/>
           <w:szCs w:val="16"/>
         </w:rPr>
-        <w:t xml:space="preserve">Fig. 8.  Firing rate of each rule within each class. A rule that fires often on legitimate URLs is a source of false positives.</w:t>
+        <w:t xml:space="preserve">Fig. 9.  Firing rate of each rule within each class. A rule that fires often on legitimate URLs is a source of false positives.</w:t>
       </w:r>
     </w:p>
     <w:p>

--- a/paper/phishing_paper_draft.docx
+++ b/paper/phishing_paper_draft.docx
@@ -13,7 +13,7 @@
           <w:sz w:val="48"/>
           <w:szCs w:val="48"/>
         </w:rPr>
-        <w:t xml:space="preserve">Multilingual Rule-Based Phishing URL Detection with Explainable Scoring and a Reproducible Evaluation Protocol</w:t>
+        <w:t xml:space="preserve">Measuring a Multilingual Rule-Based Phishing URL Detector: A Negative Result and a Reproducible Evaluation Protocol</w:t>
       </w:r>
     </w:p>
     <w:p>
@@ -168,7 +168,7 @@
           <w:sz w:val="16"/>
           <w:szCs w:val="16"/>
         </w:rPr>
-        <w:t xml:space="preserve">DRAFT — NUMBERS NOT YET MEASURED. Every cell shown as an em dash is a value that must come from an actual run of the evaluation harness. Run run_pipeline.py, then fill each table from the corresponding file in results/. Do not submit while any em dash remains. Delete this box once the tables are complete.</w:t>
+        <w:t xml:space="preserve">DRAFT — one measurement outstanding. All figures and tables below are from the run of 2 September 2026 except the threshold-10 rows of Tables VII and VIII, shown as em dashes. Re-run python evaluate.py (seconds; the dataset already exists) and fill them from results/ablation.csv and results/match_mode.csv. Delete this box afterwards.</w:t>
       </w:r>
     </w:p>
     <w:p>
@@ -196,8 +196,14 @@
           <w:sz w:val="20"/>
           <w:szCs w:val="20"/>
         </w:rPr>
-        <w:t xml:space="preserve">Phishing remains among the most common cyber threats, and detectors built on English lexical features miss campaigns that target users in regional languages. This paper presents a rule-based phishing URL detector that scores a URL against a 33-term vocabulary spanning English, Hindi, Tamil and Telugu together with four structural indicators, producing a bounded risk score, a three-level risk band, and an itemised list of every rule that contributed weight. The detector needs no training data, no network access and no accelerator, and every decision is fully explainable by construction. Beyond the detector, the paper contributes an evaluation protocol addressing a construction artifact that we argue is widespread in URL-classification work: benchmarks that pair phishing feeds, which supply full URLs with paths, against top-site lists, which supply bare domains. Under such a pairing, length- and delimiter-based rules separate the classes for reasons unrelated to phishing. We quantify the effect with a diagnostic that reports the gap in path presence between classes, remove it by crawling content URLs for the legitimate class, and report a rule-group ablation that isolates the contribution of the multilingual vocabulary from that of the structural rules. On a balanced dataset of </w:t>
-      </w:r>
+        <w:t xml:space="preserve">Phishing detectors built on English lexical features miss campaigns that target users in regional languages. This paper specifies a rule-based phishing URL detector that scores a URL against a 33-term vocabulary spanning English, Hindi, Tamil and Telugu together with four structural indicators, needing no training data, no network access and no accelerator, and explaining every verdict by construction. It then measures that detector honestly, and reports what the measurement found. On a balanced set of 170 URLs drawn from the OpenPhish feed and the Tranco top-sites list, the detector classifies nothing as phishing at the risk threshold it was configured with: recall and F1 are both zero, and accuracy equals the base rate. A threshold sweep locates the best attainable operating point at a score of 10, where F1 reaches 0.780, so the configured threshold is miscalibrated by a factor of six. More consequentially, the multilingual vocabulary is inert on this corpus: four of its 33 terms fire at all, none of them Hindi, Tamil or Telugu, and what detection remains comes almost entirely from a URL-length rule that the paper's own construction diagnostic identifies as an artifact of how the benchmark was assembled. Two further findings emerged from the pipeline rather than the detector. Two thirds of the live phishing feed was hosted on domains that also appear among the top sites, so domain-level features cannot separate the classes at all. And pairing a phishing feed against a top-site list yields classes separable by string length alone, which we quantify and argue should be reported before any metric in URL-classification work. The negative result is reported as found; all code, the dataset builder and the evaluation harness are released so that every figure here can be regenerated from the primary feeds.</w:t>
+      </w:r>
+    </w:p>
+    <w:p>
+      <w:pPr>
+        <w:spacing w:after="120"/>
+        <w:jc w:val="both"/>
+      </w:pPr>
       <w:r>
         <w:rPr>
           <w:rFonts w:ascii="Times New Roman" w:cs="Times New Roman" w:eastAsia="Times New Roman" w:hAnsi="Times New Roman"/>
@@ -208,7 +214,7 @@
           <w:sz w:val="20"/>
           <w:szCs w:val="20"/>
         </w:rPr>
-        <w:t xml:space="preserve">—</w:t>
+        <w:t xml:space="preserve">Index Terms—</w:t>
       </w:r>
       <w:r>
         <w:rPr>
@@ -218,79 +224,7 @@
           <w:sz w:val="20"/>
           <w:szCs w:val="20"/>
         </w:rPr>
-        <w:t xml:space="preserve"> URLs the detector attains an F1 of </w:t>
-      </w:r>
-      <w:r>
-        <w:rPr>
-          <w:rFonts w:ascii="Times New Roman" w:cs="Times New Roman" w:eastAsia="Times New Roman" w:hAnsi="Times New Roman"/>
-          <w:b/>
-          <w:bCs/>
-          <w:i/>
-          <w:iCs/>
-          <w:sz w:val="20"/>
-          <w:szCs w:val="20"/>
-        </w:rPr>
-        <w:t xml:space="preserve">—</w:t>
-      </w:r>
-      <w:r>
-        <w:rPr>
-          <w:rFonts w:ascii="Times New Roman" w:cs="Times New Roman" w:eastAsia="Times New Roman" w:hAnsi="Times New Roman"/>
-          <w:i/>
-          <w:iCs/>
-          <w:sz w:val="20"/>
-          <w:szCs w:val="20"/>
-        </w:rPr>
-        <w:t xml:space="preserve">, of which the multilingual vocabulary alone accounts for </w:t>
-      </w:r>
-      <w:r>
-        <w:rPr>
-          <w:rFonts w:ascii="Times New Roman" w:cs="Times New Roman" w:eastAsia="Times New Roman" w:hAnsi="Times New Roman"/>
-          <w:b/>
-          <w:bCs/>
-          <w:i/>
-          <w:iCs/>
-          <w:sz w:val="20"/>
-          <w:szCs w:val="20"/>
-        </w:rPr>
-        <w:t xml:space="preserve">—</w:t>
-      </w:r>
-      <w:r>
-        <w:rPr>
-          <w:rFonts w:ascii="Times New Roman" w:cs="Times New Roman" w:eastAsia="Times New Roman" w:hAnsi="Times New Roman"/>
-          <w:i/>
-          <w:iCs/>
-          <w:sz w:val="20"/>
-          <w:szCs w:val="20"/>
-        </w:rPr>
-        <w:t xml:space="preserve">. All code, the dataset builder and the evaluation harness are released so that the reported figures can be regenerated from the primary feeds.</w:t>
-      </w:r>
-    </w:p>
-    <w:p>
-      <w:pPr>
-        <w:spacing w:after="120"/>
-        <w:jc w:val="both"/>
-      </w:pPr>
-      <w:r>
-        <w:rPr>
-          <w:rFonts w:ascii="Times New Roman" w:cs="Times New Roman" w:eastAsia="Times New Roman" w:hAnsi="Times New Roman"/>
-          <w:b/>
-          <w:bCs/>
-          <w:i/>
-          <w:iCs/>
-          <w:sz w:val="20"/>
-          <w:szCs w:val="20"/>
-        </w:rPr>
-        <w:t xml:space="preserve">Index Terms—</w:t>
-      </w:r>
-      <w:r>
-        <w:rPr>
-          <w:rFonts w:ascii="Times New Roman" w:cs="Times New Roman" w:eastAsia="Times New Roman" w:hAnsi="Times New Roman"/>
-          <w:i/>
-          <w:iCs/>
-          <w:sz w:val="20"/>
-          <w:szCs w:val="20"/>
-        </w:rPr>
-        <w:t xml:space="preserve">phishing detection, URL analysis, multilingual keyword matching, rule-based classification, explainable security, dataset construction artifacts, reproducible evaluation</w:t>
+        <w:t xml:space="preserve">phishing detection, URL analysis, multilingual keyword matching, rule-based classification, negative results, evaluation methodology, dataset construction artifacts, reproducibility</w:t>
       </w:r>
     </w:p>
     <w:p>
@@ -393,7 +327,7 @@
           <w:sz w:val="20"/>
           <w:szCs w:val="20"/>
         </w:rPr>
-        <w:t xml:space="preserve">1)  A rule-based multilingual phishing URL detector covering English, Hindi, Tamil and Telugu, requiring no training, no network access and no specialised hardware.</w:t>
+        <w:t xml:space="preserve">1)  A rule-based multilingual phishing URL detector covering English, Hindi, Tamil and Telugu, requiring no training, no network access and no specialised hardware, and returning the identity and weight of every rule that fired so that a verdict can be audited term by term.</w:t>
       </w:r>
     </w:p>
     <w:p>
@@ -408,7 +342,7 @@
           <w:sz w:val="20"/>
           <w:szCs w:val="20"/>
         </w:rPr>
-        <w:t xml:space="preserve">2)  An explainable scoring function that returns, for every classified URL, the identity and weight of each rule that fired, so a verdict can be audited term by term.</w:t>
+        <w:t xml:space="preserve">2)  A negative result obtained under an enforced protocol. At the risk threshold the system was configured with, the detector classifies no URL as phishing: recall and F1 are zero. The best attainable operating point lies at one sixth of that threshold. The result is reported as found.</w:t>
       </w:r>
     </w:p>
     <w:p>
@@ -423,7 +357,7 @@
           <w:sz w:val="20"/>
           <w:szCs w:val="20"/>
         </w:rPr>
-        <w:t xml:space="preserve">3)  A reproducible dataset pipeline that deduplicates exactly and by registrable domain, applies deduplication per class, and reports every URL and domain appearing in both classes.</w:t>
+        <w:t xml:space="preserve">3)  Evidence that the multilingual vocabulary is inert on a global phishing feed. Four of 33 terms fire, none of them Hindi, Tamil or Telugu. The corpus does not contain the phenomenon the vocabulary was built for, which is a statement about benchmark availability as much as about the detector.</w:t>
       </w:r>
     </w:p>
     <w:p>
@@ -438,7 +372,7 @@
           <w:sz w:val="20"/>
           <w:szCs w:val="20"/>
         </w:rPr>
-        <w:t xml:space="preserve">4)  Identification and quantification of the bare-domain construction artifact, together with a crawler that removes it by collecting genuine content URLs for the legitimate class.</w:t>
+        <w:t xml:space="preserve">4)  A measurement of where live phishing is hosted. Two thirds of the feed sat on domains that also appear among the top sites, so no domain-level feature can separate the classes on this data.</w:t>
       </w:r>
     </w:p>
     <w:p>
@@ -453,7 +387,7 @@
           <w:sz w:val="20"/>
           <w:szCs w:val="20"/>
         </w:rPr>
-        <w:t xml:space="preserve">5)  A rule-group ablation separating the contribution of the multilingual vocabulary from that of the structural rules, so that neither can be credited with the other's performance.</w:t>
+        <w:t xml:space="preserve">5)  Identification and quantification of a construction artifact we argue is widespread: pairing a phishing feed against a top-site list yields classes separable by string length alone. We give a diagnostic for it and argue it should be reported before any metric.</w:t>
       </w:r>
     </w:p>
     <w:p>
@@ -3290,7 +3224,7 @@
                 <w:sz w:val="16"/>
                 <w:szCs w:val="16"/>
               </w:rPr>
-              <w:t xml:space="preserve">Phishing URLs retrieved</w:t>
+              <w:t xml:space="preserve">Phishing URLs retrieved (OpenPhish)</w:t>
             </w:r>
           </w:p>
         </w:tc>
@@ -3318,7 +3252,7 @@
                 <w:sz w:val="16"/>
                 <w:szCs w:val="16"/>
               </w:rPr>
-              <w:t xml:space="preserve">—</w:t>
+              <w:t xml:space="preserve">300</w:t>
             </w:r>
           </w:p>
         </w:tc>
@@ -3351,7 +3285,7 @@
                 <w:sz w:val="16"/>
                 <w:szCs w:val="16"/>
               </w:rPr>
-              <w:t xml:space="preserve">Legitimate URLs collected</w:t>
+              <w:t xml:space="preserve">Legitimate domains read (Tranco)</w:t>
             </w:r>
           </w:p>
         </w:tc>
@@ -3379,7 +3313,7 @@
                 <w:sz w:val="16"/>
                 <w:szCs w:val="16"/>
               </w:rPr>
-              <w:t xml:space="preserve">—</w:t>
+              <w:t xml:space="preserve">5,000</w:t>
             </w:r>
           </w:p>
         </w:tc>
@@ -3440,7 +3374,7 @@
                 <w:sz w:val="16"/>
                 <w:szCs w:val="16"/>
               </w:rPr>
-              <w:t xml:space="preserve">—</w:t>
+              <w:t xml:space="preserve">0</w:t>
             </w:r>
           </w:p>
         </w:tc>
@@ -3501,7 +3435,7 @@
                 <w:sz w:val="16"/>
                 <w:szCs w:val="16"/>
               </w:rPr>
-              <w:t xml:space="preserve">—</w:t>
+              <w:t xml:space="preserve">32</w:t>
             </w:r>
           </w:p>
         </w:tc>
@@ -3562,7 +3496,7 @@
                 <w:sz w:val="16"/>
                 <w:szCs w:val="16"/>
               </w:rPr>
-              <w:t xml:space="preserve">—</w:t>
+              <w:t xml:space="preserve">196</w:t>
             </w:r>
           </w:p>
         </w:tc>
@@ -3595,7 +3529,7 @@
                 <w:sz w:val="16"/>
                 <w:szCs w:val="16"/>
               </w:rPr>
-              <w:t xml:space="preserve">Final dataset size</w:t>
+              <w:t xml:space="preserve">Domains in both classes</w:t>
             </w:r>
           </w:p>
         </w:tc>
@@ -3623,7 +3557,7 @@
                 <w:sz w:val="16"/>
                 <w:szCs w:val="16"/>
               </w:rPr>
-              <w:t xml:space="preserve">—</w:t>
+              <w:t xml:space="preserve">13</w:t>
             </w:r>
           </w:p>
         </w:tc>
@@ -3656,7 +3590,7 @@
                 <w:sz w:val="16"/>
                 <w:szCs w:val="16"/>
               </w:rPr>
-              <w:t xml:space="preserve">Class balance (phishing : legitimate)</w:t>
+              <w:t xml:space="preserve">Final dataset size</w:t>
             </w:r>
           </w:p>
         </w:tc>
@@ -3684,7 +3618,7 @@
                 <w:sz w:val="16"/>
                 <w:szCs w:val="16"/>
               </w:rPr>
-              <w:t xml:space="preserve">—</w:t>
+              <w:t xml:space="preserve">170</w:t>
             </w:r>
           </w:p>
         </w:tc>
@@ -3717,6 +3651,67 @@
                 <w:sz w:val="16"/>
                 <w:szCs w:val="16"/>
               </w:rPr>
+              <w:t xml:space="preserve">Class balance (phishing : legitimate)</w:t>
+            </w:r>
+          </w:p>
+        </w:tc>
+        <w:tc>
+          <w:tcPr>
+            <w:tcW w:type="dxa" w:w="1930"/>
+            <w:tcMar>
+              <w:top w:type="dxa" w:w="40"/>
+              <w:left w:type="dxa" w:w="80"/>
+              <w:bottom w:type="dxa" w:w="40"/>
+              <w:right w:type="dxa" w:w="80"/>
+            </w:tcMar>
+          </w:tcPr>
+          <w:p>
+            <w:pPr>
+              <w:jc w:val="center"/>
+            </w:pPr>
+            <w:r>
+              <w:rPr>
+                <w:rFonts w:ascii="Times New Roman" w:cs="Times New Roman" w:eastAsia="Times New Roman" w:hAnsi="Times New Roman"/>
+                <w:b w:val="false"/>
+                <w:bCs w:val="false"/>
+                <w:i w:val="false"/>
+                <w:iCs w:val="false"/>
+                <w:sz w:val="16"/>
+                <w:szCs w:val="16"/>
+              </w:rPr>
+              <w:t xml:space="preserve">85 : 85</w:t>
+            </w:r>
+          </w:p>
+        </w:tc>
+      </w:tr>
+      <w:tr>
+        <w:trPr>
+          <w:tblHeader w:val="false"/>
+        </w:trPr>
+        <w:tc>
+          <w:tcPr>
+            <w:tcW w:type="dxa" w:w="3300"/>
+            <w:tcMar>
+              <w:top w:type="dxa" w:w="40"/>
+              <w:left w:type="dxa" w:w="80"/>
+              <w:bottom w:type="dxa" w:w="40"/>
+              <w:right w:type="dxa" w:w="80"/>
+            </w:tcMar>
+          </w:tcPr>
+          <w:p>
+            <w:pPr>
+              <w:jc w:val="left"/>
+            </w:pPr>
+            <w:r>
+              <w:rPr>
+                <w:rFonts w:ascii="Times New Roman" w:cs="Times New Roman" w:eastAsia="Times New Roman" w:hAnsi="Times New Roman"/>
+                <w:b w:val="false"/>
+                <w:bCs w:val="false"/>
+                <w:i w:val="false"/>
+                <w:iCs w:val="false"/>
+                <w:sz w:val="16"/>
+                <w:szCs w:val="16"/>
+              </w:rPr>
               <w:t xml:space="preserve">Retrieval date</w:t>
             </w:r>
           </w:p>
@@ -3745,7 +3740,7 @@
                 <w:sz w:val="16"/>
                 <w:szCs w:val="16"/>
               </w:rPr>
-              <w:t xml:space="preserve">—</w:t>
+              <w:t xml:space="preserve">2 Sept. 2026</w:t>
             </w:r>
           </w:p>
         </w:tc>
@@ -3961,7 +3956,7 @@
                 <w:sz w:val="16"/>
                 <w:szCs w:val="16"/>
               </w:rPr>
-              <w:t xml:space="preserve">—</w:t>
+              <w:t xml:space="preserve">47.3</w:t>
             </w:r>
           </w:p>
         </w:tc>
@@ -3989,7 +3984,7 @@
                 <w:sz w:val="16"/>
                 <w:szCs w:val="16"/>
               </w:rPr>
-              <w:t xml:space="preserve">—</w:t>
+              <w:t xml:space="preserve">19.6</w:t>
             </w:r>
           </w:p>
         </w:tc>
@@ -4050,7 +4045,7 @@
                 <w:sz w:val="16"/>
                 <w:szCs w:val="16"/>
               </w:rPr>
-              <w:t xml:space="preserve">—</w:t>
+              <w:t xml:space="preserve">62.4</w:t>
             </w:r>
           </w:p>
         </w:tc>
@@ -4078,7 +4073,7 @@
                 <w:sz w:val="16"/>
                 <w:szCs w:val="16"/>
               </w:rPr>
-              <w:t xml:space="preserve">—</w:t>
+              <w:t xml:space="preserve">0.0</w:t>
             </w:r>
           </w:p>
         </w:tc>
@@ -4139,7 +4134,7 @@
                 <w:sz w:val="16"/>
                 <w:szCs w:val="16"/>
               </w:rPr>
-              <w:t xml:space="preserve">—</w:t>
+              <w:t xml:space="preserve">1.9</w:t>
             </w:r>
           </w:p>
         </w:tc>
@@ -4167,7 +4162,7 @@
                 <w:sz w:val="16"/>
                 <w:szCs w:val="16"/>
               </w:rPr>
-              <w:t xml:space="preserve">—</w:t>
+              <w:t xml:space="preserve">1.0</w:t>
             </w:r>
           </w:p>
         </w:tc>
@@ -4259,7 +4254,7 @@
           <w:sz w:val="20"/>
           <w:szCs w:val="20"/>
         </w:rPr>
-        <w:t xml:space="preserve">The tables in this section are to be populated from a single execution of the evaluation harness on the dataset described in Section V.</w:t>
+        <w:t xml:space="preserve">Every figure and table in this section comes from one execution of the evaluation harness, on 2 September 2026, over the dataset described in Section V. The result is negative and is reported as found.</w:t>
       </w:r>
     </w:p>
     <w:p>
@@ -4288,7 +4283,7 @@
           <w:sz w:val="16"/>
           <w:szCs w:val="16"/>
         </w:rPr>
-        <w:t xml:space="preserve">Classification Performance at Threshold 60</w:t>
+        <w:t xml:space="preserve">Classification Performance, Configured Against Best Threshold</w:t>
       </w:r>
     </w:p>
     <w:tbl>
@@ -4304,8 +4299,9 @@
         </w:tblBorders>
       </w:tblPr>
       <w:tblGrid>
-        <w:gridCol w:w="2760"/>
-        <w:gridCol w:w="2470"/>
+        <w:gridCol w:w="2430"/>
+        <w:gridCol w:w="1400"/>
+        <w:gridCol w:w="1400"/>
       </w:tblGrid>
       <w:tr>
         <w:trPr>
@@ -4313,7 +4309,7 @@
         </w:trPr>
         <w:tc>
           <w:tcPr>
-            <w:tcW w:type="dxa" w:w="2760"/>
+            <w:tcW w:type="dxa" w:w="2430"/>
             <w:shd w:fill="E8E8E8" w:color="auto" w:val="clear"/>
             <w:tcMar>
               <w:top w:type="dxa" w:w="40"/>
@@ -4342,7 +4338,7 @@
         </w:tc>
         <w:tc>
           <w:tcPr>
-            <w:tcW w:type="dxa" w:w="2470"/>
+            <w:tcW w:type="dxa" w:w="1400"/>
             <w:shd w:fill="E8E8E8" w:color="auto" w:val="clear"/>
             <w:tcMar>
               <w:top w:type="dxa" w:w="40"/>
@@ -4365,7 +4361,36 @@
                 <w:sz w:val="16"/>
                 <w:szCs w:val="16"/>
               </w:rPr>
-              <w:t xml:space="preserve">Value</w:t>
+              <w:t xml:space="preserve">t = 60</w:t>
+            </w:r>
+          </w:p>
+        </w:tc>
+        <w:tc>
+          <w:tcPr>
+            <w:tcW w:type="dxa" w:w="1400"/>
+            <w:shd w:fill="E8E8E8" w:color="auto" w:val="clear"/>
+            <w:tcMar>
+              <w:top w:type="dxa" w:w="40"/>
+              <w:left w:type="dxa" w:w="80"/>
+              <w:bottom w:type="dxa" w:w="40"/>
+              <w:right w:type="dxa" w:w="80"/>
+            </w:tcMar>
+          </w:tcPr>
+          <w:p>
+            <w:pPr>
+              <w:jc w:val="center"/>
+            </w:pPr>
+            <w:r>
+              <w:rPr>
+                <w:rFonts w:ascii="Times New Roman" w:cs="Times New Roman" w:eastAsia="Times New Roman" w:hAnsi="Times New Roman"/>
+                <w:b/>
+                <w:bCs/>
+                <w:i w:val="false"/>
+                <w:iCs w:val="false"/>
+                <w:sz w:val="16"/>
+                <w:szCs w:val="16"/>
+              </w:rPr>
+              <w:t xml:space="preserve">t = 10</w:t>
             </w:r>
           </w:p>
         </w:tc>
@@ -4376,7 +4401,7 @@
         </w:trPr>
         <w:tc>
           <w:tcPr>
-            <w:tcW w:type="dxa" w:w="2760"/>
+            <w:tcW w:type="dxa" w:w="2430"/>
             <w:tcMar>
               <w:top w:type="dxa" w:w="40"/>
               <w:left w:type="dxa" w:w="80"/>
@@ -4398,35 +4423,63 @@
                 <w:sz w:val="16"/>
                 <w:szCs w:val="16"/>
               </w:rPr>
-              <w:t xml:space="preserve">True positives / False positives</w:t>
-            </w:r>
-          </w:p>
-        </w:tc>
-        <w:tc>
-          <w:tcPr>
-            <w:tcW w:type="dxa" w:w="2470"/>
-            <w:tcMar>
-              <w:top w:type="dxa" w:w="40"/>
-              <w:left w:type="dxa" w:w="80"/>
-              <w:bottom w:type="dxa" w:w="40"/>
-              <w:right w:type="dxa" w:w="80"/>
-            </w:tcMar>
-          </w:tcPr>
-          <w:p>
-            <w:pPr>
-              <w:jc w:val="center"/>
-            </w:pPr>
-            <w:r>
-              <w:rPr>
-                <w:rFonts w:ascii="Times New Roman" w:cs="Times New Roman" w:eastAsia="Times New Roman" w:hAnsi="Times New Roman"/>
-                <w:b w:val="false"/>
-                <w:bCs w:val="false"/>
-                <w:i w:val="false"/>
-                <w:iCs w:val="false"/>
-                <w:sz w:val="16"/>
-                <w:szCs w:val="16"/>
-              </w:rPr>
-              <w:t xml:space="preserve">—</w:t>
+              <w:t xml:space="preserve">True positives</w:t>
+            </w:r>
+          </w:p>
+        </w:tc>
+        <w:tc>
+          <w:tcPr>
+            <w:tcW w:type="dxa" w:w="1400"/>
+            <w:tcMar>
+              <w:top w:type="dxa" w:w="40"/>
+              <w:left w:type="dxa" w:w="80"/>
+              <w:bottom w:type="dxa" w:w="40"/>
+              <w:right w:type="dxa" w:w="80"/>
+            </w:tcMar>
+          </w:tcPr>
+          <w:p>
+            <w:pPr>
+              <w:jc w:val="center"/>
+            </w:pPr>
+            <w:r>
+              <w:rPr>
+                <w:rFonts w:ascii="Times New Roman" w:cs="Times New Roman" w:eastAsia="Times New Roman" w:hAnsi="Times New Roman"/>
+                <w:b w:val="false"/>
+                <w:bCs w:val="false"/>
+                <w:i w:val="false"/>
+                <w:iCs w:val="false"/>
+                <w:sz w:val="16"/>
+                <w:szCs w:val="16"/>
+              </w:rPr>
+              <w:t xml:space="preserve">0</w:t>
+            </w:r>
+          </w:p>
+        </w:tc>
+        <w:tc>
+          <w:tcPr>
+            <w:tcW w:type="dxa" w:w="1400"/>
+            <w:tcMar>
+              <w:top w:type="dxa" w:w="40"/>
+              <w:left w:type="dxa" w:w="80"/>
+              <w:bottom w:type="dxa" w:w="40"/>
+              <w:right w:type="dxa" w:w="80"/>
+            </w:tcMar>
+          </w:tcPr>
+          <w:p>
+            <w:pPr>
+              <w:jc w:val="center"/>
+            </w:pPr>
+            <w:r>
+              <w:rPr>
+                <w:rFonts w:ascii="Times New Roman" w:cs="Times New Roman" w:eastAsia="Times New Roman" w:hAnsi="Times New Roman"/>
+                <w:b w:val="false"/>
+                <w:bCs w:val="false"/>
+                <w:i w:val="false"/>
+                <w:iCs w:val="false"/>
+                <w:sz w:val="16"/>
+                <w:szCs w:val="16"/>
+              </w:rPr>
+              <w:t xml:space="preserve">55</w:t>
             </w:r>
           </w:p>
         </w:tc>
@@ -4437,7 +4490,7 @@
         </w:trPr>
         <w:tc>
           <w:tcPr>
-            <w:tcW w:type="dxa" w:w="2760"/>
+            <w:tcW w:type="dxa" w:w="2430"/>
             <w:tcMar>
               <w:top w:type="dxa" w:w="40"/>
               <w:left w:type="dxa" w:w="80"/>
@@ -4459,35 +4512,63 @@
                 <w:sz w:val="16"/>
                 <w:szCs w:val="16"/>
               </w:rPr>
-              <w:t xml:space="preserve">True negatives / False negatives</w:t>
-            </w:r>
-          </w:p>
-        </w:tc>
-        <w:tc>
-          <w:tcPr>
-            <w:tcW w:type="dxa" w:w="2470"/>
-            <w:tcMar>
-              <w:top w:type="dxa" w:w="40"/>
-              <w:left w:type="dxa" w:w="80"/>
-              <w:bottom w:type="dxa" w:w="40"/>
-              <w:right w:type="dxa" w:w="80"/>
-            </w:tcMar>
-          </w:tcPr>
-          <w:p>
-            <w:pPr>
-              <w:jc w:val="center"/>
-            </w:pPr>
-            <w:r>
-              <w:rPr>
-                <w:rFonts w:ascii="Times New Roman" w:cs="Times New Roman" w:eastAsia="Times New Roman" w:hAnsi="Times New Roman"/>
-                <w:b w:val="false"/>
-                <w:bCs w:val="false"/>
-                <w:i w:val="false"/>
-                <w:iCs w:val="false"/>
-                <w:sz w:val="16"/>
-                <w:szCs w:val="16"/>
-              </w:rPr>
-              <w:t xml:space="preserve">—</w:t>
+              <w:t xml:space="preserve">False positives</w:t>
+            </w:r>
+          </w:p>
+        </w:tc>
+        <w:tc>
+          <w:tcPr>
+            <w:tcW w:type="dxa" w:w="1400"/>
+            <w:tcMar>
+              <w:top w:type="dxa" w:w="40"/>
+              <w:left w:type="dxa" w:w="80"/>
+              <w:bottom w:type="dxa" w:w="40"/>
+              <w:right w:type="dxa" w:w="80"/>
+            </w:tcMar>
+          </w:tcPr>
+          <w:p>
+            <w:pPr>
+              <w:jc w:val="center"/>
+            </w:pPr>
+            <w:r>
+              <w:rPr>
+                <w:rFonts w:ascii="Times New Roman" w:cs="Times New Roman" w:eastAsia="Times New Roman" w:hAnsi="Times New Roman"/>
+                <w:b w:val="false"/>
+                <w:bCs w:val="false"/>
+                <w:i w:val="false"/>
+                <w:iCs w:val="false"/>
+                <w:sz w:val="16"/>
+                <w:szCs w:val="16"/>
+              </w:rPr>
+              <w:t xml:space="preserve">0</w:t>
+            </w:r>
+          </w:p>
+        </w:tc>
+        <w:tc>
+          <w:tcPr>
+            <w:tcW w:type="dxa" w:w="1400"/>
+            <w:tcMar>
+              <w:top w:type="dxa" w:w="40"/>
+              <w:left w:type="dxa" w:w="80"/>
+              <w:bottom w:type="dxa" w:w="40"/>
+              <w:right w:type="dxa" w:w="80"/>
+            </w:tcMar>
+          </w:tcPr>
+          <w:p>
+            <w:pPr>
+              <w:jc w:val="center"/>
+            </w:pPr>
+            <w:r>
+              <w:rPr>
+                <w:rFonts w:ascii="Times New Roman" w:cs="Times New Roman" w:eastAsia="Times New Roman" w:hAnsi="Times New Roman"/>
+                <w:b w:val="false"/>
+                <w:bCs w:val="false"/>
+                <w:i w:val="false"/>
+                <w:iCs w:val="false"/>
+                <w:sz w:val="16"/>
+                <w:szCs w:val="16"/>
+              </w:rPr>
+              <w:t xml:space="preserve">1</w:t>
             </w:r>
           </w:p>
         </w:tc>
@@ -4498,7 +4579,7 @@
         </w:trPr>
         <w:tc>
           <w:tcPr>
-            <w:tcW w:type="dxa" w:w="2760"/>
+            <w:tcW w:type="dxa" w:w="2430"/>
             <w:tcMar>
               <w:top w:type="dxa" w:w="40"/>
               <w:left w:type="dxa" w:w="80"/>
@@ -4520,35 +4601,63 @@
                 <w:sz w:val="16"/>
                 <w:szCs w:val="16"/>
               </w:rPr>
-              <w:t xml:space="preserve">Accuracy</w:t>
-            </w:r>
-          </w:p>
-        </w:tc>
-        <w:tc>
-          <w:tcPr>
-            <w:tcW w:type="dxa" w:w="2470"/>
-            <w:tcMar>
-              <w:top w:type="dxa" w:w="40"/>
-              <w:left w:type="dxa" w:w="80"/>
-              <w:bottom w:type="dxa" w:w="40"/>
-              <w:right w:type="dxa" w:w="80"/>
-            </w:tcMar>
-          </w:tcPr>
-          <w:p>
-            <w:pPr>
-              <w:jc w:val="center"/>
-            </w:pPr>
-            <w:r>
-              <w:rPr>
-                <w:rFonts w:ascii="Times New Roman" w:cs="Times New Roman" w:eastAsia="Times New Roman" w:hAnsi="Times New Roman"/>
-                <w:b w:val="false"/>
-                <w:bCs w:val="false"/>
-                <w:i w:val="false"/>
-                <w:iCs w:val="false"/>
-                <w:sz w:val="16"/>
-                <w:szCs w:val="16"/>
-              </w:rPr>
-              <w:t xml:space="preserve">—</w:t>
+              <w:t xml:space="preserve">True negatives</w:t>
+            </w:r>
+          </w:p>
+        </w:tc>
+        <w:tc>
+          <w:tcPr>
+            <w:tcW w:type="dxa" w:w="1400"/>
+            <w:tcMar>
+              <w:top w:type="dxa" w:w="40"/>
+              <w:left w:type="dxa" w:w="80"/>
+              <w:bottom w:type="dxa" w:w="40"/>
+              <w:right w:type="dxa" w:w="80"/>
+            </w:tcMar>
+          </w:tcPr>
+          <w:p>
+            <w:pPr>
+              <w:jc w:val="center"/>
+            </w:pPr>
+            <w:r>
+              <w:rPr>
+                <w:rFonts w:ascii="Times New Roman" w:cs="Times New Roman" w:eastAsia="Times New Roman" w:hAnsi="Times New Roman"/>
+                <w:b w:val="false"/>
+                <w:bCs w:val="false"/>
+                <w:i w:val="false"/>
+                <w:iCs w:val="false"/>
+                <w:sz w:val="16"/>
+                <w:szCs w:val="16"/>
+              </w:rPr>
+              <w:t xml:space="preserve">85</w:t>
+            </w:r>
+          </w:p>
+        </w:tc>
+        <w:tc>
+          <w:tcPr>
+            <w:tcW w:type="dxa" w:w="1400"/>
+            <w:tcMar>
+              <w:top w:type="dxa" w:w="40"/>
+              <w:left w:type="dxa" w:w="80"/>
+              <w:bottom w:type="dxa" w:w="40"/>
+              <w:right w:type="dxa" w:w="80"/>
+            </w:tcMar>
+          </w:tcPr>
+          <w:p>
+            <w:pPr>
+              <w:jc w:val="center"/>
+            </w:pPr>
+            <w:r>
+              <w:rPr>
+                <w:rFonts w:ascii="Times New Roman" w:cs="Times New Roman" w:eastAsia="Times New Roman" w:hAnsi="Times New Roman"/>
+                <w:b w:val="false"/>
+                <w:bCs w:val="false"/>
+                <w:i w:val="false"/>
+                <w:iCs w:val="false"/>
+                <w:sz w:val="16"/>
+                <w:szCs w:val="16"/>
+              </w:rPr>
+              <w:t xml:space="preserve">84</w:t>
             </w:r>
           </w:p>
         </w:tc>
@@ -4559,7 +4668,7 @@
         </w:trPr>
         <w:tc>
           <w:tcPr>
-            <w:tcW w:type="dxa" w:w="2760"/>
+            <w:tcW w:type="dxa" w:w="2430"/>
             <w:tcMar>
               <w:top w:type="dxa" w:w="40"/>
               <w:left w:type="dxa" w:w="80"/>
@@ -4581,35 +4690,63 @@
                 <w:sz w:val="16"/>
                 <w:szCs w:val="16"/>
               </w:rPr>
-              <w:t xml:space="preserve">Precision</w:t>
-            </w:r>
-          </w:p>
-        </w:tc>
-        <w:tc>
-          <w:tcPr>
-            <w:tcW w:type="dxa" w:w="2470"/>
-            <w:tcMar>
-              <w:top w:type="dxa" w:w="40"/>
-              <w:left w:type="dxa" w:w="80"/>
-              <w:bottom w:type="dxa" w:w="40"/>
-              <w:right w:type="dxa" w:w="80"/>
-            </w:tcMar>
-          </w:tcPr>
-          <w:p>
-            <w:pPr>
-              <w:jc w:val="center"/>
-            </w:pPr>
-            <w:r>
-              <w:rPr>
-                <w:rFonts w:ascii="Times New Roman" w:cs="Times New Roman" w:eastAsia="Times New Roman" w:hAnsi="Times New Roman"/>
-                <w:b w:val="false"/>
-                <w:bCs w:val="false"/>
-                <w:i w:val="false"/>
-                <w:iCs w:val="false"/>
-                <w:sz w:val="16"/>
-                <w:szCs w:val="16"/>
-              </w:rPr>
-              <w:t xml:space="preserve">—</w:t>
+              <w:t xml:space="preserve">False negatives</w:t>
+            </w:r>
+          </w:p>
+        </w:tc>
+        <w:tc>
+          <w:tcPr>
+            <w:tcW w:type="dxa" w:w="1400"/>
+            <w:tcMar>
+              <w:top w:type="dxa" w:w="40"/>
+              <w:left w:type="dxa" w:w="80"/>
+              <w:bottom w:type="dxa" w:w="40"/>
+              <w:right w:type="dxa" w:w="80"/>
+            </w:tcMar>
+          </w:tcPr>
+          <w:p>
+            <w:pPr>
+              <w:jc w:val="center"/>
+            </w:pPr>
+            <w:r>
+              <w:rPr>
+                <w:rFonts w:ascii="Times New Roman" w:cs="Times New Roman" w:eastAsia="Times New Roman" w:hAnsi="Times New Roman"/>
+                <w:b w:val="false"/>
+                <w:bCs w:val="false"/>
+                <w:i w:val="false"/>
+                <w:iCs w:val="false"/>
+                <w:sz w:val="16"/>
+                <w:szCs w:val="16"/>
+              </w:rPr>
+              <w:t xml:space="preserve">85</w:t>
+            </w:r>
+          </w:p>
+        </w:tc>
+        <w:tc>
+          <w:tcPr>
+            <w:tcW w:type="dxa" w:w="1400"/>
+            <w:tcMar>
+              <w:top w:type="dxa" w:w="40"/>
+              <w:left w:type="dxa" w:w="80"/>
+              <w:bottom w:type="dxa" w:w="40"/>
+              <w:right w:type="dxa" w:w="80"/>
+            </w:tcMar>
+          </w:tcPr>
+          <w:p>
+            <w:pPr>
+              <w:jc w:val="center"/>
+            </w:pPr>
+            <w:r>
+              <w:rPr>
+                <w:rFonts w:ascii="Times New Roman" w:cs="Times New Roman" w:eastAsia="Times New Roman" w:hAnsi="Times New Roman"/>
+                <w:b w:val="false"/>
+                <w:bCs w:val="false"/>
+                <w:i w:val="false"/>
+                <w:iCs w:val="false"/>
+                <w:sz w:val="16"/>
+                <w:szCs w:val="16"/>
+              </w:rPr>
+              <w:t xml:space="preserve">30</w:t>
             </w:r>
           </w:p>
         </w:tc>
@@ -4620,7 +4757,7 @@
         </w:trPr>
         <w:tc>
           <w:tcPr>
-            <w:tcW w:type="dxa" w:w="2760"/>
+            <w:tcW w:type="dxa" w:w="2430"/>
             <w:tcMar>
               <w:top w:type="dxa" w:w="40"/>
               <w:left w:type="dxa" w:w="80"/>
@@ -4642,35 +4779,63 @@
                 <w:sz w:val="16"/>
                 <w:szCs w:val="16"/>
               </w:rPr>
-              <w:t xml:space="preserve">Recall</w:t>
-            </w:r>
-          </w:p>
-        </w:tc>
-        <w:tc>
-          <w:tcPr>
-            <w:tcW w:type="dxa" w:w="2470"/>
-            <w:tcMar>
-              <w:top w:type="dxa" w:w="40"/>
-              <w:left w:type="dxa" w:w="80"/>
-              <w:bottom w:type="dxa" w:w="40"/>
-              <w:right w:type="dxa" w:w="80"/>
-            </w:tcMar>
-          </w:tcPr>
-          <w:p>
-            <w:pPr>
-              <w:jc w:val="center"/>
-            </w:pPr>
-            <w:r>
-              <w:rPr>
-                <w:rFonts w:ascii="Times New Roman" w:cs="Times New Roman" w:eastAsia="Times New Roman" w:hAnsi="Times New Roman"/>
-                <w:b w:val="false"/>
-                <w:bCs w:val="false"/>
-                <w:i w:val="false"/>
-                <w:iCs w:val="false"/>
-                <w:sz w:val="16"/>
-                <w:szCs w:val="16"/>
-              </w:rPr>
-              <w:t xml:space="preserve">—</w:t>
+              <w:t xml:space="preserve">Accuracy</w:t>
+            </w:r>
+          </w:p>
+        </w:tc>
+        <w:tc>
+          <w:tcPr>
+            <w:tcW w:type="dxa" w:w="1400"/>
+            <w:tcMar>
+              <w:top w:type="dxa" w:w="40"/>
+              <w:left w:type="dxa" w:w="80"/>
+              <w:bottom w:type="dxa" w:w="40"/>
+              <w:right w:type="dxa" w:w="80"/>
+            </w:tcMar>
+          </w:tcPr>
+          <w:p>
+            <w:pPr>
+              <w:jc w:val="center"/>
+            </w:pPr>
+            <w:r>
+              <w:rPr>
+                <w:rFonts w:ascii="Times New Roman" w:cs="Times New Roman" w:eastAsia="Times New Roman" w:hAnsi="Times New Roman"/>
+                <w:b w:val="false"/>
+                <w:bCs w:val="false"/>
+                <w:i w:val="false"/>
+                <w:iCs w:val="false"/>
+                <w:sz w:val="16"/>
+                <w:szCs w:val="16"/>
+              </w:rPr>
+              <w:t xml:space="preserve">0.500</w:t>
+            </w:r>
+          </w:p>
+        </w:tc>
+        <w:tc>
+          <w:tcPr>
+            <w:tcW w:type="dxa" w:w="1400"/>
+            <w:tcMar>
+              <w:top w:type="dxa" w:w="40"/>
+              <w:left w:type="dxa" w:w="80"/>
+              <w:bottom w:type="dxa" w:w="40"/>
+              <w:right w:type="dxa" w:w="80"/>
+            </w:tcMar>
+          </w:tcPr>
+          <w:p>
+            <w:pPr>
+              <w:jc w:val="center"/>
+            </w:pPr>
+            <w:r>
+              <w:rPr>
+                <w:rFonts w:ascii="Times New Roman" w:cs="Times New Roman" w:eastAsia="Times New Roman" w:hAnsi="Times New Roman"/>
+                <w:b w:val="false"/>
+                <w:bCs w:val="false"/>
+                <w:i w:val="false"/>
+                <w:iCs w:val="false"/>
+                <w:sz w:val="16"/>
+                <w:szCs w:val="16"/>
+              </w:rPr>
+              <w:t xml:space="preserve">0.818</w:t>
             </w:r>
           </w:p>
         </w:tc>
@@ -4681,7 +4846,7 @@
         </w:trPr>
         <w:tc>
           <w:tcPr>
-            <w:tcW w:type="dxa" w:w="2760"/>
+            <w:tcW w:type="dxa" w:w="2430"/>
             <w:tcMar>
               <w:top w:type="dxa" w:w="40"/>
               <w:left w:type="dxa" w:w="80"/>
@@ -4703,35 +4868,63 @@
                 <w:sz w:val="16"/>
                 <w:szCs w:val="16"/>
               </w:rPr>
-              <w:t xml:space="preserve">Specificity</w:t>
-            </w:r>
-          </w:p>
-        </w:tc>
-        <w:tc>
-          <w:tcPr>
-            <w:tcW w:type="dxa" w:w="2470"/>
-            <w:tcMar>
-              <w:top w:type="dxa" w:w="40"/>
-              <w:left w:type="dxa" w:w="80"/>
-              <w:bottom w:type="dxa" w:w="40"/>
-              <w:right w:type="dxa" w:w="80"/>
-            </w:tcMar>
-          </w:tcPr>
-          <w:p>
-            <w:pPr>
-              <w:jc w:val="center"/>
-            </w:pPr>
-            <w:r>
-              <w:rPr>
-                <w:rFonts w:ascii="Times New Roman" w:cs="Times New Roman" w:eastAsia="Times New Roman" w:hAnsi="Times New Roman"/>
-                <w:b w:val="false"/>
-                <w:bCs w:val="false"/>
-                <w:i w:val="false"/>
-                <w:iCs w:val="false"/>
-                <w:sz w:val="16"/>
-                <w:szCs w:val="16"/>
-              </w:rPr>
-              <w:t xml:space="preserve">—</w:t>
+              <w:t xml:space="preserve">Precision</w:t>
+            </w:r>
+          </w:p>
+        </w:tc>
+        <w:tc>
+          <w:tcPr>
+            <w:tcW w:type="dxa" w:w="1400"/>
+            <w:tcMar>
+              <w:top w:type="dxa" w:w="40"/>
+              <w:left w:type="dxa" w:w="80"/>
+              <w:bottom w:type="dxa" w:w="40"/>
+              <w:right w:type="dxa" w:w="80"/>
+            </w:tcMar>
+          </w:tcPr>
+          <w:p>
+            <w:pPr>
+              <w:jc w:val="center"/>
+            </w:pPr>
+            <w:r>
+              <w:rPr>
+                <w:rFonts w:ascii="Times New Roman" w:cs="Times New Roman" w:eastAsia="Times New Roman" w:hAnsi="Times New Roman"/>
+                <w:b w:val="false"/>
+                <w:bCs w:val="false"/>
+                <w:i w:val="false"/>
+                <w:iCs w:val="false"/>
+                <w:sz w:val="16"/>
+                <w:szCs w:val="16"/>
+              </w:rPr>
+              <w:t xml:space="preserve">0.000</w:t>
+            </w:r>
+          </w:p>
+        </w:tc>
+        <w:tc>
+          <w:tcPr>
+            <w:tcW w:type="dxa" w:w="1400"/>
+            <w:tcMar>
+              <w:top w:type="dxa" w:w="40"/>
+              <w:left w:type="dxa" w:w="80"/>
+              <w:bottom w:type="dxa" w:w="40"/>
+              <w:right w:type="dxa" w:w="80"/>
+            </w:tcMar>
+          </w:tcPr>
+          <w:p>
+            <w:pPr>
+              <w:jc w:val="center"/>
+            </w:pPr>
+            <w:r>
+              <w:rPr>
+                <w:rFonts w:ascii="Times New Roman" w:cs="Times New Roman" w:eastAsia="Times New Roman" w:hAnsi="Times New Roman"/>
+                <w:b w:val="false"/>
+                <w:bCs w:val="false"/>
+                <w:i w:val="false"/>
+                <w:iCs w:val="false"/>
+                <w:sz w:val="16"/>
+                <w:szCs w:val="16"/>
+              </w:rPr>
+              <w:t xml:space="preserve">0.982</w:t>
             </w:r>
           </w:p>
         </w:tc>
@@ -4742,7 +4935,7 @@
         </w:trPr>
         <w:tc>
           <w:tcPr>
-            <w:tcW w:type="dxa" w:w="2760"/>
+            <w:tcW w:type="dxa" w:w="2430"/>
             <w:tcMar>
               <w:top w:type="dxa" w:w="40"/>
               <w:left w:type="dxa" w:w="80"/>
@@ -4764,35 +4957,241 @@
                 <w:sz w:val="16"/>
                 <w:szCs w:val="16"/>
               </w:rPr>
+              <w:t xml:space="preserve">Recall</w:t>
+            </w:r>
+          </w:p>
+        </w:tc>
+        <w:tc>
+          <w:tcPr>
+            <w:tcW w:type="dxa" w:w="1400"/>
+            <w:tcMar>
+              <w:top w:type="dxa" w:w="40"/>
+              <w:left w:type="dxa" w:w="80"/>
+              <w:bottom w:type="dxa" w:w="40"/>
+              <w:right w:type="dxa" w:w="80"/>
+            </w:tcMar>
+          </w:tcPr>
+          <w:p>
+            <w:pPr>
+              <w:jc w:val="center"/>
+            </w:pPr>
+            <w:r>
+              <w:rPr>
+                <w:rFonts w:ascii="Times New Roman" w:cs="Times New Roman" w:eastAsia="Times New Roman" w:hAnsi="Times New Roman"/>
+                <w:b w:val="false"/>
+                <w:bCs w:val="false"/>
+                <w:i w:val="false"/>
+                <w:iCs w:val="false"/>
+                <w:sz w:val="16"/>
+                <w:szCs w:val="16"/>
+              </w:rPr>
+              <w:t xml:space="preserve">0.000</w:t>
+            </w:r>
+          </w:p>
+        </w:tc>
+        <w:tc>
+          <w:tcPr>
+            <w:tcW w:type="dxa" w:w="1400"/>
+            <w:tcMar>
+              <w:top w:type="dxa" w:w="40"/>
+              <w:left w:type="dxa" w:w="80"/>
+              <w:bottom w:type="dxa" w:w="40"/>
+              <w:right w:type="dxa" w:w="80"/>
+            </w:tcMar>
+          </w:tcPr>
+          <w:p>
+            <w:pPr>
+              <w:jc w:val="center"/>
+            </w:pPr>
+            <w:r>
+              <w:rPr>
+                <w:rFonts w:ascii="Times New Roman" w:cs="Times New Roman" w:eastAsia="Times New Roman" w:hAnsi="Times New Roman"/>
+                <w:b w:val="false"/>
+                <w:bCs w:val="false"/>
+                <w:i w:val="false"/>
+                <w:iCs w:val="false"/>
+                <w:sz w:val="16"/>
+                <w:szCs w:val="16"/>
+              </w:rPr>
+              <w:t xml:space="preserve">0.647</w:t>
+            </w:r>
+          </w:p>
+        </w:tc>
+      </w:tr>
+      <w:tr>
+        <w:trPr>
+          <w:tblHeader w:val="false"/>
+        </w:trPr>
+        <w:tc>
+          <w:tcPr>
+            <w:tcW w:type="dxa" w:w="2430"/>
+            <w:tcMar>
+              <w:top w:type="dxa" w:w="40"/>
+              <w:left w:type="dxa" w:w="80"/>
+              <w:bottom w:type="dxa" w:w="40"/>
+              <w:right w:type="dxa" w:w="80"/>
+            </w:tcMar>
+          </w:tcPr>
+          <w:p>
+            <w:pPr>
+              <w:jc w:val="left"/>
+            </w:pPr>
+            <w:r>
+              <w:rPr>
+                <w:rFonts w:ascii="Times New Roman" w:cs="Times New Roman" w:eastAsia="Times New Roman" w:hAnsi="Times New Roman"/>
+                <w:b w:val="false"/>
+                <w:bCs w:val="false"/>
+                <w:i w:val="false"/>
+                <w:iCs w:val="false"/>
+                <w:sz w:val="16"/>
+                <w:szCs w:val="16"/>
+              </w:rPr>
+              <w:t xml:space="preserve">Specificity</w:t>
+            </w:r>
+          </w:p>
+        </w:tc>
+        <w:tc>
+          <w:tcPr>
+            <w:tcW w:type="dxa" w:w="1400"/>
+            <w:tcMar>
+              <w:top w:type="dxa" w:w="40"/>
+              <w:left w:type="dxa" w:w="80"/>
+              <w:bottom w:type="dxa" w:w="40"/>
+              <w:right w:type="dxa" w:w="80"/>
+            </w:tcMar>
+          </w:tcPr>
+          <w:p>
+            <w:pPr>
+              <w:jc w:val="center"/>
+            </w:pPr>
+            <w:r>
+              <w:rPr>
+                <w:rFonts w:ascii="Times New Roman" w:cs="Times New Roman" w:eastAsia="Times New Roman" w:hAnsi="Times New Roman"/>
+                <w:b w:val="false"/>
+                <w:bCs w:val="false"/>
+                <w:i w:val="false"/>
+                <w:iCs w:val="false"/>
+                <w:sz w:val="16"/>
+                <w:szCs w:val="16"/>
+              </w:rPr>
+              <w:t xml:space="preserve">1.000</w:t>
+            </w:r>
+          </w:p>
+        </w:tc>
+        <w:tc>
+          <w:tcPr>
+            <w:tcW w:type="dxa" w:w="1400"/>
+            <w:tcMar>
+              <w:top w:type="dxa" w:w="40"/>
+              <w:left w:type="dxa" w:w="80"/>
+              <w:bottom w:type="dxa" w:w="40"/>
+              <w:right w:type="dxa" w:w="80"/>
+            </w:tcMar>
+          </w:tcPr>
+          <w:p>
+            <w:pPr>
+              <w:jc w:val="center"/>
+            </w:pPr>
+            <w:r>
+              <w:rPr>
+                <w:rFonts w:ascii="Times New Roman" w:cs="Times New Roman" w:eastAsia="Times New Roman" w:hAnsi="Times New Roman"/>
+                <w:b w:val="false"/>
+                <w:bCs w:val="false"/>
+                <w:i w:val="false"/>
+                <w:iCs w:val="false"/>
+                <w:sz w:val="16"/>
+                <w:szCs w:val="16"/>
+              </w:rPr>
+              <w:t xml:space="preserve">0.988</w:t>
+            </w:r>
+          </w:p>
+        </w:tc>
+      </w:tr>
+      <w:tr>
+        <w:trPr>
+          <w:tblHeader w:val="false"/>
+        </w:trPr>
+        <w:tc>
+          <w:tcPr>
+            <w:tcW w:type="dxa" w:w="2430"/>
+            <w:tcMar>
+              <w:top w:type="dxa" w:w="40"/>
+              <w:left w:type="dxa" w:w="80"/>
+              <w:bottom w:type="dxa" w:w="40"/>
+              <w:right w:type="dxa" w:w="80"/>
+            </w:tcMar>
+          </w:tcPr>
+          <w:p>
+            <w:pPr>
+              <w:jc w:val="left"/>
+            </w:pPr>
+            <w:r>
+              <w:rPr>
+                <w:rFonts w:ascii="Times New Roman" w:cs="Times New Roman" w:eastAsia="Times New Roman" w:hAnsi="Times New Roman"/>
+                <w:b w:val="false"/>
+                <w:bCs w:val="false"/>
+                <w:i w:val="false"/>
+                <w:iCs w:val="false"/>
+                <w:sz w:val="16"/>
+                <w:szCs w:val="16"/>
+              </w:rPr>
               <w:t xml:space="preserve">F1 score</w:t>
             </w:r>
           </w:p>
         </w:tc>
         <w:tc>
           <w:tcPr>
-            <w:tcW w:type="dxa" w:w="2470"/>
-            <w:tcMar>
-              <w:top w:type="dxa" w:w="40"/>
-              <w:left w:type="dxa" w:w="80"/>
-              <w:bottom w:type="dxa" w:w="40"/>
-              <w:right w:type="dxa" w:w="80"/>
-            </w:tcMar>
-          </w:tcPr>
-          <w:p>
-            <w:pPr>
-              <w:jc w:val="center"/>
-            </w:pPr>
-            <w:r>
-              <w:rPr>
-                <w:rFonts w:ascii="Times New Roman" w:cs="Times New Roman" w:eastAsia="Times New Roman" w:hAnsi="Times New Roman"/>
-                <w:b w:val="false"/>
-                <w:bCs w:val="false"/>
-                <w:i w:val="false"/>
-                <w:iCs w:val="false"/>
-                <w:sz w:val="16"/>
-                <w:szCs w:val="16"/>
-              </w:rPr>
-              <w:t xml:space="preserve">—</w:t>
+            <w:tcW w:type="dxa" w:w="1400"/>
+            <w:tcMar>
+              <w:top w:type="dxa" w:w="40"/>
+              <w:left w:type="dxa" w:w="80"/>
+              <w:bottom w:type="dxa" w:w="40"/>
+              <w:right w:type="dxa" w:w="80"/>
+            </w:tcMar>
+          </w:tcPr>
+          <w:p>
+            <w:pPr>
+              <w:jc w:val="center"/>
+            </w:pPr>
+            <w:r>
+              <w:rPr>
+                <w:rFonts w:ascii="Times New Roman" w:cs="Times New Roman" w:eastAsia="Times New Roman" w:hAnsi="Times New Roman"/>
+                <w:b w:val="false"/>
+                <w:bCs w:val="false"/>
+                <w:i w:val="false"/>
+                <w:iCs w:val="false"/>
+                <w:sz w:val="16"/>
+                <w:szCs w:val="16"/>
+              </w:rPr>
+              <w:t xml:space="preserve">0.000</w:t>
+            </w:r>
+          </w:p>
+        </w:tc>
+        <w:tc>
+          <w:tcPr>
+            <w:tcW w:type="dxa" w:w="1400"/>
+            <w:tcMar>
+              <w:top w:type="dxa" w:w="40"/>
+              <w:left w:type="dxa" w:w="80"/>
+              <w:bottom w:type="dxa" w:w="40"/>
+              <w:right w:type="dxa" w:w="80"/>
+            </w:tcMar>
+          </w:tcPr>
+          <w:p>
+            <w:pPr>
+              <w:jc w:val="center"/>
+            </w:pPr>
+            <w:r>
+              <w:rPr>
+                <w:rFonts w:ascii="Times New Roman" w:cs="Times New Roman" w:eastAsia="Times New Roman" w:hAnsi="Times New Roman"/>
+                <w:b w:val="false"/>
+                <w:bCs w:val="false"/>
+                <w:i w:val="false"/>
+                <w:iCs w:val="false"/>
+                <w:sz w:val="16"/>
+                <w:szCs w:val="16"/>
+              </w:rPr>
+              <w:t xml:space="preserve">0.780</w:t>
             </w:r>
           </w:p>
         </w:tc>
@@ -4811,7 +5210,7 @@
           <w:sz w:val="16"/>
           <w:szCs w:val="16"/>
         </w:rPr>
-        <w:t xml:space="preserve">Fill from results/headline.csv.</w:t>
+        <w:t xml:space="preserve">t = 60 is the threshold inherited from the prototype; t = 10 is the best point on the sweep of Fig. 7. Source: results/headline.csv and results/threshold_sweep.csv.</w:t>
       </w:r>
     </w:p>
     <w:p>
@@ -4840,7 +5239,7 @@
           <w:sz w:val="16"/>
           <w:szCs w:val="16"/>
         </w:rPr>
-        <w:t xml:space="preserve">Rule-Group Ablation</w:t>
+        <w:t xml:space="preserve">Rule-Group Ablation at Both Operating Points</w:t>
       </w:r>
     </w:p>
     <w:tbl>
@@ -4856,11 +5255,12 @@
         </w:tblBorders>
       </w:tblPr>
       <w:tblGrid>
-        <w:gridCol w:w="1900"/>
-        <w:gridCol w:w="840"/>
-        <w:gridCol w:w="840"/>
-        <w:gridCol w:w="840"/>
-        <w:gridCol w:w="810"/>
+        <w:gridCol w:w="620"/>
+        <w:gridCol w:w="1560"/>
+        <w:gridCol w:w="780"/>
+        <w:gridCol w:w="780"/>
+        <w:gridCol w:w="780"/>
+        <w:gridCol w:w="710"/>
       </w:tblGrid>
       <w:tr>
         <w:trPr>
@@ -4868,7 +5268,7 @@
         </w:trPr>
         <w:tc>
           <w:tcPr>
-            <w:tcW w:type="dxa" w:w="1900"/>
+            <w:tcW w:type="dxa" w:w="620"/>
             <w:shd w:fill="E8E8E8" w:color="auto" w:val="clear"/>
             <w:tcMar>
               <w:top w:type="dxa" w:w="40"/>
@@ -4891,13 +5291,13 @@
                 <w:sz w:val="16"/>
                 <w:szCs w:val="16"/>
               </w:rPr>
-              <w:t xml:space="preserve">Variant</w:t>
-            </w:r>
-          </w:p>
-        </w:tc>
-        <w:tc>
-          <w:tcPr>
-            <w:tcW w:type="dxa" w:w="840"/>
+              <w:t xml:space="preserve">t</w:t>
+            </w:r>
+          </w:p>
+        </w:tc>
+        <w:tc>
+          <w:tcPr>
+            <w:tcW w:type="dxa" w:w="1560"/>
             <w:shd w:fill="E8E8E8" w:color="auto" w:val="clear"/>
             <w:tcMar>
               <w:top w:type="dxa" w:w="40"/>
@@ -4908,7 +5308,7 @@
           </w:tcPr>
           <w:p>
             <w:pPr>
-              <w:jc w:val="center"/>
+              <w:jc w:val="left"/>
             </w:pPr>
             <w:r>
               <w:rPr>
@@ -4920,13 +5320,13 @@
                 <w:sz w:val="16"/>
                 <w:szCs w:val="16"/>
               </w:rPr>
-              <w:t xml:space="preserve">Acc.</w:t>
-            </w:r>
-          </w:p>
-        </w:tc>
-        <w:tc>
-          <w:tcPr>
-            <w:tcW w:type="dxa" w:w="840"/>
+              <w:t xml:space="preserve">Variant</w:t>
+            </w:r>
+          </w:p>
+        </w:tc>
+        <w:tc>
+          <w:tcPr>
+            <w:tcW w:type="dxa" w:w="780"/>
             <w:shd w:fill="E8E8E8" w:color="auto" w:val="clear"/>
             <w:tcMar>
               <w:top w:type="dxa" w:w="40"/>
@@ -4949,13 +5349,13 @@
                 <w:sz w:val="16"/>
                 <w:szCs w:val="16"/>
               </w:rPr>
-              <w:t xml:space="preserve">Prec.</w:t>
-            </w:r>
-          </w:p>
-        </w:tc>
-        <w:tc>
-          <w:tcPr>
-            <w:tcW w:type="dxa" w:w="840"/>
+              <w:t xml:space="preserve">Acc.</w:t>
+            </w:r>
+          </w:p>
+        </w:tc>
+        <w:tc>
+          <w:tcPr>
+            <w:tcW w:type="dxa" w:w="780"/>
             <w:shd w:fill="E8E8E8" w:color="auto" w:val="clear"/>
             <w:tcMar>
               <w:top w:type="dxa" w:w="40"/>
@@ -4978,13 +5378,42 @@
                 <w:sz w:val="16"/>
                 <w:szCs w:val="16"/>
               </w:rPr>
+              <w:t xml:space="preserve">Prec.</w:t>
+            </w:r>
+          </w:p>
+        </w:tc>
+        <w:tc>
+          <w:tcPr>
+            <w:tcW w:type="dxa" w:w="780"/>
+            <w:shd w:fill="E8E8E8" w:color="auto" w:val="clear"/>
+            <w:tcMar>
+              <w:top w:type="dxa" w:w="40"/>
+              <w:left w:type="dxa" w:w="80"/>
+              <w:bottom w:type="dxa" w:w="40"/>
+              <w:right w:type="dxa" w:w="80"/>
+            </w:tcMar>
+          </w:tcPr>
+          <w:p>
+            <w:pPr>
+              <w:jc w:val="center"/>
+            </w:pPr>
+            <w:r>
+              <w:rPr>
+                <w:rFonts w:ascii="Times New Roman" w:cs="Times New Roman" w:eastAsia="Times New Roman" w:hAnsi="Times New Roman"/>
+                <w:b/>
+                <w:bCs/>
+                <w:i w:val="false"/>
+                <w:iCs w:val="false"/>
+                <w:sz w:val="16"/>
+                <w:szCs w:val="16"/>
+              </w:rPr>
               <w:t xml:space="preserve">Rec.</w:t>
             </w:r>
           </w:p>
         </w:tc>
         <w:tc>
           <w:tcPr>
-            <w:tcW w:type="dxa" w:w="810"/>
+            <w:tcW w:type="dxa" w:w="710"/>
             <w:shd w:fill="E8E8E8" w:color="auto" w:val="clear"/>
             <w:tcMar>
               <w:top w:type="dxa" w:w="40"/>
@@ -5018,7 +5447,35 @@
         </w:trPr>
         <w:tc>
           <w:tcPr>
-            <w:tcW w:type="dxa" w:w="1900"/>
+            <w:tcW w:type="dxa" w:w="620"/>
+            <w:tcMar>
+              <w:top w:type="dxa" w:w="40"/>
+              <w:left w:type="dxa" w:w="80"/>
+              <w:bottom w:type="dxa" w:w="40"/>
+              <w:right w:type="dxa" w:w="80"/>
+            </w:tcMar>
+          </w:tcPr>
+          <w:p>
+            <w:pPr>
+              <w:jc w:val="center"/>
+            </w:pPr>
+            <w:r>
+              <w:rPr>
+                <w:rFonts w:ascii="Times New Roman" w:cs="Times New Roman" w:eastAsia="Times New Roman" w:hAnsi="Times New Roman"/>
+                <w:b w:val="false"/>
+                <w:bCs w:val="false"/>
+                <w:i w:val="false"/>
+                <w:iCs w:val="false"/>
+                <w:sz w:val="16"/>
+                <w:szCs w:val="16"/>
+              </w:rPr>
+              <w:t xml:space="preserve">60</w:t>
+            </w:r>
+          </w:p>
+        </w:tc>
+        <w:tc>
+          <w:tcPr>
+            <w:tcW w:type="dxa" w:w="1560"/>
             <w:tcMar>
               <w:top w:type="dxa" w:w="40"/>
               <w:left w:type="dxa" w:w="80"/>
@@ -5046,113 +5503,113 @@
         </w:tc>
         <w:tc>
           <w:tcPr>
-            <w:tcW w:type="dxa" w:w="840"/>
-            <w:tcMar>
-              <w:top w:type="dxa" w:w="40"/>
-              <w:left w:type="dxa" w:w="80"/>
-              <w:bottom w:type="dxa" w:w="40"/>
-              <w:right w:type="dxa" w:w="80"/>
-            </w:tcMar>
-          </w:tcPr>
-          <w:p>
-            <w:pPr>
-              <w:jc w:val="center"/>
-            </w:pPr>
-            <w:r>
-              <w:rPr>
-                <w:rFonts w:ascii="Times New Roman" w:cs="Times New Roman" w:eastAsia="Times New Roman" w:hAnsi="Times New Roman"/>
-                <w:b w:val="false"/>
-                <w:bCs w:val="false"/>
-                <w:i w:val="false"/>
-                <w:iCs w:val="false"/>
-                <w:sz w:val="16"/>
-                <w:szCs w:val="16"/>
-              </w:rPr>
-              <w:t xml:space="preserve">—</w:t>
-            </w:r>
-          </w:p>
-        </w:tc>
-        <w:tc>
-          <w:tcPr>
-            <w:tcW w:type="dxa" w:w="840"/>
-            <w:tcMar>
-              <w:top w:type="dxa" w:w="40"/>
-              <w:left w:type="dxa" w:w="80"/>
-              <w:bottom w:type="dxa" w:w="40"/>
-              <w:right w:type="dxa" w:w="80"/>
-            </w:tcMar>
-          </w:tcPr>
-          <w:p>
-            <w:pPr>
-              <w:jc w:val="center"/>
-            </w:pPr>
-            <w:r>
-              <w:rPr>
-                <w:rFonts w:ascii="Times New Roman" w:cs="Times New Roman" w:eastAsia="Times New Roman" w:hAnsi="Times New Roman"/>
-                <w:b w:val="false"/>
-                <w:bCs w:val="false"/>
-                <w:i w:val="false"/>
-                <w:iCs w:val="false"/>
-                <w:sz w:val="16"/>
-                <w:szCs w:val="16"/>
-              </w:rPr>
-              <w:t xml:space="preserve">—</w:t>
-            </w:r>
-          </w:p>
-        </w:tc>
-        <w:tc>
-          <w:tcPr>
-            <w:tcW w:type="dxa" w:w="840"/>
-            <w:tcMar>
-              <w:top w:type="dxa" w:w="40"/>
-              <w:left w:type="dxa" w:w="80"/>
-              <w:bottom w:type="dxa" w:w="40"/>
-              <w:right w:type="dxa" w:w="80"/>
-            </w:tcMar>
-          </w:tcPr>
-          <w:p>
-            <w:pPr>
-              <w:jc w:val="center"/>
-            </w:pPr>
-            <w:r>
-              <w:rPr>
-                <w:rFonts w:ascii="Times New Roman" w:cs="Times New Roman" w:eastAsia="Times New Roman" w:hAnsi="Times New Roman"/>
-                <w:b w:val="false"/>
-                <w:bCs w:val="false"/>
-                <w:i w:val="false"/>
-                <w:iCs w:val="false"/>
-                <w:sz w:val="16"/>
-                <w:szCs w:val="16"/>
-              </w:rPr>
-              <w:t xml:space="preserve">—</w:t>
-            </w:r>
-          </w:p>
-        </w:tc>
-        <w:tc>
-          <w:tcPr>
-            <w:tcW w:type="dxa" w:w="810"/>
-            <w:tcMar>
-              <w:top w:type="dxa" w:w="40"/>
-              <w:left w:type="dxa" w:w="80"/>
-              <w:bottom w:type="dxa" w:w="40"/>
-              <w:right w:type="dxa" w:w="80"/>
-            </w:tcMar>
-          </w:tcPr>
-          <w:p>
-            <w:pPr>
-              <w:jc w:val="center"/>
-            </w:pPr>
-            <w:r>
-              <w:rPr>
-                <w:rFonts w:ascii="Times New Roman" w:cs="Times New Roman" w:eastAsia="Times New Roman" w:hAnsi="Times New Roman"/>
-                <w:b w:val="false"/>
-                <w:bCs w:val="false"/>
-                <w:i w:val="false"/>
-                <w:iCs w:val="false"/>
-                <w:sz w:val="16"/>
-                <w:szCs w:val="16"/>
-              </w:rPr>
-              <w:t xml:space="preserve">—</w:t>
+            <w:tcW w:type="dxa" w:w="780"/>
+            <w:tcMar>
+              <w:top w:type="dxa" w:w="40"/>
+              <w:left w:type="dxa" w:w="80"/>
+              <w:bottom w:type="dxa" w:w="40"/>
+              <w:right w:type="dxa" w:w="80"/>
+            </w:tcMar>
+          </w:tcPr>
+          <w:p>
+            <w:pPr>
+              <w:jc w:val="center"/>
+            </w:pPr>
+            <w:r>
+              <w:rPr>
+                <w:rFonts w:ascii="Times New Roman" w:cs="Times New Roman" w:eastAsia="Times New Roman" w:hAnsi="Times New Roman"/>
+                <w:b w:val="false"/>
+                <w:bCs w:val="false"/>
+                <w:i w:val="false"/>
+                <w:iCs w:val="false"/>
+                <w:sz w:val="16"/>
+                <w:szCs w:val="16"/>
+              </w:rPr>
+              <w:t xml:space="preserve">0.500</w:t>
+            </w:r>
+          </w:p>
+        </w:tc>
+        <w:tc>
+          <w:tcPr>
+            <w:tcW w:type="dxa" w:w="780"/>
+            <w:tcMar>
+              <w:top w:type="dxa" w:w="40"/>
+              <w:left w:type="dxa" w:w="80"/>
+              <w:bottom w:type="dxa" w:w="40"/>
+              <w:right w:type="dxa" w:w="80"/>
+            </w:tcMar>
+          </w:tcPr>
+          <w:p>
+            <w:pPr>
+              <w:jc w:val="center"/>
+            </w:pPr>
+            <w:r>
+              <w:rPr>
+                <w:rFonts w:ascii="Times New Roman" w:cs="Times New Roman" w:eastAsia="Times New Roman" w:hAnsi="Times New Roman"/>
+                <w:b w:val="false"/>
+                <w:bCs w:val="false"/>
+                <w:i w:val="false"/>
+                <w:iCs w:val="false"/>
+                <w:sz w:val="16"/>
+                <w:szCs w:val="16"/>
+              </w:rPr>
+              <w:t xml:space="preserve">0.000</w:t>
+            </w:r>
+          </w:p>
+        </w:tc>
+        <w:tc>
+          <w:tcPr>
+            <w:tcW w:type="dxa" w:w="780"/>
+            <w:tcMar>
+              <w:top w:type="dxa" w:w="40"/>
+              <w:left w:type="dxa" w:w="80"/>
+              <w:bottom w:type="dxa" w:w="40"/>
+              <w:right w:type="dxa" w:w="80"/>
+            </w:tcMar>
+          </w:tcPr>
+          <w:p>
+            <w:pPr>
+              <w:jc w:val="center"/>
+            </w:pPr>
+            <w:r>
+              <w:rPr>
+                <w:rFonts w:ascii="Times New Roman" w:cs="Times New Roman" w:eastAsia="Times New Roman" w:hAnsi="Times New Roman"/>
+                <w:b w:val="false"/>
+                <w:bCs w:val="false"/>
+                <w:i w:val="false"/>
+                <w:iCs w:val="false"/>
+                <w:sz w:val="16"/>
+                <w:szCs w:val="16"/>
+              </w:rPr>
+              <w:t xml:space="preserve">0.000</w:t>
+            </w:r>
+          </w:p>
+        </w:tc>
+        <w:tc>
+          <w:tcPr>
+            <w:tcW w:type="dxa" w:w="710"/>
+            <w:tcMar>
+              <w:top w:type="dxa" w:w="40"/>
+              <w:left w:type="dxa" w:w="80"/>
+              <w:bottom w:type="dxa" w:w="40"/>
+              <w:right w:type="dxa" w:w="80"/>
+            </w:tcMar>
+          </w:tcPr>
+          <w:p>
+            <w:pPr>
+              <w:jc w:val="center"/>
+            </w:pPr>
+            <w:r>
+              <w:rPr>
+                <w:rFonts w:ascii="Times New Roman" w:cs="Times New Roman" w:eastAsia="Times New Roman" w:hAnsi="Times New Roman"/>
+                <w:b w:val="false"/>
+                <w:bCs w:val="false"/>
+                <w:i w:val="false"/>
+                <w:iCs w:val="false"/>
+                <w:sz w:val="16"/>
+                <w:szCs w:val="16"/>
+              </w:rPr>
+              <w:t xml:space="preserve">0.000</w:t>
             </w:r>
           </w:p>
         </w:tc>
@@ -5163,7 +5620,35 @@
         </w:trPr>
         <w:tc>
           <w:tcPr>
-            <w:tcW w:type="dxa" w:w="1900"/>
+            <w:tcW w:type="dxa" w:w="620"/>
+            <w:tcMar>
+              <w:top w:type="dxa" w:w="40"/>
+              <w:left w:type="dxa" w:w="80"/>
+              <w:bottom w:type="dxa" w:w="40"/>
+              <w:right w:type="dxa" w:w="80"/>
+            </w:tcMar>
+          </w:tcPr>
+          <w:p>
+            <w:pPr>
+              <w:jc w:val="center"/>
+            </w:pPr>
+            <w:r>
+              <w:rPr>
+                <w:rFonts w:ascii="Times New Roman" w:cs="Times New Roman" w:eastAsia="Times New Roman" w:hAnsi="Times New Roman"/>
+                <w:b w:val="false"/>
+                <w:bCs w:val="false"/>
+                <w:i w:val="false"/>
+                <w:iCs w:val="false"/>
+                <w:sz w:val="16"/>
+                <w:szCs w:val="16"/>
+              </w:rPr>
+              <w:t xml:space="preserve">60</w:t>
+            </w:r>
+          </w:p>
+        </w:tc>
+        <w:tc>
+          <w:tcPr>
+            <w:tcW w:type="dxa" w:w="1560"/>
             <w:tcMar>
               <w:top w:type="dxa" w:w="40"/>
               <w:left w:type="dxa" w:w="80"/>
@@ -5191,113 +5676,113 @@
         </w:tc>
         <w:tc>
           <w:tcPr>
-            <w:tcW w:type="dxa" w:w="840"/>
-            <w:tcMar>
-              <w:top w:type="dxa" w:w="40"/>
-              <w:left w:type="dxa" w:w="80"/>
-              <w:bottom w:type="dxa" w:w="40"/>
-              <w:right w:type="dxa" w:w="80"/>
-            </w:tcMar>
-          </w:tcPr>
-          <w:p>
-            <w:pPr>
-              <w:jc w:val="center"/>
-            </w:pPr>
-            <w:r>
-              <w:rPr>
-                <w:rFonts w:ascii="Times New Roman" w:cs="Times New Roman" w:eastAsia="Times New Roman" w:hAnsi="Times New Roman"/>
-                <w:b w:val="false"/>
-                <w:bCs w:val="false"/>
-                <w:i w:val="false"/>
-                <w:iCs w:val="false"/>
-                <w:sz w:val="16"/>
-                <w:szCs w:val="16"/>
-              </w:rPr>
-              <w:t xml:space="preserve">—</w:t>
-            </w:r>
-          </w:p>
-        </w:tc>
-        <w:tc>
-          <w:tcPr>
-            <w:tcW w:type="dxa" w:w="840"/>
-            <w:tcMar>
-              <w:top w:type="dxa" w:w="40"/>
-              <w:left w:type="dxa" w:w="80"/>
-              <w:bottom w:type="dxa" w:w="40"/>
-              <w:right w:type="dxa" w:w="80"/>
-            </w:tcMar>
-          </w:tcPr>
-          <w:p>
-            <w:pPr>
-              <w:jc w:val="center"/>
-            </w:pPr>
-            <w:r>
-              <w:rPr>
-                <w:rFonts w:ascii="Times New Roman" w:cs="Times New Roman" w:eastAsia="Times New Roman" w:hAnsi="Times New Roman"/>
-                <w:b w:val="false"/>
-                <w:bCs w:val="false"/>
-                <w:i w:val="false"/>
-                <w:iCs w:val="false"/>
-                <w:sz w:val="16"/>
-                <w:szCs w:val="16"/>
-              </w:rPr>
-              <w:t xml:space="preserve">—</w:t>
-            </w:r>
-          </w:p>
-        </w:tc>
-        <w:tc>
-          <w:tcPr>
-            <w:tcW w:type="dxa" w:w="840"/>
-            <w:tcMar>
-              <w:top w:type="dxa" w:w="40"/>
-              <w:left w:type="dxa" w:w="80"/>
-              <w:bottom w:type="dxa" w:w="40"/>
-              <w:right w:type="dxa" w:w="80"/>
-            </w:tcMar>
-          </w:tcPr>
-          <w:p>
-            <w:pPr>
-              <w:jc w:val="center"/>
-            </w:pPr>
-            <w:r>
-              <w:rPr>
-                <w:rFonts w:ascii="Times New Roman" w:cs="Times New Roman" w:eastAsia="Times New Roman" w:hAnsi="Times New Roman"/>
-                <w:b w:val="false"/>
-                <w:bCs w:val="false"/>
-                <w:i w:val="false"/>
-                <w:iCs w:val="false"/>
-                <w:sz w:val="16"/>
-                <w:szCs w:val="16"/>
-              </w:rPr>
-              <w:t xml:space="preserve">—</w:t>
-            </w:r>
-          </w:p>
-        </w:tc>
-        <w:tc>
-          <w:tcPr>
-            <w:tcW w:type="dxa" w:w="810"/>
-            <w:tcMar>
-              <w:top w:type="dxa" w:w="40"/>
-              <w:left w:type="dxa" w:w="80"/>
-              <w:bottom w:type="dxa" w:w="40"/>
-              <w:right w:type="dxa" w:w="80"/>
-            </w:tcMar>
-          </w:tcPr>
-          <w:p>
-            <w:pPr>
-              <w:jc w:val="center"/>
-            </w:pPr>
-            <w:r>
-              <w:rPr>
-                <w:rFonts w:ascii="Times New Roman" w:cs="Times New Roman" w:eastAsia="Times New Roman" w:hAnsi="Times New Roman"/>
-                <w:b w:val="false"/>
-                <w:bCs w:val="false"/>
-                <w:i w:val="false"/>
-                <w:iCs w:val="false"/>
-                <w:sz w:val="16"/>
-                <w:szCs w:val="16"/>
-              </w:rPr>
-              <w:t xml:space="preserve">—</w:t>
+            <w:tcW w:type="dxa" w:w="780"/>
+            <w:tcMar>
+              <w:top w:type="dxa" w:w="40"/>
+              <w:left w:type="dxa" w:w="80"/>
+              <w:bottom w:type="dxa" w:w="40"/>
+              <w:right w:type="dxa" w:w="80"/>
+            </w:tcMar>
+          </w:tcPr>
+          <w:p>
+            <w:pPr>
+              <w:jc w:val="center"/>
+            </w:pPr>
+            <w:r>
+              <w:rPr>
+                <w:rFonts w:ascii="Times New Roman" w:cs="Times New Roman" w:eastAsia="Times New Roman" w:hAnsi="Times New Roman"/>
+                <w:b w:val="false"/>
+                <w:bCs w:val="false"/>
+                <w:i w:val="false"/>
+                <w:iCs w:val="false"/>
+                <w:sz w:val="16"/>
+                <w:szCs w:val="16"/>
+              </w:rPr>
+              <w:t xml:space="preserve">0.500</w:t>
+            </w:r>
+          </w:p>
+        </w:tc>
+        <w:tc>
+          <w:tcPr>
+            <w:tcW w:type="dxa" w:w="780"/>
+            <w:tcMar>
+              <w:top w:type="dxa" w:w="40"/>
+              <w:left w:type="dxa" w:w="80"/>
+              <w:bottom w:type="dxa" w:w="40"/>
+              <w:right w:type="dxa" w:w="80"/>
+            </w:tcMar>
+          </w:tcPr>
+          <w:p>
+            <w:pPr>
+              <w:jc w:val="center"/>
+            </w:pPr>
+            <w:r>
+              <w:rPr>
+                <w:rFonts w:ascii="Times New Roman" w:cs="Times New Roman" w:eastAsia="Times New Roman" w:hAnsi="Times New Roman"/>
+                <w:b w:val="false"/>
+                <w:bCs w:val="false"/>
+                <w:i w:val="false"/>
+                <w:iCs w:val="false"/>
+                <w:sz w:val="16"/>
+                <w:szCs w:val="16"/>
+              </w:rPr>
+              <w:t xml:space="preserve">0.000</w:t>
+            </w:r>
+          </w:p>
+        </w:tc>
+        <w:tc>
+          <w:tcPr>
+            <w:tcW w:type="dxa" w:w="780"/>
+            <w:tcMar>
+              <w:top w:type="dxa" w:w="40"/>
+              <w:left w:type="dxa" w:w="80"/>
+              <w:bottom w:type="dxa" w:w="40"/>
+              <w:right w:type="dxa" w:w="80"/>
+            </w:tcMar>
+          </w:tcPr>
+          <w:p>
+            <w:pPr>
+              <w:jc w:val="center"/>
+            </w:pPr>
+            <w:r>
+              <w:rPr>
+                <w:rFonts w:ascii="Times New Roman" w:cs="Times New Roman" w:eastAsia="Times New Roman" w:hAnsi="Times New Roman"/>
+                <w:b w:val="false"/>
+                <w:bCs w:val="false"/>
+                <w:i w:val="false"/>
+                <w:iCs w:val="false"/>
+                <w:sz w:val="16"/>
+                <w:szCs w:val="16"/>
+              </w:rPr>
+              <w:t xml:space="preserve">0.000</w:t>
+            </w:r>
+          </w:p>
+        </w:tc>
+        <w:tc>
+          <w:tcPr>
+            <w:tcW w:type="dxa" w:w="710"/>
+            <w:tcMar>
+              <w:top w:type="dxa" w:w="40"/>
+              <w:left w:type="dxa" w:w="80"/>
+              <w:bottom w:type="dxa" w:w="40"/>
+              <w:right w:type="dxa" w:w="80"/>
+            </w:tcMar>
+          </w:tcPr>
+          <w:p>
+            <w:pPr>
+              <w:jc w:val="center"/>
+            </w:pPr>
+            <w:r>
+              <w:rPr>
+                <w:rFonts w:ascii="Times New Roman" w:cs="Times New Roman" w:eastAsia="Times New Roman" w:hAnsi="Times New Roman"/>
+                <w:b w:val="false"/>
+                <w:bCs w:val="false"/>
+                <w:i w:val="false"/>
+                <w:iCs w:val="false"/>
+                <w:sz w:val="16"/>
+                <w:szCs w:val="16"/>
+              </w:rPr>
+              <w:t xml:space="preserve">0.000</w:t>
             </w:r>
           </w:p>
         </w:tc>
@@ -5308,7 +5793,35 @@
         </w:trPr>
         <w:tc>
           <w:tcPr>
-            <w:tcW w:type="dxa" w:w="1900"/>
+            <w:tcW w:type="dxa" w:w="620"/>
+            <w:tcMar>
+              <w:top w:type="dxa" w:w="40"/>
+              <w:left w:type="dxa" w:w="80"/>
+              <w:bottom w:type="dxa" w:w="40"/>
+              <w:right w:type="dxa" w:w="80"/>
+            </w:tcMar>
+          </w:tcPr>
+          <w:p>
+            <w:pPr>
+              <w:jc w:val="center"/>
+            </w:pPr>
+            <w:r>
+              <w:rPr>
+                <w:rFonts w:ascii="Times New Roman" w:cs="Times New Roman" w:eastAsia="Times New Roman" w:hAnsi="Times New Roman"/>
+                <w:b w:val="false"/>
+                <w:bCs w:val="false"/>
+                <w:i w:val="false"/>
+                <w:iCs w:val="false"/>
+                <w:sz w:val="16"/>
+                <w:szCs w:val="16"/>
+              </w:rPr>
+              <w:t xml:space="preserve">60</w:t>
+            </w:r>
+          </w:p>
+        </w:tc>
+        <w:tc>
+          <w:tcPr>
+            <w:tcW w:type="dxa" w:w="1560"/>
             <w:tcMar>
               <w:top w:type="dxa" w:w="40"/>
               <w:left w:type="dxa" w:w="80"/>
@@ -5336,7 +5849,353 @@
         </w:tc>
         <w:tc>
           <w:tcPr>
-            <w:tcW w:type="dxa" w:w="840"/>
+            <w:tcW w:type="dxa" w:w="780"/>
+            <w:tcMar>
+              <w:top w:type="dxa" w:w="40"/>
+              <w:left w:type="dxa" w:w="80"/>
+              <w:bottom w:type="dxa" w:w="40"/>
+              <w:right w:type="dxa" w:w="80"/>
+            </w:tcMar>
+          </w:tcPr>
+          <w:p>
+            <w:pPr>
+              <w:jc w:val="center"/>
+            </w:pPr>
+            <w:r>
+              <w:rPr>
+                <w:rFonts w:ascii="Times New Roman" w:cs="Times New Roman" w:eastAsia="Times New Roman" w:hAnsi="Times New Roman"/>
+                <w:b w:val="false"/>
+                <w:bCs w:val="false"/>
+                <w:i w:val="false"/>
+                <w:iCs w:val="false"/>
+                <w:sz w:val="16"/>
+                <w:szCs w:val="16"/>
+              </w:rPr>
+              <w:t xml:space="preserve">0.500</w:t>
+            </w:r>
+          </w:p>
+        </w:tc>
+        <w:tc>
+          <w:tcPr>
+            <w:tcW w:type="dxa" w:w="780"/>
+            <w:tcMar>
+              <w:top w:type="dxa" w:w="40"/>
+              <w:left w:type="dxa" w:w="80"/>
+              <w:bottom w:type="dxa" w:w="40"/>
+              <w:right w:type="dxa" w:w="80"/>
+            </w:tcMar>
+          </w:tcPr>
+          <w:p>
+            <w:pPr>
+              <w:jc w:val="center"/>
+            </w:pPr>
+            <w:r>
+              <w:rPr>
+                <w:rFonts w:ascii="Times New Roman" w:cs="Times New Roman" w:eastAsia="Times New Roman" w:hAnsi="Times New Roman"/>
+                <w:b w:val="false"/>
+                <w:bCs w:val="false"/>
+                <w:i w:val="false"/>
+                <w:iCs w:val="false"/>
+                <w:sz w:val="16"/>
+                <w:szCs w:val="16"/>
+              </w:rPr>
+              <w:t xml:space="preserve">0.000</w:t>
+            </w:r>
+          </w:p>
+        </w:tc>
+        <w:tc>
+          <w:tcPr>
+            <w:tcW w:type="dxa" w:w="780"/>
+            <w:tcMar>
+              <w:top w:type="dxa" w:w="40"/>
+              <w:left w:type="dxa" w:w="80"/>
+              <w:bottom w:type="dxa" w:w="40"/>
+              <w:right w:type="dxa" w:w="80"/>
+            </w:tcMar>
+          </w:tcPr>
+          <w:p>
+            <w:pPr>
+              <w:jc w:val="center"/>
+            </w:pPr>
+            <w:r>
+              <w:rPr>
+                <w:rFonts w:ascii="Times New Roman" w:cs="Times New Roman" w:eastAsia="Times New Roman" w:hAnsi="Times New Roman"/>
+                <w:b w:val="false"/>
+                <w:bCs w:val="false"/>
+                <w:i w:val="false"/>
+                <w:iCs w:val="false"/>
+                <w:sz w:val="16"/>
+                <w:szCs w:val="16"/>
+              </w:rPr>
+              <w:t xml:space="preserve">0.000</w:t>
+            </w:r>
+          </w:p>
+        </w:tc>
+        <w:tc>
+          <w:tcPr>
+            <w:tcW w:type="dxa" w:w="710"/>
+            <w:tcMar>
+              <w:top w:type="dxa" w:w="40"/>
+              <w:left w:type="dxa" w:w="80"/>
+              <w:bottom w:type="dxa" w:w="40"/>
+              <w:right w:type="dxa" w:w="80"/>
+            </w:tcMar>
+          </w:tcPr>
+          <w:p>
+            <w:pPr>
+              <w:jc w:val="center"/>
+            </w:pPr>
+            <w:r>
+              <w:rPr>
+                <w:rFonts w:ascii="Times New Roman" w:cs="Times New Roman" w:eastAsia="Times New Roman" w:hAnsi="Times New Roman"/>
+                <w:b w:val="false"/>
+                <w:bCs w:val="false"/>
+                <w:i w:val="false"/>
+                <w:iCs w:val="false"/>
+                <w:sz w:val="16"/>
+                <w:szCs w:val="16"/>
+              </w:rPr>
+              <w:t xml:space="preserve">0.000</w:t>
+            </w:r>
+          </w:p>
+        </w:tc>
+      </w:tr>
+      <w:tr>
+        <w:trPr>
+          <w:tblHeader w:val="false"/>
+        </w:trPr>
+        <w:tc>
+          <w:tcPr>
+            <w:tcW w:type="dxa" w:w="620"/>
+            <w:tcMar>
+              <w:top w:type="dxa" w:w="40"/>
+              <w:left w:type="dxa" w:w="80"/>
+              <w:bottom w:type="dxa" w:w="40"/>
+              <w:right w:type="dxa" w:w="80"/>
+            </w:tcMar>
+          </w:tcPr>
+          <w:p>
+            <w:pPr>
+              <w:jc w:val="center"/>
+            </w:pPr>
+            <w:r>
+              <w:rPr>
+                <w:rFonts w:ascii="Times New Roman" w:cs="Times New Roman" w:eastAsia="Times New Roman" w:hAnsi="Times New Roman"/>
+                <w:b w:val="false"/>
+                <w:bCs w:val="false"/>
+                <w:i w:val="false"/>
+                <w:iCs w:val="false"/>
+                <w:sz w:val="16"/>
+                <w:szCs w:val="16"/>
+              </w:rPr>
+              <w:t xml:space="preserve">10</w:t>
+            </w:r>
+          </w:p>
+        </w:tc>
+        <w:tc>
+          <w:tcPr>
+            <w:tcW w:type="dxa" w:w="1560"/>
+            <w:tcMar>
+              <w:top w:type="dxa" w:w="40"/>
+              <w:left w:type="dxa" w:w="80"/>
+              <w:bottom w:type="dxa" w:w="40"/>
+              <w:right w:type="dxa" w:w="80"/>
+            </w:tcMar>
+          </w:tcPr>
+          <w:p>
+            <w:pPr>
+              <w:jc w:val="left"/>
+            </w:pPr>
+            <w:r>
+              <w:rPr>
+                <w:rFonts w:ascii="Times New Roman" w:cs="Times New Roman" w:eastAsia="Times New Roman" w:hAnsi="Times New Roman"/>
+                <w:b w:val="false"/>
+                <w:bCs w:val="false"/>
+                <w:i w:val="false"/>
+                <w:iCs w:val="false"/>
+                <w:sz w:val="16"/>
+                <w:szCs w:val="16"/>
+              </w:rPr>
+              <w:t xml:space="preserve">All rules</w:t>
+            </w:r>
+          </w:p>
+        </w:tc>
+        <w:tc>
+          <w:tcPr>
+            <w:tcW w:type="dxa" w:w="780"/>
+            <w:tcMar>
+              <w:top w:type="dxa" w:w="40"/>
+              <w:left w:type="dxa" w:w="80"/>
+              <w:bottom w:type="dxa" w:w="40"/>
+              <w:right w:type="dxa" w:w="80"/>
+            </w:tcMar>
+          </w:tcPr>
+          <w:p>
+            <w:pPr>
+              <w:jc w:val="center"/>
+            </w:pPr>
+            <w:r>
+              <w:rPr>
+                <w:rFonts w:ascii="Times New Roman" w:cs="Times New Roman" w:eastAsia="Times New Roman" w:hAnsi="Times New Roman"/>
+                <w:b w:val="false"/>
+                <w:bCs w:val="false"/>
+                <w:i w:val="false"/>
+                <w:iCs w:val="false"/>
+                <w:sz w:val="16"/>
+                <w:szCs w:val="16"/>
+              </w:rPr>
+              <w:t xml:space="preserve">0.818</w:t>
+            </w:r>
+          </w:p>
+        </w:tc>
+        <w:tc>
+          <w:tcPr>
+            <w:tcW w:type="dxa" w:w="780"/>
+            <w:tcMar>
+              <w:top w:type="dxa" w:w="40"/>
+              <w:left w:type="dxa" w:w="80"/>
+              <w:bottom w:type="dxa" w:w="40"/>
+              <w:right w:type="dxa" w:w="80"/>
+            </w:tcMar>
+          </w:tcPr>
+          <w:p>
+            <w:pPr>
+              <w:jc w:val="center"/>
+            </w:pPr>
+            <w:r>
+              <w:rPr>
+                <w:rFonts w:ascii="Times New Roman" w:cs="Times New Roman" w:eastAsia="Times New Roman" w:hAnsi="Times New Roman"/>
+                <w:b w:val="false"/>
+                <w:bCs w:val="false"/>
+                <w:i w:val="false"/>
+                <w:iCs w:val="false"/>
+                <w:sz w:val="16"/>
+                <w:szCs w:val="16"/>
+              </w:rPr>
+              <w:t xml:space="preserve">0.982</w:t>
+            </w:r>
+          </w:p>
+        </w:tc>
+        <w:tc>
+          <w:tcPr>
+            <w:tcW w:type="dxa" w:w="780"/>
+            <w:tcMar>
+              <w:top w:type="dxa" w:w="40"/>
+              <w:left w:type="dxa" w:w="80"/>
+              <w:bottom w:type="dxa" w:w="40"/>
+              <w:right w:type="dxa" w:w="80"/>
+            </w:tcMar>
+          </w:tcPr>
+          <w:p>
+            <w:pPr>
+              <w:jc w:val="center"/>
+            </w:pPr>
+            <w:r>
+              <w:rPr>
+                <w:rFonts w:ascii="Times New Roman" w:cs="Times New Roman" w:eastAsia="Times New Roman" w:hAnsi="Times New Roman"/>
+                <w:b w:val="false"/>
+                <w:bCs w:val="false"/>
+                <w:i w:val="false"/>
+                <w:iCs w:val="false"/>
+                <w:sz w:val="16"/>
+                <w:szCs w:val="16"/>
+              </w:rPr>
+              <w:t xml:space="preserve">0.647</w:t>
+            </w:r>
+          </w:p>
+        </w:tc>
+        <w:tc>
+          <w:tcPr>
+            <w:tcW w:type="dxa" w:w="710"/>
+            <w:tcMar>
+              <w:top w:type="dxa" w:w="40"/>
+              <w:left w:type="dxa" w:w="80"/>
+              <w:bottom w:type="dxa" w:w="40"/>
+              <w:right w:type="dxa" w:w="80"/>
+            </w:tcMar>
+          </w:tcPr>
+          <w:p>
+            <w:pPr>
+              <w:jc w:val="center"/>
+            </w:pPr>
+            <w:r>
+              <w:rPr>
+                <w:rFonts w:ascii="Times New Roman" w:cs="Times New Roman" w:eastAsia="Times New Roman" w:hAnsi="Times New Roman"/>
+                <w:b w:val="false"/>
+                <w:bCs w:val="false"/>
+                <w:i w:val="false"/>
+                <w:iCs w:val="false"/>
+                <w:sz w:val="16"/>
+                <w:szCs w:val="16"/>
+              </w:rPr>
+              <w:t xml:space="preserve">0.780</w:t>
+            </w:r>
+          </w:p>
+        </w:tc>
+      </w:tr>
+      <w:tr>
+        <w:trPr>
+          <w:tblHeader w:val="false"/>
+        </w:trPr>
+        <w:tc>
+          <w:tcPr>
+            <w:tcW w:type="dxa" w:w="620"/>
+            <w:tcMar>
+              <w:top w:type="dxa" w:w="40"/>
+              <w:left w:type="dxa" w:w="80"/>
+              <w:bottom w:type="dxa" w:w="40"/>
+              <w:right w:type="dxa" w:w="80"/>
+            </w:tcMar>
+          </w:tcPr>
+          <w:p>
+            <w:pPr>
+              <w:jc w:val="center"/>
+            </w:pPr>
+            <w:r>
+              <w:rPr>
+                <w:rFonts w:ascii="Times New Roman" w:cs="Times New Roman" w:eastAsia="Times New Roman" w:hAnsi="Times New Roman"/>
+                <w:b w:val="false"/>
+                <w:bCs w:val="false"/>
+                <w:i w:val="false"/>
+                <w:iCs w:val="false"/>
+                <w:sz w:val="16"/>
+                <w:szCs w:val="16"/>
+              </w:rPr>
+              <w:t xml:space="preserve">10</w:t>
+            </w:r>
+          </w:p>
+        </w:tc>
+        <w:tc>
+          <w:tcPr>
+            <w:tcW w:type="dxa" w:w="1560"/>
+            <w:tcMar>
+              <w:top w:type="dxa" w:w="40"/>
+              <w:left w:type="dxa" w:w="80"/>
+              <w:bottom w:type="dxa" w:w="40"/>
+              <w:right w:type="dxa" w:w="80"/>
+            </w:tcMar>
+          </w:tcPr>
+          <w:p>
+            <w:pPr>
+              <w:jc w:val="left"/>
+            </w:pPr>
+            <w:r>
+              <w:rPr>
+                <w:rFonts w:ascii="Times New Roman" w:cs="Times New Roman" w:eastAsia="Times New Roman" w:hAnsi="Times New Roman"/>
+                <w:b w:val="false"/>
+                <w:bCs w:val="false"/>
+                <w:i w:val="false"/>
+                <w:iCs w:val="false"/>
+                <w:sz w:val="16"/>
+                <w:szCs w:val="16"/>
+              </w:rPr>
+              <w:t xml:space="preserve">Vocabulary only</w:t>
+            </w:r>
+          </w:p>
+        </w:tc>
+        <w:tc>
+          <w:tcPr>
+            <w:tcW w:type="dxa" w:w="780"/>
             <w:tcMar>
               <w:top w:type="dxa" w:w="40"/>
               <w:left w:type="dxa" w:w="80"/>
@@ -5364,7 +6223,7 @@
         </w:tc>
         <w:tc>
           <w:tcPr>
-            <w:tcW w:type="dxa" w:w="840"/>
+            <w:tcW w:type="dxa" w:w="780"/>
             <w:tcMar>
               <w:top w:type="dxa" w:w="40"/>
               <w:left w:type="dxa" w:w="80"/>
@@ -5392,7 +6251,7 @@
         </w:tc>
         <w:tc>
           <w:tcPr>
-            <w:tcW w:type="dxa" w:w="840"/>
+            <w:tcW w:type="dxa" w:w="780"/>
             <w:tcMar>
               <w:top w:type="dxa" w:w="40"/>
               <w:left w:type="dxa" w:w="80"/>
@@ -5420,7 +6279,180 @@
         </w:tc>
         <w:tc>
           <w:tcPr>
-            <w:tcW w:type="dxa" w:w="810"/>
+            <w:tcW w:type="dxa" w:w="710"/>
+            <w:tcMar>
+              <w:top w:type="dxa" w:w="40"/>
+              <w:left w:type="dxa" w:w="80"/>
+              <w:bottom w:type="dxa" w:w="40"/>
+              <w:right w:type="dxa" w:w="80"/>
+            </w:tcMar>
+          </w:tcPr>
+          <w:p>
+            <w:pPr>
+              <w:jc w:val="center"/>
+            </w:pPr>
+            <w:r>
+              <w:rPr>
+                <w:rFonts w:ascii="Times New Roman" w:cs="Times New Roman" w:eastAsia="Times New Roman" w:hAnsi="Times New Roman"/>
+                <w:b w:val="false"/>
+                <w:bCs w:val="false"/>
+                <w:i w:val="false"/>
+                <w:iCs w:val="false"/>
+                <w:sz w:val="16"/>
+                <w:szCs w:val="16"/>
+              </w:rPr>
+              <w:t xml:space="preserve">—</w:t>
+            </w:r>
+          </w:p>
+        </w:tc>
+      </w:tr>
+      <w:tr>
+        <w:trPr>
+          <w:tblHeader w:val="false"/>
+        </w:trPr>
+        <w:tc>
+          <w:tcPr>
+            <w:tcW w:type="dxa" w:w="620"/>
+            <w:tcMar>
+              <w:top w:type="dxa" w:w="40"/>
+              <w:left w:type="dxa" w:w="80"/>
+              <w:bottom w:type="dxa" w:w="40"/>
+              <w:right w:type="dxa" w:w="80"/>
+            </w:tcMar>
+          </w:tcPr>
+          <w:p>
+            <w:pPr>
+              <w:jc w:val="center"/>
+            </w:pPr>
+            <w:r>
+              <w:rPr>
+                <w:rFonts w:ascii="Times New Roman" w:cs="Times New Roman" w:eastAsia="Times New Roman" w:hAnsi="Times New Roman"/>
+                <w:b w:val="false"/>
+                <w:bCs w:val="false"/>
+                <w:i w:val="false"/>
+                <w:iCs w:val="false"/>
+                <w:sz w:val="16"/>
+                <w:szCs w:val="16"/>
+              </w:rPr>
+              <w:t xml:space="preserve">10</w:t>
+            </w:r>
+          </w:p>
+        </w:tc>
+        <w:tc>
+          <w:tcPr>
+            <w:tcW w:type="dxa" w:w="1560"/>
+            <w:tcMar>
+              <w:top w:type="dxa" w:w="40"/>
+              <w:left w:type="dxa" w:w="80"/>
+              <w:bottom w:type="dxa" w:w="40"/>
+              <w:right w:type="dxa" w:w="80"/>
+            </w:tcMar>
+          </w:tcPr>
+          <w:p>
+            <w:pPr>
+              <w:jc w:val="left"/>
+            </w:pPr>
+            <w:r>
+              <w:rPr>
+                <w:rFonts w:ascii="Times New Roman" w:cs="Times New Roman" w:eastAsia="Times New Roman" w:hAnsi="Times New Roman"/>
+                <w:b w:val="false"/>
+                <w:bCs w:val="false"/>
+                <w:i w:val="false"/>
+                <w:iCs w:val="false"/>
+                <w:sz w:val="16"/>
+                <w:szCs w:val="16"/>
+              </w:rPr>
+              <w:t xml:space="preserve">Structural only</w:t>
+            </w:r>
+          </w:p>
+        </w:tc>
+        <w:tc>
+          <w:tcPr>
+            <w:tcW w:type="dxa" w:w="780"/>
+            <w:tcMar>
+              <w:top w:type="dxa" w:w="40"/>
+              <w:left w:type="dxa" w:w="80"/>
+              <w:bottom w:type="dxa" w:w="40"/>
+              <w:right w:type="dxa" w:w="80"/>
+            </w:tcMar>
+          </w:tcPr>
+          <w:p>
+            <w:pPr>
+              <w:jc w:val="center"/>
+            </w:pPr>
+            <w:r>
+              <w:rPr>
+                <w:rFonts w:ascii="Times New Roman" w:cs="Times New Roman" w:eastAsia="Times New Roman" w:hAnsi="Times New Roman"/>
+                <w:b w:val="false"/>
+                <w:bCs w:val="false"/>
+                <w:i w:val="false"/>
+                <w:iCs w:val="false"/>
+                <w:sz w:val="16"/>
+                <w:szCs w:val="16"/>
+              </w:rPr>
+              <w:t xml:space="preserve">—</w:t>
+            </w:r>
+          </w:p>
+        </w:tc>
+        <w:tc>
+          <w:tcPr>
+            <w:tcW w:type="dxa" w:w="780"/>
+            <w:tcMar>
+              <w:top w:type="dxa" w:w="40"/>
+              <w:left w:type="dxa" w:w="80"/>
+              <w:bottom w:type="dxa" w:w="40"/>
+              <w:right w:type="dxa" w:w="80"/>
+            </w:tcMar>
+          </w:tcPr>
+          <w:p>
+            <w:pPr>
+              <w:jc w:val="center"/>
+            </w:pPr>
+            <w:r>
+              <w:rPr>
+                <w:rFonts w:ascii="Times New Roman" w:cs="Times New Roman" w:eastAsia="Times New Roman" w:hAnsi="Times New Roman"/>
+                <w:b w:val="false"/>
+                <w:bCs w:val="false"/>
+                <w:i w:val="false"/>
+                <w:iCs w:val="false"/>
+                <w:sz w:val="16"/>
+                <w:szCs w:val="16"/>
+              </w:rPr>
+              <w:t xml:space="preserve">—</w:t>
+            </w:r>
+          </w:p>
+        </w:tc>
+        <w:tc>
+          <w:tcPr>
+            <w:tcW w:type="dxa" w:w="780"/>
+            <w:tcMar>
+              <w:top w:type="dxa" w:w="40"/>
+              <w:left w:type="dxa" w:w="80"/>
+              <w:bottom w:type="dxa" w:w="40"/>
+              <w:right w:type="dxa" w:w="80"/>
+            </w:tcMar>
+          </w:tcPr>
+          <w:p>
+            <w:pPr>
+              <w:jc w:val="center"/>
+            </w:pPr>
+            <w:r>
+              <w:rPr>
+                <w:rFonts w:ascii="Times New Roman" w:cs="Times New Roman" w:eastAsia="Times New Roman" w:hAnsi="Times New Roman"/>
+                <w:b w:val="false"/>
+                <w:bCs w:val="false"/>
+                <w:i w:val="false"/>
+                <w:iCs w:val="false"/>
+                <w:sz w:val="16"/>
+                <w:szCs w:val="16"/>
+              </w:rPr>
+              <w:t xml:space="preserve">—</w:t>
+            </w:r>
+          </w:p>
+        </w:tc>
+        <w:tc>
+          <w:tcPr>
+            <w:tcW w:type="dxa" w:w="710"/>
             <w:tcMar>
               <w:top w:type="dxa" w:w="40"/>
               <w:left w:type="dxa" w:w="80"/>
@@ -5461,7 +6493,7 @@
           <w:sz w:val="16"/>
           <w:szCs w:val="16"/>
         </w:rPr>
-        <w:t xml:space="preserve">Fill from results/ablation.csv. This is the central table of the paper: the gap between the first two rows is the contribution of the multilingual vocabulary, and the third row bounds what the structural rules achieve alone.</w:t>
+        <w:t xml:space="preserve">At the configured threshold of 60 every variant scores zero, so the comparison is vacuous there. The two outstanding rows come from results/ablation.csv on a re-run of evaluate.py. Section VII-C already establishes from the per-rule statistics that long_url carries essentially all of the detection.</w:t>
       </w:r>
     </w:p>
     <w:p>
@@ -5506,11 +6538,12 @@
         </w:tblBorders>
       </w:tblPr>
       <w:tblGrid>
-        <w:gridCol w:w="1900"/>
-        <w:gridCol w:w="840"/>
-        <w:gridCol w:w="840"/>
-        <w:gridCol w:w="840"/>
-        <w:gridCol w:w="810"/>
+        <w:gridCol w:w="620"/>
+        <w:gridCol w:w="1560"/>
+        <w:gridCol w:w="780"/>
+        <w:gridCol w:w="780"/>
+        <w:gridCol w:w="780"/>
+        <w:gridCol w:w="710"/>
       </w:tblGrid>
       <w:tr>
         <w:trPr>
@@ -5518,7 +6551,7 @@
         </w:trPr>
         <w:tc>
           <w:tcPr>
-            <w:tcW w:type="dxa" w:w="1900"/>
+            <w:tcW w:type="dxa" w:w="620"/>
             <w:shd w:fill="E8E8E8" w:color="auto" w:val="clear"/>
             <w:tcMar>
               <w:top w:type="dxa" w:w="40"/>
@@ -5541,13 +6574,13 @@
                 <w:sz w:val="16"/>
                 <w:szCs w:val="16"/>
               </w:rPr>
-              <w:t xml:space="preserve">Mode</w:t>
-            </w:r>
-          </w:p>
-        </w:tc>
-        <w:tc>
-          <w:tcPr>
-            <w:tcW w:type="dxa" w:w="840"/>
+              <w:t xml:space="preserve">t</w:t>
+            </w:r>
+          </w:p>
+        </w:tc>
+        <w:tc>
+          <w:tcPr>
+            <w:tcW w:type="dxa" w:w="1560"/>
             <w:shd w:fill="E8E8E8" w:color="auto" w:val="clear"/>
             <w:tcMar>
               <w:top w:type="dxa" w:w="40"/>
@@ -5558,7 +6591,7 @@
           </w:tcPr>
           <w:p>
             <w:pPr>
-              <w:jc w:val="center"/>
+              <w:jc w:val="left"/>
             </w:pPr>
             <w:r>
               <w:rPr>
@@ -5570,13 +6603,13 @@
                 <w:sz w:val="16"/>
                 <w:szCs w:val="16"/>
               </w:rPr>
-              <w:t xml:space="preserve">Acc.</w:t>
-            </w:r>
-          </w:p>
-        </w:tc>
-        <w:tc>
-          <w:tcPr>
-            <w:tcW w:type="dxa" w:w="840"/>
+              <w:t xml:space="preserve">Mode</w:t>
+            </w:r>
+          </w:p>
+        </w:tc>
+        <w:tc>
+          <w:tcPr>
+            <w:tcW w:type="dxa" w:w="780"/>
             <w:shd w:fill="E8E8E8" w:color="auto" w:val="clear"/>
             <w:tcMar>
               <w:top w:type="dxa" w:w="40"/>
@@ -5599,13 +6632,13 @@
                 <w:sz w:val="16"/>
                 <w:szCs w:val="16"/>
               </w:rPr>
-              <w:t xml:space="preserve">Prec.</w:t>
-            </w:r>
-          </w:p>
-        </w:tc>
-        <w:tc>
-          <w:tcPr>
-            <w:tcW w:type="dxa" w:w="840"/>
+              <w:t xml:space="preserve">Acc.</w:t>
+            </w:r>
+          </w:p>
+        </w:tc>
+        <w:tc>
+          <w:tcPr>
+            <w:tcW w:type="dxa" w:w="780"/>
             <w:shd w:fill="E8E8E8" w:color="auto" w:val="clear"/>
             <w:tcMar>
               <w:top w:type="dxa" w:w="40"/>
@@ -5628,13 +6661,42 @@
                 <w:sz w:val="16"/>
                 <w:szCs w:val="16"/>
               </w:rPr>
+              <w:t xml:space="preserve">Prec.</w:t>
+            </w:r>
+          </w:p>
+        </w:tc>
+        <w:tc>
+          <w:tcPr>
+            <w:tcW w:type="dxa" w:w="780"/>
+            <w:shd w:fill="E8E8E8" w:color="auto" w:val="clear"/>
+            <w:tcMar>
+              <w:top w:type="dxa" w:w="40"/>
+              <w:left w:type="dxa" w:w="80"/>
+              <w:bottom w:type="dxa" w:w="40"/>
+              <w:right w:type="dxa" w:w="80"/>
+            </w:tcMar>
+          </w:tcPr>
+          <w:p>
+            <w:pPr>
+              <w:jc w:val="center"/>
+            </w:pPr>
+            <w:r>
+              <w:rPr>
+                <w:rFonts w:ascii="Times New Roman" w:cs="Times New Roman" w:eastAsia="Times New Roman" w:hAnsi="Times New Roman"/>
+                <w:b/>
+                <w:bCs/>
+                <w:i w:val="false"/>
+                <w:iCs w:val="false"/>
+                <w:sz w:val="16"/>
+                <w:szCs w:val="16"/>
+              </w:rPr>
               <w:t xml:space="preserve">Rec.</w:t>
             </w:r>
           </w:p>
         </w:tc>
         <w:tc>
           <w:tcPr>
-            <w:tcW w:type="dxa" w:w="810"/>
+            <w:tcW w:type="dxa" w:w="710"/>
             <w:shd w:fill="E8E8E8" w:color="auto" w:val="clear"/>
             <w:tcMar>
               <w:top w:type="dxa" w:w="40"/>
@@ -5668,7 +6730,35 @@
         </w:trPr>
         <w:tc>
           <w:tcPr>
-            <w:tcW w:type="dxa" w:w="1900"/>
+            <w:tcW w:type="dxa" w:w="620"/>
+            <w:tcMar>
+              <w:top w:type="dxa" w:w="40"/>
+              <w:left w:type="dxa" w:w="80"/>
+              <w:bottom w:type="dxa" w:w="40"/>
+              <w:right w:type="dxa" w:w="80"/>
+            </w:tcMar>
+          </w:tcPr>
+          <w:p>
+            <w:pPr>
+              <w:jc w:val="center"/>
+            </w:pPr>
+            <w:r>
+              <w:rPr>
+                <w:rFonts w:ascii="Times New Roman" w:cs="Times New Roman" w:eastAsia="Times New Roman" w:hAnsi="Times New Roman"/>
+                <w:b w:val="false"/>
+                <w:bCs w:val="false"/>
+                <w:i w:val="false"/>
+                <w:iCs w:val="false"/>
+                <w:sz w:val="16"/>
+                <w:szCs w:val="16"/>
+              </w:rPr>
+              <w:t xml:space="preserve">60</w:t>
+            </w:r>
+          </w:p>
+        </w:tc>
+        <w:tc>
+          <w:tcPr>
+            <w:tcW w:type="dxa" w:w="1560"/>
             <w:tcMar>
               <w:top w:type="dxa" w:w="40"/>
               <w:left w:type="dxa" w:w="80"/>
@@ -5696,113 +6786,113 @@
         </w:tc>
         <w:tc>
           <w:tcPr>
-            <w:tcW w:type="dxa" w:w="840"/>
-            <w:tcMar>
-              <w:top w:type="dxa" w:w="40"/>
-              <w:left w:type="dxa" w:w="80"/>
-              <w:bottom w:type="dxa" w:w="40"/>
-              <w:right w:type="dxa" w:w="80"/>
-            </w:tcMar>
-          </w:tcPr>
-          <w:p>
-            <w:pPr>
-              <w:jc w:val="center"/>
-            </w:pPr>
-            <w:r>
-              <w:rPr>
-                <w:rFonts w:ascii="Times New Roman" w:cs="Times New Roman" w:eastAsia="Times New Roman" w:hAnsi="Times New Roman"/>
-                <w:b w:val="false"/>
-                <w:bCs w:val="false"/>
-                <w:i w:val="false"/>
-                <w:iCs w:val="false"/>
-                <w:sz w:val="16"/>
-                <w:szCs w:val="16"/>
-              </w:rPr>
-              <w:t xml:space="preserve">—</w:t>
-            </w:r>
-          </w:p>
-        </w:tc>
-        <w:tc>
-          <w:tcPr>
-            <w:tcW w:type="dxa" w:w="840"/>
-            <w:tcMar>
-              <w:top w:type="dxa" w:w="40"/>
-              <w:left w:type="dxa" w:w="80"/>
-              <w:bottom w:type="dxa" w:w="40"/>
-              <w:right w:type="dxa" w:w="80"/>
-            </w:tcMar>
-          </w:tcPr>
-          <w:p>
-            <w:pPr>
-              <w:jc w:val="center"/>
-            </w:pPr>
-            <w:r>
-              <w:rPr>
-                <w:rFonts w:ascii="Times New Roman" w:cs="Times New Roman" w:eastAsia="Times New Roman" w:hAnsi="Times New Roman"/>
-                <w:b w:val="false"/>
-                <w:bCs w:val="false"/>
-                <w:i w:val="false"/>
-                <w:iCs w:val="false"/>
-                <w:sz w:val="16"/>
-                <w:szCs w:val="16"/>
-              </w:rPr>
-              <w:t xml:space="preserve">—</w:t>
-            </w:r>
-          </w:p>
-        </w:tc>
-        <w:tc>
-          <w:tcPr>
-            <w:tcW w:type="dxa" w:w="840"/>
-            <w:tcMar>
-              <w:top w:type="dxa" w:w="40"/>
-              <w:left w:type="dxa" w:w="80"/>
-              <w:bottom w:type="dxa" w:w="40"/>
-              <w:right w:type="dxa" w:w="80"/>
-            </w:tcMar>
-          </w:tcPr>
-          <w:p>
-            <w:pPr>
-              <w:jc w:val="center"/>
-            </w:pPr>
-            <w:r>
-              <w:rPr>
-                <w:rFonts w:ascii="Times New Roman" w:cs="Times New Roman" w:eastAsia="Times New Roman" w:hAnsi="Times New Roman"/>
-                <w:b w:val="false"/>
-                <w:bCs w:val="false"/>
-                <w:i w:val="false"/>
-                <w:iCs w:val="false"/>
-                <w:sz w:val="16"/>
-                <w:szCs w:val="16"/>
-              </w:rPr>
-              <w:t xml:space="preserve">—</w:t>
-            </w:r>
-          </w:p>
-        </w:tc>
-        <w:tc>
-          <w:tcPr>
-            <w:tcW w:type="dxa" w:w="810"/>
-            <w:tcMar>
-              <w:top w:type="dxa" w:w="40"/>
-              <w:left w:type="dxa" w:w="80"/>
-              <w:bottom w:type="dxa" w:w="40"/>
-              <w:right w:type="dxa" w:w="80"/>
-            </w:tcMar>
-          </w:tcPr>
-          <w:p>
-            <w:pPr>
-              <w:jc w:val="center"/>
-            </w:pPr>
-            <w:r>
-              <w:rPr>
-                <w:rFonts w:ascii="Times New Roman" w:cs="Times New Roman" w:eastAsia="Times New Roman" w:hAnsi="Times New Roman"/>
-                <w:b w:val="false"/>
-                <w:bCs w:val="false"/>
-                <w:i w:val="false"/>
-                <w:iCs w:val="false"/>
-                <w:sz w:val="16"/>
-                <w:szCs w:val="16"/>
-              </w:rPr>
-              <w:t xml:space="preserve">—</w:t>
+            <w:tcW w:type="dxa" w:w="780"/>
+            <w:tcMar>
+              <w:top w:type="dxa" w:w="40"/>
+              <w:left w:type="dxa" w:w="80"/>
+              <w:bottom w:type="dxa" w:w="40"/>
+              <w:right w:type="dxa" w:w="80"/>
+            </w:tcMar>
+          </w:tcPr>
+          <w:p>
+            <w:pPr>
+              <w:jc w:val="center"/>
+            </w:pPr>
+            <w:r>
+              <w:rPr>
+                <w:rFonts w:ascii="Times New Roman" w:cs="Times New Roman" w:eastAsia="Times New Roman" w:hAnsi="Times New Roman"/>
+                <w:b w:val="false"/>
+                <w:bCs w:val="false"/>
+                <w:i w:val="false"/>
+                <w:iCs w:val="false"/>
+                <w:sz w:val="16"/>
+                <w:szCs w:val="16"/>
+              </w:rPr>
+              <w:t xml:space="preserve">0.500</w:t>
+            </w:r>
+          </w:p>
+        </w:tc>
+        <w:tc>
+          <w:tcPr>
+            <w:tcW w:type="dxa" w:w="780"/>
+            <w:tcMar>
+              <w:top w:type="dxa" w:w="40"/>
+              <w:left w:type="dxa" w:w="80"/>
+              <w:bottom w:type="dxa" w:w="40"/>
+              <w:right w:type="dxa" w:w="80"/>
+            </w:tcMar>
+          </w:tcPr>
+          <w:p>
+            <w:pPr>
+              <w:jc w:val="center"/>
+            </w:pPr>
+            <w:r>
+              <w:rPr>
+                <w:rFonts w:ascii="Times New Roman" w:cs="Times New Roman" w:eastAsia="Times New Roman" w:hAnsi="Times New Roman"/>
+                <w:b w:val="false"/>
+                <w:bCs w:val="false"/>
+                <w:i w:val="false"/>
+                <w:iCs w:val="false"/>
+                <w:sz w:val="16"/>
+                <w:szCs w:val="16"/>
+              </w:rPr>
+              <w:t xml:space="preserve">0.000</w:t>
+            </w:r>
+          </w:p>
+        </w:tc>
+        <w:tc>
+          <w:tcPr>
+            <w:tcW w:type="dxa" w:w="780"/>
+            <w:tcMar>
+              <w:top w:type="dxa" w:w="40"/>
+              <w:left w:type="dxa" w:w="80"/>
+              <w:bottom w:type="dxa" w:w="40"/>
+              <w:right w:type="dxa" w:w="80"/>
+            </w:tcMar>
+          </w:tcPr>
+          <w:p>
+            <w:pPr>
+              <w:jc w:val="center"/>
+            </w:pPr>
+            <w:r>
+              <w:rPr>
+                <w:rFonts w:ascii="Times New Roman" w:cs="Times New Roman" w:eastAsia="Times New Roman" w:hAnsi="Times New Roman"/>
+                <w:b w:val="false"/>
+                <w:bCs w:val="false"/>
+                <w:i w:val="false"/>
+                <w:iCs w:val="false"/>
+                <w:sz w:val="16"/>
+                <w:szCs w:val="16"/>
+              </w:rPr>
+              <w:t xml:space="preserve">0.000</w:t>
+            </w:r>
+          </w:p>
+        </w:tc>
+        <w:tc>
+          <w:tcPr>
+            <w:tcW w:type="dxa" w:w="710"/>
+            <w:tcMar>
+              <w:top w:type="dxa" w:w="40"/>
+              <w:left w:type="dxa" w:w="80"/>
+              <w:bottom w:type="dxa" w:w="40"/>
+              <w:right w:type="dxa" w:w="80"/>
+            </w:tcMar>
+          </w:tcPr>
+          <w:p>
+            <w:pPr>
+              <w:jc w:val="center"/>
+            </w:pPr>
+            <w:r>
+              <w:rPr>
+                <w:rFonts w:ascii="Times New Roman" w:cs="Times New Roman" w:eastAsia="Times New Roman" w:hAnsi="Times New Roman"/>
+                <w:b w:val="false"/>
+                <w:bCs w:val="false"/>
+                <w:i w:val="false"/>
+                <w:iCs w:val="false"/>
+                <w:sz w:val="16"/>
+                <w:szCs w:val="16"/>
+              </w:rPr>
+              <w:t xml:space="preserve">0.000</w:t>
             </w:r>
           </w:p>
         </w:tc>
@@ -5813,7 +6903,35 @@
         </w:trPr>
         <w:tc>
           <w:tcPr>
-            <w:tcW w:type="dxa" w:w="1900"/>
+            <w:tcW w:type="dxa" w:w="620"/>
+            <w:tcMar>
+              <w:top w:type="dxa" w:w="40"/>
+              <w:left w:type="dxa" w:w="80"/>
+              <w:bottom w:type="dxa" w:w="40"/>
+              <w:right w:type="dxa" w:w="80"/>
+            </w:tcMar>
+          </w:tcPr>
+          <w:p>
+            <w:pPr>
+              <w:jc w:val="center"/>
+            </w:pPr>
+            <w:r>
+              <w:rPr>
+                <w:rFonts w:ascii="Times New Roman" w:cs="Times New Roman" w:eastAsia="Times New Roman" w:hAnsi="Times New Roman"/>
+                <w:b w:val="false"/>
+                <w:bCs w:val="false"/>
+                <w:i w:val="false"/>
+                <w:iCs w:val="false"/>
+                <w:sz w:val="16"/>
+                <w:szCs w:val="16"/>
+              </w:rPr>
+              <w:t xml:space="preserve">60</w:t>
+            </w:r>
+          </w:p>
+        </w:tc>
+        <w:tc>
+          <w:tcPr>
+            <w:tcW w:type="dxa" w:w="1560"/>
             <w:tcMar>
               <w:top w:type="dxa" w:w="40"/>
               <w:left w:type="dxa" w:w="80"/>
@@ -5841,7 +6959,353 @@
         </w:tc>
         <w:tc>
           <w:tcPr>
-            <w:tcW w:type="dxa" w:w="840"/>
+            <w:tcW w:type="dxa" w:w="780"/>
+            <w:tcMar>
+              <w:top w:type="dxa" w:w="40"/>
+              <w:left w:type="dxa" w:w="80"/>
+              <w:bottom w:type="dxa" w:w="40"/>
+              <w:right w:type="dxa" w:w="80"/>
+            </w:tcMar>
+          </w:tcPr>
+          <w:p>
+            <w:pPr>
+              <w:jc w:val="center"/>
+            </w:pPr>
+            <w:r>
+              <w:rPr>
+                <w:rFonts w:ascii="Times New Roman" w:cs="Times New Roman" w:eastAsia="Times New Roman" w:hAnsi="Times New Roman"/>
+                <w:b w:val="false"/>
+                <w:bCs w:val="false"/>
+                <w:i w:val="false"/>
+                <w:iCs w:val="false"/>
+                <w:sz w:val="16"/>
+                <w:szCs w:val="16"/>
+              </w:rPr>
+              <w:t xml:space="preserve">0.500</w:t>
+            </w:r>
+          </w:p>
+        </w:tc>
+        <w:tc>
+          <w:tcPr>
+            <w:tcW w:type="dxa" w:w="780"/>
+            <w:tcMar>
+              <w:top w:type="dxa" w:w="40"/>
+              <w:left w:type="dxa" w:w="80"/>
+              <w:bottom w:type="dxa" w:w="40"/>
+              <w:right w:type="dxa" w:w="80"/>
+            </w:tcMar>
+          </w:tcPr>
+          <w:p>
+            <w:pPr>
+              <w:jc w:val="center"/>
+            </w:pPr>
+            <w:r>
+              <w:rPr>
+                <w:rFonts w:ascii="Times New Roman" w:cs="Times New Roman" w:eastAsia="Times New Roman" w:hAnsi="Times New Roman"/>
+                <w:b w:val="false"/>
+                <w:bCs w:val="false"/>
+                <w:i w:val="false"/>
+                <w:iCs w:val="false"/>
+                <w:sz w:val="16"/>
+                <w:szCs w:val="16"/>
+              </w:rPr>
+              <w:t xml:space="preserve">0.000</w:t>
+            </w:r>
+          </w:p>
+        </w:tc>
+        <w:tc>
+          <w:tcPr>
+            <w:tcW w:type="dxa" w:w="780"/>
+            <w:tcMar>
+              <w:top w:type="dxa" w:w="40"/>
+              <w:left w:type="dxa" w:w="80"/>
+              <w:bottom w:type="dxa" w:w="40"/>
+              <w:right w:type="dxa" w:w="80"/>
+            </w:tcMar>
+          </w:tcPr>
+          <w:p>
+            <w:pPr>
+              <w:jc w:val="center"/>
+            </w:pPr>
+            <w:r>
+              <w:rPr>
+                <w:rFonts w:ascii="Times New Roman" w:cs="Times New Roman" w:eastAsia="Times New Roman" w:hAnsi="Times New Roman"/>
+                <w:b w:val="false"/>
+                <w:bCs w:val="false"/>
+                <w:i w:val="false"/>
+                <w:iCs w:val="false"/>
+                <w:sz w:val="16"/>
+                <w:szCs w:val="16"/>
+              </w:rPr>
+              <w:t xml:space="preserve">0.000</w:t>
+            </w:r>
+          </w:p>
+        </w:tc>
+        <w:tc>
+          <w:tcPr>
+            <w:tcW w:type="dxa" w:w="710"/>
+            <w:tcMar>
+              <w:top w:type="dxa" w:w="40"/>
+              <w:left w:type="dxa" w:w="80"/>
+              <w:bottom w:type="dxa" w:w="40"/>
+              <w:right w:type="dxa" w:w="80"/>
+            </w:tcMar>
+          </w:tcPr>
+          <w:p>
+            <w:pPr>
+              <w:jc w:val="center"/>
+            </w:pPr>
+            <w:r>
+              <w:rPr>
+                <w:rFonts w:ascii="Times New Roman" w:cs="Times New Roman" w:eastAsia="Times New Roman" w:hAnsi="Times New Roman"/>
+                <w:b w:val="false"/>
+                <w:bCs w:val="false"/>
+                <w:i w:val="false"/>
+                <w:iCs w:val="false"/>
+                <w:sz w:val="16"/>
+                <w:szCs w:val="16"/>
+              </w:rPr>
+              <w:t xml:space="preserve">0.000</w:t>
+            </w:r>
+          </w:p>
+        </w:tc>
+      </w:tr>
+      <w:tr>
+        <w:trPr>
+          <w:tblHeader w:val="false"/>
+        </w:trPr>
+        <w:tc>
+          <w:tcPr>
+            <w:tcW w:type="dxa" w:w="620"/>
+            <w:tcMar>
+              <w:top w:type="dxa" w:w="40"/>
+              <w:left w:type="dxa" w:w="80"/>
+              <w:bottom w:type="dxa" w:w="40"/>
+              <w:right w:type="dxa" w:w="80"/>
+            </w:tcMar>
+          </w:tcPr>
+          <w:p>
+            <w:pPr>
+              <w:jc w:val="center"/>
+            </w:pPr>
+            <w:r>
+              <w:rPr>
+                <w:rFonts w:ascii="Times New Roman" w:cs="Times New Roman" w:eastAsia="Times New Roman" w:hAnsi="Times New Roman"/>
+                <w:b w:val="false"/>
+                <w:bCs w:val="false"/>
+                <w:i w:val="false"/>
+                <w:iCs w:val="false"/>
+                <w:sz w:val="16"/>
+                <w:szCs w:val="16"/>
+              </w:rPr>
+              <w:t xml:space="preserve">10</w:t>
+            </w:r>
+          </w:p>
+        </w:tc>
+        <w:tc>
+          <w:tcPr>
+            <w:tcW w:type="dxa" w:w="1560"/>
+            <w:tcMar>
+              <w:top w:type="dxa" w:w="40"/>
+              <w:left w:type="dxa" w:w="80"/>
+              <w:bottom w:type="dxa" w:w="40"/>
+              <w:right w:type="dxa" w:w="80"/>
+            </w:tcMar>
+          </w:tcPr>
+          <w:p>
+            <w:pPr>
+              <w:jc w:val="left"/>
+            </w:pPr>
+            <w:r>
+              <w:rPr>
+                <w:rFonts w:ascii="Times New Roman" w:cs="Times New Roman" w:eastAsia="Times New Roman" w:hAnsi="Times New Roman"/>
+                <w:b w:val="false"/>
+                <w:bCs w:val="false"/>
+                <w:i w:val="false"/>
+                <w:iCs w:val="false"/>
+                <w:sz w:val="16"/>
+                <w:szCs w:val="16"/>
+              </w:rPr>
+              <w:t xml:space="preserve">Substring</w:t>
+            </w:r>
+          </w:p>
+        </w:tc>
+        <w:tc>
+          <w:tcPr>
+            <w:tcW w:type="dxa" w:w="780"/>
+            <w:tcMar>
+              <w:top w:type="dxa" w:w="40"/>
+              <w:left w:type="dxa" w:w="80"/>
+              <w:bottom w:type="dxa" w:w="40"/>
+              <w:right w:type="dxa" w:w="80"/>
+            </w:tcMar>
+          </w:tcPr>
+          <w:p>
+            <w:pPr>
+              <w:jc w:val="center"/>
+            </w:pPr>
+            <w:r>
+              <w:rPr>
+                <w:rFonts w:ascii="Times New Roman" w:cs="Times New Roman" w:eastAsia="Times New Roman" w:hAnsi="Times New Roman"/>
+                <w:b w:val="false"/>
+                <w:bCs w:val="false"/>
+                <w:i w:val="false"/>
+                <w:iCs w:val="false"/>
+                <w:sz w:val="16"/>
+                <w:szCs w:val="16"/>
+              </w:rPr>
+              <w:t xml:space="preserve">0.818</w:t>
+            </w:r>
+          </w:p>
+        </w:tc>
+        <w:tc>
+          <w:tcPr>
+            <w:tcW w:type="dxa" w:w="780"/>
+            <w:tcMar>
+              <w:top w:type="dxa" w:w="40"/>
+              <w:left w:type="dxa" w:w="80"/>
+              <w:bottom w:type="dxa" w:w="40"/>
+              <w:right w:type="dxa" w:w="80"/>
+            </w:tcMar>
+          </w:tcPr>
+          <w:p>
+            <w:pPr>
+              <w:jc w:val="center"/>
+            </w:pPr>
+            <w:r>
+              <w:rPr>
+                <w:rFonts w:ascii="Times New Roman" w:cs="Times New Roman" w:eastAsia="Times New Roman" w:hAnsi="Times New Roman"/>
+                <w:b w:val="false"/>
+                <w:bCs w:val="false"/>
+                <w:i w:val="false"/>
+                <w:iCs w:val="false"/>
+                <w:sz w:val="16"/>
+                <w:szCs w:val="16"/>
+              </w:rPr>
+              <w:t xml:space="preserve">0.982</w:t>
+            </w:r>
+          </w:p>
+        </w:tc>
+        <w:tc>
+          <w:tcPr>
+            <w:tcW w:type="dxa" w:w="780"/>
+            <w:tcMar>
+              <w:top w:type="dxa" w:w="40"/>
+              <w:left w:type="dxa" w:w="80"/>
+              <w:bottom w:type="dxa" w:w="40"/>
+              <w:right w:type="dxa" w:w="80"/>
+            </w:tcMar>
+          </w:tcPr>
+          <w:p>
+            <w:pPr>
+              <w:jc w:val="center"/>
+            </w:pPr>
+            <w:r>
+              <w:rPr>
+                <w:rFonts w:ascii="Times New Roman" w:cs="Times New Roman" w:eastAsia="Times New Roman" w:hAnsi="Times New Roman"/>
+                <w:b w:val="false"/>
+                <w:bCs w:val="false"/>
+                <w:i w:val="false"/>
+                <w:iCs w:val="false"/>
+                <w:sz w:val="16"/>
+                <w:szCs w:val="16"/>
+              </w:rPr>
+              <w:t xml:space="preserve">0.647</w:t>
+            </w:r>
+          </w:p>
+        </w:tc>
+        <w:tc>
+          <w:tcPr>
+            <w:tcW w:type="dxa" w:w="710"/>
+            <w:tcMar>
+              <w:top w:type="dxa" w:w="40"/>
+              <w:left w:type="dxa" w:w="80"/>
+              <w:bottom w:type="dxa" w:w="40"/>
+              <w:right w:type="dxa" w:w="80"/>
+            </w:tcMar>
+          </w:tcPr>
+          <w:p>
+            <w:pPr>
+              <w:jc w:val="center"/>
+            </w:pPr>
+            <w:r>
+              <w:rPr>
+                <w:rFonts w:ascii="Times New Roman" w:cs="Times New Roman" w:eastAsia="Times New Roman" w:hAnsi="Times New Roman"/>
+                <w:b w:val="false"/>
+                <w:bCs w:val="false"/>
+                <w:i w:val="false"/>
+                <w:iCs w:val="false"/>
+                <w:sz w:val="16"/>
+                <w:szCs w:val="16"/>
+              </w:rPr>
+              <w:t xml:space="preserve">0.780</w:t>
+            </w:r>
+          </w:p>
+        </w:tc>
+      </w:tr>
+      <w:tr>
+        <w:trPr>
+          <w:tblHeader w:val="false"/>
+        </w:trPr>
+        <w:tc>
+          <w:tcPr>
+            <w:tcW w:type="dxa" w:w="620"/>
+            <w:tcMar>
+              <w:top w:type="dxa" w:w="40"/>
+              <w:left w:type="dxa" w:w="80"/>
+              <w:bottom w:type="dxa" w:w="40"/>
+              <w:right w:type="dxa" w:w="80"/>
+            </w:tcMar>
+          </w:tcPr>
+          <w:p>
+            <w:pPr>
+              <w:jc w:val="center"/>
+            </w:pPr>
+            <w:r>
+              <w:rPr>
+                <w:rFonts w:ascii="Times New Roman" w:cs="Times New Roman" w:eastAsia="Times New Roman" w:hAnsi="Times New Roman"/>
+                <w:b w:val="false"/>
+                <w:bCs w:val="false"/>
+                <w:i w:val="false"/>
+                <w:iCs w:val="false"/>
+                <w:sz w:val="16"/>
+                <w:szCs w:val="16"/>
+              </w:rPr>
+              <w:t xml:space="preserve">10</w:t>
+            </w:r>
+          </w:p>
+        </w:tc>
+        <w:tc>
+          <w:tcPr>
+            <w:tcW w:type="dxa" w:w="1560"/>
+            <w:tcMar>
+              <w:top w:type="dxa" w:w="40"/>
+              <w:left w:type="dxa" w:w="80"/>
+              <w:bottom w:type="dxa" w:w="40"/>
+              <w:right w:type="dxa" w:w="80"/>
+            </w:tcMar>
+          </w:tcPr>
+          <w:p>
+            <w:pPr>
+              <w:jc w:val="left"/>
+            </w:pPr>
+            <w:r>
+              <w:rPr>
+                <w:rFonts w:ascii="Times New Roman" w:cs="Times New Roman" w:eastAsia="Times New Roman" w:hAnsi="Times New Roman"/>
+                <w:b w:val="false"/>
+                <w:bCs w:val="false"/>
+                <w:i w:val="false"/>
+                <w:iCs w:val="false"/>
+                <w:sz w:val="16"/>
+                <w:szCs w:val="16"/>
+              </w:rPr>
+              <w:t xml:space="preserve">Token</w:t>
+            </w:r>
+          </w:p>
+        </w:tc>
+        <w:tc>
+          <w:tcPr>
+            <w:tcW w:type="dxa" w:w="780"/>
             <w:tcMar>
               <w:top w:type="dxa" w:w="40"/>
               <w:left w:type="dxa" w:w="80"/>
@@ -5869,7 +7333,7 @@
         </w:tc>
         <w:tc>
           <w:tcPr>
-            <w:tcW w:type="dxa" w:w="840"/>
+            <w:tcW w:type="dxa" w:w="780"/>
             <w:tcMar>
               <w:top w:type="dxa" w:w="40"/>
               <w:left w:type="dxa" w:w="80"/>
@@ -5897,7 +7361,7 @@
         </w:tc>
         <w:tc>
           <w:tcPr>
-            <w:tcW w:type="dxa" w:w="840"/>
+            <w:tcW w:type="dxa" w:w="780"/>
             <w:tcMar>
               <w:top w:type="dxa" w:w="40"/>
               <w:left w:type="dxa" w:w="80"/>
@@ -5925,7 +7389,7 @@
         </w:tc>
         <w:tc>
           <w:tcPr>
-            <w:tcW w:type="dxa" w:w="810"/>
+            <w:tcW w:type="dxa" w:w="710"/>
             <w:tcMar>
               <w:top w:type="dxa" w:w="40"/>
               <w:left w:type="dxa" w:w="80"/>
@@ -5966,100 +7430,364 @@
           <w:sz w:val="16"/>
           <w:szCs w:val="16"/>
         </w:rPr>
-        <w:t xml:space="preserve">Fill from results/match_mode.csv.</w:t>
-      </w:r>
-    </w:p>
-    <w:p>
-      <w:pPr>
-        <w:shd w:fill="FFF2CC" w:color="auto" w:val="clear"/>
+        <w:t xml:space="preserve">Vacuous at the configured threshold, as above. Too few vocabulary terms fire on this corpus for the modes to differ meaningfully; see Section VII-E.</w:t>
+      </w:r>
+    </w:p>
+    <w:p>
+      <w:pPr>
         <w:spacing w:after="40" w:before="120"/>
         <w:jc w:val="center"/>
       </w:pPr>
       <w:r>
+        <w:drawing>
+          <wp:inline distT="0" distB="0" distL="0" distR="0">
+            <wp:extent cx="3276600" cy="2371725"/>
+            <wp:effectExtent t="0" r="0" b="0" l="0"/>
+            <wp:docPr id="1" name="" descr="" title=""/>
+            <wp:cNvGraphicFramePr>
+              <a:graphicFrameLocks xmlns:a="http://schemas.openxmlformats.org/drawingml/2006/main" noChangeAspect="1"/>
+            </wp:cNvGraphicFramePr>
+            <a:graphic xmlns:a="http://schemas.openxmlformats.org/drawingml/2006/main">
+              <a:graphicData uri="http://schemas.openxmlformats.org/drawingml/2006/picture">
+                <pic:pic xmlns:pic="http://schemas.openxmlformats.org/drawingml/2006/picture">
+                  <pic:nvPicPr>
+                    <pic:cNvPr id="0" name="" descr=""/>
+                    <pic:cNvPicPr>
+                      <a:picLocks noChangeAspect="1" noChangeArrowheads="1"/>
+                    </pic:cNvPicPr>
+                  </pic:nvPicPr>
+                  <pic:blipFill>
+                    <a:blip r:embed="rId13" cstate="none"/>
+                    <a:srcRect/>
+                    <a:stretch>
+                      <a:fillRect/>
+                    </a:stretch>
+                  </pic:blipFill>
+                  <pic:spPr bwMode="auto">
+                    <a:xfrm>
+                      <a:off x="0" y="0"/>
+                      <a:ext cx="3276600" cy="2371725"/>
+                    </a:xfrm>
+                    <a:prstGeom prst="rect">
+                      <a:avLst/>
+                    </a:prstGeom>
+                  </pic:spPr>
+                </pic:pic>
+              </a:graphicData>
+            </a:graphic>
+          </wp:inline>
+        </w:drawing>
+      </w:r>
+    </w:p>
+    <w:p>
+      <w:pPr>
+        <w:spacing w:after="140"/>
+        <w:jc w:val="left"/>
+      </w:pPr>
+      <w:r>
+        <w:rPr>
+          <w:rFonts w:ascii="Times New Roman" w:cs="Times New Roman" w:eastAsia="Times New Roman" w:hAnsi="Times New Roman"/>
+          <w:sz w:val="16"/>
+          <w:szCs w:val="16"/>
+        </w:rPr>
+        <w:t xml:space="preserve">Fig. 7.  Precision, recall and F1 across the full threshold range. The dotted line marks the operating threshold of 60.</w:t>
+      </w:r>
+    </w:p>
+    <w:p>
+      <w:pPr>
+        <w:spacing w:after="40" w:before="120"/>
+        <w:jc w:val="center"/>
+      </w:pPr>
+      <w:r>
+        <w:drawing>
+          <wp:inline distT="0" distB="0" distL="0" distR="0">
+            <wp:extent cx="3276600" cy="2343150"/>
+            <wp:effectExtent t="0" r="0" b="0" l="0"/>
+            <wp:docPr id="1" name="" descr="" title=""/>
+            <wp:cNvGraphicFramePr>
+              <a:graphicFrameLocks xmlns:a="http://schemas.openxmlformats.org/drawingml/2006/main" noChangeAspect="1"/>
+            </wp:cNvGraphicFramePr>
+            <a:graphic xmlns:a="http://schemas.openxmlformats.org/drawingml/2006/main">
+              <a:graphicData uri="http://schemas.openxmlformats.org/drawingml/2006/picture">
+                <pic:pic xmlns:pic="http://schemas.openxmlformats.org/drawingml/2006/picture">
+                  <pic:nvPicPr>
+                    <pic:cNvPr id="0" name="" descr=""/>
+                    <pic:cNvPicPr>
+                      <a:picLocks noChangeAspect="1" noChangeArrowheads="1"/>
+                    </pic:cNvPicPr>
+                  </pic:nvPicPr>
+                  <pic:blipFill>
+                    <a:blip r:embed="rId14" cstate="none"/>
+                    <a:srcRect/>
+                    <a:stretch>
+                      <a:fillRect/>
+                    </a:stretch>
+                  </pic:blipFill>
+                  <pic:spPr bwMode="auto">
+                    <a:xfrm>
+                      <a:off x="0" y="0"/>
+                      <a:ext cx="3276600" cy="2343150"/>
+                    </a:xfrm>
+                    <a:prstGeom prst="rect">
+                      <a:avLst/>
+                    </a:prstGeom>
+                  </pic:spPr>
+                </pic:pic>
+              </a:graphicData>
+            </a:graphic>
+          </wp:inline>
+        </w:drawing>
+      </w:r>
+    </w:p>
+    <w:p>
+      <w:pPr>
+        <w:spacing w:after="140"/>
+        <w:jc w:val="left"/>
+      </w:pPr>
+      <w:r>
+        <w:rPr>
+          <w:rFonts w:ascii="Times New Roman" w:cs="Times New Roman" w:eastAsia="Times New Roman" w:hAnsi="Times New Roman"/>
+          <w:sz w:val="16"/>
+          <w:szCs w:val="16"/>
+        </w:rPr>
+        <w:t xml:space="preserve">Fig. 8.  Rule-group ablation. The gap between the full rule set and the vocabulary-only variant is the contribution of the multilingual terms.</w:t>
+      </w:r>
+    </w:p>
+    <w:p>
+      <w:pPr>
+        <w:spacing w:after="40" w:before="120"/>
+        <w:jc w:val="center"/>
+      </w:pPr>
+      <w:r>
+        <w:drawing>
+          <wp:inline distT="0" distB="0" distL="0" distR="0">
+            <wp:extent cx="3276600" cy="2000250"/>
+            <wp:effectExtent t="0" r="0" b="0" l="0"/>
+            <wp:docPr id="1" name="" descr="" title=""/>
+            <wp:cNvGraphicFramePr>
+              <a:graphicFrameLocks xmlns:a="http://schemas.openxmlformats.org/drawingml/2006/main" noChangeAspect="1"/>
+            </wp:cNvGraphicFramePr>
+            <a:graphic xmlns:a="http://schemas.openxmlformats.org/drawingml/2006/main">
+              <a:graphicData uri="http://schemas.openxmlformats.org/drawingml/2006/picture">
+                <pic:pic xmlns:pic="http://schemas.openxmlformats.org/drawingml/2006/picture">
+                  <pic:nvPicPr>
+                    <pic:cNvPr id="0" name="" descr=""/>
+                    <pic:cNvPicPr>
+                      <a:picLocks noChangeAspect="1" noChangeArrowheads="1"/>
+                    </pic:cNvPicPr>
+                  </pic:nvPicPr>
+                  <pic:blipFill>
+                    <a:blip r:embed="rId15" cstate="none"/>
+                    <a:srcRect/>
+                    <a:stretch>
+                      <a:fillRect/>
+                    </a:stretch>
+                  </pic:blipFill>
+                  <pic:spPr bwMode="auto">
+                    <a:xfrm>
+                      <a:off x="0" y="0"/>
+                      <a:ext cx="3276600" cy="2000250"/>
+                    </a:xfrm>
+                    <a:prstGeom prst="rect">
+                      <a:avLst/>
+                    </a:prstGeom>
+                  </pic:spPr>
+                </pic:pic>
+              </a:graphicData>
+            </a:graphic>
+          </wp:inline>
+        </w:drawing>
+      </w:r>
+    </w:p>
+    <w:p>
+      <w:pPr>
+        <w:spacing w:after="140"/>
+        <w:jc w:val="left"/>
+      </w:pPr>
+      <w:r>
+        <w:rPr>
+          <w:rFonts w:ascii="Times New Roman" w:cs="Times New Roman" w:eastAsia="Times New Roman" w:hAnsi="Times New Roman"/>
+          <w:sz w:val="16"/>
+          <w:szCs w:val="16"/>
+        </w:rPr>
+        <w:t xml:space="preserve">Fig. 9.  Firing rate of each rule within each class. A rule that fires often on legitimate URLs is a source of false positives.</w:t>
+      </w:r>
+    </w:p>
+    <w:p>
+      <w:pPr>
+        <w:spacing w:after="80" w:before="160"/>
+      </w:pPr>
+      <w:r>
         <w:rPr>
           <w:rFonts w:ascii="Times New Roman" w:cs="Times New Roman" w:eastAsia="Times New Roman" w:hAnsi="Times New Roman"/>
           <w:i/>
           <w:iCs/>
-          <w:sz w:val="16"/>
-          <w:szCs w:val="16"/>
-        </w:rPr>
-        <w:t xml:space="preserve">[ fig6_threshold_sweep.png not generated yet — run python paper/make_figures.py ]</w:t>
-      </w:r>
-    </w:p>
-    <w:p>
-      <w:pPr>
-        <w:spacing w:after="140"/>
-        <w:jc w:val="left"/>
-      </w:pPr>
-      <w:r>
-        <w:rPr>
-          <w:rFonts w:ascii="Times New Roman" w:cs="Times New Roman" w:eastAsia="Times New Roman" w:hAnsi="Times New Roman"/>
-          <w:sz w:val="16"/>
-          <w:szCs w:val="16"/>
-        </w:rPr>
-        <w:t xml:space="preserve">Fig. 7.  Precision, recall and F1 across the full threshold range. The dotted line marks the operating threshold of 60.</w:t>
-      </w:r>
-    </w:p>
-    <w:p>
-      <w:pPr>
-        <w:shd w:fill="FFF2CC" w:color="auto" w:val="clear"/>
-        <w:spacing w:after="40" w:before="120"/>
-        <w:jc w:val="center"/>
+          <w:sz w:val="20"/>
+          <w:szCs w:val="20"/>
+        </w:rPr>
+        <w:t xml:space="preserve">A.  The detector classifies nothing at its configured threshold</w:t>
+      </w:r>
+    </w:p>
+    <w:p>
+      <w:pPr>
+        <w:spacing w:after="80"/>
+        <w:jc w:val="both"/>
+      </w:pPr>
+      <w:r>
+        <w:rPr>
+          <w:rFonts w:ascii="Times New Roman" w:cs="Times New Roman" w:eastAsia="Times New Roman" w:hAnsi="Times New Roman"/>
+          <w:sz w:val="20"/>
+          <w:szCs w:val="20"/>
+        </w:rPr>
+        <w:t xml:space="preserve">At the High Risk threshold of 60 the detector labels no URL as phishing. All 85 phishing URLs are false negatives and all 85 legitimate URLs are true negatives, so accuracy equals the base rate of 0.500, specificity is 1.000 by vacancy, and precision, recall and F1 are all zero. A detector that never raises an alarm is trivially specific and useless.</w:t>
+      </w:r>
+    </w:p>
+    <w:p>
+      <w:pPr>
+        <w:spacing w:after="80"/>
+        <w:ind w:firstLine="288"/>
+        <w:jc w:val="both"/>
+      </w:pPr>
+      <w:r>
+        <w:rPr>
+          <w:rFonts w:ascii="Times New Roman" w:cs="Times New Roman" w:eastAsia="Times New Roman" w:hAnsi="Times New Roman"/>
+          <w:sz w:val="20"/>
+          <w:szCs w:val="20"/>
+        </w:rPr>
+        <w:t xml:space="preserve">The threshold sweep in Fig. 7 shows this is a calibration failure rather than an absence of signal. F1 peaks at 0.780 at a threshold of 10, where precision is 0.982 and recall 0.647, and decays to zero by a threshold of 40. The configured threshold is six times the best available one. Because the weights and bands were inherited from the prototype and never fitted, nothing in the original system could have revealed this: a rule-based detector whose thresholds are asserted rather than measured can be published, demonstrated and adopted while detecting nothing.</w:t>
+      </w:r>
+    </w:p>
+    <w:p>
+      <w:pPr>
+        <w:spacing w:after="80"/>
+        <w:ind w:firstLine="288"/>
+        <w:jc w:val="both"/>
+      </w:pPr>
+      <w:r>
+        <w:rPr>
+          <w:rFonts w:ascii="Times New Roman" w:cs="Times New Roman" w:eastAsia="Times New Roman" w:hAnsi="Times New Roman"/>
+          <w:sz w:val="20"/>
+          <w:szCs w:val="20"/>
+        </w:rPr>
+        <w:t xml:space="preserve">Reaching an F1 of 0.780 requires accepting a score of 10, which is a single fired rule. The system is therefore not operating as a weighted multi-rule scorer at all; it is operating as a single-indicator alarm, and Section VII-C identifies the indicator.</w:t>
+      </w:r>
+    </w:p>
+    <w:p>
+      <w:pPr>
+        <w:spacing w:after="80" w:before="160"/>
       </w:pPr>
       <w:r>
         <w:rPr>
           <w:rFonts w:ascii="Times New Roman" w:cs="Times New Roman" w:eastAsia="Times New Roman" w:hAnsi="Times New Roman"/>
           <w:i/>
           <w:iCs/>
-          <w:sz w:val="16"/>
-          <w:szCs w:val="16"/>
-        </w:rPr>
-        <w:t xml:space="preserve">[ fig7_ablation.png not generated yet — run python paper/make_figures.py ]</w:t>
-      </w:r>
-    </w:p>
-    <w:p>
-      <w:pPr>
-        <w:spacing w:after="140"/>
-        <w:jc w:val="left"/>
-      </w:pPr>
-      <w:r>
-        <w:rPr>
-          <w:rFonts w:ascii="Times New Roman" w:cs="Times New Roman" w:eastAsia="Times New Roman" w:hAnsi="Times New Roman"/>
-          <w:sz w:val="16"/>
-          <w:szCs w:val="16"/>
-        </w:rPr>
-        <w:t xml:space="preserve">Fig. 8.  Rule-group ablation. The gap between the full rule set and the vocabulary-only variant is the contribution of the multilingual terms.</w:t>
-      </w:r>
-    </w:p>
-    <w:p>
-      <w:pPr>
-        <w:shd w:fill="FFF2CC" w:color="auto" w:val="clear"/>
-        <w:spacing w:after="40" w:before="120"/>
-        <w:jc w:val="center"/>
+          <w:sz w:val="20"/>
+          <w:szCs w:val="20"/>
+        </w:rPr>
+        <w:t xml:space="preserve">B.  The multilingual vocabulary does not fire</w:t>
+      </w:r>
+    </w:p>
+    <w:p>
+      <w:pPr>
+        <w:spacing w:after="80"/>
+        <w:jc w:val="both"/>
+      </w:pPr>
+      <w:r>
+        <w:rPr>
+          <w:rFonts w:ascii="Times New Roman" w:cs="Times New Roman" w:eastAsia="Times New Roman" w:hAnsi="Times New Roman"/>
+          <w:sz w:val="20"/>
+          <w:szCs w:val="20"/>
+        </w:rPr>
+        <w:t xml:space="preserve">Fig. 9 gives the firing rate of each rule within each class. Four of the 33 vocabulary terms fire anywhere in the dataset: login on three phishing URLs, and update, account and pan on one each. None of the Hindi, Tamil or Telugu terms fire at all. The multilingual vocabulary, which is the contribution the detector was built around, contributes at most six of 85 phishing detections and one false positive.</w:t>
+      </w:r>
+    </w:p>
+    <w:p>
+      <w:pPr>
+        <w:spacing w:after="80"/>
+        <w:ind w:firstLine="288"/>
+        <w:jc w:val="both"/>
+      </w:pPr>
+      <w:r>
+        <w:rPr>
+          <w:rFonts w:ascii="Times New Roman" w:cs="Times New Roman" w:eastAsia="Times New Roman" w:hAnsi="Times New Roman"/>
+          <w:sz w:val="20"/>
+          <w:szCs w:val="20"/>
+        </w:rPr>
+        <w:t xml:space="preserve">The most plausible reading is scope rather than defect. OpenPhish is a global feed, and the campaigns live on the day of retrieval were not aimed at Hindi, Tamil or Telugu speakers. A vocabulary built for regional-language lures cannot be exercised by a corpus that contains none, and this evaluation therefore does not show that multilingual keyword matching fails; it shows that the standard public benchmark cannot test it. That distinction matters, and it is a finding about the state of available benchmarks: an India-targeted phishing corpus with retrievable URLs would be required, and we could not source one.</w:t>
+      </w:r>
+    </w:p>
+    <w:p>
+      <w:pPr>
+        <w:spacing w:after="80"/>
+        <w:ind w:firstLine="288"/>
+        <w:jc w:val="both"/>
+      </w:pPr>
+      <w:r>
+        <w:rPr>
+          <w:rFonts w:ascii="Times New Roman" w:cs="Times New Roman" w:eastAsia="Times New Roman" w:hAnsi="Times New Roman"/>
+          <w:sz w:val="20"/>
+          <w:szCs w:val="20"/>
+        </w:rPr>
+        <w:t xml:space="preserve">The honest consequence is that no claim about multilingual detection performance is supported by this experiment, in either direction. The vocabulary is released and specified so that it can be tested when such a corpus exists.</w:t>
+      </w:r>
+    </w:p>
+    <w:p>
+      <w:pPr>
+        <w:spacing w:after="80" w:before="160"/>
       </w:pPr>
       <w:r>
         <w:rPr>
           <w:rFonts w:ascii="Times New Roman" w:cs="Times New Roman" w:eastAsia="Times New Roman" w:hAnsi="Times New Roman"/>
           <w:i/>
           <w:iCs/>
-          <w:sz w:val="16"/>
-          <w:szCs w:val="16"/>
-        </w:rPr>
-        <w:t xml:space="preserve">[ fig8_per_rule.png not generated yet — run python paper/make_figures.py ]</w:t>
-      </w:r>
-    </w:p>
-    <w:p>
-      <w:pPr>
-        <w:spacing w:after="140"/>
-        <w:jc w:val="left"/>
-      </w:pPr>
-      <w:r>
-        <w:rPr>
-          <w:rFonts w:ascii="Times New Roman" w:cs="Times New Roman" w:eastAsia="Times New Roman" w:hAnsi="Times New Roman"/>
-          <w:sz w:val="16"/>
-          <w:szCs w:val="16"/>
-        </w:rPr>
-        <w:t xml:space="preserve">Fig. 9.  Firing rate of each rule within each class. A rule that fires often on legitimate URLs is a source of false positives.</w:t>
+          <w:sz w:val="20"/>
+          <w:szCs w:val="20"/>
+        </w:rPr>
+        <w:t xml:space="preserve">C.  What detection remains is the construction artifact</w:t>
+      </w:r>
+    </w:p>
+    <w:p>
+      <w:pPr>
+        <w:spacing w:after="80"/>
+        <w:jc w:val="both"/>
+      </w:pPr>
+      <w:r>
+        <w:rPr>
+          <w:rFonts w:ascii="Times New Roman" w:cs="Times New Roman" w:eastAsia="Times New Roman" w:hAnsi="Times New Roman"/>
+          <w:sz w:val="20"/>
+          <w:szCs w:val="20"/>
+        </w:rPr>
+        <w:t xml:space="preserve">One rule accounts for almost all of the behaviour. The long_url rule fires on 55 of 85 phishing URLs and on none of the legitimate URLs, a within-class rate of 0.647 against 0.000. At the best operating point of 10, a score of 10 is in most cases long_url alone, so the reported F1 of 0.780 is very largely the performance of a single length test.</w:t>
+      </w:r>
+    </w:p>
+    <w:p>
+      <w:pPr>
+        <w:spacing w:after="80"/>
+        <w:ind w:firstLine="288"/>
+        <w:jc w:val="both"/>
+      </w:pPr>
+      <w:r>
+        <w:rPr>
+          <w:rFonts w:ascii="Times New Roman" w:cs="Times New Roman" w:eastAsia="Times New Roman" w:hAnsi="Times New Roman"/>
+          <w:sz w:val="20"/>
+          <w:szCs w:val="20"/>
+        </w:rPr>
+        <w:t xml:space="preserve">Table V shows why that number must not be read as detection. Phishing URLs in this dataset average 47.3 characters and carry a path 62.4 per cent of the time; legitimate URLs average 19.6 characters and carry a path 0.0 per cent of the time, because Tranco distributes registrable domains rather than URLs. The classes differ by 62 percentage points in path presence before any phishing-specific property is consulted. A length rule separates them because one file contains paths and the other does not.</w:t>
+      </w:r>
+    </w:p>
+    <w:p>
+      <w:pPr>
+        <w:spacing w:after="80"/>
+        <w:ind w:firstLine="288"/>
+        <w:jc w:val="both"/>
+      </w:pPr>
+      <w:r>
+        <w:rPr>
+          <w:rFonts w:ascii="Times New Roman" w:cs="Times New Roman" w:eastAsia="Times New Roman" w:hAnsi="Times New Roman"/>
+          <w:sz w:val="20"/>
+          <w:szCs w:val="20"/>
+        </w:rPr>
+        <w:t xml:space="preserve">This is the artifact of Section V-D, measured on real data. Any system evaluated on a benchmark built this way will report a strong length feature and will fail on the first legitimate URL that has a path, which is to say on most real traffic. We regard the headline F1 of 0.780 as uninformative about phishing detection for exactly this reason, and report it only alongside the diagnostic that undermines it.</w:t>
       </w:r>
     </w:p>
     <w:p>
@@ -6074,7 +7802,7 @@
           <w:sz w:val="20"/>
           <w:szCs w:val="20"/>
         </w:rPr>
-        <w:t xml:space="preserve">A.  Interpretation</w:t>
+        <w:t xml:space="preserve">D.  Live phishing is hosted on legitimate infrastructure</w:t>
       </w:r>
     </w:p>
     <w:p>
@@ -6088,7 +7816,95 @@
           <w:sz w:val="20"/>
           <w:szCs w:val="20"/>
         </w:rPr>
-        <w:t xml:space="preserve">Three questions should be answered from the tables above, and the answers determine the claims this paper can support.</w:t>
+        <w:t xml:space="preserve">The largest single effect in the build was not anticipated. Of 300 phishing URLs retrieved, 196 rows were removed as cross-class conflicts: their registrable domains also appear in the Tranco top sites. Thirteen domains are shared between the classes, and their character is uniform: github.io, netlify.app, vercel.app, pages.dev, blogspot.com, linktr.ee, squarespace.com, gitbook.io, backblazeb2.com and b-cdn.net.</w:t>
+      </w:r>
+    </w:p>
+    <w:p>
+      <w:pPr>
+        <w:spacing w:after="80"/>
+        <w:ind w:firstLine="288"/>
+        <w:jc w:val="both"/>
+      </w:pPr>
+      <w:r>
+        <w:rPr>
+          <w:rFonts w:ascii="Times New Roman" w:cs="Times New Roman" w:eastAsia="Times New Roman" w:hAnsi="Times New Roman"/>
+          <w:sz w:val="20"/>
+          <w:szCs w:val="20"/>
+        </w:rPr>
+        <w:t xml:space="preserve">These are hosting, publishing and content-delivery platforms. Roughly two thirds of the live phishing in this feed was served from infrastructure that is itself entirely legitimate and highly ranked. The consequence for URL classification is direct: on this data no domain-level or reputation-level feature can separate the classes, because the domain is shared. Detection has to come from the path, the subdomain label or the page, none of which a registrable-domain feature sees.</w:t>
+      </w:r>
+    </w:p>
+    <w:p>
+      <w:pPr>
+        <w:spacing w:after="80"/>
+        <w:ind w:firstLine="288"/>
+        <w:jc w:val="both"/>
+      </w:pPr>
+      <w:r>
+        <w:rPr>
+          <w:rFonts w:ascii="Times New Roman" w:cs="Times New Roman" w:eastAsia="Times New Roman" w:hAnsi="Times New Roman"/>
+          <w:sz w:val="20"/>
+          <w:szCs w:val="20"/>
+        </w:rPr>
+        <w:t xml:space="preserve">This also explains part of Section VII-B. A phishing URL of the form https://random-name.pages.dev/ has no lexical surface for a keyword rule to match: the attacker-chosen text sits in a subdomain generated to look arbitrary, not in a path spelling out verify or login. A vocabulary-based detector is being asked to read words that the current hosting pattern has removed.</w:t>
+      </w:r>
+    </w:p>
+    <w:p>
+      <w:pPr>
+        <w:spacing w:after="80" w:before="160"/>
+      </w:pPr>
+      <w:r>
+        <w:rPr>
+          <w:rFonts w:ascii="Times New Roman" w:cs="Times New Roman" w:eastAsia="Times New Roman" w:hAnsi="Times New Roman"/>
+          <w:i/>
+          <w:iCs/>
+          <w:sz w:val="20"/>
+          <w:szCs w:val="20"/>
+        </w:rPr>
+        <w:t xml:space="preserve">E.  Substring and token matching are indistinguishable here</w:t>
+      </w:r>
+    </w:p>
+    <w:p>
+      <w:pPr>
+        <w:spacing w:after="80"/>
+        <w:jc w:val="both"/>
+      </w:pPr>
+      <w:r>
+        <w:rPr>
+          <w:rFonts w:ascii="Times New Roman" w:cs="Times New Roman" w:eastAsia="Times New Roman" w:hAnsi="Times New Roman"/>
+          <w:sz w:val="20"/>
+          <w:szCs w:val="20"/>
+        </w:rPr>
+        <w:t xml:space="preserve">At the configured threshold both matching modes score zero, so the comparison is vacuous there. Because so few vocabulary terms fire at all, the modes have almost no opportunity to differ on this corpus; the comparison is retained in the harness and in Table VIII, but this dataset cannot answer the question. It should be re-run on a corpus in which the vocabulary is actually exercised.</w:t>
+      </w:r>
+    </w:p>
+    <w:p>
+      <w:pPr>
+        <w:spacing w:after="120" w:before="240"/>
+        <w:jc w:val="center"/>
+      </w:pPr>
+      <w:r>
+        <w:rPr>
+          <w:rFonts w:ascii="Times New Roman" w:cs="Times New Roman" w:eastAsia="Times New Roman" w:hAnsi="Times New Roman"/>
+          <w:smallCaps/>
+          <w:sz w:val="20"/>
+          <w:szCs w:val="20"/>
+        </w:rPr>
+        <w:t xml:space="preserve">VIII.  Threats to Validity and Limitations</w:t>
+      </w:r>
+    </w:p>
+    <w:p>
+      <w:pPr>
+        <w:spacing w:after="80"/>
+        <w:jc w:val="both"/>
+      </w:pPr>
+      <w:r>
+        <w:rPr>
+          <w:rFonts w:ascii="Times New Roman" w:cs="Times New Roman" w:eastAsia="Times New Roman" w:hAnsi="Times New Roman"/>
+          <w:sz w:val="20"/>
+          <w:szCs w:val="20"/>
+        </w:rPr>
+        <w:t xml:space="preserve">Six limitations bound these findings, and none of them is dissolved by framing.</w:t>
       </w:r>
     </w:p>
     <w:p>
@@ -6103,7 +7919,7 @@
           <w:sz w:val="20"/>
           <w:szCs w:val="20"/>
         </w:rPr>
-        <w:t xml:space="preserve">Does the multilingual vocabulary carry the detection? Compare the vocabulary-only row of Table VII against the full rule set. A small gap supports the paper's central claim; a large one indicates the structural rules dominate and the multilingual contribution is modest.</w:t>
+        <w:t xml:space="preserve">Scale. One hundred and seventy URLs after deduplication, from a single feed on a single day. The negative result at the configured threshold is unambiguous at this scale, since zero true positives is not a marginal measurement, but the threshold-10 figure rests on 85 positives and should be treated as indicative.</w:t>
       </w:r>
     </w:p>
     <w:p>
@@ -6118,7 +7934,7 @@
           <w:sz w:val="20"/>
           <w:szCs w:val="20"/>
         </w:rPr>
-        <w:t xml:space="preserve">Are the structural rules measuring phishing or dataset construction? Read Table VII together with Table V. Structural-only performance that is strong while the path-presence gap is large indicates the artifact, not detection.</w:t>
+        <w:t xml:space="preserve">Single source and single day. Both feeds change daily. A different retrieval date would give a different phishing population, and the hosting finding of Section VII-D in particular should be replicated across dates before it is generalised.</w:t>
       </w:r>
     </w:p>
     <w:p>
@@ -6133,7 +7949,81 @@
           <w:sz w:val="20"/>
           <w:szCs w:val="20"/>
         </w:rPr>
-        <w:t xml:space="preserve">Which matching mode should be deployed? Table VIII decides this empirically. If token matching improves precision without materially reducing recall, it should become the default.</w:t>
+        <w:t xml:space="preserve">The corpus cannot test the contribution. The multilingual vocabulary is unexercised here. Nothing in this paper establishes whether it works, and the absence of an India-targeted evaluation corpus is the binding constraint on answering that.</w:t>
+      </w:r>
+    </w:p>
+    <w:p>
+      <w:pPr>
+        <w:spacing w:after="60"/>
+        <w:ind w:left="360" w:hanging="172"/>
+        <w:jc w:val="both"/>
+      </w:pPr>
+      <w:r>
+        <w:rPr>
+          <w:rFonts w:ascii="Times New Roman" w:cs="Times New Roman" w:eastAsia="Times New Roman" w:hAnsi="Times New Roman"/>
+          <w:sz w:val="20"/>
+          <w:szCs w:val="20"/>
+        </w:rPr>
+        <w:t xml:space="preserve">The negative class is not URLs. Tranco supplies registrable domains, and the crawler that would supply genuine content URLs was implemented but not used for the reported run. The artifact is therefore present in these numbers and is reported rather than removed.</w:t>
+      </w:r>
+    </w:p>
+    <w:p>
+      <w:pPr>
+        <w:spacing w:after="60"/>
+        <w:ind w:left="360" w:hanging="172"/>
+        <w:jc w:val="both"/>
+      </w:pPr>
+      <w:r>
+        <w:rPr>
+          <w:rFonts w:ascii="Times New Roman" w:cs="Times New Roman" w:eastAsia="Times New Roman" w:hAnsi="Times New Roman"/>
+          <w:sz w:val="20"/>
+          <w:szCs w:val="20"/>
+        </w:rPr>
+        <w:t xml:space="preserve">No trained baseline. Whether a supervised classifier would extract more signal from the same 170 URLs is untested, so the comparison that would establish what rule-based detection gives up is absent.</w:t>
+      </w:r>
+    </w:p>
+    <w:p>
+      <w:pPr>
+        <w:spacing w:after="60"/>
+        <w:ind w:left="360" w:hanging="172"/>
+        <w:jc w:val="both"/>
+      </w:pPr>
+      <w:r>
+        <w:rPr>
+          <w:rFonts w:ascii="Times New Roman" w:cs="Times New Roman" w:eastAsia="Times New Roman" w:hAnsi="Times New Roman"/>
+          <w:sz w:val="20"/>
+          <w:szCs w:val="20"/>
+        </w:rPr>
+        <w:t xml:space="preserve">Weights are asserted. The rule weights are inherited from the prototype and were never fitted. The threshold result shows what asserted parameters cost; the weights themselves are open to the same objection and were not re-examined here.</w:t>
+      </w:r>
+    </w:p>
+    <w:p>
+      <w:pPr>
+        <w:spacing w:after="120" w:before="240"/>
+        <w:jc w:val="center"/>
+      </w:pPr>
+      <w:r>
+        <w:rPr>
+          <w:rFonts w:ascii="Times New Roman" w:cs="Times New Roman" w:eastAsia="Times New Roman" w:hAnsi="Times New Roman"/>
+          <w:smallCaps/>
+          <w:sz w:val="20"/>
+          <w:szCs w:val="20"/>
+        </w:rPr>
+        <w:t xml:space="preserve">IX.  Conclusion and Future Work</w:t>
+      </w:r>
+    </w:p>
+    <w:p>
+      <w:pPr>
+        <w:spacing w:after="80"/>
+        <w:jc w:val="both"/>
+      </w:pPr>
+      <w:r>
+        <w:rPr>
+          <w:rFonts w:ascii="Times New Roman" w:cs="Times New Roman" w:eastAsia="Times New Roman" w:hAnsi="Times New Roman"/>
+          <w:sz w:val="20"/>
+          <w:szCs w:val="20"/>
+        </w:rPr>
+        <w:t xml:space="preserve">This paper specified a rule-based multilingual phishing URL detector, built an evaluation protocol around it, and reported what the protocol returned. At the risk threshold the system was configured with, it detects nothing: zero true positives on 85 phishing URLs, F1 of zero, accuracy equal to the base rate. The best attainable operating point is at one sixth of that threshold, and even there the performance is very largely a single URL-length rule that the paper's own diagnostic identifies as an artifact of benchmark construction.</w:t>
       </w:r>
     </w:p>
     <w:p>
@@ -6148,36 +8038,7 @@
           <w:sz w:val="20"/>
           <w:szCs w:val="20"/>
         </w:rPr>
-        <w:t xml:space="preserve">Per-rule statistics in results/per_rule.csv identify which vocabulary terms fire in practice. Terms that never fire are candidates for removal, and terms that fire frequently on legitimate URLs are candidates for revision; both should be discussed rather than omitted.</w:t>
-      </w:r>
-    </w:p>
-    <w:p>
-      <w:pPr>
-        <w:spacing w:after="120" w:before="240"/>
-        <w:jc w:val="center"/>
-      </w:pPr>
-      <w:r>
-        <w:rPr>
-          <w:rFonts w:ascii="Times New Roman" w:cs="Times New Roman" w:eastAsia="Times New Roman" w:hAnsi="Times New Roman"/>
-          <w:smallCaps/>
-          <w:sz w:val="20"/>
-          <w:szCs w:val="20"/>
-        </w:rPr>
-        <w:t xml:space="preserve">VIII.  Limitations</w:t>
-      </w:r>
-    </w:p>
-    <w:p>
-      <w:pPr>
-        <w:spacing w:after="80"/>
-        <w:jc w:val="both"/>
-      </w:pPr>
-      <w:r>
-        <w:rPr>
-          <w:rFonts w:ascii="Times New Roman" w:cs="Times New Roman" w:eastAsia="Times New Roman" w:hAnsi="Times New Roman"/>
-          <w:sz w:val="20"/>
-          <w:szCs w:val="20"/>
-        </w:rPr>
-        <w:t xml:space="preserve">The detector is bounded by its vocabulary. A lure phrased in terms absent from the 33-term list contributes no lexical weight, and an attacker who reads this paper can construct such a URL directly. Rule-based detection of this kind raises the cost of a careless campaign; it does not withstand a targeted one.</w:t>
+        <w:t xml:space="preserve">The multilingual vocabulary that motivated the work is inert on this corpus: four of 33 terms fire, none of them in the three regional languages the vocabulary was written for. We do not conclude that multilingual keyword matching fails. We conclude that the standard public benchmark cannot test it, which is a different and more actionable statement.</w:t>
       </w:r>
     </w:p>
     <w:p>
@@ -6192,7 +8053,7 @@
           <w:sz w:val="20"/>
           <w:szCs w:val="20"/>
         </w:rPr>
-        <w:t xml:space="preserve">Substring matching produces false positives on legitimate strings that contain a vocabulary term, and the weights are inherited from the prototype rather than fitted, so they are defensible only as a transparent baseline. Because the terms are transliterations, the detector does not address lures written in native scripts.</w:t>
+        <w:t xml:space="preserve">The findings that survive are the ones the pipeline produced rather than the detector. Two thirds of a live phishing feed was hosted on domains that also rank among the top sites, so domain-level features are blind on this data by construction. And the conventional pairing of a phishing feed with a top-site list produces classes separable by string length alone, at a 62-point gap in path presence here, which is sufficient on its own to manufacture a strong-looking result from a rule encoding no knowledge of phishing. We recommend the construction diagnostic be reported before any metric in URL-classification work.</w:t>
       </w:r>
     </w:p>
     <w:p>
@@ -6207,36 +8068,7 @@
           <w:sz w:val="20"/>
           <w:szCs w:val="20"/>
         </w:rPr>
-        <w:t xml:space="preserve">The evaluation is a single-shot measurement on one dataset drawn from feeds that change daily, and the phishing class reflects whatever campaigns were live at retrieval time. The legitimate class is drawn from highly ranked sites and is not representative of the long tail of the web. No comparison against a trained baseline classifier is reported; establishing whether the multilingual vocabulary adds anything a supervised model would not learn on its own remains open, and we regard it as the most important next experiment.</w:t>
-      </w:r>
-    </w:p>
-    <w:p>
-      <w:pPr>
-        <w:spacing w:after="120" w:before="240"/>
-        <w:jc w:val="center"/>
-      </w:pPr>
-      <w:r>
-        <w:rPr>
-          <w:rFonts w:ascii="Times New Roman" w:cs="Times New Roman" w:eastAsia="Times New Roman" w:hAnsi="Times New Roman"/>
-          <w:smallCaps/>
-          <w:sz w:val="20"/>
-          <w:szCs w:val="20"/>
-        </w:rPr>
-        <w:t xml:space="preserve">IX.  Conclusion and Future Work</w:t>
-      </w:r>
-    </w:p>
-    <w:p>
-      <w:pPr>
-        <w:spacing w:after="80"/>
-        <w:jc w:val="both"/>
-      </w:pPr>
-      <w:r>
-        <w:rPr>
-          <w:rFonts w:ascii="Times New Roman" w:cs="Times New Roman" w:eastAsia="Times New Roman" w:hAnsi="Times New Roman"/>
-          <w:sz w:val="20"/>
-          <w:szCs w:val="20"/>
-        </w:rPr>
-        <w:t xml:space="preserve">This paper presented a rule-based multilingual phishing URL detector that requires no training and explains every verdict by construction, and an evaluation protocol built around a construction artifact that we argue affects a substantial body of URL-classification work. The methodological contribution is the more durable of the two: pairing a phishing feed against a top-site list yields classes separable by string length alone, and any study using that recipe should report the artifact diagnostic before reporting metrics.</w:t>
+        <w:t xml:space="preserve">Future work follows directly from the limitations. The threshold and the weights should be fitted on held-out data rather than asserted. The legitimate class should be collected with the crawler already implemented here, so that the artifact is removed rather than reported. An India-targeted phishing corpus is needed before any claim about the multilingual vocabulary can be made, and assembling one is the single most valuable next step. A supervised baseline on the same data would establish what the rule-based approach gives up in accuracy and gains in interpretability. Finally, the hosting result suggests that subdomain labels and path tokens, rather than registrable domains, are where lexical detection now has to operate.</w:t>
       </w:r>
     </w:p>
     <w:p>
@@ -6251,7 +8083,7 @@
           <w:sz w:val="20"/>
           <w:szCs w:val="20"/>
         </w:rPr>
-        <w:t xml:space="preserve">Future work follows the limitations. The vocabulary should be extended to native scripts and to additional languages, and weights fitted rather than assigned. A supervised baseline trained on the same dataset would establish what the rule-based approach gives up in accuracy and gains in interpretability. Finally, the detector's low computational cost makes a browser extension a natural deployment, which would allow measurement against live traffic rather than a static corpus.</w:t>
+        <w:t xml:space="preserve">A protocol that reports its own detector as ineffective, and that identifies the artifact which would otherwise have flattered it, is doing what it was built to do.</w:t>
       </w:r>
     </w:p>
     <w:p>

--- a/paper/phishing_paper_draft.docx
+++ b/paper/phishing_paper_draft.docx
@@ -157,22 +157,6 @@
     </w:p>
     <w:p>
       <w:pPr>
-        <w:shd w:fill="FFF2CC" w:color="auto" w:val="clear"/>
-        <w:spacing w:after="160"/>
-      </w:pPr>
-      <w:r>
-        <w:rPr>
-          <w:rFonts w:ascii="Times New Roman" w:cs="Times New Roman" w:eastAsia="Times New Roman" w:hAnsi="Times New Roman"/>
-          <w:b/>
-          <w:bCs/>
-          <w:sz w:val="16"/>
-          <w:szCs w:val="16"/>
-        </w:rPr>
-        <w:t xml:space="preserve">DRAFT — one measurement outstanding. All figures and tables below are from the run of 2 September 2026 except the threshold-10 rows of Tables VII and VIII, shown as em dashes. Re-run python evaluate.py (seconds; the dataset already exists) and fill them from results/ablation.csv and results/match_mode.csv. Delete this box afterwards.</w:t>
-      </w:r>
-    </w:p>
-    <w:p>
-      <w:pPr>
         <w:spacing w:after="100"/>
         <w:jc w:val="both"/>
       </w:pPr>
@@ -196,7 +180,7 @@
           <w:sz w:val="20"/>
           <w:szCs w:val="20"/>
         </w:rPr>
-        <w:t xml:space="preserve">Phishing detectors built on English lexical features miss campaigns that target users in regional languages. This paper specifies a rule-based phishing URL detector that scores a URL against a 33-term vocabulary spanning English, Hindi, Tamil and Telugu together with four structural indicators, needing no training data, no network access and no accelerator, and explaining every verdict by construction. It then measures that detector honestly, and reports what the measurement found. On a balanced set of 170 URLs drawn from the OpenPhish feed and the Tranco top-sites list, the detector classifies nothing as phishing at the risk threshold it was configured with: recall and F1 are both zero, and accuracy equals the base rate. A threshold sweep locates the best attainable operating point at a score of 10, where F1 reaches 0.780, so the configured threshold is miscalibrated by a factor of six. More consequentially, the multilingual vocabulary is inert on this corpus: four of its 33 terms fire at all, none of them Hindi, Tamil or Telugu, and what detection remains comes almost entirely from a URL-length rule that the paper's own construction diagnostic identifies as an artifact of how the benchmark was assembled. Two further findings emerged from the pipeline rather than the detector. Two thirds of the live phishing feed was hosted on domains that also appear among the top sites, so domain-level features cannot separate the classes at all. And pairing a phishing feed against a top-site list yields classes separable by string length alone, which we quantify and argue should be reported before any metric in URL-classification work. The negative result is reported as found; all code, the dataset builder and the evaluation harness are released so that every figure here can be regenerated from the primary feeds.</w:t>
+        <w:t xml:space="preserve">Phishing detectors built on English lexical features miss campaigns that target users in regional languages. This paper specifies a rule-based phishing URL detector that scores a URL against a 33-term vocabulary spanning English, Hindi, Tamil and Telugu together with four structural indicators, needing no training data, no network access and no accelerator, and explaining every verdict by construction. It then measures that detector honestly, and reports what the measurement found. On a balanced set of 170 URLs drawn from the OpenPhish feed and the Tranco top-sites list, the detector classifies nothing as phishing at the risk threshold it was configured with: recall and F1 are both zero, and accuracy equals the base rate. A threshold sweep locates the best attainable operating point at a score of 10, where F1 reaches 0.780, so the configured threshold is miscalibrated by a factor of six. More consequentially, the multilingual vocabulary is inert on this corpus: four of its 33 terms fire at all, none of them Hindi, Tamil or Telugu. An ablation shows its marginal value is not merely small but negative, since removing the vocabulary raises F1 from 0.780 to 0.786; what detection remains comes almost entirely from a URL-length rule that the paper's own construction diagnostic identifies as an artifact of how the benchmark was assembled. Thirty-six per cent of the phishing URLs carry their deception in the spelling of the hostname rather than in path keywords, which is a mechanism keyword matching cannot address. Two further findings emerged from the pipeline rather than the detector. Two thirds of the live phishing feed was hosted on domains that also appear among the top sites, so domain-level features cannot separate the classes at all. And pairing a phishing feed against a top-site list yields classes separable by string length alone, which we quantify and argue should be reported before any metric in URL-classification work. The negative result is reported as found; all code, the dataset builder and the evaluation harness are released so that every figure here can be regenerated from the primary feeds.</w:t>
       </w:r>
     </w:p>
     <w:p>
@@ -357,7 +341,7 @@
           <w:sz w:val="20"/>
           <w:szCs w:val="20"/>
         </w:rPr>
-        <w:t xml:space="preserve">3)  Evidence that the multilingual vocabulary is inert on a global phishing feed. Four of 33 terms fire, none of them Hindi, Tamil or Telugu. The corpus does not contain the phenomenon the vocabulary was built for, which is a statement about benchmark availability as much as about the detector.</w:t>
+        <w:t xml:space="preserve">3)  Evidence that the multilingual vocabulary has negative marginal value on a global phishing feed. Four of 33 terms fire, none of them Hindi, Tamil or Telugu, and removing the vocabulary entirely improves F1. The corpus does not contain the phenomenon the vocabulary was built for, which is a statement about benchmark availability as much as about the detector.</w:t>
       </w:r>
     </w:p>
     <w:p>
@@ -6217,7 +6201,7 @@
                 <w:sz w:val="16"/>
                 <w:szCs w:val="16"/>
               </w:rPr>
-              <w:t xml:space="preserve">—</w:t>
+              <w:t xml:space="preserve">0.529</w:t>
             </w:r>
           </w:p>
         </w:tc>
@@ -6245,7 +6229,7 @@
                 <w:sz w:val="16"/>
                 <w:szCs w:val="16"/>
               </w:rPr>
-              <w:t xml:space="preserve">—</w:t>
+              <w:t xml:space="preserve">0.857</w:t>
             </w:r>
           </w:p>
         </w:tc>
@@ -6273,7 +6257,7 @@
                 <w:sz w:val="16"/>
                 <w:szCs w:val="16"/>
               </w:rPr>
-              <w:t xml:space="preserve">—</w:t>
+              <w:t xml:space="preserve">0.071</w:t>
             </w:r>
           </w:p>
         </w:tc>
@@ -6301,7 +6285,7 @@
                 <w:sz w:val="16"/>
                 <w:szCs w:val="16"/>
               </w:rPr>
-              <w:t xml:space="preserve">—</w:t>
+              <w:t xml:space="preserve">0.130</w:t>
             </w:r>
           </w:p>
         </w:tc>
@@ -6390,7 +6374,7 @@
                 <w:sz w:val="16"/>
                 <w:szCs w:val="16"/>
               </w:rPr>
-              <w:t xml:space="preserve">—</w:t>
+              <w:t xml:space="preserve">0.824</w:t>
             </w:r>
           </w:p>
         </w:tc>
@@ -6418,7 +6402,7 @@
                 <w:sz w:val="16"/>
                 <w:szCs w:val="16"/>
               </w:rPr>
-              <w:t xml:space="preserve">—</w:t>
+              <w:t xml:space="preserve">1.000</w:t>
             </w:r>
           </w:p>
         </w:tc>
@@ -6446,7 +6430,7 @@
                 <w:sz w:val="16"/>
                 <w:szCs w:val="16"/>
               </w:rPr>
-              <w:t xml:space="preserve">—</w:t>
+              <w:t xml:space="preserve">0.647</w:t>
             </w:r>
           </w:p>
         </w:tc>
@@ -6474,7 +6458,7 @@
                 <w:sz w:val="16"/>
                 <w:szCs w:val="16"/>
               </w:rPr>
-              <w:t xml:space="preserve">—</w:t>
+              <w:t xml:space="preserve">0.786</w:t>
             </w:r>
           </w:p>
         </w:tc>
@@ -6493,7 +6477,7 @@
           <w:sz w:val="16"/>
           <w:szCs w:val="16"/>
         </w:rPr>
-        <w:t xml:space="preserve">At the configured threshold of 60 every variant scores zero, so the comparison is vacuous there. The two outstanding rows come from results/ablation.csv on a re-run of evaluate.py. Section VII-C already establishes from the per-rule statistics that long_url carries essentially all of the detection.</w:t>
+        <w:t xml:space="preserve">At the configured threshold of 60 every variant scores zero, so the comparison is vacuous there and is reported at the best operating point as well. Removing the vocabulary raises F1 from 0.780 to 0.786.</w:t>
       </w:r>
     </w:p>
     <w:p>
@@ -7327,7 +7311,7 @@
                 <w:sz w:val="16"/>
                 <w:szCs w:val="16"/>
               </w:rPr>
-              <w:t xml:space="preserve">—</w:t>
+              <w:t xml:space="preserve">0.824</w:t>
             </w:r>
           </w:p>
         </w:tc>
@@ -7355,7 +7339,7 @@
                 <w:sz w:val="16"/>
                 <w:szCs w:val="16"/>
               </w:rPr>
-              <w:t xml:space="preserve">—</w:t>
+              <w:t xml:space="preserve">1.000</w:t>
             </w:r>
           </w:p>
         </w:tc>
@@ -7383,7 +7367,7 @@
                 <w:sz w:val="16"/>
                 <w:szCs w:val="16"/>
               </w:rPr>
-              <w:t xml:space="preserve">—</w:t>
+              <w:t xml:space="preserve">0.647</w:t>
             </w:r>
           </w:p>
         </w:tc>
@@ -7411,7 +7395,7 @@
                 <w:sz w:val="16"/>
                 <w:szCs w:val="16"/>
               </w:rPr>
-              <w:t xml:space="preserve">—</w:t>
+              <w:t xml:space="preserve">0.786</w:t>
             </w:r>
           </w:p>
         </w:tc>
@@ -7430,7 +7414,7 @@
           <w:sz w:val="16"/>
           <w:szCs w:val="16"/>
         </w:rPr>
-        <w:t xml:space="preserve">Vacuous at the configured threshold, as above. Too few vocabulary terms fire on this corpus for the modes to differ meaningfully; see Section VII-E.</w:t>
+        <w:t xml:space="preserve">Vacuous at the configured threshold, as above. At the best operating point token matching is strictly better, removing the substring false positive described in Section VII-E.</w:t>
       </w:r>
     </w:p>
     <w:p>
@@ -7684,7 +7668,7 @@
           <w:sz w:val="20"/>
           <w:szCs w:val="20"/>
         </w:rPr>
-        <w:t xml:space="preserve">B.  The multilingual vocabulary does not fire</w:t>
+        <w:t xml:space="preserve">B.  The multilingual vocabulary has negative marginal value</w:t>
       </w:r>
     </w:p>
     <w:p>
@@ -7698,7 +7682,7 @@
           <w:sz w:val="20"/>
           <w:szCs w:val="20"/>
         </w:rPr>
-        <w:t xml:space="preserve">Fig. 9 gives the firing rate of each rule within each class. Four of the 33 vocabulary terms fire anywhere in the dataset: login on three phishing URLs, and update, account and pan on one each. None of the Hindi, Tamil or Telugu terms fire at all. The multilingual vocabulary, which is the contribution the detector was built around, contributes at most six of 85 phishing detections and one false positive.</w:t>
+        <w:t xml:space="preserve">Fig. 9 gives the firing rate of each rule within each class. Four of the 33 vocabulary terms fire anywhere in the dataset: login on three phishing URLs, and update, account and pan on one each. None of the Hindi, Tamil or Telugu terms fire at all.</w:t>
       </w:r>
     </w:p>
     <w:p>
@@ -7713,7 +7697,7 @@
           <w:sz w:val="20"/>
           <w:szCs w:val="20"/>
         </w:rPr>
-        <w:t xml:space="preserve">The most plausible reading is scope rather than defect. OpenPhish is a global feed, and the campaigns live on the day of retrieval were not aimed at Hindi, Tamil or Telugu speakers. A vocabulary built for regional-language lures cannot be exercised by a corpus that contains none, and this evaluation therefore does not show that multilingual keyword matching fails; it shows that the standard public benchmark cannot test it. That distinction matters, and it is a finding about the state of available benchmarks: an India-targeted phishing corpus with retrievable URLs would be required, and we could not source one.</w:t>
+        <w:t xml:space="preserve">The ablation of Table VII quantifies what that costs. At the best operating point the vocabulary alone reaches an F1 of 0.130, catching six of 85 phishing URLs at a precision of 0.857. The structural rules alone reach 0.786. The full rule set reaches 0.780. Removing the multilingual vocabulary therefore improves the detector, because the six URLs it finds are already found by the structural rules while its single false positive is not otherwise produced. On this corpus the contribution of the vocabulary is not small; it is negative.</w:t>
       </w:r>
     </w:p>
     <w:p>
@@ -7728,36 +7712,7 @@
           <w:sz w:val="20"/>
           <w:szCs w:val="20"/>
         </w:rPr>
-        <w:t xml:space="preserve">The honest consequence is that no claim about multilingual detection performance is supported by this experiment, in either direction. The vocabulary is released and specified so that it can be tested when such a corpus exists.</w:t>
-      </w:r>
-    </w:p>
-    <w:p>
-      <w:pPr>
-        <w:spacing w:after="80" w:before="160"/>
-      </w:pPr>
-      <w:r>
-        <w:rPr>
-          <w:rFonts w:ascii="Times New Roman" w:cs="Times New Roman" w:eastAsia="Times New Roman" w:hAnsi="Times New Roman"/>
-          <w:i/>
-          <w:iCs/>
-          <w:sz w:val="20"/>
-          <w:szCs w:val="20"/>
-        </w:rPr>
-        <w:t xml:space="preserve">C.  What detection remains is the construction artifact</w:t>
-      </w:r>
-    </w:p>
-    <w:p>
-      <w:pPr>
-        <w:spacing w:after="80"/>
-        <w:jc w:val="both"/>
-      </w:pPr>
-      <w:r>
-        <w:rPr>
-          <w:rFonts w:ascii="Times New Roman" w:cs="Times New Roman" w:eastAsia="Times New Roman" w:hAnsi="Times New Roman"/>
-          <w:sz w:val="20"/>
-          <w:szCs w:val="20"/>
-        </w:rPr>
-        <w:t xml:space="preserve">One rule accounts for almost all of the behaviour. The long_url rule fires on 55 of 85 phishing URLs and on none of the legitimate URLs, a within-class rate of 0.647 against 0.000. At the best operating point of 10, a score of 10 is in most cases long_url alone, so the reported F1 of 0.780 is very largely the performance of a single length test.</w:t>
+        <w:t xml:space="preserve">One of its six hits is spurious in any case. The term pan matches inside the hostname cpanel.site, which is a hosting control panel and not a reference to a Permanent Account Number. The rule fires for the wrong reason and is counted as a true positive only because the URL happens to be phishing for unrelated reasons.</w:t>
       </w:r>
     </w:p>
     <w:p>
@@ -7772,7 +7727,36 @@
           <w:sz w:val="20"/>
           <w:szCs w:val="20"/>
         </w:rPr>
-        <w:t xml:space="preserve">Table V shows why that number must not be read as detection. Phishing URLs in this dataset average 47.3 characters and carry a path 62.4 per cent of the time; legitimate URLs average 19.6 characters and carry a path 0.0 per cent of the time, because Tranco distributes registrable domains rather than URLs. The classes differ by 62 percentage points in path presence before any phishing-specific property is consulted. A length rule separates them because one file contains paths and the other does not.</w:t>
+        <w:t xml:space="preserve">The reading we favour is scope rather than defect. OpenPhish is a global feed, and no URL in the retrieved sample contains a single non-ASCII character, let alone Devanagari, Tamil or Telugu script or a transliteration of one. A vocabulary built for regional-language lures cannot be exercised by a corpus that contains none. This evaluation therefore does not show that multilingual keyword matching fails; it shows that the standard public benchmark cannot test it, and that on a global feed the vocabulary is dead weight. Both statements are worth making, and neither supports a claim about multilingual detection performance in either direction.</w:t>
+      </w:r>
+    </w:p>
+    <w:p>
+      <w:pPr>
+        <w:spacing w:after="80" w:before="160"/>
+      </w:pPr>
+      <w:r>
+        <w:rPr>
+          <w:rFonts w:ascii="Times New Roman" w:cs="Times New Roman" w:eastAsia="Times New Roman" w:hAnsi="Times New Roman"/>
+          <w:i/>
+          <w:iCs/>
+          <w:sz w:val="20"/>
+          <w:szCs w:val="20"/>
+        </w:rPr>
+        <w:t xml:space="preserve">C.  What detection remains is the construction artifact</w:t>
+      </w:r>
+    </w:p>
+    <w:p>
+      <w:pPr>
+        <w:spacing w:after="80"/>
+        <w:jc w:val="both"/>
+      </w:pPr>
+      <w:r>
+        <w:rPr>
+          <w:rFonts w:ascii="Times New Roman" w:cs="Times New Roman" w:eastAsia="Times New Roman" w:hAnsi="Times New Roman"/>
+          <w:sz w:val="20"/>
+          <w:szCs w:val="20"/>
+        </w:rPr>
+        <w:t xml:space="preserve">One rule accounts for almost all of the behaviour. The long_url rule fires on 55 of 85 phishing URLs and on none of the legitimate URLs, a within-class rate of 0.647 against 0.000. At the best operating point of 10, a score of 10 is in most cases long_url alone, so the reported F1 of 0.780 is very largely the performance of a single length test.</w:t>
       </w:r>
     </w:p>
     <w:p>
@@ -7787,36 +7771,7 @@
           <w:sz w:val="20"/>
           <w:szCs w:val="20"/>
         </w:rPr>
-        <w:t xml:space="preserve">This is the artifact of Section V-D, measured on real data. Any system evaluated on a benchmark built this way will report a strong length feature and will fail on the first legitimate URL that has a path, which is to say on most real traffic. We regard the headline F1 of 0.780 as uninformative about phishing detection for exactly this reason, and report it only alongside the diagnostic that undermines it.</w:t>
-      </w:r>
-    </w:p>
-    <w:p>
-      <w:pPr>
-        <w:spacing w:after="80" w:before="160"/>
-      </w:pPr>
-      <w:r>
-        <w:rPr>
-          <w:rFonts w:ascii="Times New Roman" w:cs="Times New Roman" w:eastAsia="Times New Roman" w:hAnsi="Times New Roman"/>
-          <w:i/>
-          <w:iCs/>
-          <w:sz w:val="20"/>
-          <w:szCs w:val="20"/>
-        </w:rPr>
-        <w:t xml:space="preserve">D.  Live phishing is hosted on legitimate infrastructure</w:t>
-      </w:r>
-    </w:p>
-    <w:p>
-      <w:pPr>
-        <w:spacing w:after="80"/>
-        <w:jc w:val="both"/>
-      </w:pPr>
-      <w:r>
-        <w:rPr>
-          <w:rFonts w:ascii="Times New Roman" w:cs="Times New Roman" w:eastAsia="Times New Roman" w:hAnsi="Times New Roman"/>
-          <w:sz w:val="20"/>
-          <w:szCs w:val="20"/>
-        </w:rPr>
-        <w:t xml:space="preserve">The largest single effect in the build was not anticipated. Of 300 phishing URLs retrieved, 196 rows were removed as cross-class conflicts: their registrable domains also appear in the Tranco top sites. Thirteen domains are shared between the classes, and their character is uniform: github.io, netlify.app, vercel.app, pages.dev, blogspot.com, linktr.ee, squarespace.com, gitbook.io, backblazeb2.com and b-cdn.net.</w:t>
+        <w:t xml:space="preserve">Table V shows why that number must not be read as detection. Phishing URLs in this dataset average 47.3 characters and carry a path 62.4 per cent of the time; legitimate URLs average 19.6 characters and carry a path 0.0 per cent of the time, because Tranco distributes registrable domains rather than URLs. The classes differ by 62 percentage points in path presence before any phishing-specific property is consulted. A length rule separates them because one file contains paths and the other does not.</w:t>
       </w:r>
     </w:p>
     <w:p>
@@ -7831,7 +7786,36 @@
           <w:sz w:val="20"/>
           <w:szCs w:val="20"/>
         </w:rPr>
-        <w:t xml:space="preserve">These are hosting, publishing and content-delivery platforms. Roughly two thirds of the live phishing in this feed was served from infrastructure that is itself entirely legitimate and highly ranked. The consequence for URL classification is direct: on this data no domain-level or reputation-level feature can separate the classes, because the domain is shared. Detection has to come from the path, the subdomain label or the page, none of which a registrable-domain feature sees.</w:t>
+        <w:t xml:space="preserve">This is the artifact of Section V-D, measured on real data. Any system evaluated on a benchmark built this way will report a strong length feature and will fail on the first legitimate URL that has a path, which is to say on most real traffic. We regard the headline F1 of 0.780 as uninformative about phishing detection for exactly this reason, and report it only alongside the diagnostic that undermines it.</w:t>
+      </w:r>
+    </w:p>
+    <w:p>
+      <w:pPr>
+        <w:spacing w:after="80" w:before="160"/>
+      </w:pPr>
+      <w:r>
+        <w:rPr>
+          <w:rFonts w:ascii="Times New Roman" w:cs="Times New Roman" w:eastAsia="Times New Roman" w:hAnsi="Times New Roman"/>
+          <w:i/>
+          <w:iCs/>
+          <w:sz w:val="20"/>
+          <w:szCs w:val="20"/>
+        </w:rPr>
+        <w:t xml:space="preserve">D.  Live phishing is hosted on legitimate infrastructure</w:t>
+      </w:r>
+    </w:p>
+    <w:p>
+      <w:pPr>
+        <w:spacing w:after="80"/>
+        <w:jc w:val="both"/>
+      </w:pPr>
+      <w:r>
+        <w:rPr>
+          <w:rFonts w:ascii="Times New Roman" w:cs="Times New Roman" w:eastAsia="Times New Roman" w:hAnsi="Times New Roman"/>
+          <w:sz w:val="20"/>
+          <w:szCs w:val="20"/>
+        </w:rPr>
+        <w:t xml:space="preserve">The largest single effect in the build was not anticipated. Of 300 phishing URLs retrieved, 196 rows were removed as cross-class conflicts: their registrable domains also appear in the Tranco top sites. Thirteen domains are shared between the classes, and their character is uniform: github.io, netlify.app, vercel.app, pages.dev, blogspot.com, linktr.ee, squarespace.com, gitbook.io, backblazeb2.com and b-cdn.net.</w:t>
       </w:r>
     </w:p>
     <w:p>
@@ -7846,6 +7830,50 @@
           <w:sz w:val="20"/>
           <w:szCs w:val="20"/>
         </w:rPr>
+        <w:t xml:space="preserve">These are hosting, publishing and content-delivery platforms. Roughly two thirds of the live phishing in this feed was served from infrastructure that is itself entirely legitimate and highly ranked. The consequence for URL classification is direct: on this data no domain-level or reputation-level feature can separate the classes, because the domain is shared. Detection has to come from the path, the subdomain label or the page, none of which a registrable-domain feature sees.</w:t>
+      </w:r>
+    </w:p>
+    <w:p>
+      <w:pPr>
+        <w:spacing w:after="80"/>
+        <w:jc w:val="both"/>
+      </w:pPr>
+      <w:r>
+        <w:rPr>
+          <w:rFonts w:ascii="Times New Roman" w:cs="Times New Roman" w:eastAsia="Times New Roman" w:hAnsi="Times New Roman"/>
+          <w:sz w:val="20"/>
+          <w:szCs w:val="20"/>
+        </w:rPr>
+        <w:t xml:space="preserve">Inspecting the phishing class directly sharpens the point. Thirty-six per cent of the URLs impersonate a brand by misspelling it in the hostname: whastapp-center.my, robiox.com.py, roblox.ly, steamcommunutty.com, helpnetfllix.shop. Fifteen per cent are served from general-purpose hosting platforms and eleven per cent from link shorteners or QR redirectors, which carry no attacker-chosen text at all. Roblox, WhatsApp, Netflix and Microsoft are themselves present in the legitimate class: the attack is to register a domain that resembles one of the top sites.</w:t>
+      </w:r>
+    </w:p>
+    <w:p>
+      <w:pPr>
+        <w:spacing w:after="80"/>
+        <w:ind w:firstLine="288"/>
+        <w:jc w:val="both"/>
+      </w:pPr>
+      <w:r>
+        <w:rPr>
+          <w:rFonts w:ascii="Times New Roman" w:cs="Times New Roman" w:eastAsia="Times New Roman" w:hAnsi="Times New Roman"/>
+          <w:sz w:val="20"/>
+          <w:szCs w:val="20"/>
+        </w:rPr>
+        <w:t xml:space="preserve">The deception in this corpus is therefore carried by the spelling of the domain, not by lure words in the path. A vocabulary of terms such as verify and login is looking in a place the attacker no longer uses. What would detect these URLs is string similarity against a list of known brands, which is a different mechanism from keyword matching and is not what this detector implements.</w:t>
+      </w:r>
+    </w:p>
+    <w:p>
+      <w:pPr>
+        <w:spacing w:after="80"/>
+        <w:ind w:firstLine="288"/>
+        <w:jc w:val="both"/>
+      </w:pPr>
+      <w:r>
+        <w:rPr>
+          <w:rFonts w:ascii="Times New Roman" w:cs="Times New Roman" w:eastAsia="Times New Roman" w:hAnsi="Times New Roman"/>
+          <w:sz w:val="20"/>
+          <w:szCs w:val="20"/>
+        </w:rPr>
         <w:t xml:space="preserve">This also explains part of Section VII-B. A phishing URL of the form https://random-name.pages.dev/ has no lexical surface for a keyword rule to match: the attacker-chosen text sits in a subdomain generated to look arbitrary, not in a path spelling out verify or login. A vocabulary-based detector is being asked to read words that the current hosting pattern has removed.</w:t>
       </w:r>
     </w:p>
@@ -7861,7 +7889,7 @@
           <w:sz w:val="20"/>
           <w:szCs w:val="20"/>
         </w:rPr>
-        <w:t xml:space="preserve">E.  Substring and token matching are indistinguishable here</w:t>
+        <w:t xml:space="preserve">E.  Token matching is strictly better than substring matching</w:t>
       </w:r>
     </w:p>
     <w:p>
@@ -7875,7 +7903,37 @@
           <w:sz w:val="20"/>
           <w:szCs w:val="20"/>
         </w:rPr>
-        <w:t xml:space="preserve">At the configured threshold both matching modes score zero, so the comparison is vacuous there. Because so few vocabulary terms fire at all, the modes have almost no opportunity to differ on this corpus; the comparison is retained in the harness and in Table VIII, but this dataset cannot answer the question. It should be re-run on a corpus in which the vocabulary is actually exercised.</w:t>
+        <w:t xml:space="preserve">At the configured threshold both matching modes score zero and the comparison is vacuous. At the best operating point they separate: substring matching reaches an F1 of 0.780 and token matching 0.786, the whole difference being one false positive that token matching does not make.</w:t>
+      </w:r>
+    </w:p>
+    <w:p>
+      <w:pPr>
+        <w:spacing w:after="80"/>
+        <w:ind w:firstLine="288"/>
+        <w:jc w:val="both"/>
+      </w:pPr>
+      <w:r>
+        <w:rPr>
+          <w:rFonts w:ascii="Times New Roman" w:cs="Times New Roman" w:eastAsia="Times New Roman" w:hAnsi="Times New Roman"/>
+          <w:sz w:val="20"/>
+          <w:szCs w:val="20"/>
+        </w:rPr>
+        <w:t xml:space="preserve">That false positive is instructive. The legitimate URL https://windowsupdate.com contains the vocabulary term update as a substring of windowsupdate, and substring matching duly reports it. Token matching splits the URL on non-alphanumeric characters, finds the tokens windowsupdate and com, and matches neither. The same mechanism produced the spurious pan match inside cpanel.site noted in Section VII-B.</w:t>
+      </w:r>
+    </w:p>
+    <w:p>
+      <w:pPr>
+        <w:spacing w:after="80"/>
+        <w:ind w:firstLine="288"/>
+        <w:jc w:val="both"/>
+      </w:pPr>
+      <w:r>
+        <w:rPr>
+          <w:rFonts w:ascii="Times New Roman" w:cs="Times New Roman" w:eastAsia="Times New Roman" w:hAnsi="Times New Roman"/>
+          <w:sz w:val="20"/>
+          <w:szCs w:val="20"/>
+        </w:rPr>
+        <w:t xml:space="preserve">The prototype used substring matching, and this is the second parameter inherited from it that measurement shows to be the wrong choice. Token matching should be the default. The margin here rests on a single URL and is not by itself strong evidence, but it points the same way as the mechanism, and the mechanism is not in doubt.</w:t>
       </w:r>
     </w:p>
     <w:p>

--- a/paper/phishing_paper_draft.docx
+++ b/paper/phishing_paper_draft.docx
@@ -164,7 +164,7 @@
           <w:sz w:val="20"/>
           <w:szCs w:val="20"/>
         </w:rPr>
-        <w:t xml:space="preserve">Phishing detectors built on English lexical features miss campaigns aimed at speakers of regional languages. This paper specifies a rule-based phishing URL detector that scores a URL against a 33-term vocabulary spanning English, Hindi, Tamil and Telugu together with four structural indicators, requires no training data and explains every verdict by construction, and then measures it. On a balanced set of 170 URLs drawn from a live phishing feed and a top-sites list, the detector classifies nothing as phishing at the risk threshold it was configured with: recall and F1 are zero and accuracy equals the base rate. A threshold sweep places the best operating point at a score of 10, where F1 reaches 0.780, so the configured threshold is miscalibrated by a factor of six. An ablation shows the multilingual vocabulary's marginal value is negative rather than merely small: removing it raises F1 to 0.786. Four of its 33 terms fire at all and none of them are Hindi, Tamil or Telugu. What detection remains comes almost entirely from a URL-length rule that our own construction diagnostic identifies as an artifact of how the benchmark was assembled. Two findings emerged from the pipeline rather than the detector: two thirds of the live feed was hosted on domains that also rank among the top sites, so no domain-level feature can separate the classes; and 36 per cent of the phishing URLs carry their deception in the spelling of the hostname rather than in path keywords, a mechanism keyword matching cannot address. The negative result is reported as found, and all code and data are released so that every number can be regenerated.</w:t>
+        <w:t xml:space="preserve">Phishing detectors built on English lexical features miss campaigns aimed at speakers of regional languages. A rule-based phishing URL detector is specified here, scoring a URL against a 33-term vocabulary spanning English, Hindi, Tamil and Telugu together with four structural indicators, requiring no training data and explaining every verdict by construction, and is then measured. On a balanced set of 170 URLs drawn from a live phishing feed and a top-sites list, the detector classifies nothing as phishing at the risk threshold it was configured with: recall and F1 are zero and accuracy equals the base rate. A threshold sweep places the best operating point at a score of 10, where F1 reaches 0.780, so the configured threshold is miscalibrated by a factor of six. An ablation shows the multilingual vocabulary's marginal value is negative rather than merely small: removing it raises F1 to 0.786. Four of its 33 terms fire at all, and not one of the four is Hindi, Tamil or Telugu. What detection remains comes almost entirely from a URL-length rule that the construction diagnostic identifies as an artifact of how the benchmark was assembled. Two findings emerged from the pipeline rather than the detector. Two thirds of the live feed was hosted on domains that also rank among the top sites, so no domain-level feature can separate the classes, and 36 per cent of the phishing URLs carry the deception in the spelling of the hostname rather than in path keywords, a mechanism keyword matching cannot address. The negative result is reported as found, and all code and data are released so that every number can be regenerated.</w:t>
       </w:r>
     </w:p>
     <w:p>
@@ -266,7 +266,7 @@
           <w:sz w:val="20"/>
           <w:szCs w:val="20"/>
         </w:rPr>
-        <w:t xml:space="preserve">This paper specifies a deliberately small, fully transparent detector addressing that gap, and then measures it under a protocol built for the purpose. The measurement is negative, and we report it as found. We also report a construction artifact encountered while assembling the benchmark: the conventional pairing of a phishing feed with a top-sites list produces classes separable by string length alone, because one source supplies full URLs and the other supplies bare domains. We treat the identification and quantification of that artifact as a contribution in its own right.</w:t>
+        <w:t xml:space="preserve">A deliberately small, fully transparent detector addressing that gap is specified below, and then measured under a protocol built for the purpose. The measurement is negative, and is reported as found. A construction artifact encountered while assembling the benchmark is also reported: the conventional pairing of a phishing feed with a top-sites list produces classes separable by string length alone, because one source supplies full URLs and the other supplies bare domains. The identification and quantification of that artifact is treated as a contribution in its own right.</w:t>
       </w:r>
     </w:p>
     <w:p>
@@ -340,7 +340,7 @@
           <w:sz w:val="20"/>
           <w:szCs w:val="20"/>
         </w:rPr>
-        <w:t xml:space="preserve">4) Two measurements of the current phishing landscape: two thirds of the feed is hosted on domains that also rank among the top sites, and 36 per cent of URLs carry their deception in the hostname spelling.</w:t>
+        <w:t xml:space="preserve">4) Two measurements of the current phishing landscape: two thirds of the feed is hosted on domains that also rank among the top sites, and 36 per cent of URLs carry the deception in the hostname spelling.</w:t>
       </w:r>
     </w:p>
     <w:p>
@@ -355,7 +355,7 @@
           <w:sz w:val="20"/>
           <w:szCs w:val="20"/>
         </w:rPr>
-        <w:t xml:space="preserve">5) A construction-artifact diagnostic that we argue should be reported before any metric in URL-classification work.</w:t>
+        <w:t xml:space="preserve">5) A construction-artifact diagnostic that should be reported before any metric in URL-classification work.</w:t>
       </w:r>
     </w:p>
     <w:p>
@@ -399,7 +399,7 @@
           <w:sz w:val="20"/>
           <w:szCs w:val="20"/>
         </w:rPr>
-        <w:t xml:space="preserve">That composition has itself been questioned. Hannousse and Yahiouche [8] examine the datasets commonly used for machine-learning phishing detection and find that reported performance depends heavily on how the corpus was assembled and on which features are available in it. Our construction artifact is an instance of the same concern, arising at the level of the raw URL string rather than of extracted features, and we give a diagnostic that detects it directly.</w:t>
+        <w:t xml:space="preserve">That composition has itself been questioned. Hannousse and Yahiouche [8] examine the datasets commonly used for machine-learning phishing detection and find that reported performance depends heavily on how the corpus was assembled and on which features are available in it. The construction artifact described in Section III-F is an instance of the same concern, arising at the level of the raw URL string rather than of extracted features, and a diagnostic that detects it directly is given there.</w:t>
       </w:r>
     </w:p>
     <w:p>
@@ -414,7 +414,7 @@
           <w:sz w:val="20"/>
           <w:szCs w:val="20"/>
         </w:rPr>
-        <w:t xml:space="preserve">A parallel line of measurement work characterises what live phishing actually looks like, rather than how well a classifier scores. Zhang et al. [9] show that client-side cloaking is widespread and materially reduces the effectiveness of automated crawlers. Kondracki et al. [10] identify man-in-the-middle phishing toolkits that proxy the genuine site. Bijmans et al. [11] track phishing kits at national scale and document how heavily attackers rely on shared infrastructure. Our findings on hosting and on hostname spelling are consistent with this line of work, and were obtained as a by-product of the evaluation pipeline rather than as its objective.</w:t>
+        <w:t xml:space="preserve">A parallel line of measurement work characterises what live phishing actually looks like, rather than how well a classifier scores. Zhang et al. [9] show that client-side cloaking is widespread and materially reduces the effectiveness of automated crawlers. Kondracki et al. [10] identify man-in-the-middle phishing toolkits that proxy the genuine site. Bijmans et al. [11] track phishing kits at national scale and document how heavily attackers rely on shared infrastructure. The findings on hosting and on hostname spelling reported in Section V are consistent with this line of work, and were obtained as a by-product of the evaluation pipeline rather than as its objective.</w:t>
       </w:r>
     </w:p>
     <w:p>
@@ -429,7 +429,7 @@
           <w:sz w:val="20"/>
           <w:szCs w:val="20"/>
         </w:rPr>
-        <w:t xml:space="preserve">Two gaps motivate this paper. First, the lexical component of published detectors is almost always English; where multilingual phishing is considered it is usually at the level of page content rather than the URL string. Second, benchmark construction is rarely reported in enough detail to reproduce, and the recipe we examine is sufficient on its own to produce strong-looking results from a rule encoding no knowledge of phishing.</w:t>
+        <w:t xml:space="preserve">Two gaps motivate the work. First, the lexical component of published detectors is almost always English; where multilingual phishing is considered it is usually at the level of page content rather than the URL string. Second, benchmark construction is rarely reported in enough detail to reproduce, and the recipe examined here is sufficient on its own to produce strong-looking results from a rule encoding no knowledge of phishing.</w:t>
       </w:r>
     </w:p>
     <w:p>
@@ -489,7 +489,7 @@
           <w:sz w:val="20"/>
           <w:szCs w:val="20"/>
         </w:rPr>
-        <w:t xml:space="preserve">S(u) = min ( sum over i of w_i . d_i(u) ,  100 )</w:t>
+        <w:t xml:space="preserve">S(u) = min ( sum over k of w_k . d_k(u) ,  100 )</w:t>
       </w:r>
     </w:p>
     <w:p>
@@ -503,7 +503,7 @@
           <w:sz w:val="20"/>
           <w:szCs w:val="20"/>
         </w:rPr>
-        <w:t xml:space="preserve">where d_i(u) is 1 when rule i fires on URL u and 0 otherwise, and w_i is that rule's weight. The form is deliberately additive and monotone: no rule can reduce another's contribution, so the effect of any single term is inspectable in isolation. Fig. 1 shows the pipeline.</w:t>
+        <w:t xml:space="preserve">where d_k(u) is 1 when rule k fires on URL u and 0 otherwise, and w_k is that rule's weight. The form is deliberately additive and monotone: no rule can reduce another's contribution, so the effect of any single term is inspectable in isolation. Fig. 1 shows the pipeline.</w:t>
       </w:r>
     </w:p>
     <w:p>
@@ -1202,7 +1202,7 @@
           <w:sz w:val="20"/>
           <w:szCs w:val="20"/>
         </w:rPr>
-        <w:t xml:space="preserve">The detector is implemented in Python using only the standard library, in a single module of under 200 lines. Three front-ends share it without reimplementing any logic: a command-line interface, a desktop application and a web dashboard. The dataset builder and evaluation harness add roughly 1,300 further lines. The system is covered by 208 automated tests, and the code, the dataset and the result files are released so that every figure in this paper can be regenerated.</w:t>
+        <w:t xml:space="preserve">The detector is implemented in Python using only the standard library, in a single module of under 200 lines. Three front-ends share it without reimplementing any logic: a command-line interface, a desktop application and a web dashboard. The dataset builder and evaluation harness add roughly 1,300 further lines. The system is covered by 208 automated tests, and the code, the dataset and the result files are released so that every figure reported here can be regenerated.</w:t>
       </w:r>
     </w:p>
     <w:p>
@@ -1246,7 +1246,7 @@
           <w:sz w:val="20"/>
           <w:szCs w:val="20"/>
         </w:rPr>
-        <w:t xml:space="preserve">A domain can legitimately appear in both classes. Hosting platforms and URL shorteners rank highly in Tranco and are simultaneously used to serve phishing. Such domains are reported and removed from both classes, since retaining them injects label noise that no URL-level feature can resolve. Table II gives the resulting composition.</w:t>
+        <w:t xml:space="preserve">A domain can legitimately appear in both classes. Hosting platforms and URL shorteners rank highly in Tranco and are simultaneously used to serve phishing. Such domains are reported and removed from both classes, since retaining those rows injects label noise that no URL-level feature can resolve. Table II gives the resulting composition.</w:t>
       </w:r>
     </w:p>
     <w:p>
@@ -1906,7 +1906,7 @@
           <w:sz w:val="20"/>
           <w:szCs w:val="20"/>
         </w:rPr>
-        <w:t xml:space="preserve">Because the confound is invisible in headline metrics, the harness measures it directly, reporting mean URL length, mean dot count and the percentage of URLs carrying a path for each class. Table III gives the values for this dataset. A gap of 62 percentage points in path presence means a length rule separates the classes because one file contains paths and the other does not. We recommend this diagnostic be reported alongside metrics in any URL-classification study.</w:t>
+        <w:t xml:space="preserve">Because the confound is invisible in headline metrics, the harness measures it directly, reporting mean URL length, mean dot count and the percentage of URLs carrying a path for each class. Table III gives the values for this dataset. A gap of 62 percentage points in path presence means a length rule separates the classes because one file contains paths and the other does not. This diagnostic should be reported alongside metrics in any URL-classification study.</w:t>
       </w:r>
     </w:p>
     <w:p>
@@ -2314,7 +2314,7 @@
           <w:sz w:val="20"/>
           <w:szCs w:val="20"/>
         </w:rPr>
-        <w:t xml:space="preserve">Phishing is the positive class. A URL is classified as phishing when its score reaches the operating threshold of 60. We report accuracy, precision, recall, specificity and F1 together with the confusion matrix. Because the detector is rule-based and fits no parameters to the data, no train-test split is required and none is performed; the entire dataset serves as the test set. This removes a family of leakage concerns but also means the vocabulary must not be revised in response to the measured results, a discipline we observe and state explicitly.</w:t>
+        <w:t xml:space="preserve">Phishing is the positive class. A URL is classified as phishing when its score reaches the operating threshold of 60. Accuracy, precision, recall, specificity and F1 are reported together with the confusion matrix. Because the detector is rule-based and fits no parameters to the data, no train-test split is required and none is performed; the entire dataset serves as the test set. This removes a family of leakage concerns but also means the vocabulary must not be revised in response to the measured results, a discipline observed throughout and stated explicitly.</w:t>
       </w:r>
     </w:p>
     <w:p>
@@ -4710,7 +4710,7 @@
           <w:sz w:val="20"/>
           <w:szCs w:val="20"/>
         </w:rPr>
-        <w:t xml:space="preserve">Table III shows why that number must not be read as detection. The classes differ by 62 percentage points in path presence before any phishing-specific property is consulted, because the negative class consists of bare domains. A length rule separates them for that reason alone. Any system evaluated on a benchmark built this way will report a strong length feature and will fail on the first legitimate URL that has a path, which is to say on most real traffic.</w:t>
+        <w:t xml:space="preserve">Table III shows why that number must not be read as detection. The classes differ by 62 percentage points in path presence before any phishing-specific property is consulted, because the negative class consists of bare domains. A length rule separates the classes for that reason alone. Any system evaluated on a benchmark built this way will report a strong length feature and will fail on the first legitimate URL that has a path, which is to say on most real traffic.</w:t>
       </w:r>
     </w:p>
     <w:p>
@@ -4799,7 +4799,7 @@
           <w:sz w:val="20"/>
           <w:szCs w:val="20"/>
         </w:rPr>
-        <w:t xml:space="preserve">The largest single effect in the build was not anticipated. Of 300 phishing URLs retrieved, 196 rows were removed as cross-class conflicts because their registrable domains also appear among the top sites. Thirteen domains are shared between the classes and their character is uniform: hosting, publishing and content-delivery platforms. Roughly two thirds of the live phishing in this feed was served from infrastructure that is itself entirely legitimate and highly ranked.</w:t>
+        <w:t xml:space="preserve">The largest single effect in the build was not anticipated. Of 300 phishing URLs retrieved, 196 rows were removed as cross-class conflicts because the registrable domains involved also appear among the top sites. Thirteen domains are shared between the classes, and the character of those domains is uniform: hosting, publishing and content-delivery platforms. Roughly two thirds of the live phishing in this feed was served from infrastructure that is itself entirely legitimate and highly ranked.</w:t>
       </w:r>
     </w:p>
     <w:p>
@@ -4858,7 +4858,7 @@
           <w:sz w:val="20"/>
           <w:szCs w:val="20"/>
         </w:rPr>
-        <w:t xml:space="preserve">At the configured threshold both matching modes score zero. At the best operating point they separate: substring matching reaches F1 0.780 and token matching 0.786, the whole difference being one false positive that token matching does not make. The legitimate URL windowsupdate.com contains the term update as a substring of windowsupdate, and substring matching duly reports it; token matching splits the URL and matches neither token. The same mechanism produced the spurious pan match inside cpanel.site. Substring matching is the second inherited parameter that measurement shows to be the wrong default.</w:t>
+        <w:t xml:space="preserve">At the configured threshold both matching modes score zero. At the best operating point the two modes separate: substring matching reaches F1 0.780 and token matching 0.786, the whole difference being one false positive that token matching does not make. The legitimate URL windowsupdate.com contains the term update as a substring of windowsupdate, and substring matching duly reports it; token matching splits the URL and matches neither token. The same mechanism produced the spurious pan match inside cpanel.site. Substring matching is the second inherited parameter that measurement shows to be the wrong default.</w:t>
       </w:r>
     </w:p>
     <w:p>
@@ -4887,7 +4887,7 @@
           <w:sz w:val="20"/>
           <w:szCs w:val="20"/>
         </w:rPr>
-        <w:t xml:space="preserve">Two readings of the vocabulary result are available and they differ in what they license. The narrow reading is that the vocabulary failed. The reading we favour is that the corpus cannot test it: OpenPhish is a global feed, no URL in the retrieved sample contains a single non-ASCII character, and the campaigns live on the day of retrieval were not aimed at Hindi, Tamil or Telugu speakers. A vocabulary built for regional-language lures cannot be exercised by a corpus that contains none. This evaluation therefore does not show that multilingual keyword matching fails in general; it shows that the standard public benchmark cannot test it, and that on a global feed the vocabulary is dead weight.</w:t>
+        <w:t xml:space="preserve">Two readings of the vocabulary result are available, differing in what each licenses. The narrow reading is that the vocabulary failed. The stronger reading is that the corpus cannot test it: OpenPhish is a global feed, no URL in the retrieved sample contains a single non-ASCII character, and the campaigns live on the day of retrieval were not aimed at Hindi, Tamil or Telugu speakers. A vocabulary built for regional-language lures cannot be exercised by a corpus that contains none. This evaluation therefore does not show that multilingual keyword matching fails in general; it shows that the standard public benchmark cannot test it, and that on a global feed the vocabulary is dead weight.</w:t>
       </w:r>
     </w:p>
     <w:p>
@@ -5035,7 +5035,7 @@
           <w:sz w:val="20"/>
           <w:szCs w:val="20"/>
         </w:rPr>
-        <w:t xml:space="preserve">This paper specified a rule-based multilingual phishing URL detector, built an evaluation protocol around it, and reported what the protocol returned. At the threshold the system was configured with it detects nothing: zero true positives on 85 phishing URLs and accuracy equal to the base rate. The best attainable operating point lies at one sixth of that threshold, and even there the performance is very largely a single URL-length rule that our own diagnostic identifies as an artifact of benchmark construction. An ablation shows the multilingual vocabulary's marginal value to be negative.</w:t>
+        <w:t xml:space="preserve">A rule-based multilingual phishing URL detector was specified, an evaluation protocol was built around it, and the protocol's output is reported above. At the threshold the system was configured with it detects nothing: zero true positives on 85 phishing URLs and accuracy equal to the base rate. The best attainable operating point lies at one sixth of that threshold, and even there the performance is very largely a single URL-length rule that the construction diagnostic identifies as an artifact of benchmark construction. An ablation shows the multilingual vocabulary's marginal value to be negative.</w:t>
       </w:r>
     </w:p>
     <w:p>
@@ -5050,7 +5050,7 @@
           <w:sz w:val="20"/>
           <w:szCs w:val="20"/>
         </w:rPr>
-        <w:t xml:space="preserve">We do not conclude that multilingual keyword matching fails. We conclude that the standard public benchmark cannot test it, which is a different and more actionable statement, and that on current phishing the mechanism is poorly matched to where the deception is carried.</w:t>
+        <w:t xml:space="preserve">The conclusion is not that multilingual keyword matching fails, but that the standard public benchmark cannot test it, which is a different and more actionable statement, and that on current phishing the mechanism is poorly matched to where the deception is carried.</w:t>
       </w:r>
     </w:p>
     <w:p>
@@ -5065,7 +5065,7 @@
           <w:sz w:val="20"/>
           <w:szCs w:val="20"/>
         </w:rPr>
-        <w:t xml:space="preserve">The findings that survive came from the pipeline rather than the detector. Two thirds of a live phishing feed was hosted on domains that also rank among the top sites, so domain-level features are blind on this data by construction. And the conventional pairing of a phishing feed with a top-sites list produces classes separable by string length alone, at a 62-point gap in path presence here, which is enough on its own to manufacture a strong-looking result from a rule encoding no knowledge of phishing. We recommend the construction diagnostic be reported before any metric in URL-classification work.</w:t>
+        <w:t xml:space="preserve">The findings that survive came from the pipeline rather than the detector. Two thirds of a live phishing feed was hosted on domains that also rank among the top sites, so domain-level features are blind on this data by construction. And the conventional pairing of a phishing feed with a top-sites list produces classes separable by string length alone, at a 62-point gap in path presence here, which is enough on its own to manufacture a strong-looking result from a rule encoding no knowledge of phishing. The construction diagnostic should be reported before any metric in URL-classification work.</w:t>
       </w:r>
     </w:p>
     <w:p>
